--- a/arb/docx/25.content.docx
+++ b/arb/docx/25.content.docx
@@ -178,13 +178,6 @@
         <w:rPr>
           <w:lang w:val="ar_AE" w:bidi="ar_AE"/>
         </w:rPr>
-      </w:r>
-      <w:r>
-        <w:rPr>
-          <w:i/>
-          <w:lang w:val="ar_AE" w:bidi="ar_AE"/>
-        </w:rPr>
-        <w:t>مراثي إرميا 1: 1–22, مراثي إرميا 1: 2, مراثي إرميا 1: 3, مراثي إرميا 1: 4, مراثي إرميا 1: 5, مراثي إرميا 1: 7, مراثي إرميا 1: 8–9, مراثي إرميا 1: 10, مراثي إرميا 1: 13, مراثي إرميا 1: 14, مراثي إرميا 1: 15, مراثي إرميا 1: 19, مراثي إرميا 1: 20, مراثي إرميا 1: 21, مراثي إرميا 2: 1, مراثي إرميا 2: 1–22, مراثي إرميا 2: 3–4, مراثي إرميا 2: 6, مراثي إرميا 2: 7, مراثي إرميا 2: 8, مراثي إرميا 2: 9, مراثي إرميا 2: 10, مراثي إرميا 2: 13, مراثي إرميا 2: 16, مراثي إرميا 2: 17, مراثي إرميا 2: 18–19, مراثي إرميا 2: 20, مراثي إرميا 2: 22, مراثي إرميا 3: 1–24, مراثي إرميا 3: 1–66, مراثي إرميا 3: 6–9, مراثي إرميا 3: 9, مراثي إرميا 3: 12, مراثي إرميا 3: 19, مراثي إرميا 3: 22, مراثي إرميا 3: 22–33, مراثي إرميا 3: 23, مراثي إرميا 3: 24, مراثي إرميا 3: 26, مراثي إرميا 3: 28, مراثي إرميا 3: 29–30, مراثي إرميا 3: 31, مراثي إرميا 3: 34–36, مراثي إرميا 3: 37–39, مراثي إرميا 3: 40–42, مراثي إرميا 3: 48–66, مراثي إرميا 3: 52–57, مراثي إرميا 3: 58–66, مراثي إرميا 3: 64–66, مراثي إرميا 4: 1–22, مراثي إرميا 4: 3, مراثي إرميا 4: 7, مراثي إرميا 4: 8, مراثي إرميا 4: 9, مراثي إرميا 4: 12, مراثي إرميا 4: 15, مراثي إرميا 4: 20, مراثي إرميا 4: 21, مراثي إرميا 4: 21–22, مراثي إرميا 4: 22, مراثي إرميا 5: 1–22, مراثي إرميا 5: 10, مراثي إرميا 5: 12–17, مراثي إرميا 5: 18, مراثي إرميا 5: 22</w:t>
       </w:r>
       <w:r>
         <w:rPr>

--- a/arb/docx/25.content.docx
+++ b/arb/docx/25.content.docx
@@ -163,21 +163,6 @@
           <w:lang w:val="ar_AE" w:bidi="ar_AE"/>
         </w:rPr>
         <w:t>LAM</w:t>
-      </w:r>
-      <w:r>
-        <w:rPr>
-          <w:lang w:val="ar_AE" w:bidi="ar_AE"/>
-        </w:rPr>
-      </w:r>
-    </w:p>
-    <w:p>
-      <w:pPr>
-        <w:bidi/>
-      </w:pPr>
-      <w:r>
-        <w:rPr>
-          <w:lang w:val="ar_AE" w:bidi="ar_AE"/>
-        </w:rPr>
       </w:r>
       <w:r>
         <w:rPr>

--- a/arb/docx/25.content.docx
+++ b/arb/docx/25.content.docx
@@ -22,7 +22,7 @@
         <w:rPr>
           <w:lang w:val="ar_AE" w:bidi="ar_AE"/>
         </w:rPr>
-        <w:t>Resource: ملاحظات الدراسة (تينديل)</w:t>
+        <w:t>Resource: Tyndale Open Study Notes</w:t>
       </w:r>
       <w:r>
         <w:rPr>
@@ -122,7 +122,7 @@
         <w:rPr>
           <w:lang w:val="ar_AE" w:bidi="ar_AE"/>
         </w:rPr>
-        <w:t>ملاحظات الدراسة (تينديل)</w:t>
+        <w:t>Tyndale Open Study Notes</w:t>
       </w:r>
     </w:p>
     <w:p>

--- a/arb/docx/25.content.docx
+++ b/arb/docx/25.content.docx
@@ -22,7 +22,7 @@
         <w:rPr>
           <w:lang w:val="ar_AE" w:bidi="ar_AE"/>
         </w:rPr>
-        <w:t>Resource: Tyndale Open Study Notes</w:t>
+        <w:t>Resource: Aquifer Open Study Notes</w:t>
       </w:r>
       <w:r>
         <w:rPr>
@@ -122,7 +122,7 @@
         <w:rPr>
           <w:lang w:val="ar_AE" w:bidi="ar_AE"/>
         </w:rPr>
-        <w:t>Tyndale Open Study Notes</w:t>
+        <w:t>Aquifer Open Study Notes</w:t>
       </w:r>
     </w:p>
     <w:p>

--- a/arb/docx/25.content.docx
+++ b/arb/docx/25.content.docx
@@ -9,6 +9,8 @@
       </w:pPr>
       <w:r>
         <w:rPr>
+          <w:rtl/>
+          <w:cs/>
           <w:lang w:val="ar_AE" w:bidi="ar_AE"/>
         </w:rPr>
       </w:r>
@@ -20,28 +22,36 @@
       </w:pPr>
       <w:r>
         <w:rPr>
+          <w:rtl/>
+          <w:cs/>
           <w:lang w:val="ar_AE" w:bidi="ar_AE"/>
         </w:rPr>
         <w:t>Resource: Aquifer Open Study Notes</w:t>
       </w:r>
       <w:r>
         <w:rPr>
-          <w:lang w:val="ar_AE" w:bidi="ar_AE"/>
-        </w:rPr>
-      </w:r>
-    </w:p>
-    <w:p>
-      <w:pPr>
-        <w:bidi/>
-      </w:pPr>
-      <w:r>
-        <w:rPr>
+          <w:rtl/>
+          <w:cs/>
+          <w:lang w:val="ar_AE" w:bidi="ar_AE"/>
+        </w:rPr>
+      </w:r>
+    </w:p>
+    <w:p>
+      <w:pPr>
+        <w:bidi/>
+      </w:pPr>
+      <w:r>
+        <w:rPr>
+          <w:rtl/>
+          <w:cs/>
           <w:lang w:val="ar_AE" w:bidi="ar_AE"/>
         </w:rPr>
       </w:r>
       <w:r>
         <w:rPr>
           <w:b/>
+          <w:rtl/>
+          <w:cs/>
           <w:lang w:val="ar_AE" w:bidi="ar_AE"/>
         </w:rPr>
         <w:t>Aquifer Open Study Notes</w:t>
@@ -53,35 +63,47 @@
       </w:pPr>
       <w:r>
         <w:rPr>
-          <w:lang w:val="ar_AE" w:bidi="ar_AE"/>
-        </w:rPr>
-      </w:r>
-      <w:r>
-        <w:rPr>
+          <w:rtl/>
+          <w:cs/>
+          <w:lang w:val="ar_AE" w:bidi="ar_AE"/>
+        </w:rPr>
+      </w:r>
+      <w:r>
+        <w:rPr>
+          <w:rtl/>
+          <w:cs/>
           <w:lang w:val="ar_AE" w:bidi="ar_AE"/>
         </w:rPr>
         <w:t xml:space="preserve">This work is an adaptation of </w:t>
       </w:r>
       <w:r>
         <w:rPr>
+          <w:rtl/>
+          <w:cs/>
           <w:lang w:val="ar_AE" w:bidi="ar_AE"/>
         </w:rPr>
         <w:t>Tyndale Open Study Notes</w:t>
       </w:r>
       <w:r>
         <w:rPr>
+          <w:rtl/>
+          <w:cs/>
           <w:lang w:val="ar_AE" w:bidi="ar_AE"/>
         </w:rPr>
         <w:t xml:space="preserve"> © 2023 Tyndale House Publishers, licensed under the CC BY-SA 4.0 license. The adaptation, </w:t>
       </w:r>
       <w:r>
         <w:rPr>
+          <w:rtl/>
+          <w:cs/>
           <w:lang w:val="ar_AE" w:bidi="ar_AE"/>
         </w:rPr>
         <w:t>Aquifer Open Study Notes</w:t>
       </w:r>
       <w:r>
         <w:rPr>
+          <w:rtl/>
+          <w:cs/>
           <w:lang w:val="ar_AE" w:bidi="ar_AE"/>
         </w:rPr>
         <w:t>, was created by Mission Mutual and is also licensed under CC BY-SA 4.0.</w:t>
@@ -93,22 +115,30 @@
       </w:pPr>
       <w:r>
         <w:rPr>
-          <w:lang w:val="ar_AE" w:bidi="ar_AE"/>
-        </w:rPr>
-      </w:r>
-      <w:r>
-        <w:rPr>
+          <w:rtl/>
+          <w:cs/>
+          <w:lang w:val="ar_AE" w:bidi="ar_AE"/>
+        </w:rPr>
+      </w:r>
+      <w:r>
+        <w:rPr>
+          <w:rtl/>
+          <w:cs/>
           <w:lang w:val="ar_AE" w:bidi="ar_AE"/>
         </w:rPr>
         <w:t>This resource has been adapted into multiple languages, including English, Tok Pisin, Arabic (عربي), French (Français), Hindi (हिंदी), Indonesian (Bahasa Indonesia), Portuguese (Português), Russian (Русский), Spanish (Español), Swahili (Kiswahili), and Simplified Chinese (简体中文).</w:t>
       </w:r>
       <w:r>
         <w:rPr>
-          <w:lang w:val="ar_AE" w:bidi="ar_AE"/>
-        </w:rPr>
-      </w:r>
-      <w:r>
-        <w:rPr>
+          <w:rtl/>
+          <w:cs/>
+          <w:lang w:val="ar_AE" w:bidi="ar_AE"/>
+        </w:rPr>
+      </w:r>
+      <w:r>
+        <w:rPr>
+          <w:rtl/>
+          <w:cs/>
           <w:lang w:val="ar_AE" w:bidi="ar_AE"/>
         </w:rPr>
       </w:r>
@@ -120,6 +150,8 @@
       </w:pPr>
       <w:r>
         <w:rPr>
+          <w:rtl/>
+          <w:cs/>
           <w:lang w:val="ar_AE" w:bidi="ar_AE"/>
         </w:rPr>
         <w:t>Aquifer Open Study Notes</w:t>
@@ -149,6 +181,8 @@
       </w:pPr>
       <w:r>
         <w:rPr>
+          <w:rtl/>
+          <w:cs/>
           <w:lang w:val="ar_AE" w:bidi="ar_AE"/>
         </w:rPr>
       </w:r>
@@ -160,38 +194,50 @@
       </w:pPr>
       <w:r>
         <w:rPr>
+          <w:rtl/>
+          <w:cs/>
           <w:lang w:val="ar_AE" w:bidi="ar_AE"/>
         </w:rPr>
         <w:t>LAM</w:t>
       </w:r>
       <w:r>
         <w:rPr>
-          <w:lang w:val="ar_AE" w:bidi="ar_AE"/>
-        </w:rPr>
-      </w:r>
-    </w:p>
-    <w:p>
-      <w:pPr>
-        <w:bidi/>
-      </w:pPr>
-      <w:r>
-        <w:rPr>
-          <w:lang w:val="ar_AE" w:bidi="ar_AE"/>
-        </w:rPr>
-      </w:r>
-      <w:r>
-        <w:rPr>
+          <w:rtl/>
+          <w:cs/>
+          <w:lang w:val="ar_AE" w:bidi="ar_AE"/>
+        </w:rPr>
+      </w:r>
+    </w:p>
+    <w:p>
+      <w:pPr>
+        <w:bidi/>
+      </w:pPr>
+      <w:r>
+        <w:rPr>
+          <w:rtl/>
+          <w:cs/>
+          <w:lang w:val="ar_AE" w:bidi="ar_AE"/>
+        </w:rPr>
+      </w:r>
+      <w:r>
+        <w:rPr>
+          <w:rtl/>
+          <w:cs/>
           <w:lang w:val="ar_AE" w:bidi="ar_AE"/>
         </w:rPr>
         <w:t xml:space="preserve"> </w:t>
       </w:r>
       <w:r>
         <w:rPr>
-          <w:lang w:val="ar_AE" w:bidi="ar_AE"/>
-        </w:rPr>
-      </w:r>
-      <w:r>
-        <w:rPr>
+          <w:rtl/>
+          <w:cs/>
+          <w:lang w:val="ar_AE" w:bidi="ar_AE"/>
+        </w:rPr>
+      </w:r>
+      <w:r>
+        <w:rPr>
+          <w:rtl/>
+          <w:cs/>
           <w:lang w:val="ar_AE" w:bidi="ar_AE"/>
         </w:rPr>
       </w:r>
@@ -217,6 +263,8 @@
       </w:pPr>
       <w:r>
         <w:rPr>
+          <w:rtl/>
+          <w:cs/>
           <w:lang w:val="ar_AE" w:bidi="ar_AE"/>
         </w:rPr>
       </w:r>
@@ -228,48 +276,62 @@
       </w:pPr>
       <w:r>
         <w:rPr>
+          <w:rtl/>
+          <w:cs/>
           <w:lang w:val="ar_AE" w:bidi="ar_AE"/>
         </w:rPr>
         <w:t>مراثي إرميا 1: 1–22</w:t>
       </w:r>
       <w:r>
         <w:rPr>
-          <w:lang w:val="ar_AE" w:bidi="ar_AE"/>
-        </w:rPr>
-      </w:r>
-    </w:p>
-    <w:p>
-      <w:pPr>
-        <w:bidi/>
-      </w:pPr>
-      <w:r>
-        <w:rPr>
-          <w:lang w:val="ar_AE" w:bidi="ar_AE"/>
-        </w:rPr>
-      </w:r>
-      <w:r>
-        <w:rPr>
+          <w:rtl/>
+          <w:cs/>
+          <w:lang w:val="ar_AE" w:bidi="ar_AE"/>
+        </w:rPr>
+      </w:r>
+    </w:p>
+    <w:p>
+      <w:pPr>
+        <w:bidi/>
+      </w:pPr>
+      <w:r>
+        <w:rPr>
+          <w:rtl/>
+          <w:cs/>
+          <w:lang w:val="ar_AE" w:bidi="ar_AE"/>
+        </w:rPr>
+      </w:r>
+      <w:r>
+        <w:rPr>
+          <w:rtl/>
+          <w:cs/>
           <w:lang w:val="ar_AE" w:bidi="ar_AE"/>
         </w:rPr>
         <w:t>يرثي الأصحاح الأول دمار أورشليم وخرابها، مدركًا أن هذه كانت دينونة الله المستحقة على خطايا إسرائيل</w:t>
       </w:r>
       <w:r>
         <w:rPr>
-          <w:lang w:val="ar_AE" w:bidi="ar_AE"/>
-        </w:rPr>
-      </w:r>
-      <w:r>
-        <w:rPr>
-          <w:lang w:val="ar_AE" w:bidi="ar_AE"/>
-        </w:rPr>
-      </w:r>
-    </w:p>
-    <w:p>
-      <w:pPr>
-        <w:bidi/>
-      </w:pPr>
-      <w:r>
-        <w:rPr>
+          <w:rtl/>
+          <w:cs/>
+          <w:lang w:val="ar_AE" w:bidi="ar_AE"/>
+        </w:rPr>
+      </w:r>
+      <w:r>
+        <w:rPr>
+          <w:rtl/>
+          <w:cs/>
+          <w:lang w:val="ar_AE" w:bidi="ar_AE"/>
+        </w:rPr>
+      </w:r>
+    </w:p>
+    <w:p>
+      <w:pPr>
+        <w:bidi/>
+      </w:pPr>
+      <w:r>
+        <w:rPr>
+          <w:rtl/>
+          <w:cs/>
           <w:lang w:val="ar_AE" w:bidi="ar_AE"/>
         </w:rPr>
       </w:r>
@@ -281,27 +343,35 @@
       </w:pPr>
       <w:r>
         <w:rPr>
+          <w:rtl/>
+          <w:cs/>
           <w:lang w:val="ar_AE" w:bidi="ar_AE"/>
         </w:rPr>
         <w:t>مراثي إرميا 1: 2</w:t>
       </w:r>
       <w:r>
         <w:rPr>
-          <w:lang w:val="ar_AE" w:bidi="ar_AE"/>
-        </w:rPr>
-      </w:r>
-    </w:p>
-    <w:p>
-      <w:pPr>
-        <w:bidi/>
-      </w:pPr>
-      <w:r>
-        <w:rPr>
-          <w:lang w:val="ar_AE" w:bidi="ar_AE"/>
-        </w:rPr>
-      </w:r>
-      <w:r>
-        <w:rPr>
+          <w:rtl/>
+          <w:cs/>
+          <w:lang w:val="ar_AE" w:bidi="ar_AE"/>
+        </w:rPr>
+      </w:r>
+    </w:p>
+    <w:p>
+      <w:pPr>
+        <w:bidi/>
+      </w:pPr>
+      <w:r>
+        <w:rPr>
+          <w:rtl/>
+          <w:cs/>
+          <w:lang w:val="ar_AE" w:bidi="ar_AE"/>
+        </w:rPr>
+      </w:r>
+      <w:r>
+        <w:rPr>
+          <w:rtl/>
+          <w:cs/>
           <w:lang w:val="ar_AE" w:bidi="ar_AE"/>
         </w:rPr>
         <w:t>المحبون هم آلهة الخصوبة، البعل والسواري، اللذين كانا يعبدهما معظم سكان يهوذا. بينما أصحابها هم حلفاءها العسكريين، ولا سيما مصر، التي لم تكن ندًا لبابل (</w:t>
@@ -309,6 +379,8 @@
       <w:hyperlink r:id="rId13">
         <w:r>
           <w:rPr>
+            <w:rtl/>
+            <w:cs/>
             <w:lang w:val="ar_AE" w:bidi="ar_AE"/>
           </w:rPr>
           <w:rPr>
@@ -320,6 +392,8 @@
       </w:hyperlink>
       <w:r>
         <w:rPr>
+          <w:rtl/>
+          <w:cs/>
           <w:lang w:val="ar_AE" w:bidi="ar_AE"/>
         </w:rPr>
         <w:t>).</w:t>
@@ -331,36 +405,46 @@
       </w:pPr>
       <w:r>
         <w:rPr>
-          <w:lang w:val="ar_AE" w:bidi="ar_AE"/>
-        </w:rPr>
-      </w:r>
-    </w:p>
-    <w:p>
-      <w:pPr>
-        <w:bidi/>
-      </w:pPr>
-      <w:r>
-        <w:rPr>
-          <w:lang w:val="ar_AE" w:bidi="ar_AE"/>
-        </w:rPr>
-      </w:r>
-      <w:r>
-        <w:rPr>
-          <w:lang w:val="ar_AE" w:bidi="ar_AE"/>
-        </w:rPr>
-      </w:r>
-      <w:r>
-        <w:rPr>
-          <w:lang w:val="ar_AE" w:bidi="ar_AE"/>
-        </w:rPr>
-      </w:r>
-    </w:p>
-    <w:p>
-      <w:pPr>
-        <w:bidi/>
-      </w:pPr>
-      <w:r>
-        <w:rPr>
+          <w:rtl/>
+          <w:cs/>
+          <w:lang w:val="ar_AE" w:bidi="ar_AE"/>
+        </w:rPr>
+      </w:r>
+    </w:p>
+    <w:p>
+      <w:pPr>
+        <w:bidi/>
+      </w:pPr>
+      <w:r>
+        <w:rPr>
+          <w:rtl/>
+          <w:cs/>
+          <w:lang w:val="ar_AE" w:bidi="ar_AE"/>
+        </w:rPr>
+      </w:r>
+      <w:r>
+        <w:rPr>
+          <w:rtl/>
+          <w:cs/>
+          <w:lang w:val="ar_AE" w:bidi="ar_AE"/>
+        </w:rPr>
+      </w:r>
+      <w:r>
+        <w:rPr>
+          <w:rtl/>
+          <w:cs/>
+          <w:lang w:val="ar_AE" w:bidi="ar_AE"/>
+        </w:rPr>
+      </w:r>
+    </w:p>
+    <w:p>
+      <w:pPr>
+        <w:bidi/>
+      </w:pPr>
+      <w:r>
+        <w:rPr>
+          <w:rtl/>
+          <w:cs/>
           <w:lang w:val="ar_AE" w:bidi="ar_AE"/>
         </w:rPr>
       </w:r>
@@ -372,27 +456,35 @@
       </w:pPr>
       <w:r>
         <w:rPr>
+          <w:rtl/>
+          <w:cs/>
           <w:lang w:val="ar_AE" w:bidi="ar_AE"/>
         </w:rPr>
         <w:t>مراثي إرميا 1: 3</w:t>
       </w:r>
       <w:r>
         <w:rPr>
-          <w:lang w:val="ar_AE" w:bidi="ar_AE"/>
-        </w:rPr>
-      </w:r>
-    </w:p>
-    <w:p>
-      <w:pPr>
-        <w:bidi/>
-      </w:pPr>
-      <w:r>
-        <w:rPr>
-          <w:lang w:val="ar_AE" w:bidi="ar_AE"/>
-        </w:rPr>
-      </w:r>
-      <w:r>
-        <w:rPr>
+          <w:rtl/>
+          <w:cs/>
+          <w:lang w:val="ar_AE" w:bidi="ar_AE"/>
+        </w:rPr>
+      </w:r>
+    </w:p>
+    <w:p>
+      <w:pPr>
+        <w:bidi/>
+      </w:pPr>
+      <w:r>
+        <w:rPr>
+          <w:rtl/>
+          <w:cs/>
+          <w:lang w:val="ar_AE" w:bidi="ar_AE"/>
+        </w:rPr>
+      </w:r>
+      <w:r>
+        <w:rPr>
+          <w:rtl/>
+          <w:cs/>
           <w:lang w:val="ar_AE" w:bidi="ar_AE"/>
         </w:rPr>
         <w:t xml:space="preserve">تُمثل المرأة في </w:t>
@@ -400,6 +492,8 @@
       <w:hyperlink r:id="rId14">
         <w:r>
           <w:rPr>
+            <w:rtl/>
+            <w:cs/>
             <w:lang w:val="ar_AE" w:bidi="ar_AE"/>
           </w:rPr>
           <w:rPr>
@@ -411,6 +505,8 @@
       </w:hyperlink>
       <w:r>
         <w:rPr>
+          <w:rtl/>
+          <w:cs/>
           <w:lang w:val="ar_AE" w:bidi="ar_AE"/>
         </w:rPr>
         <w:t xml:space="preserve"> أمة يهوذا. • قَد سُبِيَتْ: حدث ذلك أربع مرات: 605 قبل الميلاد (</w:t>
@@ -418,6 +514,8 @@
       <w:hyperlink r:id="rId15">
         <w:r>
           <w:rPr>
+            <w:rtl/>
+            <w:cs/>
             <w:lang w:val="ar_AE" w:bidi="ar_AE"/>
           </w:rPr>
           <w:rPr>
@@ -429,6 +527,8 @@
       </w:hyperlink>
       <w:r>
         <w:rPr>
+          <w:rtl/>
+          <w:cs/>
           <w:lang w:val="ar_AE" w:bidi="ar_AE"/>
         </w:rPr>
         <w:t>)؛ 597 قبل الميلاد (</w:t>
@@ -436,6 +536,8 @@
       <w:hyperlink r:id="rId16">
         <w:r>
           <w:rPr>
+            <w:rtl/>
+            <w:cs/>
             <w:lang w:val="ar_AE" w:bidi="ar_AE"/>
           </w:rPr>
           <w:rPr>
@@ -447,6 +549,8 @@
       </w:hyperlink>
       <w:r>
         <w:rPr>
+          <w:rtl/>
+          <w:cs/>
           <w:lang w:val="ar_AE" w:bidi="ar_AE"/>
         </w:rPr>
         <w:t xml:space="preserve"> </w:t>
@@ -454,6 +558,8 @@
       <w:hyperlink r:id="rId17">
         <w:r>
           <w:rPr>
+            <w:rtl/>
+            <w:cs/>
             <w:lang w:val="ar_AE" w:bidi="ar_AE"/>
           </w:rPr>
           <w:rPr>
@@ -465,6 +571,8 @@
       </w:hyperlink>
       <w:r>
         <w:rPr>
+          <w:rtl/>
+          <w:cs/>
           <w:lang w:val="ar_AE" w:bidi="ar_AE"/>
         </w:rPr>
         <w:t xml:space="preserve">؛ </w:t>
@@ -472,6 +580,8 @@
       <w:hyperlink r:id="rId18">
         <w:r>
           <w:rPr>
+            <w:rtl/>
+            <w:cs/>
             <w:lang w:val="ar_AE" w:bidi="ar_AE"/>
           </w:rPr>
           <w:rPr>
@@ -483,6 +593,8 @@
       </w:hyperlink>
       <w:r>
         <w:rPr>
+          <w:rtl/>
+          <w:cs/>
           <w:lang w:val="ar_AE" w:bidi="ar_AE"/>
         </w:rPr>
         <w:t>)؛ 586 قبل الميلاد (</w:t>
@@ -490,6 +602,8 @@
       <w:hyperlink r:id="rId19">
         <w:r>
           <w:rPr>
+            <w:rtl/>
+            <w:cs/>
             <w:lang w:val="ar_AE" w:bidi="ar_AE"/>
           </w:rPr>
           <w:rPr>
@@ -501,6 +615,8 @@
       </w:hyperlink>
       <w:r>
         <w:rPr>
+          <w:rtl/>
+          <w:cs/>
           <w:lang w:val="ar_AE" w:bidi="ar_AE"/>
         </w:rPr>
         <w:t xml:space="preserve">، </w:t>
@@ -508,6 +624,8 @@
       <w:hyperlink r:id="rId20">
         <w:r>
           <w:rPr>
+            <w:rtl/>
+            <w:cs/>
             <w:lang w:val="ar_AE" w:bidi="ar_AE"/>
           </w:rPr>
           <w:rPr>
@@ -519,6 +637,8 @@
       </w:hyperlink>
       <w:r>
         <w:rPr>
+          <w:rtl/>
+          <w:cs/>
           <w:lang w:val="ar_AE" w:bidi="ar_AE"/>
         </w:rPr>
         <w:t xml:space="preserve">؛ </w:t>
@@ -526,6 +646,8 @@
       <w:hyperlink r:id="rId21">
         <w:r>
           <w:rPr>
+            <w:rtl/>
+            <w:cs/>
             <w:lang w:val="ar_AE" w:bidi="ar_AE"/>
           </w:rPr>
           <w:rPr>
@@ -537,6 +659,8 @@
       </w:hyperlink>
       <w:r>
         <w:rPr>
+          <w:rtl/>
+          <w:cs/>
           <w:lang w:val="ar_AE" w:bidi="ar_AE"/>
         </w:rPr>
         <w:t xml:space="preserve">؛ </w:t>
@@ -544,6 +668,8 @@
       <w:hyperlink r:id="rId22">
         <w:r>
           <w:rPr>
+            <w:rtl/>
+            <w:cs/>
             <w:lang w:val="ar_AE" w:bidi="ar_AE"/>
           </w:rPr>
           <w:rPr>
@@ -555,6 +681,8 @@
       </w:hyperlink>
       <w:r>
         <w:rPr>
+          <w:rtl/>
+          <w:cs/>
           <w:lang w:val="ar_AE" w:bidi="ar_AE"/>
         </w:rPr>
         <w:t>)؛ و581 قبل الميلاد (</w:t>
@@ -562,6 +690,8 @@
       <w:hyperlink r:id="rId23">
         <w:r>
           <w:rPr>
+            <w:rtl/>
+            <w:cs/>
             <w:lang w:val="ar_AE" w:bidi="ar_AE"/>
           </w:rPr>
           <w:rPr>
@@ -573,27 +703,35 @@
       </w:hyperlink>
       <w:r>
         <w:rPr>
+          <w:rtl/>
+          <w:cs/>
           <w:lang w:val="ar_AE" w:bidi="ar_AE"/>
         </w:rPr>
         <w:t>).</w:t>
       </w:r>
       <w:r>
         <w:rPr>
-          <w:lang w:val="ar_AE" w:bidi="ar_AE"/>
-        </w:rPr>
-      </w:r>
-      <w:r>
-        <w:rPr>
-          <w:lang w:val="ar_AE" w:bidi="ar_AE"/>
-        </w:rPr>
-      </w:r>
-    </w:p>
-    <w:p>
-      <w:pPr>
-        <w:bidi/>
-      </w:pPr>
-      <w:r>
-        <w:rPr>
+          <w:rtl/>
+          <w:cs/>
+          <w:lang w:val="ar_AE" w:bidi="ar_AE"/>
+        </w:rPr>
+      </w:r>
+      <w:r>
+        <w:rPr>
+          <w:rtl/>
+          <w:cs/>
+          <w:lang w:val="ar_AE" w:bidi="ar_AE"/>
+        </w:rPr>
+      </w:r>
+    </w:p>
+    <w:p>
+      <w:pPr>
+        <w:bidi/>
+      </w:pPr>
+      <w:r>
+        <w:rPr>
+          <w:rtl/>
+          <w:cs/>
           <w:lang w:val="ar_AE" w:bidi="ar_AE"/>
         </w:rPr>
       </w:r>
@@ -605,27 +743,35 @@
       </w:pPr>
       <w:r>
         <w:rPr>
+          <w:rtl/>
+          <w:cs/>
           <w:lang w:val="ar_AE" w:bidi="ar_AE"/>
         </w:rPr>
         <w:t>مراثي إرميا 1: 4</w:t>
       </w:r>
       <w:r>
         <w:rPr>
-          <w:lang w:val="ar_AE" w:bidi="ar_AE"/>
-        </w:rPr>
-      </w:r>
-    </w:p>
-    <w:p>
-      <w:pPr>
-        <w:bidi/>
-      </w:pPr>
-      <w:r>
-        <w:rPr>
-          <w:lang w:val="ar_AE" w:bidi="ar_AE"/>
-        </w:rPr>
-      </w:r>
-      <w:r>
-        <w:rPr>
+          <w:rtl/>
+          <w:cs/>
+          <w:lang w:val="ar_AE" w:bidi="ar_AE"/>
+        </w:rPr>
+      </w:r>
+    </w:p>
+    <w:p>
+      <w:pPr>
+        <w:bidi/>
+      </w:pPr>
+      <w:r>
+        <w:rPr>
+          <w:rtl/>
+          <w:cs/>
+          <w:lang w:val="ar_AE" w:bidi="ar_AE"/>
+        </w:rPr>
+      </w:r>
+      <w:r>
+        <w:rPr>
+          <w:rtl/>
+          <w:cs/>
           <w:lang w:val="ar_AE" w:bidi="ar_AE"/>
         </w:rPr>
         <w:t xml:space="preserve">أورشليم (بالعبرية </w:t>
@@ -633,12 +779,16 @@
       <w:r>
         <w:rPr>
           <w:i/>
+          <w:rtl/>
+          <w:cs/>
           <w:lang w:val="ar_AE" w:bidi="ar_AE"/>
         </w:rPr>
         <w:t>صهيون</w:t>
       </w:r>
       <w:r>
         <w:rPr>
+          <w:rtl/>
+          <w:cs/>
           <w:lang w:val="ar_AE" w:bidi="ar_AE"/>
         </w:rPr>
         <w:t xml:space="preserve">): في المزامير والأسفار النبوية، تشير صهيون إلى مدينة أورشليم. وفي سفر المراثي، يُستخدم اسم صهيون كاسم شعري للمدينة، حتى في حالتها المدمرة. ويتحدث </w:t>
@@ -646,6 +796,8 @@
       <w:hyperlink r:id="rId24">
         <w:r>
           <w:rPr>
+            <w:rtl/>
+            <w:cs/>
             <w:lang w:val="ar_AE" w:bidi="ar_AE"/>
           </w:rPr>
           <w:rPr>
@@ -657,6 +809,8 @@
       </w:hyperlink>
       <w:r>
         <w:rPr>
+          <w:rtl/>
+          <w:cs/>
           <w:lang w:val="ar_AE" w:bidi="ar_AE"/>
         </w:rPr>
         <w:t xml:space="preserve"> عن صهيون السماوية (انظر أيضًا </w:t>
@@ -664,6 +818,8 @@
       <w:hyperlink r:id="rId25">
         <w:r>
           <w:rPr>
+            <w:rtl/>
+            <w:cs/>
             <w:lang w:val="ar_AE" w:bidi="ar_AE"/>
           </w:rPr>
           <w:rPr>
@@ -675,27 +831,35 @@
       </w:hyperlink>
       <w:r>
         <w:rPr>
+          <w:rtl/>
+          <w:cs/>
           <w:lang w:val="ar_AE" w:bidi="ar_AE"/>
         </w:rPr>
         <w:t>). • كانت الأعياد السنوية في أورشليم هي عيد الفصح، والفطير، والباكورة، والحصاد (الخمسين)، والأبواق، ويوم الكفارة، والمظال. • كانت مهام الكهنة الرئيسية تُؤدَّى في الهيكل والمنطقة المحيطة به. ونظرًا لأن الهيكل كان في حالة خراب، لم يكن لديهم عمل وبالتالي لا مستقبل.</w:t>
       </w:r>
       <w:r>
         <w:rPr>
-          <w:lang w:val="ar_AE" w:bidi="ar_AE"/>
-        </w:rPr>
-      </w:r>
-      <w:r>
-        <w:rPr>
-          <w:lang w:val="ar_AE" w:bidi="ar_AE"/>
-        </w:rPr>
-      </w:r>
-    </w:p>
-    <w:p>
-      <w:pPr>
-        <w:bidi/>
-      </w:pPr>
-      <w:r>
-        <w:rPr>
+          <w:rtl/>
+          <w:cs/>
+          <w:lang w:val="ar_AE" w:bidi="ar_AE"/>
+        </w:rPr>
+      </w:r>
+      <w:r>
+        <w:rPr>
+          <w:rtl/>
+          <w:cs/>
+          <w:lang w:val="ar_AE" w:bidi="ar_AE"/>
+        </w:rPr>
+      </w:r>
+    </w:p>
+    <w:p>
+      <w:pPr>
+        <w:bidi/>
+      </w:pPr>
+      <w:r>
+        <w:rPr>
+          <w:rtl/>
+          <w:cs/>
           <w:lang w:val="ar_AE" w:bidi="ar_AE"/>
         </w:rPr>
       </w:r>
@@ -707,27 +871,35 @@
       </w:pPr>
       <w:r>
         <w:rPr>
+          <w:rtl/>
+          <w:cs/>
           <w:lang w:val="ar_AE" w:bidi="ar_AE"/>
         </w:rPr>
         <w:t>مراثي إرميا 1: 5</w:t>
       </w:r>
       <w:r>
         <w:rPr>
-          <w:lang w:val="ar_AE" w:bidi="ar_AE"/>
-        </w:rPr>
-      </w:r>
-    </w:p>
-    <w:p>
-      <w:pPr>
-        <w:bidi/>
-      </w:pPr>
-      <w:r>
-        <w:rPr>
-          <w:lang w:val="ar_AE" w:bidi="ar_AE"/>
-        </w:rPr>
-      </w:r>
-      <w:r>
-        <w:rPr>
+          <w:rtl/>
+          <w:cs/>
+          <w:lang w:val="ar_AE" w:bidi="ar_AE"/>
+        </w:rPr>
+      </w:r>
+    </w:p>
+    <w:p>
+      <w:pPr>
+        <w:bidi/>
+      </w:pPr>
+      <w:r>
+        <w:rPr>
+          <w:rtl/>
+          <w:cs/>
+          <w:lang w:val="ar_AE" w:bidi="ar_AE"/>
+        </w:rPr>
+      </w:r>
+      <w:r>
+        <w:rPr>
+          <w:rtl/>
+          <w:cs/>
           <w:lang w:val="ar_AE" w:bidi="ar_AE"/>
         </w:rPr>
         <w:t xml:space="preserve">لأَجْلِ كَثْرَةِ ذُنُوبِهَا: تم توضيح خطايا يهوذا قبل الغزو البابلي في </w:t>
@@ -735,6 +907,8 @@
       <w:hyperlink r:id="rId26">
         <w:r>
           <w:rPr>
+            <w:rtl/>
+            <w:cs/>
             <w:lang w:val="ar_AE" w:bidi="ar_AE"/>
           </w:rPr>
           <w:rPr>
@@ -746,6 +920,8 @@
       </w:hyperlink>
       <w:r>
         <w:rPr>
+          <w:rtl/>
+          <w:cs/>
           <w:lang w:val="ar_AE" w:bidi="ar_AE"/>
         </w:rPr>
         <w:t xml:space="preserve">، </w:t>
@@ -753,6 +929,8 @@
       <w:hyperlink r:id="rId27">
         <w:r>
           <w:rPr>
+            <w:rtl/>
+            <w:cs/>
             <w:lang w:val="ar_AE" w:bidi="ar_AE"/>
           </w:rPr>
           <w:rPr>
@@ -764,6 +942,8 @@
       </w:hyperlink>
       <w:r>
         <w:rPr>
+          <w:rtl/>
+          <w:cs/>
           <w:lang w:val="ar_AE" w:bidi="ar_AE"/>
         </w:rPr>
         <w:t xml:space="preserve">؛ </w:t>
@@ -771,6 +951,8 @@
       <w:hyperlink r:id="rId28">
         <w:r>
           <w:rPr>
+            <w:rtl/>
+            <w:cs/>
             <w:lang w:val="ar_AE" w:bidi="ar_AE"/>
           </w:rPr>
           <w:rPr>
@@ -782,6 +964,8 @@
       </w:hyperlink>
       <w:r>
         <w:rPr>
+          <w:rtl/>
+          <w:cs/>
           <w:lang w:val="ar_AE" w:bidi="ar_AE"/>
         </w:rPr>
         <w:t xml:space="preserve"> (انظر </w:t>
@@ -789,6 +973,8 @@
       <w:hyperlink r:id="rId29">
         <w:r>
           <w:rPr>
+            <w:rtl/>
+            <w:cs/>
             <w:lang w:val="ar_AE" w:bidi="ar_AE"/>
           </w:rPr>
           <w:rPr>
@@ -800,6 +986,8 @@
       </w:hyperlink>
       <w:r>
         <w:rPr>
+          <w:rtl/>
+          <w:cs/>
           <w:lang w:val="ar_AE" w:bidi="ar_AE"/>
         </w:rPr>
         <w:t xml:space="preserve">، </w:t>
@@ -807,6 +995,8 @@
       <w:hyperlink r:id="rId30">
         <w:r>
           <w:rPr>
+            <w:rtl/>
+            <w:cs/>
             <w:lang w:val="ar_AE" w:bidi="ar_AE"/>
           </w:rPr>
           <w:rPr>
@@ -818,6 +1008,8 @@
       </w:hyperlink>
       <w:r>
         <w:rPr>
+          <w:rtl/>
+          <w:cs/>
           <w:lang w:val="ar_AE" w:bidi="ar_AE"/>
         </w:rPr>
         <w:t xml:space="preserve"> و</w:t>
@@ -825,6 +1017,8 @@
       <w:hyperlink r:id="rId31">
         <w:r>
           <w:rPr>
+            <w:rtl/>
+            <w:cs/>
             <w:lang w:val="ar_AE" w:bidi="ar_AE"/>
           </w:rPr>
           <w:rPr>
@@ -836,6 +1030,8 @@
       </w:hyperlink>
       <w:r>
         <w:rPr>
+          <w:rtl/>
+          <w:cs/>
           <w:lang w:val="ar_AE" w:bidi="ar_AE"/>
         </w:rPr>
         <w:t xml:space="preserve">). وبالمثل، توجد قائمة بخطايا إسرائيل قبل تدمير أشور في </w:t>
@@ -843,6 +1039,8 @@
       <w:hyperlink r:id="rId32">
         <w:r>
           <w:rPr>
+            <w:rtl/>
+            <w:cs/>
             <w:lang w:val="ar_AE" w:bidi="ar_AE"/>
           </w:rPr>
           <w:rPr>
@@ -854,27 +1052,35 @@
       </w:hyperlink>
       <w:r>
         <w:rPr>
+          <w:rtl/>
+          <w:cs/>
           <w:lang w:val="ar_AE" w:bidi="ar_AE"/>
         </w:rPr>
         <w:t>.</w:t>
       </w:r>
       <w:r>
         <w:rPr>
-          <w:lang w:val="ar_AE" w:bidi="ar_AE"/>
-        </w:rPr>
-      </w:r>
-      <w:r>
-        <w:rPr>
-          <w:lang w:val="ar_AE" w:bidi="ar_AE"/>
-        </w:rPr>
-      </w:r>
-    </w:p>
-    <w:p>
-      <w:pPr>
-        <w:bidi/>
-      </w:pPr>
-      <w:r>
-        <w:rPr>
+          <w:rtl/>
+          <w:cs/>
+          <w:lang w:val="ar_AE" w:bidi="ar_AE"/>
+        </w:rPr>
+      </w:r>
+      <w:r>
+        <w:rPr>
+          <w:rtl/>
+          <w:cs/>
+          <w:lang w:val="ar_AE" w:bidi="ar_AE"/>
+        </w:rPr>
+      </w:r>
+    </w:p>
+    <w:p>
+      <w:pPr>
+        <w:bidi/>
+      </w:pPr>
+      <w:r>
+        <w:rPr>
+          <w:rtl/>
+          <w:cs/>
           <w:lang w:val="ar_AE" w:bidi="ar_AE"/>
         </w:rPr>
       </w:r>
@@ -886,27 +1092,35 @@
       </w:pPr>
       <w:r>
         <w:rPr>
+          <w:rtl/>
+          <w:cs/>
           <w:lang w:val="ar_AE" w:bidi="ar_AE"/>
         </w:rPr>
         <w:t>مراثي إرميا 1: 7</w:t>
       </w:r>
       <w:r>
         <w:rPr>
-          <w:lang w:val="ar_AE" w:bidi="ar_AE"/>
-        </w:rPr>
-      </w:r>
-    </w:p>
-    <w:p>
-      <w:pPr>
-        <w:bidi/>
-      </w:pPr>
-      <w:r>
-        <w:rPr>
-          <w:lang w:val="ar_AE" w:bidi="ar_AE"/>
-        </w:rPr>
-      </w:r>
-      <w:r>
-        <w:rPr>
+          <w:rtl/>
+          <w:cs/>
+          <w:lang w:val="ar_AE" w:bidi="ar_AE"/>
+        </w:rPr>
+      </w:r>
+    </w:p>
+    <w:p>
+      <w:pPr>
+        <w:bidi/>
+      </w:pPr>
+      <w:r>
+        <w:rPr>
+          <w:rtl/>
+          <w:cs/>
+          <w:lang w:val="ar_AE" w:bidi="ar_AE"/>
+        </w:rPr>
+      </w:r>
+      <w:r>
+        <w:rPr>
+          <w:rtl/>
+          <w:cs/>
           <w:lang w:val="ar_AE" w:bidi="ar_AE"/>
         </w:rPr>
         <w:t xml:space="preserve">ضَحِكُوا عَلَى هَلاَكِهَا: انظر أيضًا إلى </w:t>
@@ -914,6 +1128,8 @@
       <w:hyperlink r:id="rId33">
         <w:r>
           <w:rPr>
+            <w:rtl/>
+            <w:cs/>
             <w:lang w:val="ar_AE" w:bidi="ar_AE"/>
           </w:rPr>
           <w:rPr>
@@ -925,6 +1141,8 @@
       </w:hyperlink>
       <w:r>
         <w:rPr>
+          <w:rtl/>
+          <w:cs/>
           <w:lang w:val="ar_AE" w:bidi="ar_AE"/>
         </w:rPr>
         <w:t xml:space="preserve">؛ </w:t>
@@ -932,6 +1150,8 @@
       <w:hyperlink r:id="rId34">
         <w:r>
           <w:rPr>
+            <w:rtl/>
+            <w:cs/>
             <w:lang w:val="ar_AE" w:bidi="ar_AE"/>
           </w:rPr>
           <w:rPr>
@@ -943,6 +1163,8 @@
       </w:hyperlink>
       <w:r>
         <w:rPr>
+          <w:rtl/>
+          <w:cs/>
           <w:lang w:val="ar_AE" w:bidi="ar_AE"/>
         </w:rPr>
         <w:t xml:space="preserve">؛ </w:t>
@@ -950,6 +1172,8 @@
       <w:hyperlink r:id="rId35">
         <w:r>
           <w:rPr>
+            <w:rtl/>
+            <w:cs/>
             <w:lang w:val="ar_AE" w:bidi="ar_AE"/>
           </w:rPr>
           <w:rPr>
@@ -961,27 +1185,35 @@
       </w:hyperlink>
       <w:r>
         <w:rPr>
+          <w:rtl/>
+          <w:cs/>
           <w:lang w:val="ar_AE" w:bidi="ar_AE"/>
         </w:rPr>
         <w:t>.</w:t>
       </w:r>
       <w:r>
         <w:rPr>
-          <w:lang w:val="ar_AE" w:bidi="ar_AE"/>
-        </w:rPr>
-      </w:r>
-      <w:r>
-        <w:rPr>
-          <w:lang w:val="ar_AE" w:bidi="ar_AE"/>
-        </w:rPr>
-      </w:r>
-    </w:p>
-    <w:p>
-      <w:pPr>
-        <w:bidi/>
-      </w:pPr>
-      <w:r>
-        <w:rPr>
+          <w:rtl/>
+          <w:cs/>
+          <w:lang w:val="ar_AE" w:bidi="ar_AE"/>
+        </w:rPr>
+      </w:r>
+      <w:r>
+        <w:rPr>
+          <w:rtl/>
+          <w:cs/>
+          <w:lang w:val="ar_AE" w:bidi="ar_AE"/>
+        </w:rPr>
+      </w:r>
+    </w:p>
+    <w:p>
+      <w:pPr>
+        <w:bidi/>
+      </w:pPr>
+      <w:r>
+        <w:rPr>
+          <w:rtl/>
+          <w:cs/>
           <w:lang w:val="ar_AE" w:bidi="ar_AE"/>
         </w:rPr>
       </w:r>
@@ -993,48 +1225,62 @@
       </w:pPr>
       <w:r>
         <w:rPr>
+          <w:rtl/>
+          <w:cs/>
           <w:lang w:val="ar_AE" w:bidi="ar_AE"/>
         </w:rPr>
         <w:t>مراثي إرميا 1: 8–9</w:t>
       </w:r>
       <w:r>
         <w:rPr>
-          <w:lang w:val="ar_AE" w:bidi="ar_AE"/>
-        </w:rPr>
-      </w:r>
-    </w:p>
-    <w:p>
-      <w:pPr>
-        <w:bidi/>
-      </w:pPr>
-      <w:r>
-        <w:rPr>
-          <w:lang w:val="ar_AE" w:bidi="ar_AE"/>
-        </w:rPr>
-      </w:r>
-      <w:r>
-        <w:rPr>
+          <w:rtl/>
+          <w:cs/>
+          <w:lang w:val="ar_AE" w:bidi="ar_AE"/>
+        </w:rPr>
+      </w:r>
+    </w:p>
+    <w:p>
+      <w:pPr>
+        <w:bidi/>
+      </w:pPr>
+      <w:r>
+        <w:rPr>
+          <w:rtl/>
+          <w:cs/>
+          <w:lang w:val="ar_AE" w:bidi="ar_AE"/>
+        </w:rPr>
+      </w:r>
+      <w:r>
+        <w:rPr>
+          <w:rtl/>
+          <w:cs/>
           <w:lang w:val="ar_AE" w:bidi="ar_AE"/>
         </w:rPr>
         <w:t>جُرِّدت أورشليم من كل ما له قيمة جسدية وروحية يعتز بها الشعب.</w:t>
       </w:r>
       <w:r>
         <w:rPr>
-          <w:lang w:val="ar_AE" w:bidi="ar_AE"/>
-        </w:rPr>
-      </w:r>
-      <w:r>
-        <w:rPr>
-          <w:lang w:val="ar_AE" w:bidi="ar_AE"/>
-        </w:rPr>
-      </w:r>
-    </w:p>
-    <w:p>
-      <w:pPr>
-        <w:bidi/>
-      </w:pPr>
-      <w:r>
-        <w:rPr>
+          <w:rtl/>
+          <w:cs/>
+          <w:lang w:val="ar_AE" w:bidi="ar_AE"/>
+        </w:rPr>
+      </w:r>
+      <w:r>
+        <w:rPr>
+          <w:rtl/>
+          <w:cs/>
+          <w:lang w:val="ar_AE" w:bidi="ar_AE"/>
+        </w:rPr>
+      </w:r>
+    </w:p>
+    <w:p>
+      <w:pPr>
+        <w:bidi/>
+      </w:pPr>
+      <w:r>
+        <w:rPr>
+          <w:rtl/>
+          <w:cs/>
           <w:lang w:val="ar_AE" w:bidi="ar_AE"/>
         </w:rPr>
       </w:r>
@@ -1046,27 +1292,35 @@
       </w:pPr>
       <w:r>
         <w:rPr>
+          <w:rtl/>
+          <w:cs/>
           <w:lang w:val="ar_AE" w:bidi="ar_AE"/>
         </w:rPr>
         <w:t>مراثي إرميا 1: 10</w:t>
       </w:r>
       <w:r>
         <w:rPr>
-          <w:lang w:val="ar_AE" w:bidi="ar_AE"/>
-        </w:rPr>
-      </w:r>
-    </w:p>
-    <w:p>
-      <w:pPr>
-        <w:bidi/>
-      </w:pPr>
-      <w:r>
-        <w:rPr>
-          <w:lang w:val="ar_AE" w:bidi="ar_AE"/>
-        </w:rPr>
-      </w:r>
-      <w:r>
-        <w:rPr>
+          <w:rtl/>
+          <w:cs/>
+          <w:lang w:val="ar_AE" w:bidi="ar_AE"/>
+        </w:rPr>
+      </w:r>
+    </w:p>
+    <w:p>
+      <w:pPr>
+        <w:bidi/>
+      </w:pPr>
+      <w:r>
+        <w:rPr>
+          <w:rtl/>
+          <w:cs/>
+          <w:lang w:val="ar_AE" w:bidi="ar_AE"/>
+        </w:rPr>
+      </w:r>
+      <w:r>
+        <w:rPr>
+          <w:rtl/>
+          <w:cs/>
           <w:lang w:val="ar_AE" w:bidi="ar_AE"/>
         </w:rPr>
         <w:t xml:space="preserve">للاطّلاع على روايات تاريخية حول هذه الأحداث، انظر </w:t>
@@ -1074,6 +1328,8 @@
       <w:hyperlink r:id="rId36">
         <w:r>
           <w:rPr>
+            <w:rtl/>
+            <w:cs/>
             <w:lang w:val="ar_AE" w:bidi="ar_AE"/>
           </w:rPr>
           <w:rPr>
@@ -1085,6 +1341,8 @@
       </w:hyperlink>
       <w:r>
         <w:rPr>
+          <w:rtl/>
+          <w:cs/>
           <w:lang w:val="ar_AE" w:bidi="ar_AE"/>
         </w:rPr>
         <w:t xml:space="preserve">؛ </w:t>
@@ -1092,6 +1350,8 @@
       <w:hyperlink r:id="rId37">
         <w:r>
           <w:rPr>
+            <w:rtl/>
+            <w:cs/>
             <w:lang w:val="ar_AE" w:bidi="ar_AE"/>
           </w:rPr>
           <w:rPr>
@@ -1103,6 +1363,8 @@
       </w:hyperlink>
       <w:r>
         <w:rPr>
+          <w:rtl/>
+          <w:cs/>
           <w:lang w:val="ar_AE" w:bidi="ar_AE"/>
         </w:rPr>
         <w:t xml:space="preserve">؛ </w:t>
@@ -1110,6 +1372,8 @@
       <w:hyperlink r:id="rId38">
         <w:r>
           <w:rPr>
+            <w:rtl/>
+            <w:cs/>
             <w:lang w:val="ar_AE" w:bidi="ar_AE"/>
           </w:rPr>
           <w:rPr>
@@ -1121,27 +1385,35 @@
       </w:hyperlink>
       <w:r>
         <w:rPr>
+          <w:rtl/>
+          <w:cs/>
           <w:lang w:val="ar_AE" w:bidi="ar_AE"/>
         </w:rPr>
         <w:t>.</w:t>
       </w:r>
       <w:r>
         <w:rPr>
-          <w:lang w:val="ar_AE" w:bidi="ar_AE"/>
-        </w:rPr>
-      </w:r>
-      <w:r>
-        <w:rPr>
-          <w:lang w:val="ar_AE" w:bidi="ar_AE"/>
-        </w:rPr>
-      </w:r>
-    </w:p>
-    <w:p>
-      <w:pPr>
-        <w:bidi/>
-      </w:pPr>
-      <w:r>
-        <w:rPr>
+          <w:rtl/>
+          <w:cs/>
+          <w:lang w:val="ar_AE" w:bidi="ar_AE"/>
+        </w:rPr>
+      </w:r>
+      <w:r>
+        <w:rPr>
+          <w:rtl/>
+          <w:cs/>
+          <w:lang w:val="ar_AE" w:bidi="ar_AE"/>
+        </w:rPr>
+      </w:r>
+    </w:p>
+    <w:p>
+      <w:pPr>
+        <w:bidi/>
+      </w:pPr>
+      <w:r>
+        <w:rPr>
+          <w:rtl/>
+          <w:cs/>
           <w:lang w:val="ar_AE" w:bidi="ar_AE"/>
         </w:rPr>
       </w:r>
@@ -1153,48 +1425,62 @@
       </w:pPr>
       <w:r>
         <w:rPr>
+          <w:rtl/>
+          <w:cs/>
           <w:lang w:val="ar_AE" w:bidi="ar_AE"/>
         </w:rPr>
         <w:t>مراثي إرميا 1: 13</w:t>
       </w:r>
       <w:r>
         <w:rPr>
-          <w:lang w:val="ar_AE" w:bidi="ar_AE"/>
-        </w:rPr>
-      </w:r>
-    </w:p>
-    <w:p>
-      <w:pPr>
-        <w:bidi/>
-      </w:pPr>
-      <w:r>
-        <w:rPr>
-          <w:lang w:val="ar_AE" w:bidi="ar_AE"/>
-        </w:rPr>
-      </w:r>
-      <w:r>
-        <w:rPr>
+          <w:rtl/>
+          <w:cs/>
+          <w:lang w:val="ar_AE" w:bidi="ar_AE"/>
+        </w:rPr>
+      </w:r>
+    </w:p>
+    <w:p>
+      <w:pPr>
+        <w:bidi/>
+      </w:pPr>
+      <w:r>
+        <w:rPr>
+          <w:rtl/>
+          <w:cs/>
+          <w:lang w:val="ar_AE" w:bidi="ar_AE"/>
+        </w:rPr>
+      </w:r>
+      <w:r>
+        <w:rPr>
+          <w:rtl/>
+          <w:cs/>
           <w:lang w:val="ar_AE" w:bidi="ar_AE"/>
         </w:rPr>
         <w:t>كان تدمير أورشليم على يد البابليين أشبه بنارٍ نزلت من السماء.</w:t>
       </w:r>
       <w:r>
         <w:rPr>
-          <w:lang w:val="ar_AE" w:bidi="ar_AE"/>
-        </w:rPr>
-      </w:r>
-      <w:r>
-        <w:rPr>
-          <w:lang w:val="ar_AE" w:bidi="ar_AE"/>
-        </w:rPr>
-      </w:r>
-    </w:p>
-    <w:p>
-      <w:pPr>
-        <w:bidi/>
-      </w:pPr>
-      <w:r>
-        <w:rPr>
+          <w:rtl/>
+          <w:cs/>
+          <w:lang w:val="ar_AE" w:bidi="ar_AE"/>
+        </w:rPr>
+      </w:r>
+      <w:r>
+        <w:rPr>
+          <w:rtl/>
+          <w:cs/>
+          <w:lang w:val="ar_AE" w:bidi="ar_AE"/>
+        </w:rPr>
+      </w:r>
+    </w:p>
+    <w:p>
+      <w:pPr>
+        <w:bidi/>
+      </w:pPr>
+      <w:r>
+        <w:rPr>
+          <w:rtl/>
+          <w:cs/>
           <w:lang w:val="ar_AE" w:bidi="ar_AE"/>
         </w:rPr>
       </w:r>
@@ -1206,48 +1492,62 @@
       </w:pPr>
       <w:r>
         <w:rPr>
+          <w:rtl/>
+          <w:cs/>
           <w:lang w:val="ar_AE" w:bidi="ar_AE"/>
         </w:rPr>
         <w:t>مراثي إرميا 1: 14</w:t>
       </w:r>
       <w:r>
         <w:rPr>
-          <w:lang w:val="ar_AE" w:bidi="ar_AE"/>
-        </w:rPr>
-      </w:r>
-    </w:p>
-    <w:p>
-      <w:pPr>
-        <w:bidi/>
-      </w:pPr>
-      <w:r>
-        <w:rPr>
-          <w:lang w:val="ar_AE" w:bidi="ar_AE"/>
-        </w:rPr>
-      </w:r>
-      <w:r>
-        <w:rPr>
+          <w:rtl/>
+          <w:cs/>
+          <w:lang w:val="ar_AE" w:bidi="ar_AE"/>
+        </w:rPr>
+      </w:r>
+    </w:p>
+    <w:p>
+      <w:pPr>
+        <w:bidi/>
+      </w:pPr>
+      <w:r>
+        <w:rPr>
+          <w:rtl/>
+          <w:cs/>
+          <w:lang w:val="ar_AE" w:bidi="ar_AE"/>
+        </w:rPr>
+      </w:r>
+      <w:r>
+        <w:rPr>
+          <w:rtl/>
+          <w:cs/>
           <w:lang w:val="ar_AE" w:bidi="ar_AE"/>
         </w:rPr>
         <w:t>بسبب خطاياهم، تم ربط شعب يهوذا ببعضهم البعض بالحبال وأُخذوا كأسرى إلى السبي.</w:t>
       </w:r>
       <w:r>
         <w:rPr>
-          <w:lang w:val="ar_AE" w:bidi="ar_AE"/>
-        </w:rPr>
-      </w:r>
-      <w:r>
-        <w:rPr>
-          <w:lang w:val="ar_AE" w:bidi="ar_AE"/>
-        </w:rPr>
-      </w:r>
-    </w:p>
-    <w:p>
-      <w:pPr>
-        <w:bidi/>
-      </w:pPr>
-      <w:r>
-        <w:rPr>
+          <w:rtl/>
+          <w:cs/>
+          <w:lang w:val="ar_AE" w:bidi="ar_AE"/>
+        </w:rPr>
+      </w:r>
+      <w:r>
+        <w:rPr>
+          <w:rtl/>
+          <w:cs/>
+          <w:lang w:val="ar_AE" w:bidi="ar_AE"/>
+        </w:rPr>
+      </w:r>
+    </w:p>
+    <w:p>
+      <w:pPr>
+        <w:bidi/>
+      </w:pPr>
+      <w:r>
+        <w:rPr>
+          <w:rtl/>
+          <w:cs/>
           <w:lang w:val="ar_AE" w:bidi="ar_AE"/>
         </w:rPr>
       </w:r>
@@ -1259,27 +1559,35 @@
       </w:pPr>
       <w:r>
         <w:rPr>
+          <w:rtl/>
+          <w:cs/>
           <w:lang w:val="ar_AE" w:bidi="ar_AE"/>
         </w:rPr>
         <w:t>مراثي إرميا 1: 15</w:t>
       </w:r>
       <w:r>
         <w:rPr>
-          <w:lang w:val="ar_AE" w:bidi="ar_AE"/>
-        </w:rPr>
-      </w:r>
-    </w:p>
-    <w:p>
-      <w:pPr>
-        <w:bidi/>
-      </w:pPr>
-      <w:r>
-        <w:rPr>
-          <w:lang w:val="ar_AE" w:bidi="ar_AE"/>
-        </w:rPr>
-      </w:r>
-      <w:r>
-        <w:rPr>
+          <w:rtl/>
+          <w:cs/>
+          <w:lang w:val="ar_AE" w:bidi="ar_AE"/>
+        </w:rPr>
+      </w:r>
+    </w:p>
+    <w:p>
+      <w:pPr>
+        <w:bidi/>
+      </w:pPr>
+      <w:r>
+        <w:rPr>
+          <w:rtl/>
+          <w:cs/>
+          <w:lang w:val="ar_AE" w:bidi="ar_AE"/>
+        </w:rPr>
+      </w:r>
+      <w:r>
+        <w:rPr>
+          <w:rtl/>
+          <w:cs/>
           <w:lang w:val="ar_AE" w:bidi="ar_AE"/>
         </w:rPr>
         <w:t xml:space="preserve">مدينته المحبوبة: لقد منح الله عناية خاصة لأورشليم، مثل الأب الذي يحمي ابنته. لكن خطاياها كانت مستمرة، وعقابها كان رهيبًا. • مثل العنب المدوس في معصرة العنب (دَاسَ السَّيِّدُ … مِعْصَرَةً): تُستخدم هذه العملية الشائعة لاستخراج العصير من العنب بشكل واضح في </w:t>
@@ -1287,6 +1595,8 @@
       <w:hyperlink r:id="rId39">
         <w:r>
           <w:rPr>
+            <w:rtl/>
+            <w:cs/>
             <w:lang w:val="ar_AE" w:bidi="ar_AE"/>
           </w:rPr>
           <w:rPr>
@@ -1298,6 +1608,8 @@
       </w:hyperlink>
       <w:r>
         <w:rPr>
+          <w:rtl/>
+          <w:cs/>
           <w:lang w:val="ar_AE" w:bidi="ar_AE"/>
         </w:rPr>
         <w:t xml:space="preserve"> لإظهار أهوال العقاب. في </w:t>
@@ -1305,6 +1617,8 @@
       <w:hyperlink r:id="rId40">
         <w:r>
           <w:rPr>
+            <w:rtl/>
+            <w:cs/>
             <w:lang w:val="ar_AE" w:bidi="ar_AE"/>
           </w:rPr>
           <w:rPr>
@@ -1316,6 +1630,8 @@
       </w:hyperlink>
       <w:r>
         <w:rPr>
+          <w:rtl/>
+          <w:cs/>
           <w:lang w:val="ar_AE" w:bidi="ar_AE"/>
         </w:rPr>
         <w:t xml:space="preserve">؛ </w:t>
@@ -1323,6 +1639,8 @@
       <w:hyperlink r:id="rId41">
         <w:r>
           <w:rPr>
+            <w:rtl/>
+            <w:cs/>
             <w:lang w:val="ar_AE" w:bidi="ar_AE"/>
           </w:rPr>
           <w:rPr>
@@ -1334,27 +1652,35 @@
       </w:hyperlink>
       <w:r>
         <w:rPr>
+          <w:rtl/>
+          <w:cs/>
           <w:lang w:val="ar_AE" w:bidi="ar_AE"/>
         </w:rPr>
         <w:t>، تمثل الصورة بشكل توضيحي دينونة العالم.</w:t>
       </w:r>
       <w:r>
         <w:rPr>
-          <w:lang w:val="ar_AE" w:bidi="ar_AE"/>
-        </w:rPr>
-      </w:r>
-      <w:r>
-        <w:rPr>
-          <w:lang w:val="ar_AE" w:bidi="ar_AE"/>
-        </w:rPr>
-      </w:r>
-    </w:p>
-    <w:p>
-      <w:pPr>
-        <w:bidi/>
-      </w:pPr>
-      <w:r>
-        <w:rPr>
+          <w:rtl/>
+          <w:cs/>
+          <w:lang w:val="ar_AE" w:bidi="ar_AE"/>
+        </w:rPr>
+      </w:r>
+      <w:r>
+        <w:rPr>
+          <w:rtl/>
+          <w:cs/>
+          <w:lang w:val="ar_AE" w:bidi="ar_AE"/>
+        </w:rPr>
+      </w:r>
+    </w:p>
+    <w:p>
+      <w:pPr>
+        <w:bidi/>
+      </w:pPr>
+      <w:r>
+        <w:rPr>
+          <w:rtl/>
+          <w:cs/>
           <w:lang w:val="ar_AE" w:bidi="ar_AE"/>
         </w:rPr>
       </w:r>
@@ -1366,27 +1692,35 @@
       </w:pPr>
       <w:r>
         <w:rPr>
+          <w:rtl/>
+          <w:cs/>
           <w:lang w:val="ar_AE" w:bidi="ar_AE"/>
         </w:rPr>
         <w:t>مراثي إرميا 1: 19</w:t>
       </w:r>
       <w:r>
         <w:rPr>
-          <w:lang w:val="ar_AE" w:bidi="ar_AE"/>
-        </w:rPr>
-      </w:r>
-    </w:p>
-    <w:p>
-      <w:pPr>
-        <w:bidi/>
-      </w:pPr>
-      <w:r>
-        <w:rPr>
-          <w:lang w:val="ar_AE" w:bidi="ar_AE"/>
-        </w:rPr>
-      </w:r>
-      <w:r>
-        <w:rPr>
+          <w:rtl/>
+          <w:cs/>
+          <w:lang w:val="ar_AE" w:bidi="ar_AE"/>
+        </w:rPr>
+      </w:r>
+    </w:p>
+    <w:p>
+      <w:pPr>
+        <w:bidi/>
+      </w:pPr>
+      <w:r>
+        <w:rPr>
+          <w:rtl/>
+          <w:cs/>
+          <w:lang w:val="ar_AE" w:bidi="ar_AE"/>
+        </w:rPr>
+      </w:r>
+      <w:r>
+        <w:rPr>
+          <w:rtl/>
+          <w:cs/>
           <w:lang w:val="ar_AE" w:bidi="ar_AE"/>
         </w:rPr>
         <w:t>نَادَيْتُ مُحِبِّيَّ: كان لدى مصر اهتمام كبير بيهوذا لأن يهوذا كانت تتحكم في الطريق الجيد الوحيد المؤدي إلى الشمال. ومع ذلك، أدارت مصر ظهرها ليهوذا عندما هاجمت بابل أورشليم (</w:t>
@@ -1394,6 +1728,8 @@
       <w:hyperlink r:id="rId13">
         <w:r>
           <w:rPr>
+            <w:rtl/>
+            <w:cs/>
             <w:lang w:val="ar_AE" w:bidi="ar_AE"/>
           </w:rPr>
           <w:rPr>
@@ -1405,6 +1741,8 @@
       </w:hyperlink>
       <w:r>
         <w:rPr>
+          <w:rtl/>
+          <w:cs/>
           <w:lang w:val="ar_AE" w:bidi="ar_AE"/>
         </w:rPr>
         <w:t>). • عندما كان هطول الأمطار شحيحًا في الخريف والربيع في فلسطين، كان الصيف بلا مطر يُتلف المحاصيل ويُسبب نقصًا في الغذاء. كما نفدت الإمدادات الغذائية تحت الحصار الطويل للمدينة (يناير 588 - يوليو 586 قبل الميلاد)، ومات الكثير من الناس جوعًا (</w:t>
@@ -1412,6 +1750,8 @@
       <w:hyperlink r:id="rId42">
         <w:r>
           <w:rPr>
+            <w:rtl/>
+            <w:cs/>
             <w:lang w:val="ar_AE" w:bidi="ar_AE"/>
           </w:rPr>
           <w:rPr>
@@ -1423,6 +1763,8 @@
       </w:hyperlink>
       <w:r>
         <w:rPr>
+          <w:rtl/>
+          <w:cs/>
           <w:lang w:val="ar_AE" w:bidi="ar_AE"/>
         </w:rPr>
         <w:t xml:space="preserve">؛ قارن </w:t>
@@ -1430,6 +1772,8 @@
       <w:hyperlink r:id="rId43">
         <w:r>
           <w:rPr>
+            <w:rtl/>
+            <w:cs/>
             <w:lang w:val="ar_AE" w:bidi="ar_AE"/>
           </w:rPr>
           <w:rPr>
@@ -1441,6 +1785,8 @@
       </w:hyperlink>
       <w:r>
         <w:rPr>
+          <w:rtl/>
+          <w:cs/>
           <w:lang w:val="ar_AE" w:bidi="ar_AE"/>
         </w:rPr>
         <w:t>).</w:t>
@@ -1452,26 +1798,34 @@
       </w:pPr>
       <w:r>
         <w:rPr>
-          <w:lang w:val="ar_AE" w:bidi="ar_AE"/>
-        </w:rPr>
-      </w:r>
-      <w:r>
-        <w:rPr>
-          <w:lang w:val="ar_AE" w:bidi="ar_AE"/>
-        </w:rPr>
-      </w:r>
-      <w:r>
-        <w:rPr>
-          <w:lang w:val="ar_AE" w:bidi="ar_AE"/>
-        </w:rPr>
-      </w:r>
-    </w:p>
-    <w:p>
-      <w:pPr>
-        <w:bidi/>
-      </w:pPr>
-      <w:r>
-        <w:rPr>
+          <w:rtl/>
+          <w:cs/>
+          <w:lang w:val="ar_AE" w:bidi="ar_AE"/>
+        </w:rPr>
+      </w:r>
+      <w:r>
+        <w:rPr>
+          <w:rtl/>
+          <w:cs/>
+          <w:lang w:val="ar_AE" w:bidi="ar_AE"/>
+        </w:rPr>
+      </w:r>
+      <w:r>
+        <w:rPr>
+          <w:rtl/>
+          <w:cs/>
+          <w:lang w:val="ar_AE" w:bidi="ar_AE"/>
+        </w:rPr>
+      </w:r>
+    </w:p>
+    <w:p>
+      <w:pPr>
+        <w:bidi/>
+      </w:pPr>
+      <w:r>
+        <w:rPr>
+          <w:rtl/>
+          <w:cs/>
           <w:lang w:val="ar_AE" w:bidi="ar_AE"/>
         </w:rPr>
       </w:r>
@@ -1483,27 +1837,35 @@
       </w:pPr>
       <w:r>
         <w:rPr>
+          <w:rtl/>
+          <w:cs/>
           <w:lang w:val="ar_AE" w:bidi="ar_AE"/>
         </w:rPr>
         <w:t>مراثي إرميا 1: 20</w:t>
       </w:r>
       <w:r>
         <w:rPr>
-          <w:lang w:val="ar_AE" w:bidi="ar_AE"/>
-        </w:rPr>
-      </w:r>
-    </w:p>
-    <w:p>
-      <w:pPr>
-        <w:bidi/>
-      </w:pPr>
-      <w:r>
-        <w:rPr>
-          <w:lang w:val="ar_AE" w:bidi="ar_AE"/>
-        </w:rPr>
-      </w:r>
-      <w:r>
-        <w:rPr>
+          <w:rtl/>
+          <w:cs/>
+          <w:lang w:val="ar_AE" w:bidi="ar_AE"/>
+        </w:rPr>
+      </w:r>
+    </w:p>
+    <w:p>
+      <w:pPr>
+        <w:bidi/>
+      </w:pPr>
+      <w:r>
+        <w:rPr>
+          <w:rtl/>
+          <w:cs/>
+          <w:lang w:val="ar_AE" w:bidi="ar_AE"/>
+        </w:rPr>
+      </w:r>
+      <w:r>
+        <w:rPr>
+          <w:rtl/>
+          <w:cs/>
           <w:lang w:val="ar_AE" w:bidi="ar_AE"/>
         </w:rPr>
         <w:t>تمرد قادة وشعب يهوذا (</w:t>
@@ -1511,6 +1873,8 @@
       <w:hyperlink r:id="rId44">
         <w:r>
           <w:rPr>
+            <w:rtl/>
+            <w:cs/>
             <w:lang w:val="ar_AE" w:bidi="ar_AE"/>
           </w:rPr>
           <w:rPr>
@@ -1522,6 +1886,8 @@
       </w:hyperlink>
       <w:r>
         <w:rPr>
+          <w:rtl/>
+          <w:cs/>
           <w:lang w:val="ar_AE" w:bidi="ar_AE"/>
         </w:rPr>
         <w:t xml:space="preserve">؛ </w:t>
@@ -1529,6 +1895,8 @@
       <w:hyperlink r:id="rId45">
         <w:r>
           <w:rPr>
+            <w:rtl/>
+            <w:cs/>
             <w:lang w:val="ar_AE" w:bidi="ar_AE"/>
           </w:rPr>
           <w:rPr>
@@ -1540,6 +1908,8 @@
       </w:hyperlink>
       <w:r>
         <w:rPr>
+          <w:rtl/>
+          <w:cs/>
           <w:lang w:val="ar_AE" w:bidi="ar_AE"/>
         </w:rPr>
         <w:t xml:space="preserve">، </w:t>
@@ -1547,6 +1917,8 @@
       <w:hyperlink r:id="rId46">
         <w:r>
           <w:rPr>
+            <w:rtl/>
+            <w:cs/>
             <w:lang w:val="ar_AE" w:bidi="ar_AE"/>
           </w:rPr>
           <w:rPr>
@@ -1558,6 +1930,8 @@
       </w:hyperlink>
       <w:r>
         <w:rPr>
+          <w:rtl/>
+          <w:cs/>
           <w:lang w:val="ar_AE" w:bidi="ar_AE"/>
         </w:rPr>
         <w:t>) برفضهم للإله الواحد الحقيقي ووصاياه، ومقاومتهم للغزاة الذين أرسلهم الله (</w:t>
@@ -1565,6 +1939,8 @@
       <w:hyperlink r:id="rId47">
         <w:r>
           <w:rPr>
+            <w:rtl/>
+            <w:cs/>
             <w:lang w:val="ar_AE" w:bidi="ar_AE"/>
           </w:rPr>
           <w:rPr>
@@ -1576,6 +1952,8 @@
       </w:hyperlink>
       <w:r>
         <w:rPr>
+          <w:rtl/>
+          <w:cs/>
           <w:lang w:val="ar_AE" w:bidi="ar_AE"/>
         </w:rPr>
         <w:t xml:space="preserve">، </w:t>
@@ -1583,6 +1961,8 @@
       <w:hyperlink r:id="rId48">
         <w:r>
           <w:rPr>
+            <w:rtl/>
+            <w:cs/>
             <w:lang w:val="ar_AE" w:bidi="ar_AE"/>
           </w:rPr>
           <w:rPr>
@@ -1594,6 +1974,8 @@
       </w:hyperlink>
       <w:r>
         <w:rPr>
+          <w:rtl/>
+          <w:cs/>
           <w:lang w:val="ar_AE" w:bidi="ar_AE"/>
         </w:rPr>
         <w:t xml:space="preserve">؛ </w:t>
@@ -1601,6 +1983,8 @@
       <w:hyperlink r:id="rId49">
         <w:r>
           <w:rPr>
+            <w:rtl/>
+            <w:cs/>
             <w:lang w:val="ar_AE" w:bidi="ar_AE"/>
           </w:rPr>
           <w:rPr>
@@ -1612,27 +1996,35 @@
       </w:hyperlink>
       <w:r>
         <w:rPr>
+          <w:rtl/>
+          <w:cs/>
           <w:lang w:val="ar_AE" w:bidi="ar_AE"/>
         </w:rPr>
         <w:t>).</w:t>
       </w:r>
       <w:r>
         <w:rPr>
-          <w:lang w:val="ar_AE" w:bidi="ar_AE"/>
-        </w:rPr>
-      </w:r>
-      <w:r>
-        <w:rPr>
-          <w:lang w:val="ar_AE" w:bidi="ar_AE"/>
-        </w:rPr>
-      </w:r>
-    </w:p>
-    <w:p>
-      <w:pPr>
-        <w:bidi/>
-      </w:pPr>
-      <w:r>
-        <w:rPr>
+          <w:rtl/>
+          <w:cs/>
+          <w:lang w:val="ar_AE" w:bidi="ar_AE"/>
+        </w:rPr>
+      </w:r>
+      <w:r>
+        <w:rPr>
+          <w:rtl/>
+          <w:cs/>
+          <w:lang w:val="ar_AE" w:bidi="ar_AE"/>
+        </w:rPr>
+      </w:r>
+    </w:p>
+    <w:p>
+      <w:pPr>
+        <w:bidi/>
+      </w:pPr>
+      <w:r>
+        <w:rPr>
+          <w:rtl/>
+          <w:cs/>
           <w:lang w:val="ar_AE" w:bidi="ar_AE"/>
         </w:rPr>
       </w:r>
@@ -1644,27 +2036,35 @@
       </w:pPr>
       <w:r>
         <w:rPr>
+          <w:rtl/>
+          <w:cs/>
           <w:lang w:val="ar_AE" w:bidi="ar_AE"/>
         </w:rPr>
         <w:t>مراثي إرميا 1: 21</w:t>
       </w:r>
       <w:r>
         <w:rPr>
-          <w:lang w:val="ar_AE" w:bidi="ar_AE"/>
-        </w:rPr>
-      </w:r>
-    </w:p>
-    <w:p>
-      <w:pPr>
-        <w:bidi/>
-      </w:pPr>
-      <w:r>
-        <w:rPr>
-          <w:lang w:val="ar_AE" w:bidi="ar_AE"/>
-        </w:rPr>
-      </w:r>
-      <w:r>
-        <w:rPr>
+          <w:rtl/>
+          <w:cs/>
+          <w:lang w:val="ar_AE" w:bidi="ar_AE"/>
+        </w:rPr>
+      </w:r>
+    </w:p>
+    <w:p>
+      <w:pPr>
+        <w:bidi/>
+      </w:pPr>
+      <w:r>
+        <w:rPr>
+          <w:rtl/>
+          <w:cs/>
+          <w:lang w:val="ar_AE" w:bidi="ar_AE"/>
+        </w:rPr>
+      </w:r>
+      <w:r>
+        <w:rPr>
+          <w:rtl/>
+          <w:cs/>
           <w:lang w:val="ar_AE" w:bidi="ar_AE"/>
         </w:rPr>
         <w:t xml:space="preserve">تَأْتِي بِالْيَوْمِ الَّذِي نَادَيْتَ بِهِ: كانت روح الشاعر مشبعة بالإيمان بأن الله سيقيم يومًا يتم فيه الحكم على الجميع—الظالمين والضحايا—بعدلٍ (انظر </w:t>
@@ -1672,6 +2072,8 @@
       <w:hyperlink r:id="rId50">
         <w:r>
           <w:rPr>
+            <w:rtl/>
+            <w:cs/>
             <w:lang w:val="ar_AE" w:bidi="ar_AE"/>
           </w:rPr>
           <w:rPr>
@@ -1683,6 +2085,8 @@
       </w:hyperlink>
       <w:r>
         <w:rPr>
+          <w:rtl/>
+          <w:cs/>
           <w:lang w:val="ar_AE" w:bidi="ar_AE"/>
         </w:rPr>
         <w:t xml:space="preserve">، </w:t>
@@ -1690,6 +2094,8 @@
       <w:hyperlink r:id="rId51">
         <w:r>
           <w:rPr>
+            <w:rtl/>
+            <w:cs/>
             <w:lang w:val="ar_AE" w:bidi="ar_AE"/>
           </w:rPr>
           <w:rPr>
@@ -1701,6 +2107,8 @@
       </w:hyperlink>
       <w:r>
         <w:rPr>
+          <w:rtl/>
+          <w:cs/>
           <w:lang w:val="ar_AE" w:bidi="ar_AE"/>
         </w:rPr>
         <w:t xml:space="preserve">؛ </w:t>
@@ -1708,6 +2116,8 @@
       <w:hyperlink r:id="rId52">
         <w:r>
           <w:rPr>
+            <w:rtl/>
+            <w:cs/>
             <w:lang w:val="ar_AE" w:bidi="ar_AE"/>
           </w:rPr>
           <w:rPr>
@@ -1719,6 +2129,8 @@
       </w:hyperlink>
       <w:r>
         <w:rPr>
+          <w:rtl/>
+          <w:cs/>
           <w:lang w:val="ar_AE" w:bidi="ar_AE"/>
         </w:rPr>
         <w:t xml:space="preserve">، </w:t>
@@ -1726,6 +2138,8 @@
       <w:hyperlink r:id="rId53">
         <w:r>
           <w:rPr>
+            <w:rtl/>
+            <w:cs/>
             <w:lang w:val="ar_AE" w:bidi="ar_AE"/>
           </w:rPr>
           <w:rPr>
@@ -1737,6 +2151,8 @@
       </w:hyperlink>
       <w:r>
         <w:rPr>
+          <w:rtl/>
+          <w:cs/>
           <w:lang w:val="ar_AE" w:bidi="ar_AE"/>
         </w:rPr>
         <w:t xml:space="preserve">؛ </w:t>
@@ -1744,6 +2160,8 @@
       <w:hyperlink r:id="rId54">
         <w:r>
           <w:rPr>
+            <w:rtl/>
+            <w:cs/>
             <w:lang w:val="ar_AE" w:bidi="ar_AE"/>
           </w:rPr>
           <w:rPr>
@@ -1755,6 +2173,8 @@
       </w:hyperlink>
       <w:r>
         <w:rPr>
+          <w:rtl/>
+          <w:cs/>
           <w:lang w:val="ar_AE" w:bidi="ar_AE"/>
         </w:rPr>
         <w:t xml:space="preserve">؛ </w:t>
@@ -1762,6 +2182,8 @@
       <w:hyperlink r:id="rId55">
         <w:r>
           <w:rPr>
+            <w:rtl/>
+            <w:cs/>
             <w:lang w:val="ar_AE" w:bidi="ar_AE"/>
           </w:rPr>
           <w:rPr>
@@ -1773,6 +2195,8 @@
       </w:hyperlink>
       <w:r>
         <w:rPr>
+          <w:rtl/>
+          <w:cs/>
           <w:lang w:val="ar_AE" w:bidi="ar_AE"/>
         </w:rPr>
         <w:t xml:space="preserve">؛ </w:t>
@@ -1780,6 +2204,8 @@
       <w:hyperlink r:id="rId56">
         <w:r>
           <w:rPr>
+            <w:rtl/>
+            <w:cs/>
             <w:lang w:val="ar_AE" w:bidi="ar_AE"/>
           </w:rPr>
           <w:rPr>
@@ -1791,6 +2217,8 @@
       </w:hyperlink>
       <w:r>
         <w:rPr>
+          <w:rtl/>
+          <w:cs/>
           <w:lang w:val="ar_AE" w:bidi="ar_AE"/>
         </w:rPr>
         <w:t xml:space="preserve">؛ </w:t>
@@ -1798,6 +2226,8 @@
       <w:hyperlink r:id="rId57">
         <w:r>
           <w:rPr>
+            <w:rtl/>
+            <w:cs/>
             <w:lang w:val="ar_AE" w:bidi="ar_AE"/>
           </w:rPr>
           <w:rPr>
@@ -1809,27 +2239,35 @@
       </w:hyperlink>
       <w:r>
         <w:rPr>
+          <w:rtl/>
+          <w:cs/>
           <w:lang w:val="ar_AE" w:bidi="ar_AE"/>
         </w:rPr>
         <w:t>).</w:t>
       </w:r>
       <w:r>
         <w:rPr>
-          <w:lang w:val="ar_AE" w:bidi="ar_AE"/>
-        </w:rPr>
-      </w:r>
-      <w:r>
-        <w:rPr>
-          <w:lang w:val="ar_AE" w:bidi="ar_AE"/>
-        </w:rPr>
-      </w:r>
-    </w:p>
-    <w:p>
-      <w:pPr>
-        <w:bidi/>
-      </w:pPr>
-      <w:r>
-        <w:rPr>
+          <w:rtl/>
+          <w:cs/>
+          <w:lang w:val="ar_AE" w:bidi="ar_AE"/>
+        </w:rPr>
+      </w:r>
+      <w:r>
+        <w:rPr>
+          <w:rtl/>
+          <w:cs/>
+          <w:lang w:val="ar_AE" w:bidi="ar_AE"/>
+        </w:rPr>
+      </w:r>
+    </w:p>
+    <w:p>
+      <w:pPr>
+        <w:bidi/>
+      </w:pPr>
+      <w:r>
+        <w:rPr>
+          <w:rtl/>
+          <w:cs/>
           <w:lang w:val="ar_AE" w:bidi="ar_AE"/>
         </w:rPr>
       </w:r>
@@ -1841,27 +2279,35 @@
       </w:pPr>
       <w:r>
         <w:rPr>
+          <w:rtl/>
+          <w:cs/>
           <w:lang w:val="ar_AE" w:bidi="ar_AE"/>
         </w:rPr>
         <w:t>مراثي إرميا 2: 1</w:t>
       </w:r>
       <w:r>
         <w:rPr>
-          <w:lang w:val="ar_AE" w:bidi="ar_AE"/>
-        </w:rPr>
-      </w:r>
-    </w:p>
-    <w:p>
-      <w:pPr>
-        <w:bidi/>
-      </w:pPr>
-      <w:r>
-        <w:rPr>
-          <w:lang w:val="ar_AE" w:bidi="ar_AE"/>
-        </w:rPr>
-      </w:r>
-      <w:r>
-        <w:rPr>
+          <w:rtl/>
+          <w:cs/>
+          <w:lang w:val="ar_AE" w:bidi="ar_AE"/>
+        </w:rPr>
+      </w:r>
+    </w:p>
+    <w:p>
+      <w:pPr>
+        <w:bidi/>
+      </w:pPr>
+      <w:r>
+        <w:rPr>
+          <w:rtl/>
+          <w:cs/>
+          <w:lang w:val="ar_AE" w:bidi="ar_AE"/>
+        </w:rPr>
+      </w:r>
+      <w:r>
+        <w:rPr>
+          <w:rtl/>
+          <w:cs/>
           <w:lang w:val="ar_AE" w:bidi="ar_AE"/>
         </w:rPr>
         <w:t xml:space="preserve">مرتفعات السماء (أَلْقَى مِنَ السَّمَاءِ): كانت مباني أورشليم رائعة، مزينة بالمعادن الثمينة والجواهر. واشتهرت أورشليم بكونها مدينة الرب المُقَدَّسة. • هيكله (حرفيًا </w:t>
@@ -1869,12 +2315,16 @@
       <w:r>
         <w:rPr>
           <w:i/>
+          <w:rtl/>
+          <w:cs/>
           <w:lang w:val="ar_AE" w:bidi="ar_AE"/>
         </w:rPr>
         <w:t>موطئ قدميه</w:t>
       </w:r>
       <w:r>
         <w:rPr>
+          <w:rtl/>
+          <w:cs/>
           <w:lang w:val="ar_AE" w:bidi="ar_AE"/>
         </w:rPr>
         <w:t xml:space="preserve">): قارن </w:t>
@@ -1882,6 +2332,8 @@
       <w:hyperlink r:id="rId58">
         <w:r>
           <w:rPr>
+            <w:rtl/>
+            <w:cs/>
             <w:lang w:val="ar_AE" w:bidi="ar_AE"/>
           </w:rPr>
           <w:rPr>
@@ -1893,6 +2345,8 @@
       </w:hyperlink>
       <w:r>
         <w:rPr>
+          <w:rtl/>
+          <w:cs/>
           <w:lang w:val="ar_AE" w:bidi="ar_AE"/>
         </w:rPr>
         <w:t xml:space="preserve">؛ </w:t>
@@ -1900,6 +2354,8 @@
       <w:hyperlink r:id="rId59">
         <w:r>
           <w:rPr>
+            <w:rtl/>
+            <w:cs/>
             <w:lang w:val="ar_AE" w:bidi="ar_AE"/>
           </w:rPr>
           <w:rPr>
@@ -1911,6 +2367,8 @@
       </w:hyperlink>
       <w:r>
         <w:rPr>
+          <w:rtl/>
+          <w:cs/>
           <w:lang w:val="ar_AE" w:bidi="ar_AE"/>
         </w:rPr>
         <w:t xml:space="preserve">؛ </w:t>
@@ -1918,6 +2376,8 @@
       <w:hyperlink r:id="rId60">
         <w:r>
           <w:rPr>
+            <w:rtl/>
+            <w:cs/>
             <w:lang w:val="ar_AE" w:bidi="ar_AE"/>
           </w:rPr>
           <w:rPr>
@@ -1929,27 +2389,35 @@
       </w:hyperlink>
       <w:r>
         <w:rPr>
+          <w:rtl/>
+          <w:cs/>
           <w:lang w:val="ar_AE" w:bidi="ar_AE"/>
         </w:rPr>
         <w:t>.</w:t>
       </w:r>
       <w:r>
         <w:rPr>
-          <w:lang w:val="ar_AE" w:bidi="ar_AE"/>
-        </w:rPr>
-      </w:r>
-      <w:r>
-        <w:rPr>
-          <w:lang w:val="ar_AE" w:bidi="ar_AE"/>
-        </w:rPr>
-      </w:r>
-    </w:p>
-    <w:p>
-      <w:pPr>
-        <w:bidi/>
-      </w:pPr>
-      <w:r>
-        <w:rPr>
+          <w:rtl/>
+          <w:cs/>
+          <w:lang w:val="ar_AE" w:bidi="ar_AE"/>
+        </w:rPr>
+      </w:r>
+      <w:r>
+        <w:rPr>
+          <w:rtl/>
+          <w:cs/>
+          <w:lang w:val="ar_AE" w:bidi="ar_AE"/>
+        </w:rPr>
+      </w:r>
+    </w:p>
+    <w:p>
+      <w:pPr>
+        <w:bidi/>
+      </w:pPr>
+      <w:r>
+        <w:rPr>
+          <w:rtl/>
+          <w:cs/>
           <w:lang w:val="ar_AE" w:bidi="ar_AE"/>
         </w:rPr>
       </w:r>
@@ -1961,27 +2429,35 @@
       </w:pPr>
       <w:r>
         <w:rPr>
+          <w:rtl/>
+          <w:cs/>
           <w:lang w:val="ar_AE" w:bidi="ar_AE"/>
         </w:rPr>
         <w:t>مراثي إرميا 2: 1–22</w:t>
       </w:r>
       <w:r>
         <w:rPr>
-          <w:lang w:val="ar_AE" w:bidi="ar_AE"/>
-        </w:rPr>
-      </w:r>
-    </w:p>
-    <w:p>
-      <w:pPr>
-        <w:bidi/>
-      </w:pPr>
-      <w:r>
-        <w:rPr>
-          <w:lang w:val="ar_AE" w:bidi="ar_AE"/>
-        </w:rPr>
-      </w:r>
-      <w:r>
-        <w:rPr>
+          <w:rtl/>
+          <w:cs/>
+          <w:lang w:val="ar_AE" w:bidi="ar_AE"/>
+        </w:rPr>
+      </w:r>
+    </w:p>
+    <w:p>
+      <w:pPr>
+        <w:bidi/>
+      </w:pPr>
+      <w:r>
+        <w:rPr>
+          <w:rtl/>
+          <w:cs/>
+          <w:lang w:val="ar_AE" w:bidi="ar_AE"/>
+        </w:rPr>
+      </w:r>
+      <w:r>
+        <w:rPr>
+          <w:rtl/>
+          <w:cs/>
           <w:lang w:val="ar_AE" w:bidi="ar_AE"/>
         </w:rPr>
         <w:t>يُصوِّر هذا الأصحاح الرب بشكل واضح كمُدمِّر أورشليم.</w:t>
@@ -1993,26 +2469,34 @@
       </w:pPr>
       <w:r>
         <w:rPr>
-          <w:lang w:val="ar_AE" w:bidi="ar_AE"/>
-        </w:rPr>
-      </w:r>
-      <w:r>
-        <w:rPr>
-          <w:lang w:val="ar_AE" w:bidi="ar_AE"/>
-        </w:rPr>
-      </w:r>
-      <w:r>
-        <w:rPr>
-          <w:lang w:val="ar_AE" w:bidi="ar_AE"/>
-        </w:rPr>
-      </w:r>
-    </w:p>
-    <w:p>
-      <w:pPr>
-        <w:bidi/>
-      </w:pPr>
-      <w:r>
-        <w:rPr>
+          <w:rtl/>
+          <w:cs/>
+          <w:lang w:val="ar_AE" w:bidi="ar_AE"/>
+        </w:rPr>
+      </w:r>
+      <w:r>
+        <w:rPr>
+          <w:rtl/>
+          <w:cs/>
+          <w:lang w:val="ar_AE" w:bidi="ar_AE"/>
+        </w:rPr>
+      </w:r>
+      <w:r>
+        <w:rPr>
+          <w:rtl/>
+          <w:cs/>
+          <w:lang w:val="ar_AE" w:bidi="ar_AE"/>
+        </w:rPr>
+      </w:r>
+    </w:p>
+    <w:p>
+      <w:pPr>
+        <w:bidi/>
+      </w:pPr>
+      <w:r>
+        <w:rPr>
+          <w:rtl/>
+          <w:cs/>
           <w:lang w:val="ar_AE" w:bidi="ar_AE"/>
         </w:rPr>
       </w:r>
@@ -2024,27 +2508,35 @@
       </w:pPr>
       <w:r>
         <w:rPr>
+          <w:rtl/>
+          <w:cs/>
           <w:lang w:val="ar_AE" w:bidi="ar_AE"/>
         </w:rPr>
         <w:t>مراثي إرميا 2: 3–4</w:t>
       </w:r>
       <w:r>
         <w:rPr>
-          <w:lang w:val="ar_AE" w:bidi="ar_AE"/>
-        </w:rPr>
-      </w:r>
-    </w:p>
-    <w:p>
-      <w:pPr>
-        <w:bidi/>
-      </w:pPr>
-      <w:r>
-        <w:rPr>
-          <w:lang w:val="ar_AE" w:bidi="ar_AE"/>
-        </w:rPr>
-      </w:r>
-      <w:r>
-        <w:rPr>
+          <w:rtl/>
+          <w:cs/>
+          <w:lang w:val="ar_AE" w:bidi="ar_AE"/>
+        </w:rPr>
+      </w:r>
+    </w:p>
+    <w:p>
+      <w:pPr>
+        <w:bidi/>
+      </w:pPr>
+      <w:r>
+        <w:rPr>
+          <w:rtl/>
+          <w:cs/>
+          <w:lang w:val="ar_AE" w:bidi="ar_AE"/>
+        </w:rPr>
+      </w:r>
+      <w:r>
+        <w:rPr>
+          <w:rtl/>
+          <w:cs/>
           <w:lang w:val="ar_AE" w:bidi="ar_AE"/>
         </w:rPr>
         <w:t xml:space="preserve">يثني قوسه (مَدَّ قَوْسَهُ): في الماضي، كان الرب محاربًا جبارًا يدافع عن إسرائيل (انظر </w:t>
@@ -2052,6 +2544,8 @@
       <w:hyperlink r:id="rId61">
         <w:r>
           <w:rPr>
+            <w:rtl/>
+            <w:cs/>
             <w:lang w:val="ar_AE" w:bidi="ar_AE"/>
           </w:rPr>
           <w:rPr>
@@ -2063,6 +2557,8 @@
       </w:hyperlink>
       <w:r>
         <w:rPr>
+          <w:rtl/>
+          <w:cs/>
           <w:lang w:val="ar_AE" w:bidi="ar_AE"/>
         </w:rPr>
         <w:t xml:space="preserve">؛ </w:t>
@@ -2070,6 +2566,8 @@
       <w:hyperlink r:id="rId62">
         <w:r>
           <w:rPr>
+            <w:rtl/>
+            <w:cs/>
             <w:lang w:val="ar_AE" w:bidi="ar_AE"/>
           </w:rPr>
           <w:rPr>
@@ -2081,6 +2579,8 @@
       </w:hyperlink>
       <w:r>
         <w:rPr>
+          <w:rtl/>
+          <w:cs/>
           <w:lang w:val="ar_AE" w:bidi="ar_AE"/>
         </w:rPr>
         <w:t xml:space="preserve">؛ </w:t>
@@ -2088,6 +2588,8 @@
       <w:hyperlink r:id="rId63">
         <w:r>
           <w:rPr>
+            <w:rtl/>
+            <w:cs/>
             <w:lang w:val="ar_AE" w:bidi="ar_AE"/>
           </w:rPr>
           <w:rPr>
@@ -2099,6 +2601,8 @@
       </w:hyperlink>
       <w:r>
         <w:rPr>
+          <w:rtl/>
+          <w:cs/>
           <w:lang w:val="ar_AE" w:bidi="ar_AE"/>
         </w:rPr>
         <w:t xml:space="preserve">؛ </w:t>
@@ -2106,6 +2610,8 @@
       <w:hyperlink r:id="rId64">
         <w:r>
           <w:rPr>
+            <w:rtl/>
+            <w:cs/>
             <w:lang w:val="ar_AE" w:bidi="ar_AE"/>
           </w:rPr>
           <w:rPr>
@@ -2117,6 +2623,8 @@
       </w:hyperlink>
       <w:r>
         <w:rPr>
+          <w:rtl/>
+          <w:cs/>
           <w:lang w:val="ar_AE" w:bidi="ar_AE"/>
         </w:rPr>
         <w:t xml:space="preserve">)؛ أما الآن فقد شن حربًا ضد أورشليم (انظر </w:t>
@@ -2124,6 +2632,8 @@
       <w:hyperlink r:id="rId65">
         <w:r>
           <w:rPr>
+            <w:rtl/>
+            <w:cs/>
             <w:lang w:val="ar_AE" w:bidi="ar_AE"/>
           </w:rPr>
           <w:rPr>
@@ -2135,6 +2645,8 @@
       </w:hyperlink>
       <w:r>
         <w:rPr>
+          <w:rtl/>
+          <w:cs/>
           <w:lang w:val="ar_AE" w:bidi="ar_AE"/>
         </w:rPr>
         <w:t xml:space="preserve">؛ </w:t>
@@ -2142,6 +2654,8 @@
       <w:hyperlink r:id="rId66">
         <w:r>
           <w:rPr>
+            <w:rtl/>
+            <w:cs/>
             <w:lang w:val="ar_AE" w:bidi="ar_AE"/>
           </w:rPr>
           <w:rPr>
@@ -2153,27 +2667,35 @@
       </w:hyperlink>
       <w:r>
         <w:rPr>
+          <w:rtl/>
+          <w:cs/>
           <w:lang w:val="ar_AE" w:bidi="ar_AE"/>
         </w:rPr>
         <w:t>).</w:t>
       </w:r>
       <w:r>
         <w:rPr>
-          <w:lang w:val="ar_AE" w:bidi="ar_AE"/>
-        </w:rPr>
-      </w:r>
-      <w:r>
-        <w:rPr>
-          <w:lang w:val="ar_AE" w:bidi="ar_AE"/>
-        </w:rPr>
-      </w:r>
-    </w:p>
-    <w:p>
-      <w:pPr>
-        <w:bidi/>
-      </w:pPr>
-      <w:r>
-        <w:rPr>
+          <w:rtl/>
+          <w:cs/>
+          <w:lang w:val="ar_AE" w:bidi="ar_AE"/>
+        </w:rPr>
+      </w:r>
+      <w:r>
+        <w:rPr>
+          <w:rtl/>
+          <w:cs/>
+          <w:lang w:val="ar_AE" w:bidi="ar_AE"/>
+        </w:rPr>
+      </w:r>
+    </w:p>
+    <w:p>
+      <w:pPr>
+        <w:bidi/>
+      </w:pPr>
+      <w:r>
+        <w:rPr>
+          <w:rtl/>
+          <w:cs/>
           <w:lang w:val="ar_AE" w:bidi="ar_AE"/>
         </w:rPr>
       </w:r>
@@ -2185,27 +2707,35 @@
       </w:pPr>
       <w:r>
         <w:rPr>
+          <w:rtl/>
+          <w:cs/>
           <w:lang w:val="ar_AE" w:bidi="ar_AE"/>
         </w:rPr>
         <w:t>مراثي إرميا 2: 6</w:t>
       </w:r>
       <w:r>
         <w:rPr>
-          <w:lang w:val="ar_AE" w:bidi="ar_AE"/>
-        </w:rPr>
-      </w:r>
-    </w:p>
-    <w:p>
-      <w:pPr>
-        <w:bidi/>
-      </w:pPr>
-      <w:r>
-        <w:rPr>
-          <w:lang w:val="ar_AE" w:bidi="ar_AE"/>
-        </w:rPr>
-      </w:r>
-      <w:r>
-        <w:rPr>
+          <w:rtl/>
+          <w:cs/>
+          <w:lang w:val="ar_AE" w:bidi="ar_AE"/>
+        </w:rPr>
+      </w:r>
+    </w:p>
+    <w:p>
+      <w:pPr>
+        <w:bidi/>
+      </w:pPr>
+      <w:r>
+        <w:rPr>
+          <w:rtl/>
+          <w:cs/>
+          <w:lang w:val="ar_AE" w:bidi="ar_AE"/>
+        </w:rPr>
+      </w:r>
+      <w:r>
+        <w:rPr>
+          <w:rtl/>
+          <w:cs/>
           <w:lang w:val="ar_AE" w:bidi="ar_AE"/>
         </w:rPr>
         <w:t>كانت مظلة الجنة (البستان) هيكلًا مؤقتًا يُقيمه الحصادون لتوفير الظل. لقد وعد الله بالعناية بهيكله إلى الأبد (</w:t>
@@ -2213,6 +2743,8 @@
       <w:hyperlink r:id="rId67">
         <w:r>
           <w:rPr>
+            <w:rtl/>
+            <w:cs/>
             <w:lang w:val="ar_AE" w:bidi="ar_AE"/>
           </w:rPr>
           <w:rPr>
@@ -2224,27 +2756,35 @@
       </w:hyperlink>
       <w:r>
         <w:rPr>
+          <w:rtl/>
+          <w:cs/>
           <w:lang w:val="ar_AE" w:bidi="ar_AE"/>
         </w:rPr>
         <w:t>)، ولكن الآن يبدو وكأنه قد تخلى عنه.</w:t>
       </w:r>
       <w:r>
         <w:rPr>
-          <w:lang w:val="ar_AE" w:bidi="ar_AE"/>
-        </w:rPr>
-      </w:r>
-      <w:r>
-        <w:rPr>
-          <w:lang w:val="ar_AE" w:bidi="ar_AE"/>
-        </w:rPr>
-      </w:r>
-    </w:p>
-    <w:p>
-      <w:pPr>
-        <w:bidi/>
-      </w:pPr>
-      <w:r>
-        <w:rPr>
+          <w:rtl/>
+          <w:cs/>
+          <w:lang w:val="ar_AE" w:bidi="ar_AE"/>
+        </w:rPr>
+      </w:r>
+      <w:r>
+        <w:rPr>
+          <w:rtl/>
+          <w:cs/>
+          <w:lang w:val="ar_AE" w:bidi="ar_AE"/>
+        </w:rPr>
+      </w:r>
+    </w:p>
+    <w:p>
+      <w:pPr>
+        <w:bidi/>
+      </w:pPr>
+      <w:r>
+        <w:rPr>
+          <w:rtl/>
+          <w:cs/>
           <w:lang w:val="ar_AE" w:bidi="ar_AE"/>
         </w:rPr>
       </w:r>
@@ -2256,27 +2796,35 @@
       </w:pPr>
       <w:r>
         <w:rPr>
+          <w:rtl/>
+          <w:cs/>
           <w:lang w:val="ar_AE" w:bidi="ar_AE"/>
         </w:rPr>
         <w:t>مراثي إرميا 2: 7</w:t>
       </w:r>
       <w:r>
         <w:rPr>
-          <w:lang w:val="ar_AE" w:bidi="ar_AE"/>
-        </w:rPr>
-      </w:r>
-    </w:p>
-    <w:p>
-      <w:pPr>
-        <w:bidi/>
-      </w:pPr>
-      <w:r>
-        <w:rPr>
-          <w:lang w:val="ar_AE" w:bidi="ar_AE"/>
-        </w:rPr>
-      </w:r>
-      <w:r>
-        <w:rPr>
+          <w:rtl/>
+          <w:cs/>
+          <w:lang w:val="ar_AE" w:bidi="ar_AE"/>
+        </w:rPr>
+      </w:r>
+    </w:p>
+    <w:p>
+      <w:pPr>
+        <w:bidi/>
+      </w:pPr>
+      <w:r>
+        <w:rPr>
+          <w:rtl/>
+          <w:cs/>
+          <w:lang w:val="ar_AE" w:bidi="ar_AE"/>
+        </w:rPr>
+      </w:r>
+      <w:r>
+        <w:rPr>
+          <w:rtl/>
+          <w:cs/>
           <w:lang w:val="ar_AE" w:bidi="ar_AE"/>
         </w:rPr>
         <w:t xml:space="preserve">تم تدمير الهيكل لأن الخطايا التي ارتكبها الكهنة والشعب داخل أسواره دنست قداسته (انظر </w:t>
@@ -2284,6 +2832,8 @@
       <w:hyperlink r:id="rId68">
         <w:r>
           <w:rPr>
+            <w:rtl/>
+            <w:cs/>
             <w:lang w:val="ar_AE" w:bidi="ar_AE"/>
           </w:rPr>
           <w:rPr>
@@ -2295,6 +2845,8 @@
       </w:hyperlink>
       <w:r>
         <w:rPr>
+          <w:rtl/>
+          <w:cs/>
           <w:lang w:val="ar_AE" w:bidi="ar_AE"/>
         </w:rPr>
         <w:t xml:space="preserve">؛ </w:t>
@@ -2302,6 +2854,8 @@
       <w:hyperlink r:id="rId69">
         <w:r>
           <w:rPr>
+            <w:rtl/>
+            <w:cs/>
             <w:lang w:val="ar_AE" w:bidi="ar_AE"/>
           </w:rPr>
           <w:rPr>
@@ -2313,6 +2867,8 @@
       </w:hyperlink>
       <w:r>
         <w:rPr>
+          <w:rtl/>
+          <w:cs/>
           <w:lang w:val="ar_AE" w:bidi="ar_AE"/>
         </w:rPr>
         <w:t xml:space="preserve">، </w:t>
@@ -2320,6 +2876,8 @@
       <w:hyperlink r:id="rId70">
         <w:r>
           <w:rPr>
+            <w:rtl/>
+            <w:cs/>
             <w:lang w:val="ar_AE" w:bidi="ar_AE"/>
           </w:rPr>
           <w:rPr>
@@ -2331,6 +2889,8 @@
       </w:hyperlink>
       <w:r>
         <w:rPr>
+          <w:rtl/>
+          <w:cs/>
           <w:lang w:val="ar_AE" w:bidi="ar_AE"/>
         </w:rPr>
         <w:t xml:space="preserve">؛ </w:t>
@@ -2338,6 +2898,8 @@
       <w:hyperlink r:id="rId71">
         <w:r>
           <w:rPr>
+            <w:rtl/>
+            <w:cs/>
             <w:lang w:val="ar_AE" w:bidi="ar_AE"/>
           </w:rPr>
           <w:rPr>
@@ -2349,27 +2911,35 @@
       </w:hyperlink>
       <w:r>
         <w:rPr>
+          <w:rtl/>
+          <w:cs/>
           <w:lang w:val="ar_AE" w:bidi="ar_AE"/>
         </w:rPr>
         <w:t>).</w:t>
       </w:r>
       <w:r>
         <w:rPr>
-          <w:lang w:val="ar_AE" w:bidi="ar_AE"/>
-        </w:rPr>
-      </w:r>
-      <w:r>
-        <w:rPr>
-          <w:lang w:val="ar_AE" w:bidi="ar_AE"/>
-        </w:rPr>
-      </w:r>
-    </w:p>
-    <w:p>
-      <w:pPr>
-        <w:bidi/>
-      </w:pPr>
-      <w:r>
-        <w:rPr>
+          <w:rtl/>
+          <w:cs/>
+          <w:lang w:val="ar_AE" w:bidi="ar_AE"/>
+        </w:rPr>
+      </w:r>
+      <w:r>
+        <w:rPr>
+          <w:rtl/>
+          <w:cs/>
+          <w:lang w:val="ar_AE" w:bidi="ar_AE"/>
+        </w:rPr>
+      </w:r>
+    </w:p>
+    <w:p>
+      <w:pPr>
+        <w:bidi/>
+      </w:pPr>
+      <w:r>
+        <w:rPr>
+          <w:rtl/>
+          <w:cs/>
           <w:lang w:val="ar_AE" w:bidi="ar_AE"/>
         </w:rPr>
       </w:r>
@@ -2381,48 +2951,62 @@
       </w:pPr>
       <w:r>
         <w:rPr>
+          <w:rtl/>
+          <w:cs/>
           <w:lang w:val="ar_AE" w:bidi="ar_AE"/>
         </w:rPr>
         <w:t>مراثي إرميا 2: 8</w:t>
       </w:r>
       <w:r>
         <w:rPr>
-          <w:lang w:val="ar_AE" w:bidi="ar_AE"/>
-        </w:rPr>
-      </w:r>
-    </w:p>
-    <w:p>
-      <w:pPr>
-        <w:bidi/>
-      </w:pPr>
-      <w:r>
-        <w:rPr>
-          <w:lang w:val="ar_AE" w:bidi="ar_AE"/>
-        </w:rPr>
-      </w:r>
-      <w:r>
-        <w:rPr>
+          <w:rtl/>
+          <w:cs/>
+          <w:lang w:val="ar_AE" w:bidi="ar_AE"/>
+        </w:rPr>
+      </w:r>
+    </w:p>
+    <w:p>
+      <w:pPr>
+        <w:bidi/>
+      </w:pPr>
+      <w:r>
+        <w:rPr>
+          <w:rtl/>
+          <w:cs/>
+          <w:lang w:val="ar_AE" w:bidi="ar_AE"/>
+        </w:rPr>
+      </w:r>
+      <w:r>
+        <w:rPr>
+          <w:rtl/>
+          <w:cs/>
           <w:lang w:val="ar_AE" w:bidi="ar_AE"/>
         </w:rPr>
         <w:t>كانت الأسوار تتكون من جدران حجرية أو تلال ترابية تم بناؤها حول المدينة لحمايتها من هجمات جيوش الأعداء.</w:t>
       </w:r>
       <w:r>
         <w:rPr>
-          <w:lang w:val="ar_AE" w:bidi="ar_AE"/>
-        </w:rPr>
-      </w:r>
-      <w:r>
-        <w:rPr>
-          <w:lang w:val="ar_AE" w:bidi="ar_AE"/>
-        </w:rPr>
-      </w:r>
-    </w:p>
-    <w:p>
-      <w:pPr>
-        <w:bidi/>
-      </w:pPr>
-      <w:r>
-        <w:rPr>
+          <w:rtl/>
+          <w:cs/>
+          <w:lang w:val="ar_AE" w:bidi="ar_AE"/>
+        </w:rPr>
+      </w:r>
+      <w:r>
+        <w:rPr>
+          <w:rtl/>
+          <w:cs/>
+          <w:lang w:val="ar_AE" w:bidi="ar_AE"/>
+        </w:rPr>
+      </w:r>
+    </w:p>
+    <w:p>
+      <w:pPr>
+        <w:bidi/>
+      </w:pPr>
+      <w:r>
+        <w:rPr>
+          <w:rtl/>
+          <w:cs/>
           <w:lang w:val="ar_AE" w:bidi="ar_AE"/>
         </w:rPr>
       </w:r>
@@ -2434,27 +3018,35 @@
       </w:pPr>
       <w:r>
         <w:rPr>
+          <w:rtl/>
+          <w:cs/>
           <w:lang w:val="ar_AE" w:bidi="ar_AE"/>
         </w:rPr>
         <w:t>مراثي إرميا 2: 9</w:t>
       </w:r>
       <w:r>
         <w:rPr>
-          <w:lang w:val="ar_AE" w:bidi="ar_AE"/>
-        </w:rPr>
-      </w:r>
-    </w:p>
-    <w:p>
-      <w:pPr>
-        <w:bidi/>
-      </w:pPr>
-      <w:r>
-        <w:rPr>
-          <w:lang w:val="ar_AE" w:bidi="ar_AE"/>
-        </w:rPr>
-      </w:r>
-      <w:r>
-        <w:rPr>
+          <w:rtl/>
+          <w:cs/>
+          <w:lang w:val="ar_AE" w:bidi="ar_AE"/>
+        </w:rPr>
+      </w:r>
+    </w:p>
+    <w:p>
+      <w:pPr>
+        <w:bidi/>
+      </w:pPr>
+      <w:r>
+        <w:rPr>
+          <w:rtl/>
+          <w:cs/>
+          <w:lang w:val="ar_AE" w:bidi="ar_AE"/>
+        </w:rPr>
+      </w:r>
+      <w:r>
+        <w:rPr>
+          <w:rtl/>
+          <w:cs/>
           <w:lang w:val="ar_AE" w:bidi="ar_AE"/>
         </w:rPr>
         <w:t>لاَ يَجِدُونَ رُؤْيَا: كان دانيآل وحزقيال نبيين للرب، وقد كانت لديهم رؤى خلال إقامتهم بين المسبيين بعيدًا عن أرض يهوذا (</w:t>
@@ -2462,6 +3054,8 @@
       <w:hyperlink r:id="rId72">
         <w:r>
           <w:rPr>
+            <w:rtl/>
+            <w:cs/>
             <w:lang w:val="ar_AE" w:bidi="ar_AE"/>
           </w:rPr>
           <w:rPr>
@@ -2473,6 +3067,8 @@
       </w:hyperlink>
       <w:r>
         <w:rPr>
+          <w:rtl/>
+          <w:cs/>
           <w:lang w:val="ar_AE" w:bidi="ar_AE"/>
         </w:rPr>
         <w:t xml:space="preserve">؛ </w:t>
@@ -2480,6 +3076,8 @@
       <w:hyperlink r:id="rId73">
         <w:r>
           <w:rPr>
+            <w:rtl/>
+            <w:cs/>
             <w:lang w:val="ar_AE" w:bidi="ar_AE"/>
           </w:rPr>
           <w:rPr>
@@ -2491,27 +3089,35 @@
       </w:hyperlink>
       <w:r>
         <w:rPr>
+          <w:rtl/>
+          <w:cs/>
           <w:lang w:val="ar_AE" w:bidi="ar_AE"/>
         </w:rPr>
         <w:t>). تشير هذه الآية إلى الأنبياء في أورشليم الذين زعموا أن لديهم رؤى ثبت كذبها.</w:t>
       </w:r>
       <w:r>
         <w:rPr>
-          <w:lang w:val="ar_AE" w:bidi="ar_AE"/>
-        </w:rPr>
-      </w:r>
-      <w:r>
-        <w:rPr>
-          <w:lang w:val="ar_AE" w:bidi="ar_AE"/>
-        </w:rPr>
-      </w:r>
-    </w:p>
-    <w:p>
-      <w:pPr>
-        <w:bidi/>
-      </w:pPr>
-      <w:r>
-        <w:rPr>
+          <w:rtl/>
+          <w:cs/>
+          <w:lang w:val="ar_AE" w:bidi="ar_AE"/>
+        </w:rPr>
+      </w:r>
+      <w:r>
+        <w:rPr>
+          <w:rtl/>
+          <w:cs/>
+          <w:lang w:val="ar_AE" w:bidi="ar_AE"/>
+        </w:rPr>
+      </w:r>
+    </w:p>
+    <w:p>
+      <w:pPr>
+        <w:bidi/>
+      </w:pPr>
+      <w:r>
+        <w:rPr>
+          <w:rtl/>
+          <w:cs/>
           <w:lang w:val="ar_AE" w:bidi="ar_AE"/>
         </w:rPr>
       </w:r>
@@ -2523,27 +3129,35 @@
       </w:pPr>
       <w:r>
         <w:rPr>
+          <w:rtl/>
+          <w:cs/>
           <w:lang w:val="ar_AE" w:bidi="ar_AE"/>
         </w:rPr>
         <w:t>مراثي إرميا 2: 10</w:t>
       </w:r>
       <w:r>
         <w:rPr>
-          <w:lang w:val="ar_AE" w:bidi="ar_AE"/>
-        </w:rPr>
-      </w:r>
-    </w:p>
-    <w:p>
-      <w:pPr>
-        <w:bidi/>
-      </w:pPr>
-      <w:r>
-        <w:rPr>
-          <w:lang w:val="ar_AE" w:bidi="ar_AE"/>
-        </w:rPr>
-      </w:r>
-      <w:r>
-        <w:rPr>
+          <w:rtl/>
+          <w:cs/>
+          <w:lang w:val="ar_AE" w:bidi="ar_AE"/>
+        </w:rPr>
+      </w:r>
+    </w:p>
+    <w:p>
+      <w:pPr>
+        <w:bidi/>
+      </w:pPr>
+      <w:r>
+        <w:rPr>
+          <w:rtl/>
+          <w:cs/>
+          <w:lang w:val="ar_AE" w:bidi="ar_AE"/>
+        </w:rPr>
+      </w:r>
+      <w:r>
+        <w:rPr>
+          <w:rtl/>
+          <w:cs/>
           <w:lang w:val="ar_AE" w:bidi="ar_AE"/>
         </w:rPr>
         <w:t xml:space="preserve">كان الخيش (أو </w:t>
@@ -2551,33 +3165,43 @@
       <w:r>
         <w:rPr>
           <w:i/>
+          <w:rtl/>
+          <w:cs/>
           <w:lang w:val="ar_AE" w:bidi="ar_AE"/>
         </w:rPr>
         <w:t>المسوح</w:t>
       </w:r>
       <w:r>
         <w:rPr>
+          <w:rtl/>
+          <w:cs/>
           <w:lang w:val="ar_AE" w:bidi="ar_AE"/>
         </w:rPr>
         <w:t>) يُصنع من شعر الماعز أو الجمل، وغالبًا ما كان يُستخدم لصنع أكياس الحبوب أو لحمل الأشياء على الحيوانات. وكان الفقراء يرتدونه كملابس لأنه كان غير مكلف، كما كان الناس في حالة الحداد يرتدونه كعلامة على حزنهم العميق (لونه الداكن كان يتناسب مع مزاجهم، وخشونته كانت تعكس عدم راحتهم). • كان رفع الغبار على الرؤوس والثياب إشارة للجيران بأن إحدى أفراد الأسرة قد مات.</w:t>
       </w:r>
       <w:r>
         <w:rPr>
-          <w:lang w:val="ar_AE" w:bidi="ar_AE"/>
-        </w:rPr>
-      </w:r>
-      <w:r>
-        <w:rPr>
-          <w:lang w:val="ar_AE" w:bidi="ar_AE"/>
-        </w:rPr>
-      </w:r>
-    </w:p>
-    <w:p>
-      <w:pPr>
-        <w:bidi/>
-      </w:pPr>
-      <w:r>
-        <w:rPr>
+          <w:rtl/>
+          <w:cs/>
+          <w:lang w:val="ar_AE" w:bidi="ar_AE"/>
+        </w:rPr>
+      </w:r>
+      <w:r>
+        <w:rPr>
+          <w:rtl/>
+          <w:cs/>
+          <w:lang w:val="ar_AE" w:bidi="ar_AE"/>
+        </w:rPr>
+      </w:r>
+    </w:p>
+    <w:p>
+      <w:pPr>
+        <w:bidi/>
+      </w:pPr>
+      <w:r>
+        <w:rPr>
+          <w:rtl/>
+          <w:cs/>
           <w:lang w:val="ar_AE" w:bidi="ar_AE"/>
         </w:rPr>
       </w:r>
@@ -2589,27 +3213,35 @@
       </w:pPr>
       <w:r>
         <w:rPr>
+          <w:rtl/>
+          <w:cs/>
           <w:lang w:val="ar_AE" w:bidi="ar_AE"/>
         </w:rPr>
         <w:t>مراثي إرميا 2: 13</w:t>
       </w:r>
       <w:r>
         <w:rPr>
-          <w:lang w:val="ar_AE" w:bidi="ar_AE"/>
-        </w:rPr>
-      </w:r>
-    </w:p>
-    <w:p>
-      <w:pPr>
-        <w:bidi/>
-      </w:pPr>
-      <w:r>
-        <w:rPr>
-          <w:lang w:val="ar_AE" w:bidi="ar_AE"/>
-        </w:rPr>
-      </w:r>
-      <w:r>
-        <w:rPr>
+          <w:rtl/>
+          <w:cs/>
+          <w:lang w:val="ar_AE" w:bidi="ar_AE"/>
+        </w:rPr>
+      </w:r>
+    </w:p>
+    <w:p>
+      <w:pPr>
+        <w:bidi/>
+      </w:pPr>
+      <w:r>
+        <w:rPr>
+          <w:rtl/>
+          <w:cs/>
+          <w:lang w:val="ar_AE" w:bidi="ar_AE"/>
+        </w:rPr>
+      </w:r>
+      <w:r>
+        <w:rPr>
+          <w:rtl/>
+          <w:cs/>
           <w:lang w:val="ar_AE" w:bidi="ar_AE"/>
         </w:rPr>
         <w:t>مَنْ يَشْفِيكِ؟ كان المعالجون والأنبياء المشهورون جميعهم كاذبين ومحتالين (</w:t>
@@ -2617,6 +3249,8 @@
       <w:hyperlink r:id="rId74">
         <w:r>
           <w:rPr>
+            <w:rtl/>
+            <w:cs/>
             <w:lang w:val="ar_AE" w:bidi="ar_AE"/>
           </w:rPr>
           <w:rPr>
@@ -2628,27 +3262,35 @@
       </w:hyperlink>
       <w:r>
         <w:rPr>
+          <w:rtl/>
+          <w:cs/>
           <w:lang w:val="ar_AE" w:bidi="ar_AE"/>
         </w:rPr>
         <w:t>).</w:t>
       </w:r>
       <w:r>
         <w:rPr>
-          <w:lang w:val="ar_AE" w:bidi="ar_AE"/>
-        </w:rPr>
-      </w:r>
-      <w:r>
-        <w:rPr>
-          <w:lang w:val="ar_AE" w:bidi="ar_AE"/>
-        </w:rPr>
-      </w:r>
-    </w:p>
-    <w:p>
-      <w:pPr>
-        <w:bidi/>
-      </w:pPr>
-      <w:r>
-        <w:rPr>
+          <w:rtl/>
+          <w:cs/>
+          <w:lang w:val="ar_AE" w:bidi="ar_AE"/>
+        </w:rPr>
+      </w:r>
+      <w:r>
+        <w:rPr>
+          <w:rtl/>
+          <w:cs/>
+          <w:lang w:val="ar_AE" w:bidi="ar_AE"/>
+        </w:rPr>
+      </w:r>
+    </w:p>
+    <w:p>
+      <w:pPr>
+        <w:bidi/>
+      </w:pPr>
+      <w:r>
+        <w:rPr>
+          <w:rtl/>
+          <w:cs/>
           <w:lang w:val="ar_AE" w:bidi="ar_AE"/>
         </w:rPr>
       </w:r>
@@ -2660,48 +3302,62 @@
       </w:pPr>
       <w:r>
         <w:rPr>
+          <w:rtl/>
+          <w:cs/>
           <w:lang w:val="ar_AE" w:bidi="ar_AE"/>
         </w:rPr>
         <w:t>مراثي إرميا 2: 16</w:t>
       </w:r>
       <w:r>
         <w:rPr>
-          <w:lang w:val="ar_AE" w:bidi="ar_AE"/>
-        </w:rPr>
-      </w:r>
-    </w:p>
-    <w:p>
-      <w:pPr>
-        <w:bidi/>
-      </w:pPr>
-      <w:r>
-        <w:rPr>
-          <w:lang w:val="ar_AE" w:bidi="ar_AE"/>
-        </w:rPr>
-      </w:r>
-      <w:r>
-        <w:rPr>
+          <w:rtl/>
+          <w:cs/>
+          <w:lang w:val="ar_AE" w:bidi="ar_AE"/>
+        </w:rPr>
+      </w:r>
+    </w:p>
+    <w:p>
+      <w:pPr>
+        <w:bidi/>
+      </w:pPr>
+      <w:r>
+        <w:rPr>
+          <w:rtl/>
+          <w:cs/>
+          <w:lang w:val="ar_AE" w:bidi="ar_AE"/>
+        </w:rPr>
+      </w:r>
+      <w:r>
+        <w:rPr>
+          <w:rtl/>
+          <w:cs/>
           <w:lang w:val="ar_AE" w:bidi="ar_AE"/>
         </w:rPr>
         <w:t>كان أعداؤهم مسرورين بهزيمة أورشليم.</w:t>
       </w:r>
       <w:r>
         <w:rPr>
-          <w:lang w:val="ar_AE" w:bidi="ar_AE"/>
-        </w:rPr>
-      </w:r>
-      <w:r>
-        <w:rPr>
-          <w:lang w:val="ar_AE" w:bidi="ar_AE"/>
-        </w:rPr>
-      </w:r>
-    </w:p>
-    <w:p>
-      <w:pPr>
-        <w:bidi/>
-      </w:pPr>
-      <w:r>
-        <w:rPr>
+          <w:rtl/>
+          <w:cs/>
+          <w:lang w:val="ar_AE" w:bidi="ar_AE"/>
+        </w:rPr>
+      </w:r>
+      <w:r>
+        <w:rPr>
+          <w:rtl/>
+          <w:cs/>
+          <w:lang w:val="ar_AE" w:bidi="ar_AE"/>
+        </w:rPr>
+      </w:r>
+    </w:p>
+    <w:p>
+      <w:pPr>
+        <w:bidi/>
+      </w:pPr>
+      <w:r>
+        <w:rPr>
+          <w:rtl/>
+          <w:cs/>
           <w:lang w:val="ar_AE" w:bidi="ar_AE"/>
         </w:rPr>
       </w:r>
@@ -2713,27 +3369,35 @@
       </w:pPr>
       <w:r>
         <w:rPr>
+          <w:rtl/>
+          <w:cs/>
           <w:lang w:val="ar_AE" w:bidi="ar_AE"/>
         </w:rPr>
         <w:t>مراثي إرميا 2: 17</w:t>
       </w:r>
       <w:r>
         <w:rPr>
-          <w:lang w:val="ar_AE" w:bidi="ar_AE"/>
-        </w:rPr>
-      </w:r>
-    </w:p>
-    <w:p>
-      <w:pPr>
-        <w:bidi/>
-      </w:pPr>
-      <w:r>
-        <w:rPr>
-          <w:lang w:val="ar_AE" w:bidi="ar_AE"/>
-        </w:rPr>
-      </w:r>
-      <w:r>
-        <w:rPr>
+          <w:rtl/>
+          <w:cs/>
+          <w:lang w:val="ar_AE" w:bidi="ar_AE"/>
+        </w:rPr>
+      </w:r>
+    </w:p>
+    <w:p>
+      <w:pPr>
+        <w:bidi/>
+      </w:pPr>
+      <w:r>
+        <w:rPr>
+          <w:rtl/>
+          <w:cs/>
+          <w:lang w:val="ar_AE" w:bidi="ar_AE"/>
+        </w:rPr>
+      </w:r>
+      <w:r>
+        <w:rPr>
+          <w:rtl/>
+          <w:cs/>
           <w:lang w:val="ar_AE" w:bidi="ar_AE"/>
         </w:rPr>
         <w:t>تَمَّمَ قَوْلَهُ الَّذِي أَوْعَدَ بِهِ مُنْذُ أَيَّامِ الْقِدَمِ: كانت وعود الله بالبركة دائمًا مشروطة بطاعة إسرائيل للشريعة (</w:t>
@@ -2741,6 +3405,8 @@
       <w:hyperlink r:id="rId75">
         <w:r>
           <w:rPr>
+            <w:rtl/>
+            <w:cs/>
             <w:lang w:val="ar_AE" w:bidi="ar_AE"/>
           </w:rPr>
           <w:rPr>
@@ -2752,6 +3418,8 @@
       </w:hyperlink>
       <w:r>
         <w:rPr>
+          <w:rtl/>
+          <w:cs/>
           <w:lang w:val="ar_AE" w:bidi="ar_AE"/>
         </w:rPr>
         <w:t>). وكان هناك وعد بهلاكهم إذا عصوا (</w:t>
@@ -2759,6 +3427,8 @@
       <w:hyperlink r:id="rId76">
         <w:r>
           <w:rPr>
+            <w:rtl/>
+            <w:cs/>
             <w:lang w:val="ar_AE" w:bidi="ar_AE"/>
           </w:rPr>
           <w:rPr>
@@ -2770,27 +3440,35 @@
       </w:hyperlink>
       <w:r>
         <w:rPr>
+          <w:rtl/>
+          <w:cs/>
           <w:lang w:val="ar_AE" w:bidi="ar_AE"/>
         </w:rPr>
         <w:t>).</w:t>
       </w:r>
       <w:r>
         <w:rPr>
-          <w:lang w:val="ar_AE" w:bidi="ar_AE"/>
-        </w:rPr>
-      </w:r>
-      <w:r>
-        <w:rPr>
-          <w:lang w:val="ar_AE" w:bidi="ar_AE"/>
-        </w:rPr>
-      </w:r>
-    </w:p>
-    <w:p>
-      <w:pPr>
-        <w:bidi/>
-      </w:pPr>
-      <w:r>
-        <w:rPr>
+          <w:rtl/>
+          <w:cs/>
+          <w:lang w:val="ar_AE" w:bidi="ar_AE"/>
+        </w:rPr>
+      </w:r>
+      <w:r>
+        <w:rPr>
+          <w:rtl/>
+          <w:cs/>
+          <w:lang w:val="ar_AE" w:bidi="ar_AE"/>
+        </w:rPr>
+      </w:r>
+    </w:p>
+    <w:p>
+      <w:pPr>
+        <w:bidi/>
+      </w:pPr>
+      <w:r>
+        <w:rPr>
+          <w:rtl/>
+          <w:cs/>
           <w:lang w:val="ar_AE" w:bidi="ar_AE"/>
         </w:rPr>
       </w:r>
@@ -2802,48 +3480,62 @@
       </w:pPr>
       <w:r>
         <w:rPr>
+          <w:rtl/>
+          <w:cs/>
           <w:lang w:val="ar_AE" w:bidi="ar_AE"/>
         </w:rPr>
         <w:t>مراثي إرميا 2: 18–19</w:t>
       </w:r>
       <w:r>
         <w:rPr>
-          <w:lang w:val="ar_AE" w:bidi="ar_AE"/>
-        </w:rPr>
-      </w:r>
-    </w:p>
-    <w:p>
-      <w:pPr>
-        <w:bidi/>
-      </w:pPr>
-      <w:r>
-        <w:rPr>
-          <w:lang w:val="ar_AE" w:bidi="ar_AE"/>
-        </w:rPr>
-      </w:r>
-      <w:r>
-        <w:rPr>
+          <w:rtl/>
+          <w:cs/>
+          <w:lang w:val="ar_AE" w:bidi="ar_AE"/>
+        </w:rPr>
+      </w:r>
+    </w:p>
+    <w:p>
+      <w:pPr>
+        <w:bidi/>
+      </w:pPr>
+      <w:r>
+        <w:rPr>
+          <w:rtl/>
+          <w:cs/>
+          <w:lang w:val="ar_AE" w:bidi="ar_AE"/>
+        </w:rPr>
+      </w:r>
+      <w:r>
+        <w:rPr>
+          <w:rtl/>
+          <w:cs/>
           <w:lang w:val="ar_AE" w:bidi="ar_AE"/>
         </w:rPr>
         <w:t>التوبة والصلاة هما الاستجابتان المناسبتان لمواجهة هلاك دينونة الله.</w:t>
       </w:r>
       <w:r>
         <w:rPr>
-          <w:lang w:val="ar_AE" w:bidi="ar_AE"/>
-        </w:rPr>
-      </w:r>
-      <w:r>
-        <w:rPr>
-          <w:lang w:val="ar_AE" w:bidi="ar_AE"/>
-        </w:rPr>
-      </w:r>
-    </w:p>
-    <w:p>
-      <w:pPr>
-        <w:bidi/>
-      </w:pPr>
-      <w:r>
-        <w:rPr>
+          <w:rtl/>
+          <w:cs/>
+          <w:lang w:val="ar_AE" w:bidi="ar_AE"/>
+        </w:rPr>
+      </w:r>
+      <w:r>
+        <w:rPr>
+          <w:rtl/>
+          <w:cs/>
+          <w:lang w:val="ar_AE" w:bidi="ar_AE"/>
+        </w:rPr>
+      </w:r>
+    </w:p>
+    <w:p>
+      <w:pPr>
+        <w:bidi/>
+      </w:pPr>
+      <w:r>
+        <w:rPr>
+          <w:rtl/>
+          <w:cs/>
           <w:lang w:val="ar_AE" w:bidi="ar_AE"/>
         </w:rPr>
       </w:r>
@@ -2855,27 +3547,35 @@
       </w:pPr>
       <w:r>
         <w:rPr>
+          <w:rtl/>
+          <w:cs/>
           <w:lang w:val="ar_AE" w:bidi="ar_AE"/>
         </w:rPr>
         <w:t>مراثي إرميا 2: 20</w:t>
       </w:r>
       <w:r>
         <w:rPr>
-          <w:lang w:val="ar_AE" w:bidi="ar_AE"/>
-        </w:rPr>
-      </w:r>
-    </w:p>
-    <w:p>
-      <w:pPr>
-        <w:bidi/>
-      </w:pPr>
-      <w:r>
-        <w:rPr>
-          <w:lang w:val="ar_AE" w:bidi="ar_AE"/>
-        </w:rPr>
-      </w:r>
-      <w:r>
-        <w:rPr>
+          <w:rtl/>
+          <w:cs/>
+          <w:lang w:val="ar_AE" w:bidi="ar_AE"/>
+        </w:rPr>
+      </w:r>
+    </w:p>
+    <w:p>
+      <w:pPr>
+        <w:bidi/>
+      </w:pPr>
+      <w:r>
+        <w:rPr>
+          <w:rtl/>
+          <w:cs/>
+          <w:lang w:val="ar_AE" w:bidi="ar_AE"/>
+        </w:rPr>
+      </w:r>
+      <w:r>
+        <w:rPr>
+          <w:rtl/>
+          <w:cs/>
           <w:lang w:val="ar_AE" w:bidi="ar_AE"/>
         </w:rPr>
         <w:t>كان إرميا قد تنبأ بأن نفس حادثة أكل لحوم البشر الذي وقعت في أثناء حصار السامرة (</w:t>
@@ -2883,6 +3583,8 @@
       <w:hyperlink r:id="rId77">
         <w:r>
           <w:rPr>
+            <w:rtl/>
+            <w:cs/>
             <w:lang w:val="ar_AE" w:bidi="ar_AE"/>
           </w:rPr>
           <w:rPr>
@@ -2894,6 +3596,8 @@
       </w:hyperlink>
       <w:r>
         <w:rPr>
+          <w:rtl/>
+          <w:cs/>
           <w:lang w:val="ar_AE" w:bidi="ar_AE"/>
         </w:rPr>
         <w:t>) ستحدث في أورشليم (</w:t>
@@ -2901,6 +3605,8 @@
       <w:hyperlink r:id="rId78">
         <w:r>
           <w:rPr>
+            <w:rtl/>
+            <w:cs/>
             <w:lang w:val="ar_AE" w:bidi="ar_AE"/>
           </w:rPr>
           <w:rPr>
@@ -2912,6 +3618,8 @@
       </w:hyperlink>
       <w:r>
         <w:rPr>
+          <w:rtl/>
+          <w:cs/>
           <w:lang w:val="ar_AE" w:bidi="ar_AE"/>
         </w:rPr>
         <w:t xml:space="preserve">؛ انظر أيضًا </w:t>
@@ -2919,6 +3627,8 @@
       <w:hyperlink r:id="rId79">
         <w:r>
           <w:rPr>
+            <w:rtl/>
+            <w:cs/>
             <w:lang w:val="ar_AE" w:bidi="ar_AE"/>
           </w:rPr>
           <w:rPr>
@@ -2930,6 +3640,8 @@
       </w:hyperlink>
       <w:r>
         <w:rPr>
+          <w:rtl/>
+          <w:cs/>
           <w:lang w:val="ar_AE" w:bidi="ar_AE"/>
         </w:rPr>
         <w:t xml:space="preserve">؛ </w:t>
@@ -2937,6 +3649,8 @@
       <w:hyperlink r:id="rId80">
         <w:r>
           <w:rPr>
+            <w:rtl/>
+            <w:cs/>
             <w:lang w:val="ar_AE" w:bidi="ar_AE"/>
           </w:rPr>
           <w:rPr>
@@ -2948,6 +3662,8 @@
       </w:hyperlink>
       <w:r>
         <w:rPr>
+          <w:rtl/>
+          <w:cs/>
           <w:lang w:val="ar_AE" w:bidi="ar_AE"/>
         </w:rPr>
         <w:t xml:space="preserve">؛ قارن </w:t>
@@ -2955,6 +3671,8 @@
       <w:hyperlink r:id="rId81">
         <w:r>
           <w:rPr>
+            <w:rtl/>
+            <w:cs/>
             <w:lang w:val="ar_AE" w:bidi="ar_AE"/>
           </w:rPr>
           <w:rPr>
@@ -2966,27 +3684,35 @@
       </w:hyperlink>
       <w:r>
         <w:rPr>
+          <w:rtl/>
+          <w:cs/>
           <w:lang w:val="ar_AE" w:bidi="ar_AE"/>
         </w:rPr>
         <w:t>).</w:t>
       </w:r>
       <w:r>
         <w:rPr>
-          <w:lang w:val="ar_AE" w:bidi="ar_AE"/>
-        </w:rPr>
-      </w:r>
-      <w:r>
-        <w:rPr>
-          <w:lang w:val="ar_AE" w:bidi="ar_AE"/>
-        </w:rPr>
-      </w:r>
-    </w:p>
-    <w:p>
-      <w:pPr>
-        <w:bidi/>
-      </w:pPr>
-      <w:r>
-        <w:rPr>
+          <w:rtl/>
+          <w:cs/>
+          <w:lang w:val="ar_AE" w:bidi="ar_AE"/>
+        </w:rPr>
+      </w:r>
+      <w:r>
+        <w:rPr>
+          <w:rtl/>
+          <w:cs/>
+          <w:lang w:val="ar_AE" w:bidi="ar_AE"/>
+        </w:rPr>
+      </w:r>
+    </w:p>
+    <w:p>
+      <w:pPr>
+        <w:bidi/>
+      </w:pPr>
+      <w:r>
+        <w:rPr>
+          <w:rtl/>
+          <w:cs/>
           <w:lang w:val="ar_AE" w:bidi="ar_AE"/>
         </w:rPr>
       </w:r>
@@ -2998,27 +3724,35 @@
       </w:pPr>
       <w:r>
         <w:rPr>
+          <w:rtl/>
+          <w:cs/>
           <w:lang w:val="ar_AE" w:bidi="ar_AE"/>
         </w:rPr>
         <w:t>مراثي إرميا 2: 22</w:t>
       </w:r>
       <w:r>
         <w:rPr>
-          <w:lang w:val="ar_AE" w:bidi="ar_AE"/>
-        </w:rPr>
-      </w:r>
-    </w:p>
-    <w:p>
-      <w:pPr>
-        <w:bidi/>
-      </w:pPr>
-      <w:r>
-        <w:rPr>
-          <w:lang w:val="ar_AE" w:bidi="ar_AE"/>
-        </w:rPr>
-      </w:r>
-      <w:r>
-        <w:rPr>
+          <w:rtl/>
+          <w:cs/>
+          <w:lang w:val="ar_AE" w:bidi="ar_AE"/>
+        </w:rPr>
+      </w:r>
+    </w:p>
+    <w:p>
+      <w:pPr>
+        <w:bidi/>
+      </w:pPr>
+      <w:r>
+        <w:rPr>
+          <w:rtl/>
+          <w:cs/>
+          <w:lang w:val="ar_AE" w:bidi="ar_AE"/>
+        </w:rPr>
+      </w:r>
+      <w:r>
+        <w:rPr>
+          <w:rtl/>
+          <w:cs/>
           <w:lang w:val="ar_AE" w:bidi="ar_AE"/>
         </w:rPr>
         <w:t>قَدْ دَعَوْتَ كَمَا فِي يَوْمِ مَوْسِمٍ: يشبه الشاعر تدمير أورشليم بدعوة إلى وليمة حيث ستتغذى الحرب والمجاعة والحيوانات البرية والمرض على الأشرار في أورشليم (</w:t>
@@ -3026,6 +3760,8 @@
       <w:hyperlink r:id="rId82">
         <w:r>
           <w:rPr>
+            <w:rtl/>
+            <w:cs/>
             <w:lang w:val="ar_AE" w:bidi="ar_AE"/>
           </w:rPr>
           <w:rPr>
@@ -3037,6 +3773,8 @@
       </w:hyperlink>
       <w:r>
         <w:rPr>
+          <w:rtl/>
+          <w:cs/>
           <w:lang w:val="ar_AE" w:bidi="ar_AE"/>
         </w:rPr>
         <w:t xml:space="preserve">؛ قارن </w:t>
@@ -3044,6 +3782,8 @@
       <w:hyperlink r:id="rId83">
         <w:r>
           <w:rPr>
+            <w:rtl/>
+            <w:cs/>
             <w:lang w:val="ar_AE" w:bidi="ar_AE"/>
           </w:rPr>
           <w:rPr>
@@ -3055,27 +3795,35 @@
       </w:hyperlink>
       <w:r>
         <w:rPr>
+          <w:rtl/>
+          <w:cs/>
           <w:lang w:val="ar_AE" w:bidi="ar_AE"/>
         </w:rPr>
         <w:t>).</w:t>
       </w:r>
       <w:r>
         <w:rPr>
-          <w:lang w:val="ar_AE" w:bidi="ar_AE"/>
-        </w:rPr>
-      </w:r>
-      <w:r>
-        <w:rPr>
-          <w:lang w:val="ar_AE" w:bidi="ar_AE"/>
-        </w:rPr>
-      </w:r>
-    </w:p>
-    <w:p>
-      <w:pPr>
-        <w:bidi/>
-      </w:pPr>
-      <w:r>
-        <w:rPr>
+          <w:rtl/>
+          <w:cs/>
+          <w:lang w:val="ar_AE" w:bidi="ar_AE"/>
+        </w:rPr>
+      </w:r>
+      <w:r>
+        <w:rPr>
+          <w:rtl/>
+          <w:cs/>
+          <w:lang w:val="ar_AE" w:bidi="ar_AE"/>
+        </w:rPr>
+      </w:r>
+    </w:p>
+    <w:p>
+      <w:pPr>
+        <w:bidi/>
+      </w:pPr>
+      <w:r>
+        <w:rPr>
+          <w:rtl/>
+          <w:cs/>
           <w:lang w:val="ar_AE" w:bidi="ar_AE"/>
         </w:rPr>
       </w:r>
@@ -3087,48 +3835,62 @@
       </w:pPr>
       <w:r>
         <w:rPr>
+          <w:rtl/>
+          <w:cs/>
           <w:lang w:val="ar_AE" w:bidi="ar_AE"/>
         </w:rPr>
         <w:t>مراثي إرميا 3: 1–24</w:t>
       </w:r>
       <w:r>
         <w:rPr>
-          <w:lang w:val="ar_AE" w:bidi="ar_AE"/>
-        </w:rPr>
-      </w:r>
-    </w:p>
-    <w:p>
-      <w:pPr>
-        <w:bidi/>
-      </w:pPr>
-      <w:r>
-        <w:rPr>
-          <w:lang w:val="ar_AE" w:bidi="ar_AE"/>
-        </w:rPr>
-      </w:r>
-      <w:r>
-        <w:rPr>
+          <w:rtl/>
+          <w:cs/>
+          <w:lang w:val="ar_AE" w:bidi="ar_AE"/>
+        </w:rPr>
+      </w:r>
+    </w:p>
+    <w:p>
+      <w:pPr>
+        <w:bidi/>
+      </w:pPr>
+      <w:r>
+        <w:rPr>
+          <w:rtl/>
+          <w:cs/>
+          <w:lang w:val="ar_AE" w:bidi="ar_AE"/>
+        </w:rPr>
+      </w:r>
+      <w:r>
+        <w:rPr>
+          <w:rtl/>
+          <w:cs/>
           <w:lang w:val="ar_AE" w:bidi="ar_AE"/>
         </w:rPr>
         <w:t>يتناول الكاتب معاناة يهوذا وأورشليم كما لو كانت معاناته الشخصية.</w:t>
       </w:r>
       <w:r>
         <w:rPr>
-          <w:lang w:val="ar_AE" w:bidi="ar_AE"/>
-        </w:rPr>
-      </w:r>
-      <w:r>
-        <w:rPr>
-          <w:lang w:val="ar_AE" w:bidi="ar_AE"/>
-        </w:rPr>
-      </w:r>
-    </w:p>
-    <w:p>
-      <w:pPr>
-        <w:bidi/>
-      </w:pPr>
-      <w:r>
-        <w:rPr>
+          <w:rtl/>
+          <w:cs/>
+          <w:lang w:val="ar_AE" w:bidi="ar_AE"/>
+        </w:rPr>
+      </w:r>
+      <w:r>
+        <w:rPr>
+          <w:rtl/>
+          <w:cs/>
+          <w:lang w:val="ar_AE" w:bidi="ar_AE"/>
+        </w:rPr>
+      </w:r>
+    </w:p>
+    <w:p>
+      <w:pPr>
+        <w:bidi/>
+      </w:pPr>
+      <w:r>
+        <w:rPr>
+          <w:rtl/>
+          <w:cs/>
           <w:lang w:val="ar_AE" w:bidi="ar_AE"/>
         </w:rPr>
       </w:r>
@@ -3140,27 +3902,35 @@
       </w:pPr>
       <w:r>
         <w:rPr>
+          <w:rtl/>
+          <w:cs/>
           <w:lang w:val="ar_AE" w:bidi="ar_AE"/>
         </w:rPr>
         <w:t>مراثي إرميا 3: 1–66</w:t>
       </w:r>
       <w:r>
         <w:rPr>
-          <w:lang w:val="ar_AE" w:bidi="ar_AE"/>
-        </w:rPr>
-      </w:r>
-    </w:p>
-    <w:p>
-      <w:pPr>
-        <w:bidi/>
-      </w:pPr>
-      <w:r>
-        <w:rPr>
-          <w:lang w:val="ar_AE" w:bidi="ar_AE"/>
-        </w:rPr>
-      </w:r>
-      <w:r>
-        <w:rPr>
+          <w:rtl/>
+          <w:cs/>
+          <w:lang w:val="ar_AE" w:bidi="ar_AE"/>
+        </w:rPr>
+      </w:r>
+    </w:p>
+    <w:p>
+      <w:pPr>
+        <w:bidi/>
+      </w:pPr>
+      <w:r>
+        <w:rPr>
+          <w:rtl/>
+          <w:cs/>
+          <w:lang w:val="ar_AE" w:bidi="ar_AE"/>
+        </w:rPr>
+      </w:r>
+      <w:r>
+        <w:rPr>
+          <w:rtl/>
+          <w:cs/>
           <w:lang w:val="ar_AE" w:bidi="ar_AE"/>
         </w:rPr>
         <w:t>في هذا الأصحاح، يرثي الكاتب ما حدث (</w:t>
@@ -3168,6 +3938,8 @@
       <w:hyperlink r:id="rId84">
         <w:r>
           <w:rPr>
+            <w:rtl/>
+            <w:cs/>
             <w:lang w:val="ar_AE" w:bidi="ar_AE"/>
           </w:rPr>
           <w:rPr>
@@ -3179,6 +3951,8 @@
       </w:hyperlink>
       <w:r>
         <w:rPr>
+          <w:rtl/>
+          <w:cs/>
           <w:lang w:val="ar_AE" w:bidi="ar_AE"/>
         </w:rPr>
         <w:t xml:space="preserve">، </w:t>
@@ -3186,6 +3960,8 @@
       <w:hyperlink r:id="rId85">
         <w:r>
           <w:rPr>
+            <w:rtl/>
+            <w:cs/>
             <w:lang w:val="ar_AE" w:bidi="ar_AE"/>
           </w:rPr>
           <w:rPr>
@@ -3197,6 +3973,8 @@
       </w:hyperlink>
       <w:r>
         <w:rPr>
+          <w:rtl/>
+          <w:cs/>
           <w:lang w:val="ar_AE" w:bidi="ar_AE"/>
         </w:rPr>
         <w:t>)، ويتذكر محبة الرب الأمينة (</w:t>
@@ -3204,6 +3982,8 @@
       <w:hyperlink r:id="rId86">
         <w:r>
           <w:rPr>
+            <w:rtl/>
+            <w:cs/>
             <w:lang w:val="ar_AE" w:bidi="ar_AE"/>
           </w:rPr>
           <w:rPr>
@@ -3215,6 +3995,8 @@
       </w:hyperlink>
       <w:r>
         <w:rPr>
+          <w:rtl/>
+          <w:cs/>
           <w:lang w:val="ar_AE" w:bidi="ar_AE"/>
         </w:rPr>
         <w:t>)، ويصف كيف يجب أن يستجيب شعب الله (</w:t>
@@ -3222,6 +4004,8 @@
       <w:hyperlink r:id="rId87">
         <w:r>
           <w:rPr>
+            <w:rtl/>
+            <w:cs/>
             <w:lang w:val="ar_AE" w:bidi="ar_AE"/>
           </w:rPr>
           <w:rPr>
@@ -3233,6 +4017,8 @@
       </w:hyperlink>
       <w:r>
         <w:rPr>
+          <w:rtl/>
+          <w:cs/>
           <w:lang w:val="ar_AE" w:bidi="ar_AE"/>
         </w:rPr>
         <w:t>)، وكيف يدعو الرب في الصلاة (</w:t>
@@ -3240,6 +4026,8 @@
       <w:hyperlink r:id="rId88">
         <w:r>
           <w:rPr>
+            <w:rtl/>
+            <w:cs/>
             <w:lang w:val="ar_AE" w:bidi="ar_AE"/>
           </w:rPr>
           <w:rPr>
@@ -3251,27 +4039,35 @@
       </w:hyperlink>
       <w:r>
         <w:rPr>
+          <w:rtl/>
+          <w:cs/>
           <w:lang w:val="ar_AE" w:bidi="ar_AE"/>
         </w:rPr>
         <w:t>).</w:t>
       </w:r>
       <w:r>
         <w:rPr>
-          <w:lang w:val="ar_AE" w:bidi="ar_AE"/>
-        </w:rPr>
-      </w:r>
-      <w:r>
-        <w:rPr>
-          <w:lang w:val="ar_AE" w:bidi="ar_AE"/>
-        </w:rPr>
-      </w:r>
-    </w:p>
-    <w:p>
-      <w:pPr>
-        <w:bidi/>
-      </w:pPr>
-      <w:r>
-        <w:rPr>
+          <w:rtl/>
+          <w:cs/>
+          <w:lang w:val="ar_AE" w:bidi="ar_AE"/>
+        </w:rPr>
+      </w:r>
+      <w:r>
+        <w:rPr>
+          <w:rtl/>
+          <w:cs/>
+          <w:lang w:val="ar_AE" w:bidi="ar_AE"/>
+        </w:rPr>
+      </w:r>
+    </w:p>
+    <w:p>
+      <w:pPr>
+        <w:bidi/>
+      </w:pPr>
+      <w:r>
+        <w:rPr>
+          <w:rtl/>
+          <w:cs/>
           <w:lang w:val="ar_AE" w:bidi="ar_AE"/>
         </w:rPr>
       </w:r>
@@ -3283,27 +4079,35 @@
       </w:pPr>
       <w:r>
         <w:rPr>
+          <w:rtl/>
+          <w:cs/>
           <w:lang w:val="ar_AE" w:bidi="ar_AE"/>
         </w:rPr>
         <w:t>مراثي إرميا 3: 6–9</w:t>
       </w:r>
       <w:r>
         <w:rPr>
-          <w:lang w:val="ar_AE" w:bidi="ar_AE"/>
-        </w:rPr>
-      </w:r>
-    </w:p>
-    <w:p>
-      <w:pPr>
-        <w:bidi/>
-      </w:pPr>
-      <w:r>
-        <w:rPr>
-          <w:lang w:val="ar_AE" w:bidi="ar_AE"/>
-        </w:rPr>
-      </w:r>
-      <w:r>
-        <w:rPr>
+          <w:rtl/>
+          <w:cs/>
+          <w:lang w:val="ar_AE" w:bidi="ar_AE"/>
+        </w:rPr>
+      </w:r>
+    </w:p>
+    <w:p>
+      <w:pPr>
+        <w:bidi/>
+      </w:pPr>
+      <w:r>
+        <w:rPr>
+          <w:rtl/>
+          <w:cs/>
+          <w:lang w:val="ar_AE" w:bidi="ar_AE"/>
+        </w:rPr>
+      </w:r>
+      <w:r>
+        <w:rPr>
+          <w:rtl/>
+          <w:cs/>
           <w:lang w:val="ar_AE" w:bidi="ar_AE"/>
         </w:rPr>
         <w:t>يفهم البعض هذه الآيات على أنها إشارة شعرية إلى حبس إرميا في جب موحل قبل خراب أورشليم (</w:t>
@@ -3311,6 +4115,8 @@
       <w:hyperlink r:id="rId89">
         <w:r>
           <w:rPr>
+            <w:rtl/>
+            <w:cs/>
             <w:lang w:val="ar_AE" w:bidi="ar_AE"/>
           </w:rPr>
           <w:rPr>
@@ -3322,27 +4128,35 @@
       </w:hyperlink>
       <w:r>
         <w:rPr>
+          <w:rtl/>
+          <w:cs/>
           <w:lang w:val="ar_AE" w:bidi="ar_AE"/>
         </w:rPr>
         <w:t>).</w:t>
       </w:r>
       <w:r>
         <w:rPr>
-          <w:lang w:val="ar_AE" w:bidi="ar_AE"/>
-        </w:rPr>
-      </w:r>
-      <w:r>
-        <w:rPr>
-          <w:lang w:val="ar_AE" w:bidi="ar_AE"/>
-        </w:rPr>
-      </w:r>
-    </w:p>
-    <w:p>
-      <w:pPr>
-        <w:bidi/>
-      </w:pPr>
-      <w:r>
-        <w:rPr>
+          <w:rtl/>
+          <w:cs/>
+          <w:lang w:val="ar_AE" w:bidi="ar_AE"/>
+        </w:rPr>
+      </w:r>
+      <w:r>
+        <w:rPr>
+          <w:rtl/>
+          <w:cs/>
+          <w:lang w:val="ar_AE" w:bidi="ar_AE"/>
+        </w:rPr>
+      </w:r>
+    </w:p>
+    <w:p>
+      <w:pPr>
+        <w:bidi/>
+      </w:pPr>
+      <w:r>
+        <w:rPr>
+          <w:rtl/>
+          <w:cs/>
           <w:lang w:val="ar_AE" w:bidi="ar_AE"/>
         </w:rPr>
       </w:r>
@@ -3354,27 +4168,35 @@
       </w:pPr>
       <w:r>
         <w:rPr>
+          <w:rtl/>
+          <w:cs/>
           <w:lang w:val="ar_AE" w:bidi="ar_AE"/>
         </w:rPr>
         <w:t>مراثي إرميا 3: 9</w:t>
       </w:r>
       <w:r>
         <w:rPr>
-          <w:lang w:val="ar_AE" w:bidi="ar_AE"/>
-        </w:rPr>
-      </w:r>
-    </w:p>
-    <w:p>
-      <w:pPr>
-        <w:bidi/>
-      </w:pPr>
-      <w:r>
-        <w:rPr>
-          <w:lang w:val="ar_AE" w:bidi="ar_AE"/>
-        </w:rPr>
-      </w:r>
-      <w:r>
-        <w:rPr>
+          <w:rtl/>
+          <w:cs/>
+          <w:lang w:val="ar_AE" w:bidi="ar_AE"/>
+        </w:rPr>
+      </w:r>
+    </w:p>
+    <w:p>
+      <w:pPr>
+        <w:bidi/>
+      </w:pPr>
+      <w:r>
+        <w:rPr>
+          <w:rtl/>
+          <w:cs/>
+          <w:lang w:val="ar_AE" w:bidi="ar_AE"/>
+        </w:rPr>
+      </w:r>
+      <w:r>
+        <w:rPr>
+          <w:rtl/>
+          <w:cs/>
           <w:lang w:val="ar_AE" w:bidi="ar_AE"/>
         </w:rPr>
         <w:t>سَيَّجَ طُرُقِي بِحِجَارَةٍ مَنْحُوتَةٍ. قَلَبَ سُبُلِي: تسبب الخطية الارتباك وتفصل الشخص أو المجتمع عن مستقبل سعيد. يعرف الأبرياء المستقبل كطريق مستقيم يسهل اتباعه (</w:t>
@@ -3382,6 +4204,8 @@
       <w:hyperlink r:id="rId90">
         <w:r>
           <w:rPr>
+            <w:rtl/>
+            <w:cs/>
             <w:lang w:val="ar_AE" w:bidi="ar_AE"/>
           </w:rPr>
           <w:rPr>
@@ -3393,6 +4217,8 @@
       </w:hyperlink>
       <w:r>
         <w:rPr>
+          <w:rtl/>
+          <w:cs/>
           <w:lang w:val="ar_AE" w:bidi="ar_AE"/>
         </w:rPr>
         <w:t>). وقد تصور إشعياء أعمال الله كموكب على طريق مستقيم يعده الذين يعبدونه (</w:t>
@@ -3400,6 +4226,8 @@
       <w:hyperlink r:id="rId91">
         <w:r>
           <w:rPr>
+            <w:rtl/>
+            <w:cs/>
             <w:lang w:val="ar_AE" w:bidi="ar_AE"/>
           </w:rPr>
           <w:rPr>
@@ -3411,27 +4239,35 @@
       </w:hyperlink>
       <w:r>
         <w:rPr>
+          <w:rtl/>
+          <w:cs/>
           <w:lang w:val="ar_AE" w:bidi="ar_AE"/>
         </w:rPr>
         <w:t>).</w:t>
       </w:r>
       <w:r>
         <w:rPr>
-          <w:lang w:val="ar_AE" w:bidi="ar_AE"/>
-        </w:rPr>
-      </w:r>
-      <w:r>
-        <w:rPr>
-          <w:lang w:val="ar_AE" w:bidi="ar_AE"/>
-        </w:rPr>
-      </w:r>
-    </w:p>
-    <w:p>
-      <w:pPr>
-        <w:bidi/>
-      </w:pPr>
-      <w:r>
-        <w:rPr>
+          <w:rtl/>
+          <w:cs/>
+          <w:lang w:val="ar_AE" w:bidi="ar_AE"/>
+        </w:rPr>
+      </w:r>
+      <w:r>
+        <w:rPr>
+          <w:rtl/>
+          <w:cs/>
+          <w:lang w:val="ar_AE" w:bidi="ar_AE"/>
+        </w:rPr>
+      </w:r>
+    </w:p>
+    <w:p>
+      <w:pPr>
+        <w:bidi/>
+      </w:pPr>
+      <w:r>
+        <w:rPr>
+          <w:rtl/>
+          <w:cs/>
           <w:lang w:val="ar_AE" w:bidi="ar_AE"/>
         </w:rPr>
       </w:r>
@@ -3443,27 +4279,35 @@
       </w:pPr>
       <w:r>
         <w:rPr>
+          <w:rtl/>
+          <w:cs/>
           <w:lang w:val="ar_AE" w:bidi="ar_AE"/>
         </w:rPr>
         <w:t>مراثي إرميا 3: 12</w:t>
       </w:r>
       <w:r>
         <w:rPr>
-          <w:lang w:val="ar_AE" w:bidi="ar_AE"/>
-        </w:rPr>
-      </w:r>
-    </w:p>
-    <w:p>
-      <w:pPr>
-        <w:bidi/>
-      </w:pPr>
-      <w:r>
-        <w:rPr>
-          <w:lang w:val="ar_AE" w:bidi="ar_AE"/>
-        </w:rPr>
-      </w:r>
-      <w:r>
-        <w:rPr>
+          <w:rtl/>
+          <w:cs/>
+          <w:lang w:val="ar_AE" w:bidi="ar_AE"/>
+        </w:rPr>
+      </w:r>
+    </w:p>
+    <w:p>
+      <w:pPr>
+        <w:bidi/>
+      </w:pPr>
+      <w:r>
+        <w:rPr>
+          <w:rtl/>
+          <w:cs/>
+          <w:lang w:val="ar_AE" w:bidi="ar_AE"/>
+        </w:rPr>
+      </w:r>
+      <w:r>
+        <w:rPr>
+          <w:rtl/>
+          <w:cs/>
           <w:lang w:val="ar_AE" w:bidi="ar_AE"/>
         </w:rPr>
         <w:t xml:space="preserve">قارن مع </w:t>
@@ -3471,6 +4315,8 @@
       <w:hyperlink r:id="rId92">
         <w:r>
           <w:rPr>
+            <w:rtl/>
+            <w:cs/>
             <w:lang w:val="ar_AE" w:bidi="ar_AE"/>
           </w:rPr>
           <w:rPr>
@@ -3482,27 +4328,35 @@
       </w:hyperlink>
       <w:r>
         <w:rPr>
+          <w:rtl/>
+          <w:cs/>
           <w:lang w:val="ar_AE" w:bidi="ar_AE"/>
         </w:rPr>
         <w:t>.</w:t>
       </w:r>
       <w:r>
         <w:rPr>
-          <w:lang w:val="ar_AE" w:bidi="ar_AE"/>
-        </w:rPr>
-      </w:r>
-      <w:r>
-        <w:rPr>
-          <w:lang w:val="ar_AE" w:bidi="ar_AE"/>
-        </w:rPr>
-      </w:r>
-    </w:p>
-    <w:p>
-      <w:pPr>
-        <w:bidi/>
-      </w:pPr>
-      <w:r>
-        <w:rPr>
+          <w:rtl/>
+          <w:cs/>
+          <w:lang w:val="ar_AE" w:bidi="ar_AE"/>
+        </w:rPr>
+      </w:r>
+      <w:r>
+        <w:rPr>
+          <w:rtl/>
+          <w:cs/>
+          <w:lang w:val="ar_AE" w:bidi="ar_AE"/>
+        </w:rPr>
+      </w:r>
+    </w:p>
+    <w:p>
+      <w:pPr>
+        <w:bidi/>
+      </w:pPr>
+      <w:r>
+        <w:rPr>
+          <w:rtl/>
+          <w:cs/>
           <w:lang w:val="ar_AE" w:bidi="ar_AE"/>
         </w:rPr>
       </w:r>
@@ -3514,27 +4368,35 @@
       </w:pPr>
       <w:r>
         <w:rPr>
+          <w:rtl/>
+          <w:cs/>
           <w:lang w:val="ar_AE" w:bidi="ar_AE"/>
         </w:rPr>
         <w:t>مراثي إرميا 3: 19</w:t>
       </w:r>
       <w:r>
         <w:rPr>
-          <w:lang w:val="ar_AE" w:bidi="ar_AE"/>
-        </w:rPr>
-      </w:r>
-    </w:p>
-    <w:p>
-      <w:pPr>
-        <w:bidi/>
-      </w:pPr>
-      <w:r>
-        <w:rPr>
-          <w:lang w:val="ar_AE" w:bidi="ar_AE"/>
-        </w:rPr>
-      </w:r>
-      <w:r>
-        <w:rPr>
+          <w:rtl/>
+          <w:cs/>
+          <w:lang w:val="ar_AE" w:bidi="ar_AE"/>
+        </w:rPr>
+      </w:r>
+    </w:p>
+    <w:p>
+      <w:pPr>
+        <w:bidi/>
+      </w:pPr>
+      <w:r>
+        <w:rPr>
+          <w:rtl/>
+          <w:cs/>
+          <w:lang w:val="ar_AE" w:bidi="ar_AE"/>
+        </w:rPr>
+      </w:r>
+      <w:r>
+        <w:rPr>
+          <w:rtl/>
+          <w:cs/>
           <w:lang w:val="ar_AE" w:bidi="ar_AE"/>
         </w:rPr>
         <w:t xml:space="preserve">مرارة تفوق الوصف (أو </w:t>
@@ -3542,12 +4404,16 @@
       <w:r>
         <w:rPr>
           <w:i/>
+          <w:rtl/>
+          <w:cs/>
           <w:lang w:val="ar_AE" w:bidi="ar_AE"/>
         </w:rPr>
         <w:t>هي أَفْسَنْتِينٌ وَعَلْقَمٌ</w:t>
       </w:r>
       <w:r>
         <w:rPr>
+          <w:rtl/>
+          <w:cs/>
           <w:lang w:val="ar_AE" w:bidi="ar_AE"/>
         </w:rPr>
         <w:t>): الأفسنتين هو نبات ذو طعم مُرّ، وهنا يرمز إلى الشدة العاطفية للألم الداخلي (</w:t>
@@ -3555,6 +4421,8 @@
       <w:hyperlink r:id="rId93">
         <w:r>
           <w:rPr>
+            <w:rtl/>
+            <w:cs/>
             <w:lang w:val="ar_AE" w:bidi="ar_AE"/>
           </w:rPr>
           <w:rPr>
@@ -3566,6 +4434,8 @@
       </w:hyperlink>
       <w:r>
         <w:rPr>
+          <w:rtl/>
+          <w:cs/>
           <w:lang w:val="ar_AE" w:bidi="ar_AE"/>
         </w:rPr>
         <w:t xml:space="preserve">؛ </w:t>
@@ -3573,6 +4443,8 @@
       <w:hyperlink r:id="rId94">
         <w:r>
           <w:rPr>
+            <w:rtl/>
+            <w:cs/>
             <w:lang w:val="ar_AE" w:bidi="ar_AE"/>
           </w:rPr>
           <w:rPr>
@@ -3584,6 +4456,8 @@
       </w:hyperlink>
       <w:r>
         <w:rPr>
+          <w:rtl/>
+          <w:cs/>
           <w:lang w:val="ar_AE" w:bidi="ar_AE"/>
         </w:rPr>
         <w:t>). والعلقم هو نبات سام يسبب ألمًا جسديًا شديدًا إذا تم تناوله، ويعد رمزًا قويًا للمشاعر المجهدة للغاية (</w:t>
@@ -3591,6 +4465,8 @@
       <w:hyperlink r:id="rId95">
         <w:r>
           <w:rPr>
+            <w:rtl/>
+            <w:cs/>
             <w:lang w:val="ar_AE" w:bidi="ar_AE"/>
           </w:rPr>
           <w:rPr>
@@ -3602,6 +4478,8 @@
       </w:hyperlink>
       <w:r>
         <w:rPr>
+          <w:rtl/>
+          <w:cs/>
           <w:lang w:val="ar_AE" w:bidi="ar_AE"/>
         </w:rPr>
         <w:t xml:space="preserve">؛ </w:t>
@@ -3609,6 +4487,8 @@
       <w:hyperlink r:id="rId96">
         <w:r>
           <w:rPr>
+            <w:rtl/>
+            <w:cs/>
             <w:lang w:val="ar_AE" w:bidi="ar_AE"/>
           </w:rPr>
           <w:rPr>
@@ -3620,27 +4500,35 @@
       </w:hyperlink>
       <w:r>
         <w:rPr>
+          <w:rtl/>
+          <w:cs/>
           <w:lang w:val="ar_AE" w:bidi="ar_AE"/>
         </w:rPr>
         <w:t>). يبدو أن الكاتب قد وصل إلى طريق مسدود لا يستطيع الهروب منه.</w:t>
       </w:r>
       <w:r>
         <w:rPr>
-          <w:lang w:val="ar_AE" w:bidi="ar_AE"/>
-        </w:rPr>
-      </w:r>
-      <w:r>
-        <w:rPr>
-          <w:lang w:val="ar_AE" w:bidi="ar_AE"/>
-        </w:rPr>
-      </w:r>
-    </w:p>
-    <w:p>
-      <w:pPr>
-        <w:bidi/>
-      </w:pPr>
-      <w:r>
-        <w:rPr>
+          <w:rtl/>
+          <w:cs/>
+          <w:lang w:val="ar_AE" w:bidi="ar_AE"/>
+        </w:rPr>
+      </w:r>
+      <w:r>
+        <w:rPr>
+          <w:rtl/>
+          <w:cs/>
+          <w:lang w:val="ar_AE" w:bidi="ar_AE"/>
+        </w:rPr>
+      </w:r>
+    </w:p>
+    <w:p>
+      <w:pPr>
+        <w:bidi/>
+      </w:pPr>
+      <w:r>
+        <w:rPr>
+          <w:rtl/>
+          <w:cs/>
           <w:lang w:val="ar_AE" w:bidi="ar_AE"/>
         </w:rPr>
       </w:r>
@@ -3652,27 +4540,35 @@
       </w:pPr>
       <w:r>
         <w:rPr>
+          <w:rtl/>
+          <w:cs/>
           <w:lang w:val="ar_AE" w:bidi="ar_AE"/>
         </w:rPr>
         <w:t>مراثي إرميا 3: 22</w:t>
       </w:r>
       <w:r>
         <w:rPr>
-          <w:lang w:val="ar_AE" w:bidi="ar_AE"/>
-        </w:rPr>
-      </w:r>
-    </w:p>
-    <w:p>
-      <w:pPr>
-        <w:bidi/>
-      </w:pPr>
-      <w:r>
-        <w:rPr>
-          <w:lang w:val="ar_AE" w:bidi="ar_AE"/>
-        </w:rPr>
-      </w:r>
-      <w:r>
-        <w:rPr>
+          <w:rtl/>
+          <w:cs/>
+          <w:lang w:val="ar_AE" w:bidi="ar_AE"/>
+        </w:rPr>
+      </w:r>
+    </w:p>
+    <w:p>
+      <w:pPr>
+        <w:bidi/>
+      </w:pPr>
+      <w:r>
+        <w:rPr>
+          <w:rtl/>
+          <w:cs/>
+          <w:lang w:val="ar_AE" w:bidi="ar_AE"/>
+        </w:rPr>
+      </w:r>
+      <w:r>
+        <w:rPr>
+          <w:rtl/>
+          <w:cs/>
           <w:lang w:val="ar_AE" w:bidi="ar_AE"/>
         </w:rPr>
         <w:t>محبة الرب الصادقة هي الأساس لتعافي الشاعر من الاكتئاب العميق. كما هو الحال مع إرميا في الجب (</w:t>
@@ -3680,6 +4576,8 @@
       <w:hyperlink r:id="rId89">
         <w:r>
           <w:rPr>
+            <w:rtl/>
+            <w:cs/>
             <w:lang w:val="ar_AE" w:bidi="ar_AE"/>
           </w:rPr>
           <w:rPr>
@@ -3691,6 +4589,8 @@
       </w:hyperlink>
       <w:r>
         <w:rPr>
+          <w:rtl/>
+          <w:cs/>
           <w:lang w:val="ar_AE" w:bidi="ar_AE"/>
         </w:rPr>
         <w:t>) ويونان في بطن الحوت (</w:t>
@@ -3698,6 +4598,8 @@
       <w:hyperlink r:id="rId97">
         <w:r>
           <w:rPr>
+            <w:rtl/>
+            <w:cs/>
             <w:lang w:val="ar_AE" w:bidi="ar_AE"/>
           </w:rPr>
           <w:rPr>
@@ -3709,27 +4611,35 @@
       </w:hyperlink>
       <w:r>
         <w:rPr>
+          <w:rtl/>
+          <w:cs/>
           <w:lang w:val="ar_AE" w:bidi="ar_AE"/>
         </w:rPr>
         <w:t>)، قدم الرب الخلاص من الموت.</w:t>
       </w:r>
       <w:r>
         <w:rPr>
-          <w:lang w:val="ar_AE" w:bidi="ar_AE"/>
-        </w:rPr>
-      </w:r>
-      <w:r>
-        <w:rPr>
-          <w:lang w:val="ar_AE" w:bidi="ar_AE"/>
-        </w:rPr>
-      </w:r>
-    </w:p>
-    <w:p>
-      <w:pPr>
-        <w:bidi/>
-      </w:pPr>
-      <w:r>
-        <w:rPr>
+          <w:rtl/>
+          <w:cs/>
+          <w:lang w:val="ar_AE" w:bidi="ar_AE"/>
+        </w:rPr>
+      </w:r>
+      <w:r>
+        <w:rPr>
+          <w:rtl/>
+          <w:cs/>
+          <w:lang w:val="ar_AE" w:bidi="ar_AE"/>
+        </w:rPr>
+      </w:r>
+    </w:p>
+    <w:p>
+      <w:pPr>
+        <w:bidi/>
+      </w:pPr>
+      <w:r>
+        <w:rPr>
+          <w:rtl/>
+          <w:cs/>
           <w:lang w:val="ar_AE" w:bidi="ar_AE"/>
         </w:rPr>
       </w:r>
@@ -3741,48 +4651,62 @@
       </w:pPr>
       <w:r>
         <w:rPr>
+          <w:rtl/>
+          <w:cs/>
           <w:lang w:val="ar_AE" w:bidi="ar_AE"/>
         </w:rPr>
         <w:t>مراثي إرميا 3: 22–33</w:t>
       </w:r>
       <w:r>
         <w:rPr>
-          <w:lang w:val="ar_AE" w:bidi="ar_AE"/>
-        </w:rPr>
-      </w:r>
-    </w:p>
-    <w:p>
-      <w:pPr>
-        <w:bidi/>
-      </w:pPr>
-      <w:r>
-        <w:rPr>
-          <w:lang w:val="ar_AE" w:bidi="ar_AE"/>
-        </w:rPr>
-      </w:r>
-      <w:r>
-        <w:rPr>
+          <w:rtl/>
+          <w:cs/>
+          <w:lang w:val="ar_AE" w:bidi="ar_AE"/>
+        </w:rPr>
+      </w:r>
+    </w:p>
+    <w:p>
+      <w:pPr>
+        <w:bidi/>
+      </w:pPr>
+      <w:r>
+        <w:rPr>
+          <w:rtl/>
+          <w:cs/>
+          <w:lang w:val="ar_AE" w:bidi="ar_AE"/>
+        </w:rPr>
+      </w:r>
+      <w:r>
+        <w:rPr>
+          <w:rtl/>
+          <w:cs/>
           <w:lang w:val="ar_AE" w:bidi="ar_AE"/>
         </w:rPr>
         <w:t>محبة الله ومراحمه لا يزولان أبدًا. فكما كان الله أمينًا في إنزال الدينونة على أورشليم بسبب خطاياهم، فإنه سيكون أمينًا في استرداد أولئك الذين يعودون إليه.</w:t>
       </w:r>
       <w:r>
         <w:rPr>
-          <w:lang w:val="ar_AE" w:bidi="ar_AE"/>
-        </w:rPr>
-      </w:r>
-      <w:r>
-        <w:rPr>
-          <w:lang w:val="ar_AE" w:bidi="ar_AE"/>
-        </w:rPr>
-      </w:r>
-    </w:p>
-    <w:p>
-      <w:pPr>
-        <w:bidi/>
-      </w:pPr>
-      <w:r>
-        <w:rPr>
+          <w:rtl/>
+          <w:cs/>
+          <w:lang w:val="ar_AE" w:bidi="ar_AE"/>
+        </w:rPr>
+      </w:r>
+      <w:r>
+        <w:rPr>
+          <w:rtl/>
+          <w:cs/>
+          <w:lang w:val="ar_AE" w:bidi="ar_AE"/>
+        </w:rPr>
+      </w:r>
+    </w:p>
+    <w:p>
+      <w:pPr>
+        <w:bidi/>
+      </w:pPr>
+      <w:r>
+        <w:rPr>
+          <w:rtl/>
+          <w:cs/>
           <w:lang w:val="ar_AE" w:bidi="ar_AE"/>
         </w:rPr>
       </w:r>
@@ -3794,48 +4718,62 @@
       </w:pPr>
       <w:r>
         <w:rPr>
+          <w:rtl/>
+          <w:cs/>
           <w:lang w:val="ar_AE" w:bidi="ar_AE"/>
         </w:rPr>
         <w:t>مراثي إرميا 3: 23</w:t>
       </w:r>
       <w:r>
         <w:rPr>
-          <w:lang w:val="ar_AE" w:bidi="ar_AE"/>
-        </w:rPr>
-      </w:r>
-    </w:p>
-    <w:p>
-      <w:pPr>
-        <w:bidi/>
-      </w:pPr>
-      <w:r>
-        <w:rPr>
-          <w:lang w:val="ar_AE" w:bidi="ar_AE"/>
-        </w:rPr>
-      </w:r>
-      <w:r>
-        <w:rPr>
+          <w:rtl/>
+          <w:cs/>
+          <w:lang w:val="ar_AE" w:bidi="ar_AE"/>
+        </w:rPr>
+      </w:r>
+    </w:p>
+    <w:p>
+      <w:pPr>
+        <w:bidi/>
+      </w:pPr>
+      <w:r>
+        <w:rPr>
+          <w:rtl/>
+          <w:cs/>
+          <w:lang w:val="ar_AE" w:bidi="ar_AE"/>
+        </w:rPr>
+      </w:r>
+      <w:r>
+        <w:rPr>
+          <w:rtl/>
+          <w:cs/>
           <w:lang w:val="ar_AE" w:bidi="ar_AE"/>
         </w:rPr>
         <w:t>إن أمانة الله تشهد عن موثوقيته المطلقة، التي تظهر في مراحمه اليومية. فهو يوفر باستمرار عالمًا صالحًا للسكن يمكننا أن نعيش فيه.</w:t>
       </w:r>
       <w:r>
         <w:rPr>
-          <w:lang w:val="ar_AE" w:bidi="ar_AE"/>
-        </w:rPr>
-      </w:r>
-      <w:r>
-        <w:rPr>
-          <w:lang w:val="ar_AE" w:bidi="ar_AE"/>
-        </w:rPr>
-      </w:r>
-    </w:p>
-    <w:p>
-      <w:pPr>
-        <w:bidi/>
-      </w:pPr>
-      <w:r>
-        <w:rPr>
+          <w:rtl/>
+          <w:cs/>
+          <w:lang w:val="ar_AE" w:bidi="ar_AE"/>
+        </w:rPr>
+      </w:r>
+      <w:r>
+        <w:rPr>
+          <w:rtl/>
+          <w:cs/>
+          <w:lang w:val="ar_AE" w:bidi="ar_AE"/>
+        </w:rPr>
+      </w:r>
+    </w:p>
+    <w:p>
+      <w:pPr>
+        <w:bidi/>
+      </w:pPr>
+      <w:r>
+        <w:rPr>
+          <w:rtl/>
+          <w:cs/>
           <w:lang w:val="ar_AE" w:bidi="ar_AE"/>
         </w:rPr>
       </w:r>
@@ -3847,27 +4785,35 @@
       </w:pPr>
       <w:r>
         <w:rPr>
+          <w:rtl/>
+          <w:cs/>
           <w:lang w:val="ar_AE" w:bidi="ar_AE"/>
         </w:rPr>
         <w:t>مراثي إرميا 3: 24</w:t>
       </w:r>
       <w:r>
         <w:rPr>
-          <w:lang w:val="ar_AE" w:bidi="ar_AE"/>
-        </w:rPr>
-      </w:r>
-    </w:p>
-    <w:p>
-      <w:pPr>
-        <w:bidi/>
-      </w:pPr>
-      <w:r>
-        <w:rPr>
-          <w:lang w:val="ar_AE" w:bidi="ar_AE"/>
-        </w:rPr>
-      </w:r>
-      <w:r>
-        <w:rPr>
+          <w:rtl/>
+          <w:cs/>
+          <w:lang w:val="ar_AE" w:bidi="ar_AE"/>
+        </w:rPr>
+      </w:r>
+    </w:p>
+    <w:p>
+      <w:pPr>
+        <w:bidi/>
+      </w:pPr>
+      <w:r>
+        <w:rPr>
+          <w:rtl/>
+          <w:cs/>
+          <w:lang w:val="ar_AE" w:bidi="ar_AE"/>
+        </w:rPr>
+      </w:r>
+      <w:r>
+        <w:rPr>
+          <w:rtl/>
+          <w:cs/>
           <w:lang w:val="ar_AE" w:bidi="ar_AE"/>
         </w:rPr>
         <w:t>نَصِيبِي هُوَ الرَّبُّ: كانت أرض كنعان تُعدّ ميراث إسرائيل منذ زمن موسى (</w:t>
@@ -3875,6 +4821,8 @@
       <w:hyperlink r:id="rId98">
         <w:r>
           <w:rPr>
+            <w:rtl/>
+            <w:cs/>
             <w:lang w:val="ar_AE" w:bidi="ar_AE"/>
           </w:rPr>
           <w:rPr>
@@ -3886,6 +4834,8 @@
       </w:hyperlink>
       <w:r>
         <w:rPr>
+          <w:rtl/>
+          <w:cs/>
           <w:lang w:val="ar_AE" w:bidi="ar_AE"/>
         </w:rPr>
         <w:t xml:space="preserve">؛ </w:t>
@@ -3893,6 +4843,8 @@
       <w:hyperlink r:id="rId99">
         <w:r>
           <w:rPr>
+            <w:rtl/>
+            <w:cs/>
             <w:lang w:val="ar_AE" w:bidi="ar_AE"/>
           </w:rPr>
           <w:rPr>
@@ -3904,6 +4856,8 @@
       </w:hyperlink>
       <w:r>
         <w:rPr>
+          <w:rtl/>
+          <w:cs/>
           <w:lang w:val="ar_AE" w:bidi="ar_AE"/>
         </w:rPr>
         <w:t xml:space="preserve">؛ </w:t>
@@ -3911,6 +4865,8 @@
       <w:hyperlink r:id="rId100">
         <w:r>
           <w:rPr>
+            <w:rtl/>
+            <w:cs/>
             <w:lang w:val="ar_AE" w:bidi="ar_AE"/>
           </w:rPr>
           <w:rPr>
@@ -3922,6 +4878,8 @@
       </w:hyperlink>
       <w:r>
         <w:rPr>
+          <w:rtl/>
+          <w:cs/>
           <w:lang w:val="ar_AE" w:bidi="ar_AE"/>
         </w:rPr>
         <w:t xml:space="preserve">؛ </w:t>
@@ -3929,6 +4887,8 @@
       <w:hyperlink r:id="rId101">
         <w:r>
           <w:rPr>
+            <w:rtl/>
+            <w:cs/>
             <w:lang w:val="ar_AE" w:bidi="ar_AE"/>
           </w:rPr>
           <w:rPr>
@@ -3940,6 +4900,8 @@
       </w:hyperlink>
       <w:r>
         <w:rPr>
+          <w:rtl/>
+          <w:cs/>
           <w:lang w:val="ar_AE" w:bidi="ar_AE"/>
         </w:rPr>
         <w:t xml:space="preserve">)، ولكن الميراث الحقيقي لشعب الله هو الله ذاته (انظر </w:t>
@@ -3947,6 +4909,8 @@
       <w:hyperlink r:id="rId102">
         <w:r>
           <w:rPr>
+            <w:rtl/>
+            <w:cs/>
             <w:lang w:val="ar_AE" w:bidi="ar_AE"/>
           </w:rPr>
           <w:rPr>
@@ -3958,6 +4922,8 @@
       </w:hyperlink>
       <w:r>
         <w:rPr>
+          <w:rtl/>
+          <w:cs/>
           <w:lang w:val="ar_AE" w:bidi="ar_AE"/>
         </w:rPr>
         <w:t xml:space="preserve">؛ </w:t>
@@ -3965,6 +4931,8 @@
       <w:hyperlink r:id="rId103">
         <w:r>
           <w:rPr>
+            <w:rtl/>
+            <w:cs/>
             <w:lang w:val="ar_AE" w:bidi="ar_AE"/>
           </w:rPr>
           <w:rPr>
@@ -3976,6 +4944,8 @@
       </w:hyperlink>
       <w:r>
         <w:rPr>
+          <w:rtl/>
+          <w:cs/>
           <w:lang w:val="ar_AE" w:bidi="ar_AE"/>
         </w:rPr>
         <w:t xml:space="preserve">؛ </w:t>
@@ -3983,6 +4953,8 @@
       <w:hyperlink r:id="rId104">
         <w:r>
           <w:rPr>
+            <w:rtl/>
+            <w:cs/>
             <w:lang w:val="ar_AE" w:bidi="ar_AE"/>
           </w:rPr>
           <w:rPr>
@@ -3994,6 +4966,8 @@
       </w:hyperlink>
       <w:r>
         <w:rPr>
+          <w:rtl/>
+          <w:cs/>
           <w:lang w:val="ar_AE" w:bidi="ar_AE"/>
         </w:rPr>
         <w:t xml:space="preserve">؛ </w:t>
@@ -4001,6 +4975,8 @@
       <w:hyperlink r:id="rId105">
         <w:r>
           <w:rPr>
+            <w:rtl/>
+            <w:cs/>
             <w:lang w:val="ar_AE" w:bidi="ar_AE"/>
           </w:rPr>
           <w:rPr>
@@ -4012,27 +4988,35 @@
       </w:hyperlink>
       <w:r>
         <w:rPr>
+          <w:rtl/>
+          <w:cs/>
           <w:lang w:val="ar_AE" w:bidi="ar_AE"/>
         </w:rPr>
         <w:t>).</w:t>
       </w:r>
       <w:r>
         <w:rPr>
-          <w:lang w:val="ar_AE" w:bidi="ar_AE"/>
-        </w:rPr>
-      </w:r>
-      <w:r>
-        <w:rPr>
-          <w:lang w:val="ar_AE" w:bidi="ar_AE"/>
-        </w:rPr>
-      </w:r>
-    </w:p>
-    <w:p>
-      <w:pPr>
-        <w:bidi/>
-      </w:pPr>
-      <w:r>
-        <w:rPr>
+          <w:rtl/>
+          <w:cs/>
+          <w:lang w:val="ar_AE" w:bidi="ar_AE"/>
+        </w:rPr>
+      </w:r>
+      <w:r>
+        <w:rPr>
+          <w:rtl/>
+          <w:cs/>
+          <w:lang w:val="ar_AE" w:bidi="ar_AE"/>
+        </w:rPr>
+      </w:r>
+    </w:p>
+    <w:p>
+      <w:pPr>
+        <w:bidi/>
+      </w:pPr>
+      <w:r>
+        <w:rPr>
+          <w:rtl/>
+          <w:cs/>
           <w:lang w:val="ar_AE" w:bidi="ar_AE"/>
         </w:rPr>
       </w:r>
@@ -4044,48 +5028,62 @@
       </w:pPr>
       <w:r>
         <w:rPr>
+          <w:rtl/>
+          <w:cs/>
           <w:lang w:val="ar_AE" w:bidi="ar_AE"/>
         </w:rPr>
         <w:t>مراثي إرميا 3: 26</w:t>
       </w:r>
       <w:r>
         <w:rPr>
-          <w:lang w:val="ar_AE" w:bidi="ar_AE"/>
-        </w:rPr>
-      </w:r>
-    </w:p>
-    <w:p>
-      <w:pPr>
-        <w:bidi/>
-      </w:pPr>
-      <w:r>
-        <w:rPr>
-          <w:lang w:val="ar_AE" w:bidi="ar_AE"/>
-        </w:rPr>
-      </w:r>
-      <w:r>
-        <w:rPr>
+          <w:rtl/>
+          <w:cs/>
+          <w:lang w:val="ar_AE" w:bidi="ar_AE"/>
+        </w:rPr>
+      </w:r>
+    </w:p>
+    <w:p>
+      <w:pPr>
+        <w:bidi/>
+      </w:pPr>
+      <w:r>
+        <w:rPr>
+          <w:rtl/>
+          <w:cs/>
+          <w:lang w:val="ar_AE" w:bidi="ar_AE"/>
+        </w:rPr>
+      </w:r>
+      <w:r>
+        <w:rPr>
+          <w:rtl/>
+          <w:cs/>
           <w:lang w:val="ar_AE" w:bidi="ar_AE"/>
         </w:rPr>
         <w:t>أولئك الذين يثقون في خطة الله يستطيعون الانتظار بهدوء حتى يمنحهم الخلاص.</w:t>
       </w:r>
       <w:r>
         <w:rPr>
-          <w:lang w:val="ar_AE" w:bidi="ar_AE"/>
-        </w:rPr>
-      </w:r>
-      <w:r>
-        <w:rPr>
-          <w:lang w:val="ar_AE" w:bidi="ar_AE"/>
-        </w:rPr>
-      </w:r>
-    </w:p>
-    <w:p>
-      <w:pPr>
-        <w:bidi/>
-      </w:pPr>
-      <w:r>
-        <w:rPr>
+          <w:rtl/>
+          <w:cs/>
+          <w:lang w:val="ar_AE" w:bidi="ar_AE"/>
+        </w:rPr>
+      </w:r>
+      <w:r>
+        <w:rPr>
+          <w:rtl/>
+          <w:cs/>
+          <w:lang w:val="ar_AE" w:bidi="ar_AE"/>
+        </w:rPr>
+      </w:r>
+    </w:p>
+    <w:p>
+      <w:pPr>
+        <w:bidi/>
+      </w:pPr>
+      <w:r>
+        <w:rPr>
+          <w:rtl/>
+          <w:cs/>
           <w:lang w:val="ar_AE" w:bidi="ar_AE"/>
         </w:rPr>
       </w:r>
@@ -4097,48 +5095,62 @@
       </w:pPr>
       <w:r>
         <w:rPr>
+          <w:rtl/>
+          <w:cs/>
           <w:lang w:val="ar_AE" w:bidi="ar_AE"/>
         </w:rPr>
         <w:t>مراثي إرميا 3: 28</w:t>
       </w:r>
       <w:r>
         <w:rPr>
-          <w:lang w:val="ar_AE" w:bidi="ar_AE"/>
-        </w:rPr>
-      </w:r>
-    </w:p>
-    <w:p>
-      <w:pPr>
-        <w:bidi/>
-      </w:pPr>
-      <w:r>
-        <w:rPr>
-          <w:lang w:val="ar_AE" w:bidi="ar_AE"/>
-        </w:rPr>
-      </w:r>
-      <w:r>
-        <w:rPr>
+          <w:rtl/>
+          <w:cs/>
+          <w:lang w:val="ar_AE" w:bidi="ar_AE"/>
+        </w:rPr>
+      </w:r>
+    </w:p>
+    <w:p>
+      <w:pPr>
+        <w:bidi/>
+      </w:pPr>
+      <w:r>
+        <w:rPr>
+          <w:rtl/>
+          <w:cs/>
+          <w:lang w:val="ar_AE" w:bidi="ar_AE"/>
+        </w:rPr>
+      </w:r>
+      <w:r>
+        <w:rPr>
+          <w:rtl/>
+          <w:cs/>
           <w:lang w:val="ar_AE" w:bidi="ar_AE"/>
         </w:rPr>
         <w:t>يَجْلِسُ وَحْدَهُ وَيَسْكُتُ: الخضوع المتواضع يوقف اللسان ويهدئ القلب.</w:t>
       </w:r>
       <w:r>
         <w:rPr>
-          <w:lang w:val="ar_AE" w:bidi="ar_AE"/>
-        </w:rPr>
-      </w:r>
-      <w:r>
-        <w:rPr>
-          <w:lang w:val="ar_AE" w:bidi="ar_AE"/>
-        </w:rPr>
-      </w:r>
-    </w:p>
-    <w:p>
-      <w:pPr>
-        <w:bidi/>
-      </w:pPr>
-      <w:r>
-        <w:rPr>
+          <w:rtl/>
+          <w:cs/>
+          <w:lang w:val="ar_AE" w:bidi="ar_AE"/>
+        </w:rPr>
+      </w:r>
+      <w:r>
+        <w:rPr>
+          <w:rtl/>
+          <w:cs/>
+          <w:lang w:val="ar_AE" w:bidi="ar_AE"/>
+        </w:rPr>
+      </w:r>
+    </w:p>
+    <w:p>
+      <w:pPr>
+        <w:bidi/>
+      </w:pPr>
+      <w:r>
+        <w:rPr>
+          <w:rtl/>
+          <w:cs/>
           <w:lang w:val="ar_AE" w:bidi="ar_AE"/>
         </w:rPr>
       </w:r>
@@ -4150,27 +5162,35 @@
       </w:pPr>
       <w:r>
         <w:rPr>
+          <w:rtl/>
+          <w:cs/>
           <w:lang w:val="ar_AE" w:bidi="ar_AE"/>
         </w:rPr>
         <w:t>مراثي إرميا 3: 29–30</w:t>
       </w:r>
       <w:r>
         <w:rPr>
-          <w:lang w:val="ar_AE" w:bidi="ar_AE"/>
-        </w:rPr>
-      </w:r>
-    </w:p>
-    <w:p>
-      <w:pPr>
-        <w:bidi/>
-      </w:pPr>
-      <w:r>
-        <w:rPr>
-          <w:lang w:val="ar_AE" w:bidi="ar_AE"/>
-        </w:rPr>
-      </w:r>
-      <w:r>
-        <w:rPr>
+          <w:rtl/>
+          <w:cs/>
+          <w:lang w:val="ar_AE" w:bidi="ar_AE"/>
+        </w:rPr>
+      </w:r>
+    </w:p>
+    <w:p>
+      <w:pPr>
+        <w:bidi/>
+      </w:pPr>
+      <w:r>
+        <w:rPr>
+          <w:rtl/>
+          <w:cs/>
+          <w:lang w:val="ar_AE" w:bidi="ar_AE"/>
+        </w:rPr>
+      </w:r>
+      <w:r>
+        <w:rPr>
+          <w:rtl/>
+          <w:cs/>
           <w:lang w:val="ar_AE" w:bidi="ar_AE"/>
         </w:rPr>
         <w:t>في الشرق الأدنى القديم، كان الاستلقاء على الوجه في التراب يعبر عن الخضوع (</w:t>
@@ -4178,6 +5198,8 @@
       <w:hyperlink r:id="rId106">
         <w:r>
           <w:rPr>
+            <w:rtl/>
+            <w:cs/>
             <w:lang w:val="ar_AE" w:bidi="ar_AE"/>
           </w:rPr>
           <w:rPr>
@@ -4189,6 +5211,8 @@
       </w:hyperlink>
       <w:r>
         <w:rPr>
+          <w:rtl/>
+          <w:cs/>
           <w:lang w:val="ar_AE" w:bidi="ar_AE"/>
         </w:rPr>
         <w:t xml:space="preserve">؛ </w:t>
@@ -4196,6 +5220,8 @@
       <w:hyperlink r:id="rId107">
         <w:r>
           <w:rPr>
+            <w:rtl/>
+            <w:cs/>
             <w:lang w:val="ar_AE" w:bidi="ar_AE"/>
           </w:rPr>
           <w:rPr>
@@ -4207,6 +5233,8 @@
       </w:hyperlink>
       <w:r>
         <w:rPr>
+          <w:rtl/>
+          <w:cs/>
           <w:lang w:val="ar_AE" w:bidi="ar_AE"/>
         </w:rPr>
         <w:t xml:space="preserve">؛ </w:t>
@@ -4214,6 +5242,8 @@
       <w:hyperlink r:id="rId108">
         <w:r>
           <w:rPr>
+            <w:rtl/>
+            <w:cs/>
             <w:lang w:val="ar_AE" w:bidi="ar_AE"/>
           </w:rPr>
           <w:rPr>
@@ -4225,6 +5255,8 @@
       </w:hyperlink>
       <w:r>
         <w:rPr>
+          <w:rtl/>
+          <w:cs/>
           <w:lang w:val="ar_AE" w:bidi="ar_AE"/>
         </w:rPr>
         <w:t xml:space="preserve">؛ </w:t>
@@ -4232,6 +5264,8 @@
       <w:hyperlink r:id="rId109">
         <w:r>
           <w:rPr>
+            <w:rtl/>
+            <w:cs/>
             <w:lang w:val="ar_AE" w:bidi="ar_AE"/>
           </w:rPr>
           <w:rPr>
@@ -4243,6 +5277,8 @@
       </w:hyperlink>
       <w:r>
         <w:rPr>
+          <w:rtl/>
+          <w:cs/>
           <w:lang w:val="ar_AE" w:bidi="ar_AE"/>
         </w:rPr>
         <w:t xml:space="preserve">؛ </w:t>
@@ -4250,6 +5286,8 @@
       <w:hyperlink r:id="rId110">
         <w:r>
           <w:rPr>
+            <w:rtl/>
+            <w:cs/>
             <w:lang w:val="ar_AE" w:bidi="ar_AE"/>
           </w:rPr>
           <w:rPr>
@@ -4261,6 +5299,8 @@
       </w:hyperlink>
       <w:r>
         <w:rPr>
+          <w:rtl/>
+          <w:cs/>
           <w:lang w:val="ar_AE" w:bidi="ar_AE"/>
         </w:rPr>
         <w:t xml:space="preserve">؛ </w:t>
@@ -4268,6 +5308,8 @@
       <w:hyperlink r:id="rId111">
         <w:r>
           <w:rPr>
+            <w:rtl/>
+            <w:cs/>
             <w:lang w:val="ar_AE" w:bidi="ar_AE"/>
           </w:rPr>
           <w:rPr>
@@ -4279,6 +5321,8 @@
       </w:hyperlink>
       <w:r>
         <w:rPr>
+          <w:rtl/>
+          <w:cs/>
           <w:lang w:val="ar_AE" w:bidi="ar_AE"/>
         </w:rPr>
         <w:t xml:space="preserve">؛ </w:t>
@@ -4286,6 +5330,8 @@
       <w:hyperlink r:id="rId112">
         <w:r>
           <w:rPr>
+            <w:rtl/>
+            <w:cs/>
             <w:lang w:val="ar_AE" w:bidi="ar_AE"/>
           </w:rPr>
           <w:rPr>
@@ -4297,6 +5343,8 @@
       </w:hyperlink>
       <w:r>
         <w:rPr>
+          <w:rtl/>
+          <w:cs/>
           <w:lang w:val="ar_AE" w:bidi="ar_AE"/>
         </w:rPr>
         <w:t>). • إن تحويل الخد الآخر يُعبر أيضًا عن الخضوع. ومن الواضح أن يسوع كان يفكر في هذه الآية عندما علَّم تلاميذه الخضوع للاضطهاد (</w:t>
@@ -4304,6 +5352,8 @@
       <w:hyperlink r:id="rId113">
         <w:r>
           <w:rPr>
+            <w:rtl/>
+            <w:cs/>
             <w:lang w:val="ar_AE" w:bidi="ar_AE"/>
           </w:rPr>
           <w:rPr>
@@ -4315,6 +5365,8 @@
       </w:hyperlink>
       <w:r>
         <w:rPr>
+          <w:rtl/>
+          <w:cs/>
           <w:lang w:val="ar_AE" w:bidi="ar_AE"/>
         </w:rPr>
         <w:t>). هذه الاستجابة تعترف بأن الله هو صاحب السيادة حتى على معاناتنا.</w:t>
@@ -4326,26 +5378,34 @@
       </w:pPr>
       <w:r>
         <w:rPr>
-          <w:lang w:val="ar_AE" w:bidi="ar_AE"/>
-        </w:rPr>
-      </w:r>
-      <w:r>
-        <w:rPr>
-          <w:lang w:val="ar_AE" w:bidi="ar_AE"/>
-        </w:rPr>
-      </w:r>
-      <w:r>
-        <w:rPr>
-          <w:lang w:val="ar_AE" w:bidi="ar_AE"/>
-        </w:rPr>
-      </w:r>
-    </w:p>
-    <w:p>
-      <w:pPr>
-        <w:bidi/>
-      </w:pPr>
-      <w:r>
-        <w:rPr>
+          <w:rtl/>
+          <w:cs/>
+          <w:lang w:val="ar_AE" w:bidi="ar_AE"/>
+        </w:rPr>
+      </w:r>
+      <w:r>
+        <w:rPr>
+          <w:rtl/>
+          <w:cs/>
+          <w:lang w:val="ar_AE" w:bidi="ar_AE"/>
+        </w:rPr>
+      </w:r>
+      <w:r>
+        <w:rPr>
+          <w:rtl/>
+          <w:cs/>
+          <w:lang w:val="ar_AE" w:bidi="ar_AE"/>
+        </w:rPr>
+      </w:r>
+    </w:p>
+    <w:p>
+      <w:pPr>
+        <w:bidi/>
+      </w:pPr>
+      <w:r>
+        <w:rPr>
+          <w:rtl/>
+          <w:cs/>
           <w:lang w:val="ar_AE" w:bidi="ar_AE"/>
         </w:rPr>
       </w:r>
@@ -4357,27 +5417,35 @@
       </w:pPr>
       <w:r>
         <w:rPr>
+          <w:rtl/>
+          <w:cs/>
           <w:lang w:val="ar_AE" w:bidi="ar_AE"/>
         </w:rPr>
         <w:t>مراثي إرميا 3: 31</w:t>
       </w:r>
       <w:r>
         <w:rPr>
-          <w:lang w:val="ar_AE" w:bidi="ar_AE"/>
-        </w:rPr>
-      </w:r>
-    </w:p>
-    <w:p>
-      <w:pPr>
-        <w:bidi/>
-      </w:pPr>
-      <w:r>
-        <w:rPr>
-          <w:lang w:val="ar_AE" w:bidi="ar_AE"/>
-        </w:rPr>
-      </w:r>
-      <w:r>
-        <w:rPr>
+          <w:rtl/>
+          <w:cs/>
+          <w:lang w:val="ar_AE" w:bidi="ar_AE"/>
+        </w:rPr>
+      </w:r>
+    </w:p>
+    <w:p>
+      <w:pPr>
+        <w:bidi/>
+      </w:pPr>
+      <w:r>
+        <w:rPr>
+          <w:rtl/>
+          <w:cs/>
+          <w:lang w:val="ar_AE" w:bidi="ar_AE"/>
+        </w:rPr>
+      </w:r>
+      <w:r>
+        <w:rPr>
+          <w:rtl/>
+          <w:cs/>
           <w:lang w:val="ar_AE" w:bidi="ar_AE"/>
         </w:rPr>
         <w:t xml:space="preserve">قارن </w:t>
@@ -4385,6 +5453,8 @@
       <w:hyperlink r:id="rId114">
         <w:r>
           <w:rPr>
+            <w:rtl/>
+            <w:cs/>
             <w:lang w:val="ar_AE" w:bidi="ar_AE"/>
           </w:rPr>
           <w:rPr>
@@ -4396,27 +5466,35 @@
       </w:hyperlink>
       <w:r>
         <w:rPr>
+          <w:rtl/>
+          <w:cs/>
           <w:lang w:val="ar_AE" w:bidi="ar_AE"/>
         </w:rPr>
         <w:t>.</w:t>
       </w:r>
       <w:r>
         <w:rPr>
-          <w:lang w:val="ar_AE" w:bidi="ar_AE"/>
-        </w:rPr>
-      </w:r>
-      <w:r>
-        <w:rPr>
-          <w:lang w:val="ar_AE" w:bidi="ar_AE"/>
-        </w:rPr>
-      </w:r>
-    </w:p>
-    <w:p>
-      <w:pPr>
-        <w:bidi/>
-      </w:pPr>
-      <w:r>
-        <w:rPr>
+          <w:rtl/>
+          <w:cs/>
+          <w:lang w:val="ar_AE" w:bidi="ar_AE"/>
+        </w:rPr>
+      </w:r>
+      <w:r>
+        <w:rPr>
+          <w:rtl/>
+          <w:cs/>
+          <w:lang w:val="ar_AE" w:bidi="ar_AE"/>
+        </w:rPr>
+      </w:r>
+    </w:p>
+    <w:p>
+      <w:pPr>
+        <w:bidi/>
+      </w:pPr>
+      <w:r>
+        <w:rPr>
+          <w:rtl/>
+          <w:cs/>
           <w:lang w:val="ar_AE" w:bidi="ar_AE"/>
         </w:rPr>
       </w:r>
@@ -4428,27 +5506,35 @@
       </w:pPr>
       <w:r>
         <w:rPr>
+          <w:rtl/>
+          <w:cs/>
           <w:lang w:val="ar_AE" w:bidi="ar_AE"/>
         </w:rPr>
         <w:t>مراثي إرميا 3: 34–36</w:t>
       </w:r>
       <w:r>
         <w:rPr>
-          <w:lang w:val="ar_AE" w:bidi="ar_AE"/>
-        </w:rPr>
-      </w:r>
-    </w:p>
-    <w:p>
-      <w:pPr>
-        <w:bidi/>
-      </w:pPr>
-      <w:r>
-        <w:rPr>
-          <w:lang w:val="ar_AE" w:bidi="ar_AE"/>
-        </w:rPr>
-      </w:r>
-      <w:r>
-        <w:rPr>
+          <w:rtl/>
+          <w:cs/>
+          <w:lang w:val="ar_AE" w:bidi="ar_AE"/>
+        </w:rPr>
+      </w:r>
+    </w:p>
+    <w:p>
+      <w:pPr>
+        <w:bidi/>
+      </w:pPr>
+      <w:r>
+        <w:rPr>
+          <w:rtl/>
+          <w:cs/>
+          <w:lang w:val="ar_AE" w:bidi="ar_AE"/>
+        </w:rPr>
+      </w:r>
+      <w:r>
+        <w:rPr>
+          <w:rtl/>
+          <w:cs/>
           <w:lang w:val="ar_AE" w:bidi="ar_AE"/>
         </w:rPr>
         <w:t xml:space="preserve">كان شعب يهوذا يقومون بمثل هذه الأفعال قبل تدمير أورشليم (انظر </w:t>
@@ -4456,6 +5542,8 @@
       <w:hyperlink r:id="rId115">
         <w:r>
           <w:rPr>
+            <w:rtl/>
+            <w:cs/>
             <w:lang w:val="ar_AE" w:bidi="ar_AE"/>
           </w:rPr>
           <w:rPr>
@@ -4467,6 +5555,8 @@
       </w:hyperlink>
       <w:r>
         <w:rPr>
+          <w:rtl/>
+          <w:cs/>
           <w:lang w:val="ar_AE" w:bidi="ar_AE"/>
         </w:rPr>
         <w:t xml:space="preserve">؛ </w:t>
@@ -4474,6 +5564,8 @@
       <w:hyperlink r:id="rId116">
         <w:r>
           <w:rPr>
+            <w:rtl/>
+            <w:cs/>
             <w:lang w:val="ar_AE" w:bidi="ar_AE"/>
           </w:rPr>
           <w:rPr>
@@ -4485,6 +5577,8 @@
       </w:hyperlink>
       <w:r>
         <w:rPr>
+          <w:rtl/>
+          <w:cs/>
           <w:lang w:val="ar_AE" w:bidi="ar_AE"/>
         </w:rPr>
         <w:t xml:space="preserve">؛ </w:t>
@@ -4492,6 +5586,8 @@
       <w:hyperlink r:id="rId117">
         <w:r>
           <w:rPr>
+            <w:rtl/>
+            <w:cs/>
             <w:lang w:val="ar_AE" w:bidi="ar_AE"/>
           </w:rPr>
           <w:rPr>
@@ -4503,6 +5599,8 @@
       </w:hyperlink>
       <w:r>
         <w:rPr>
+          <w:rtl/>
+          <w:cs/>
           <w:lang w:val="ar_AE" w:bidi="ar_AE"/>
         </w:rPr>
         <w:t xml:space="preserve">؛ </w:t>
@@ -4510,6 +5608,8 @@
       <w:hyperlink r:id="rId118">
         <w:r>
           <w:rPr>
+            <w:rtl/>
+            <w:cs/>
             <w:lang w:val="ar_AE" w:bidi="ar_AE"/>
           </w:rPr>
           <w:rPr>
@@ -4521,27 +5621,35 @@
       </w:hyperlink>
       <w:r>
         <w:rPr>
+          <w:rtl/>
+          <w:cs/>
           <w:lang w:val="ar_AE" w:bidi="ar_AE"/>
         </w:rPr>
         <w:t>).</w:t>
       </w:r>
       <w:r>
         <w:rPr>
-          <w:lang w:val="ar_AE" w:bidi="ar_AE"/>
-        </w:rPr>
-      </w:r>
-      <w:r>
-        <w:rPr>
-          <w:lang w:val="ar_AE" w:bidi="ar_AE"/>
-        </w:rPr>
-      </w:r>
-    </w:p>
-    <w:p>
-      <w:pPr>
-        <w:bidi/>
-      </w:pPr>
-      <w:r>
-        <w:rPr>
+          <w:rtl/>
+          <w:cs/>
+          <w:lang w:val="ar_AE" w:bidi="ar_AE"/>
+        </w:rPr>
+      </w:r>
+      <w:r>
+        <w:rPr>
+          <w:rtl/>
+          <w:cs/>
+          <w:lang w:val="ar_AE" w:bidi="ar_AE"/>
+        </w:rPr>
+      </w:r>
+    </w:p>
+    <w:p>
+      <w:pPr>
+        <w:bidi/>
+      </w:pPr>
+      <w:r>
+        <w:rPr>
+          <w:rtl/>
+          <w:cs/>
           <w:lang w:val="ar_AE" w:bidi="ar_AE"/>
         </w:rPr>
       </w:r>
@@ -4553,27 +5661,35 @@
       </w:pPr>
       <w:r>
         <w:rPr>
+          <w:rtl/>
+          <w:cs/>
           <w:lang w:val="ar_AE" w:bidi="ar_AE"/>
         </w:rPr>
         <w:t>مراثي إرميا 3: 37–39</w:t>
       </w:r>
       <w:r>
         <w:rPr>
-          <w:lang w:val="ar_AE" w:bidi="ar_AE"/>
-        </w:rPr>
-      </w:r>
-    </w:p>
-    <w:p>
-      <w:pPr>
-        <w:bidi/>
-      </w:pPr>
-      <w:r>
-        <w:rPr>
-          <w:lang w:val="ar_AE" w:bidi="ar_AE"/>
-        </w:rPr>
-      </w:r>
-      <w:r>
-        <w:rPr>
+          <w:rtl/>
+          <w:cs/>
+          <w:lang w:val="ar_AE" w:bidi="ar_AE"/>
+        </w:rPr>
+      </w:r>
+    </w:p>
+    <w:p>
+      <w:pPr>
+        <w:bidi/>
+      </w:pPr>
+      <w:r>
+        <w:rPr>
+          <w:rtl/>
+          <w:cs/>
+          <w:lang w:val="ar_AE" w:bidi="ar_AE"/>
+        </w:rPr>
+      </w:r>
+      <w:r>
+        <w:rPr>
+          <w:rtl/>
+          <w:cs/>
           <w:lang w:val="ar_AE" w:bidi="ar_AE"/>
         </w:rPr>
         <w:t>تنجم بعض الكوارث عن أسباب طبيعية (</w:t>
@@ -4581,6 +5697,8 @@
       <w:hyperlink r:id="rId119">
         <w:r>
           <w:rPr>
+            <w:rtl/>
+            <w:cs/>
             <w:lang w:val="ar_AE" w:bidi="ar_AE"/>
           </w:rPr>
           <w:rPr>
@@ -4592,6 +5710,8 @@
       </w:hyperlink>
       <w:r>
         <w:rPr>
+          <w:rtl/>
+          <w:cs/>
           <w:lang w:val="ar_AE" w:bidi="ar_AE"/>
         </w:rPr>
         <w:t>)، كما تحدث الأمور السيئة (الشرور) لكل من الصالحين والأشرار (</w:t>
@@ -4599,6 +5719,8 @@
       <w:hyperlink r:id="rId120">
         <w:r>
           <w:rPr>
+            <w:rtl/>
+            <w:cs/>
             <w:lang w:val="ar_AE" w:bidi="ar_AE"/>
           </w:rPr>
           <w:rPr>
@@ -4610,6 +5732,8 @@
       </w:hyperlink>
       <w:r>
         <w:rPr>
+          <w:rtl/>
+          <w:cs/>
           <w:lang w:val="ar_AE" w:bidi="ar_AE"/>
         </w:rPr>
         <w:t>)؛ ومهما حدث، ينبغي لنا أن نشكر (</w:t>
@@ -4617,6 +5741,8 @@
       <w:hyperlink r:id="rId121">
         <w:r>
           <w:rPr>
+            <w:rtl/>
+            <w:cs/>
             <w:lang w:val="ar_AE" w:bidi="ar_AE"/>
           </w:rPr>
           <w:rPr>
@@ -4628,27 +5754,35 @@
       </w:hyperlink>
       <w:r>
         <w:rPr>
+          <w:rtl/>
+          <w:cs/>
           <w:lang w:val="ar_AE" w:bidi="ar_AE"/>
         </w:rPr>
         <w:t>) وألا نتذمر.</w:t>
       </w:r>
       <w:r>
         <w:rPr>
-          <w:lang w:val="ar_AE" w:bidi="ar_AE"/>
-        </w:rPr>
-      </w:r>
-      <w:r>
-        <w:rPr>
-          <w:lang w:val="ar_AE" w:bidi="ar_AE"/>
-        </w:rPr>
-      </w:r>
-    </w:p>
-    <w:p>
-      <w:pPr>
-        <w:bidi/>
-      </w:pPr>
-      <w:r>
-        <w:rPr>
+          <w:rtl/>
+          <w:cs/>
+          <w:lang w:val="ar_AE" w:bidi="ar_AE"/>
+        </w:rPr>
+      </w:r>
+      <w:r>
+        <w:rPr>
+          <w:rtl/>
+          <w:cs/>
+          <w:lang w:val="ar_AE" w:bidi="ar_AE"/>
+        </w:rPr>
+      </w:r>
+    </w:p>
+    <w:p>
+      <w:pPr>
+        <w:bidi/>
+      </w:pPr>
+      <w:r>
+        <w:rPr>
+          <w:rtl/>
+          <w:cs/>
           <w:lang w:val="ar_AE" w:bidi="ar_AE"/>
         </w:rPr>
       </w:r>
@@ -4660,27 +5794,35 @@
       </w:pPr>
       <w:r>
         <w:rPr>
+          <w:rtl/>
+          <w:cs/>
           <w:lang w:val="ar_AE" w:bidi="ar_AE"/>
         </w:rPr>
         <w:t>مراثي إرميا 3: 40–42</w:t>
       </w:r>
       <w:r>
         <w:rPr>
-          <w:lang w:val="ar_AE" w:bidi="ar_AE"/>
-        </w:rPr>
-      </w:r>
-    </w:p>
-    <w:p>
-      <w:pPr>
-        <w:bidi/>
-      </w:pPr>
-      <w:r>
-        <w:rPr>
-          <w:lang w:val="ar_AE" w:bidi="ar_AE"/>
-        </w:rPr>
-      </w:r>
-      <w:r>
-        <w:rPr>
+          <w:rtl/>
+          <w:cs/>
+          <w:lang w:val="ar_AE" w:bidi="ar_AE"/>
+        </w:rPr>
+      </w:r>
+    </w:p>
+    <w:p>
+      <w:pPr>
+        <w:bidi/>
+      </w:pPr>
+      <w:r>
+        <w:rPr>
+          <w:rtl/>
+          <w:cs/>
+          <w:lang w:val="ar_AE" w:bidi="ar_AE"/>
+        </w:rPr>
+      </w:r>
+      <w:r>
+        <w:rPr>
+          <w:rtl/>
+          <w:cs/>
           <w:lang w:val="ar_AE" w:bidi="ar_AE"/>
         </w:rPr>
         <w:t>التوبة هي المفتاح لنوال الخلاص (</w:t>
@@ -4688,6 +5830,8 @@
       <w:hyperlink r:id="rId122">
         <w:r>
           <w:rPr>
+            <w:rtl/>
+            <w:cs/>
             <w:lang w:val="ar_AE" w:bidi="ar_AE"/>
           </w:rPr>
           <w:rPr>
@@ -4699,6 +5843,8 @@
       </w:hyperlink>
       <w:r>
         <w:rPr>
+          <w:rtl/>
+          <w:cs/>
           <w:lang w:val="ar_AE" w:bidi="ar_AE"/>
         </w:rPr>
         <w:t xml:space="preserve">؛ </w:t>
@@ -4706,6 +5852,8 @@
       <w:hyperlink r:id="rId123">
         <w:r>
           <w:rPr>
+            <w:rtl/>
+            <w:cs/>
             <w:lang w:val="ar_AE" w:bidi="ar_AE"/>
           </w:rPr>
           <w:rPr>
@@ -4717,6 +5865,8 @@
       </w:hyperlink>
       <w:r>
         <w:rPr>
+          <w:rtl/>
+          <w:cs/>
           <w:lang w:val="ar_AE" w:bidi="ar_AE"/>
         </w:rPr>
         <w:t xml:space="preserve">؛ </w:t>
@@ -4724,6 +5874,8 @@
       <w:hyperlink r:id="rId124">
         <w:r>
           <w:rPr>
+            <w:rtl/>
+            <w:cs/>
             <w:lang w:val="ar_AE" w:bidi="ar_AE"/>
           </w:rPr>
           <w:rPr>
@@ -4735,27 +5887,35 @@
       </w:hyperlink>
       <w:r>
         <w:rPr>
+          <w:rtl/>
+          <w:cs/>
           <w:lang w:val="ar_AE" w:bidi="ar_AE"/>
         </w:rPr>
         <w:t>).</w:t>
       </w:r>
       <w:r>
         <w:rPr>
-          <w:lang w:val="ar_AE" w:bidi="ar_AE"/>
-        </w:rPr>
-      </w:r>
-      <w:r>
-        <w:rPr>
-          <w:lang w:val="ar_AE" w:bidi="ar_AE"/>
-        </w:rPr>
-      </w:r>
-    </w:p>
-    <w:p>
-      <w:pPr>
-        <w:bidi/>
-      </w:pPr>
-      <w:r>
-        <w:rPr>
+          <w:rtl/>
+          <w:cs/>
+          <w:lang w:val="ar_AE" w:bidi="ar_AE"/>
+        </w:rPr>
+      </w:r>
+      <w:r>
+        <w:rPr>
+          <w:rtl/>
+          <w:cs/>
+          <w:lang w:val="ar_AE" w:bidi="ar_AE"/>
+        </w:rPr>
+      </w:r>
+    </w:p>
+    <w:p>
+      <w:pPr>
+        <w:bidi/>
+      </w:pPr>
+      <w:r>
+        <w:rPr>
+          <w:rtl/>
+          <w:cs/>
           <w:lang w:val="ar_AE" w:bidi="ar_AE"/>
         </w:rPr>
       </w:r>
@@ -4767,48 +5927,62 @@
       </w:pPr>
       <w:r>
         <w:rPr>
+          <w:rtl/>
+          <w:cs/>
           <w:lang w:val="ar_AE" w:bidi="ar_AE"/>
         </w:rPr>
         <w:t>مراثي إرميا 3: 48–66</w:t>
       </w:r>
       <w:r>
         <w:rPr>
-          <w:lang w:val="ar_AE" w:bidi="ar_AE"/>
-        </w:rPr>
-      </w:r>
-    </w:p>
-    <w:p>
-      <w:pPr>
-        <w:bidi/>
-      </w:pPr>
-      <w:r>
-        <w:rPr>
-          <w:lang w:val="ar_AE" w:bidi="ar_AE"/>
-        </w:rPr>
-      </w:r>
-      <w:r>
-        <w:rPr>
+          <w:rtl/>
+          <w:cs/>
+          <w:lang w:val="ar_AE" w:bidi="ar_AE"/>
+        </w:rPr>
+      </w:r>
+    </w:p>
+    <w:p>
+      <w:pPr>
+        <w:bidi/>
+      </w:pPr>
+      <w:r>
+        <w:rPr>
+          <w:rtl/>
+          <w:cs/>
+          <w:lang w:val="ar_AE" w:bidi="ar_AE"/>
+        </w:rPr>
+      </w:r>
+      <w:r>
+        <w:rPr>
+          <w:rtl/>
+          <w:cs/>
           <w:lang w:val="ar_AE" w:bidi="ar_AE"/>
         </w:rPr>
         <w:t>يركز الكاتب على وحشية الأعداء ويصرخ إلى الرب.</w:t>
       </w:r>
       <w:r>
         <w:rPr>
-          <w:lang w:val="ar_AE" w:bidi="ar_AE"/>
-        </w:rPr>
-      </w:r>
-      <w:r>
-        <w:rPr>
-          <w:lang w:val="ar_AE" w:bidi="ar_AE"/>
-        </w:rPr>
-      </w:r>
-    </w:p>
-    <w:p>
-      <w:pPr>
-        <w:bidi/>
-      </w:pPr>
-      <w:r>
-        <w:rPr>
+          <w:rtl/>
+          <w:cs/>
+          <w:lang w:val="ar_AE" w:bidi="ar_AE"/>
+        </w:rPr>
+      </w:r>
+      <w:r>
+        <w:rPr>
+          <w:rtl/>
+          <w:cs/>
+          <w:lang w:val="ar_AE" w:bidi="ar_AE"/>
+        </w:rPr>
+      </w:r>
+    </w:p>
+    <w:p>
+      <w:pPr>
+        <w:bidi/>
+      </w:pPr>
+      <w:r>
+        <w:rPr>
+          <w:rtl/>
+          <w:cs/>
           <w:lang w:val="ar_AE" w:bidi="ar_AE"/>
         </w:rPr>
       </w:r>
@@ -4820,27 +5994,35 @@
       </w:pPr>
       <w:r>
         <w:rPr>
+          <w:rtl/>
+          <w:cs/>
           <w:lang w:val="ar_AE" w:bidi="ar_AE"/>
         </w:rPr>
         <w:t>مراثي إرميا 3: 52–57</w:t>
       </w:r>
       <w:r>
         <w:rPr>
-          <w:lang w:val="ar_AE" w:bidi="ar_AE"/>
-        </w:rPr>
-      </w:r>
-    </w:p>
-    <w:p>
-      <w:pPr>
-        <w:bidi/>
-      </w:pPr>
-      <w:r>
-        <w:rPr>
-          <w:lang w:val="ar_AE" w:bidi="ar_AE"/>
-        </w:rPr>
-      </w:r>
-      <w:r>
-        <w:rPr>
+          <w:rtl/>
+          <w:cs/>
+          <w:lang w:val="ar_AE" w:bidi="ar_AE"/>
+        </w:rPr>
+      </w:r>
+    </w:p>
+    <w:p>
+      <w:pPr>
+        <w:bidi/>
+      </w:pPr>
+      <w:r>
+        <w:rPr>
+          <w:rtl/>
+          <w:cs/>
+          <w:lang w:val="ar_AE" w:bidi="ar_AE"/>
+        </w:rPr>
+      </w:r>
+      <w:r>
+        <w:rPr>
+          <w:rtl/>
+          <w:cs/>
           <w:lang w:val="ar_AE" w:bidi="ar_AE"/>
         </w:rPr>
         <w:t>قد يُشير هذا المقطع إلى اختبار إرميا في الجب (</w:t>
@@ -4848,6 +6030,8 @@
       <w:hyperlink r:id="rId125">
         <w:r>
           <w:rPr>
+            <w:rtl/>
+            <w:cs/>
             <w:lang w:val="ar_AE" w:bidi="ar_AE"/>
           </w:rPr>
           <w:rPr>
@@ -4859,6 +6043,8 @@
       </w:hyperlink>
       <w:r>
         <w:rPr>
+          <w:rtl/>
+          <w:cs/>
           <w:lang w:val="ar_AE" w:bidi="ar_AE"/>
         </w:rPr>
         <w:t xml:space="preserve">؛ </w:t>
@@ -4866,6 +6052,8 @@
       <w:hyperlink r:id="rId126">
         <w:r>
           <w:rPr>
+            <w:rtl/>
+            <w:cs/>
             <w:lang w:val="ar_AE" w:bidi="ar_AE"/>
           </w:rPr>
           <w:rPr>
@@ -4877,27 +6065,35 @@
       </w:hyperlink>
       <w:r>
         <w:rPr>
+          <w:rtl/>
+          <w:cs/>
           <w:lang w:val="ar_AE" w:bidi="ar_AE"/>
         </w:rPr>
         <w:t>).</w:t>
       </w:r>
       <w:r>
         <w:rPr>
-          <w:lang w:val="ar_AE" w:bidi="ar_AE"/>
-        </w:rPr>
-      </w:r>
-      <w:r>
-        <w:rPr>
-          <w:lang w:val="ar_AE" w:bidi="ar_AE"/>
-        </w:rPr>
-      </w:r>
-    </w:p>
-    <w:p>
-      <w:pPr>
-        <w:bidi/>
-      </w:pPr>
-      <w:r>
-        <w:rPr>
+          <w:rtl/>
+          <w:cs/>
+          <w:lang w:val="ar_AE" w:bidi="ar_AE"/>
+        </w:rPr>
+      </w:r>
+      <w:r>
+        <w:rPr>
+          <w:rtl/>
+          <w:cs/>
+          <w:lang w:val="ar_AE" w:bidi="ar_AE"/>
+        </w:rPr>
+      </w:r>
+    </w:p>
+    <w:p>
+      <w:pPr>
+        <w:bidi/>
+      </w:pPr>
+      <w:r>
+        <w:rPr>
+          <w:rtl/>
+          <w:cs/>
           <w:lang w:val="ar_AE" w:bidi="ar_AE"/>
         </w:rPr>
       </w:r>
@@ -4909,48 +6105,62 @@
       </w:pPr>
       <w:r>
         <w:rPr>
+          <w:rtl/>
+          <w:cs/>
           <w:lang w:val="ar_AE" w:bidi="ar_AE"/>
         </w:rPr>
         <w:t>مراثي إرميا 3: 58–66</w:t>
       </w:r>
       <w:r>
         <w:rPr>
-          <w:lang w:val="ar_AE" w:bidi="ar_AE"/>
-        </w:rPr>
-      </w:r>
-    </w:p>
-    <w:p>
-      <w:pPr>
-        <w:bidi/>
-      </w:pPr>
-      <w:r>
-        <w:rPr>
-          <w:lang w:val="ar_AE" w:bidi="ar_AE"/>
-        </w:rPr>
-      </w:r>
-      <w:r>
-        <w:rPr>
+          <w:rtl/>
+          <w:cs/>
+          <w:lang w:val="ar_AE" w:bidi="ar_AE"/>
+        </w:rPr>
+      </w:r>
+    </w:p>
+    <w:p>
+      <w:pPr>
+        <w:bidi/>
+      </w:pPr>
+      <w:r>
+        <w:rPr>
+          <w:rtl/>
+          <w:cs/>
+          <w:lang w:val="ar_AE" w:bidi="ar_AE"/>
+        </w:rPr>
+      </w:r>
+      <w:r>
+        <w:rPr>
+          <w:rtl/>
+          <w:cs/>
           <w:lang w:val="ar_AE" w:bidi="ar_AE"/>
         </w:rPr>
         <w:t>كانت أورشليم تستحق العقاب، لكن الأعداء نفذوه بقسوة غير مبررة. والكاتب يدعو الله لمعاقبتهم.</w:t>
       </w:r>
       <w:r>
         <w:rPr>
-          <w:lang w:val="ar_AE" w:bidi="ar_AE"/>
-        </w:rPr>
-      </w:r>
-      <w:r>
-        <w:rPr>
-          <w:lang w:val="ar_AE" w:bidi="ar_AE"/>
-        </w:rPr>
-      </w:r>
-    </w:p>
-    <w:p>
-      <w:pPr>
-        <w:bidi/>
-      </w:pPr>
-      <w:r>
-        <w:rPr>
+          <w:rtl/>
+          <w:cs/>
+          <w:lang w:val="ar_AE" w:bidi="ar_AE"/>
+        </w:rPr>
+      </w:r>
+      <w:r>
+        <w:rPr>
+          <w:rtl/>
+          <w:cs/>
+          <w:lang w:val="ar_AE" w:bidi="ar_AE"/>
+        </w:rPr>
+      </w:r>
+    </w:p>
+    <w:p>
+      <w:pPr>
+        <w:bidi/>
+      </w:pPr>
+      <w:r>
+        <w:rPr>
+          <w:rtl/>
+          <w:cs/>
           <w:lang w:val="ar_AE" w:bidi="ar_AE"/>
         </w:rPr>
       </w:r>
@@ -4962,60 +6172,78 @@
       </w:pPr>
       <w:r>
         <w:rPr>
+          <w:rtl/>
+          <w:cs/>
           <w:lang w:val="ar_AE" w:bidi="ar_AE"/>
         </w:rPr>
         <w:t>مراثي إرميا 3: 64–66</w:t>
       </w:r>
       <w:r>
         <w:rPr>
-          <w:lang w:val="ar_AE" w:bidi="ar_AE"/>
-        </w:rPr>
-      </w:r>
-    </w:p>
-    <w:p>
-      <w:pPr>
-        <w:bidi/>
-      </w:pPr>
-      <w:r>
-        <w:rPr>
-          <w:lang w:val="ar_AE" w:bidi="ar_AE"/>
-        </w:rPr>
-      </w:r>
-      <w:r>
-        <w:rPr>
+          <w:rtl/>
+          <w:cs/>
+          <w:lang w:val="ar_AE" w:bidi="ar_AE"/>
+        </w:rPr>
+      </w:r>
+    </w:p>
+    <w:p>
+      <w:pPr>
+        <w:bidi/>
+      </w:pPr>
+      <w:r>
+        <w:rPr>
+          <w:rtl/>
+          <w:cs/>
+          <w:lang w:val="ar_AE" w:bidi="ar_AE"/>
+        </w:rPr>
+      </w:r>
+      <w:r>
+        <w:rPr>
+          <w:rtl/>
+          <w:cs/>
           <w:lang w:val="ar_AE" w:bidi="ar_AE"/>
         </w:rPr>
         <w:t>هذه الصلاة من أجل النقمة تشبه العديد من المزامير (انظر ملاحظة الموضوع "</w:t>
       </w:r>
       <w:r>
         <w:rPr>
+          <w:rtl/>
+          <w:cs/>
           <w:lang w:val="ar_AE" w:bidi="ar_AE"/>
         </w:rPr>
         <w:t>صلوات النقمة</w:t>
       </w:r>
       <w:r>
         <w:rPr>
+          <w:rtl/>
+          <w:cs/>
           <w:lang w:val="ar_AE" w:bidi="ar_AE"/>
         </w:rPr>
         <w:t>").</w:t>
       </w:r>
       <w:r>
         <w:rPr>
-          <w:lang w:val="ar_AE" w:bidi="ar_AE"/>
-        </w:rPr>
-      </w:r>
-      <w:r>
-        <w:rPr>
-          <w:lang w:val="ar_AE" w:bidi="ar_AE"/>
-        </w:rPr>
-      </w:r>
-    </w:p>
-    <w:p>
-      <w:pPr>
-        <w:bidi/>
-      </w:pPr>
-      <w:r>
-        <w:rPr>
+          <w:rtl/>
+          <w:cs/>
+          <w:lang w:val="ar_AE" w:bidi="ar_AE"/>
+        </w:rPr>
+      </w:r>
+      <w:r>
+        <w:rPr>
+          <w:rtl/>
+          <w:cs/>
+          <w:lang w:val="ar_AE" w:bidi="ar_AE"/>
+        </w:rPr>
+      </w:r>
+    </w:p>
+    <w:p>
+      <w:pPr>
+        <w:bidi/>
+      </w:pPr>
+      <w:r>
+        <w:rPr>
+          <w:rtl/>
+          <w:cs/>
           <w:lang w:val="ar_AE" w:bidi="ar_AE"/>
         </w:rPr>
       </w:r>
@@ -5027,48 +6255,62 @@
       </w:pPr>
       <w:r>
         <w:rPr>
+          <w:rtl/>
+          <w:cs/>
           <w:lang w:val="ar_AE" w:bidi="ar_AE"/>
         </w:rPr>
         <w:t>مراثي إرميا 4: 1–22</w:t>
       </w:r>
       <w:r>
         <w:rPr>
-          <w:lang w:val="ar_AE" w:bidi="ar_AE"/>
-        </w:rPr>
-      </w:r>
-    </w:p>
-    <w:p>
-      <w:pPr>
-        <w:bidi/>
-      </w:pPr>
-      <w:r>
-        <w:rPr>
-          <w:lang w:val="ar_AE" w:bidi="ar_AE"/>
-        </w:rPr>
-      </w:r>
-      <w:r>
-        <w:rPr>
+          <w:rtl/>
+          <w:cs/>
+          <w:lang w:val="ar_AE" w:bidi="ar_AE"/>
+        </w:rPr>
+      </w:r>
+    </w:p>
+    <w:p>
+      <w:pPr>
+        <w:bidi/>
+      </w:pPr>
+      <w:r>
+        <w:rPr>
+          <w:rtl/>
+          <w:cs/>
+          <w:lang w:val="ar_AE" w:bidi="ar_AE"/>
+        </w:rPr>
+      </w:r>
+      <w:r>
+        <w:rPr>
+          <w:rtl/>
+          <w:cs/>
           <w:lang w:val="ar_AE" w:bidi="ar_AE"/>
         </w:rPr>
         <w:t>بالرغم من أن شعب الله كان لا يزال يختبر دينونته، إلا أنه كان سيشهد قريبًا استرداده.</w:t>
       </w:r>
       <w:r>
         <w:rPr>
-          <w:lang w:val="ar_AE" w:bidi="ar_AE"/>
-        </w:rPr>
-      </w:r>
-      <w:r>
-        <w:rPr>
-          <w:lang w:val="ar_AE" w:bidi="ar_AE"/>
-        </w:rPr>
-      </w:r>
-    </w:p>
-    <w:p>
-      <w:pPr>
-        <w:bidi/>
-      </w:pPr>
-      <w:r>
-        <w:rPr>
+          <w:rtl/>
+          <w:cs/>
+          <w:lang w:val="ar_AE" w:bidi="ar_AE"/>
+        </w:rPr>
+      </w:r>
+      <w:r>
+        <w:rPr>
+          <w:rtl/>
+          <w:cs/>
+          <w:lang w:val="ar_AE" w:bidi="ar_AE"/>
+        </w:rPr>
+      </w:r>
+    </w:p>
+    <w:p>
+      <w:pPr>
+        <w:bidi/>
+      </w:pPr>
+      <w:r>
+        <w:rPr>
+          <w:rtl/>
+          <w:cs/>
           <w:lang w:val="ar_AE" w:bidi="ar_AE"/>
         </w:rPr>
       </w:r>
@@ -5080,27 +6322,35 @@
       </w:pPr>
       <w:r>
         <w:rPr>
+          <w:rtl/>
+          <w:cs/>
           <w:lang w:val="ar_AE" w:bidi="ar_AE"/>
         </w:rPr>
         <w:t>مراثي إرميا 4: 3</w:t>
       </w:r>
       <w:r>
         <w:rPr>
-          <w:lang w:val="ar_AE" w:bidi="ar_AE"/>
-        </w:rPr>
-      </w:r>
-    </w:p>
-    <w:p>
-      <w:pPr>
-        <w:bidi/>
-      </w:pPr>
-      <w:r>
-        <w:rPr>
-          <w:lang w:val="ar_AE" w:bidi="ar_AE"/>
-        </w:rPr>
-      </w:r>
-      <w:r>
-        <w:rPr>
+          <w:rtl/>
+          <w:cs/>
+          <w:lang w:val="ar_AE" w:bidi="ar_AE"/>
+        </w:rPr>
+      </w:r>
+    </w:p>
+    <w:p>
+      <w:pPr>
+        <w:bidi/>
+      </w:pPr>
+      <w:r>
+        <w:rPr>
+          <w:rtl/>
+          <w:cs/>
+          <w:lang w:val="ar_AE" w:bidi="ar_AE"/>
+        </w:rPr>
+      </w:r>
+      <w:r>
+        <w:rPr>
+          <w:rtl/>
+          <w:cs/>
           <w:lang w:val="ar_AE" w:bidi="ar_AE"/>
         </w:rPr>
         <w:t xml:space="preserve">كَالنَّعَامِ: انظر أيضًا </w:t>
@@ -5108,6 +6358,8 @@
       <w:hyperlink r:id="rId127">
         <w:r>
           <w:rPr>
+            <w:rtl/>
+            <w:cs/>
             <w:lang w:val="ar_AE" w:bidi="ar_AE"/>
           </w:rPr>
           <w:rPr>
@@ -5119,27 +6371,35 @@
       </w:hyperlink>
       <w:r>
         <w:rPr>
+          <w:rtl/>
+          <w:cs/>
           <w:lang w:val="ar_AE" w:bidi="ar_AE"/>
         </w:rPr>
         <w:t>.</w:t>
       </w:r>
       <w:r>
         <w:rPr>
-          <w:lang w:val="ar_AE" w:bidi="ar_AE"/>
-        </w:rPr>
-      </w:r>
-      <w:r>
-        <w:rPr>
-          <w:lang w:val="ar_AE" w:bidi="ar_AE"/>
-        </w:rPr>
-      </w:r>
-    </w:p>
-    <w:p>
-      <w:pPr>
-        <w:bidi/>
-      </w:pPr>
-      <w:r>
-        <w:rPr>
+          <w:rtl/>
+          <w:cs/>
+          <w:lang w:val="ar_AE" w:bidi="ar_AE"/>
+        </w:rPr>
+      </w:r>
+      <w:r>
+        <w:rPr>
+          <w:rtl/>
+          <w:cs/>
+          <w:lang w:val="ar_AE" w:bidi="ar_AE"/>
+        </w:rPr>
+      </w:r>
+    </w:p>
+    <w:p>
+      <w:pPr>
+        <w:bidi/>
+      </w:pPr>
+      <w:r>
+        <w:rPr>
+          <w:rtl/>
+          <w:cs/>
           <w:lang w:val="ar_AE" w:bidi="ar_AE"/>
         </w:rPr>
       </w:r>
@@ -5151,27 +6411,35 @@
       </w:pPr>
       <w:r>
         <w:rPr>
+          <w:rtl/>
+          <w:cs/>
           <w:lang w:val="ar_AE" w:bidi="ar_AE"/>
         </w:rPr>
         <w:t>مراثي إرميا 4: 7</w:t>
       </w:r>
       <w:r>
         <w:rPr>
-          <w:lang w:val="ar_AE" w:bidi="ar_AE"/>
-        </w:rPr>
-      </w:r>
-    </w:p>
-    <w:p>
-      <w:pPr>
-        <w:bidi/>
-      </w:pPr>
-      <w:r>
-        <w:rPr>
-          <w:lang w:val="ar_AE" w:bidi="ar_AE"/>
-        </w:rPr>
-      </w:r>
-      <w:r>
-        <w:rPr>
+          <w:rtl/>
+          <w:cs/>
+          <w:lang w:val="ar_AE" w:bidi="ar_AE"/>
+        </w:rPr>
+      </w:r>
+    </w:p>
+    <w:p>
+      <w:pPr>
+        <w:bidi/>
+      </w:pPr>
+      <w:r>
+        <w:rPr>
+          <w:rtl/>
+          <w:cs/>
+          <w:lang w:val="ar_AE" w:bidi="ar_AE"/>
+        </w:rPr>
+      </w:r>
+      <w:r>
+        <w:rPr>
+          <w:rtl/>
+          <w:cs/>
           <w:lang w:val="ar_AE" w:bidi="ar_AE"/>
         </w:rPr>
         <w:t>مثل الجواهر الفاخرة: (حرفيًا</w:t>
@@ -5179,33 +6447,43 @@
       <w:r>
         <w:rPr>
           <w:i/>
+          <w:rtl/>
+          <w:cs/>
           <w:lang w:val="ar_AE" w:bidi="ar_AE"/>
         </w:rPr>
         <w:t xml:space="preserve"> كَالْيَاقُوتِ الأَزْرَقِ</w:t>
       </w:r>
       <w:r>
         <w:rPr>
+          <w:rtl/>
+          <w:cs/>
           <w:lang w:val="ar_AE" w:bidi="ar_AE"/>
         </w:rPr>
         <w:t>): الياقوت هو حجر أزرق جميل، قابل للتشكيل بما يكفي للنحت. ويُستخدم غالبًا في الزينة والفسيفساء.</w:t>
       </w:r>
       <w:r>
         <w:rPr>
-          <w:lang w:val="ar_AE" w:bidi="ar_AE"/>
-        </w:rPr>
-      </w:r>
-      <w:r>
-        <w:rPr>
-          <w:lang w:val="ar_AE" w:bidi="ar_AE"/>
-        </w:rPr>
-      </w:r>
-    </w:p>
-    <w:p>
-      <w:pPr>
-        <w:bidi/>
-      </w:pPr>
-      <w:r>
-        <w:rPr>
+          <w:rtl/>
+          <w:cs/>
+          <w:lang w:val="ar_AE" w:bidi="ar_AE"/>
+        </w:rPr>
+      </w:r>
+      <w:r>
+        <w:rPr>
+          <w:rtl/>
+          <w:cs/>
+          <w:lang w:val="ar_AE" w:bidi="ar_AE"/>
+        </w:rPr>
+      </w:r>
+    </w:p>
+    <w:p>
+      <w:pPr>
+        <w:bidi/>
+      </w:pPr>
+      <w:r>
+        <w:rPr>
+          <w:rtl/>
+          <w:cs/>
           <w:lang w:val="ar_AE" w:bidi="ar_AE"/>
         </w:rPr>
       </w:r>
@@ -5217,27 +6495,35 @@
       </w:pPr>
       <w:r>
         <w:rPr>
+          <w:rtl/>
+          <w:cs/>
           <w:lang w:val="ar_AE" w:bidi="ar_AE"/>
         </w:rPr>
         <w:t>مراثي إرميا 4: 8</w:t>
       </w:r>
       <w:r>
         <w:rPr>
-          <w:lang w:val="ar_AE" w:bidi="ar_AE"/>
-        </w:rPr>
-      </w:r>
-    </w:p>
-    <w:p>
-      <w:pPr>
-        <w:bidi/>
-      </w:pPr>
-      <w:r>
-        <w:rPr>
-          <w:lang w:val="ar_AE" w:bidi="ar_AE"/>
-        </w:rPr>
-      </w:r>
-      <w:r>
-        <w:rPr>
+          <w:rtl/>
+          <w:cs/>
+          <w:lang w:val="ar_AE" w:bidi="ar_AE"/>
+        </w:rPr>
+      </w:r>
+    </w:p>
+    <w:p>
+      <w:pPr>
+        <w:bidi/>
+      </w:pPr>
+      <w:r>
+        <w:rPr>
+          <w:rtl/>
+          <w:cs/>
+          <w:lang w:val="ar_AE" w:bidi="ar_AE"/>
+        </w:rPr>
+      </w:r>
+      <w:r>
+        <w:rPr>
+          <w:rtl/>
+          <w:cs/>
           <w:lang w:val="ar_AE" w:bidi="ar_AE"/>
         </w:rPr>
         <w:t>يعد التصاق الجلد بالعظام من أعراض المراحل الأخيرة من المجاعة، قبل الموت مباشرة.</w:t>
@@ -5249,26 +6535,34 @@
       </w:pPr>
       <w:r>
         <w:rPr>
-          <w:lang w:val="ar_AE" w:bidi="ar_AE"/>
-        </w:rPr>
-      </w:r>
-      <w:r>
-        <w:rPr>
-          <w:lang w:val="ar_AE" w:bidi="ar_AE"/>
-        </w:rPr>
-      </w:r>
-      <w:r>
-        <w:rPr>
-          <w:lang w:val="ar_AE" w:bidi="ar_AE"/>
-        </w:rPr>
-      </w:r>
-    </w:p>
-    <w:p>
-      <w:pPr>
-        <w:bidi/>
-      </w:pPr>
-      <w:r>
-        <w:rPr>
+          <w:rtl/>
+          <w:cs/>
+          <w:lang w:val="ar_AE" w:bidi="ar_AE"/>
+        </w:rPr>
+      </w:r>
+      <w:r>
+        <w:rPr>
+          <w:rtl/>
+          <w:cs/>
+          <w:lang w:val="ar_AE" w:bidi="ar_AE"/>
+        </w:rPr>
+      </w:r>
+      <w:r>
+        <w:rPr>
+          <w:rtl/>
+          <w:cs/>
+          <w:lang w:val="ar_AE" w:bidi="ar_AE"/>
+        </w:rPr>
+      </w:r>
+    </w:p>
+    <w:p>
+      <w:pPr>
+        <w:bidi/>
+      </w:pPr>
+      <w:r>
+        <w:rPr>
+          <w:rtl/>
+          <w:cs/>
           <w:lang w:val="ar_AE" w:bidi="ar_AE"/>
         </w:rPr>
       </w:r>
@@ -5280,27 +6574,35 @@
       </w:pPr>
       <w:r>
         <w:rPr>
+          <w:rtl/>
+          <w:cs/>
           <w:lang w:val="ar_AE" w:bidi="ar_AE"/>
         </w:rPr>
         <w:t>مراثي إرميا 4: 9</w:t>
       </w:r>
       <w:r>
         <w:rPr>
-          <w:lang w:val="ar_AE" w:bidi="ar_AE"/>
-        </w:rPr>
-      </w:r>
-    </w:p>
-    <w:p>
-      <w:pPr>
-        <w:bidi/>
-      </w:pPr>
-      <w:r>
-        <w:rPr>
-          <w:lang w:val="ar_AE" w:bidi="ar_AE"/>
-        </w:rPr>
-      </w:r>
-      <w:r>
-        <w:rPr>
+          <w:rtl/>
+          <w:cs/>
+          <w:lang w:val="ar_AE" w:bidi="ar_AE"/>
+        </w:rPr>
+      </w:r>
+    </w:p>
+    <w:p>
+      <w:pPr>
+        <w:bidi/>
+      </w:pPr>
+      <w:r>
+        <w:rPr>
+          <w:rtl/>
+          <w:cs/>
+          <w:lang w:val="ar_AE" w:bidi="ar_AE"/>
+        </w:rPr>
+      </w:r>
+      <w:r>
+        <w:rPr>
+          <w:rtl/>
+          <w:cs/>
           <w:lang w:val="ar_AE" w:bidi="ar_AE"/>
         </w:rPr>
         <w:t>يؤدي الحصار الطويل إلى نقص خطير في الغذاء. وحتى لو تمكن الناس من الوصول إلى الحقول، فسيجدون المحاصيل مدمرة أو محصودة لإطعام الجنود.</w:t>
@@ -5312,26 +6614,34 @@
       </w:pPr>
       <w:r>
         <w:rPr>
-          <w:lang w:val="ar_AE" w:bidi="ar_AE"/>
-        </w:rPr>
-      </w:r>
-      <w:r>
-        <w:rPr>
-          <w:lang w:val="ar_AE" w:bidi="ar_AE"/>
-        </w:rPr>
-      </w:r>
-      <w:r>
-        <w:rPr>
-          <w:lang w:val="ar_AE" w:bidi="ar_AE"/>
-        </w:rPr>
-      </w:r>
-    </w:p>
-    <w:p>
-      <w:pPr>
-        <w:bidi/>
-      </w:pPr>
-      <w:r>
-        <w:rPr>
+          <w:rtl/>
+          <w:cs/>
+          <w:lang w:val="ar_AE" w:bidi="ar_AE"/>
+        </w:rPr>
+      </w:r>
+      <w:r>
+        <w:rPr>
+          <w:rtl/>
+          <w:cs/>
+          <w:lang w:val="ar_AE" w:bidi="ar_AE"/>
+        </w:rPr>
+      </w:r>
+      <w:r>
+        <w:rPr>
+          <w:rtl/>
+          <w:cs/>
+          <w:lang w:val="ar_AE" w:bidi="ar_AE"/>
+        </w:rPr>
+      </w:r>
+    </w:p>
+    <w:p>
+      <w:pPr>
+        <w:bidi/>
+      </w:pPr>
+      <w:r>
+        <w:rPr>
+          <w:rtl/>
+          <w:cs/>
           <w:lang w:val="ar_AE" w:bidi="ar_AE"/>
         </w:rPr>
       </w:r>
@@ -5343,27 +6653,35 @@
       </w:pPr>
       <w:r>
         <w:rPr>
+          <w:rtl/>
+          <w:cs/>
           <w:lang w:val="ar_AE" w:bidi="ar_AE"/>
         </w:rPr>
         <w:t>مراثي إرميا 4: 12</w:t>
       </w:r>
       <w:r>
         <w:rPr>
-          <w:lang w:val="ar_AE" w:bidi="ar_AE"/>
-        </w:rPr>
-      </w:r>
-    </w:p>
-    <w:p>
-      <w:pPr>
-        <w:bidi/>
-      </w:pPr>
-      <w:r>
-        <w:rPr>
-          <w:lang w:val="ar_AE" w:bidi="ar_AE"/>
-        </w:rPr>
-      </w:r>
-      <w:r>
-        <w:rPr>
+          <w:rtl/>
+          <w:cs/>
+          <w:lang w:val="ar_AE" w:bidi="ar_AE"/>
+        </w:rPr>
+      </w:r>
+    </w:p>
+    <w:p>
+      <w:pPr>
+        <w:bidi/>
+      </w:pPr>
+      <w:r>
+        <w:rPr>
+          <w:rtl/>
+          <w:cs/>
+          <w:lang w:val="ar_AE" w:bidi="ar_AE"/>
+        </w:rPr>
+      </w:r>
+      <w:r>
+        <w:rPr>
+          <w:rtl/>
+          <w:cs/>
           <w:lang w:val="ar_AE" w:bidi="ar_AE"/>
         </w:rPr>
         <w:t>لَمْ تُصَدِّقْ مُلُوكُ الأَرْضِ … يَدْخُلاَنِ أَبْوَابَ أُورُشَلِيمَ: بما أن الله قد أنقذ أورشليم من سنحاريب الآشوري قبل أكثر من قرن (</w:t>
@@ -5371,6 +6689,8 @@
       <w:hyperlink r:id="rId128">
         <w:r>
           <w:rPr>
+            <w:rtl/>
+            <w:cs/>
             <w:lang w:val="ar_AE" w:bidi="ar_AE"/>
           </w:rPr>
           <w:rPr>
@@ -5382,27 +6702,35 @@
       </w:hyperlink>
       <w:r>
         <w:rPr>
+          <w:rtl/>
+          <w:cs/>
           <w:lang w:val="ar_AE" w:bidi="ar_AE"/>
         </w:rPr>
         <w:t>)، كان اليهود يؤمنون بشدة أن حتى أقوى ملك، نبوخذناصّر البابلي، لا يمكنه هزيمة المدينة.</w:t>
       </w:r>
       <w:r>
         <w:rPr>
-          <w:lang w:val="ar_AE" w:bidi="ar_AE"/>
-        </w:rPr>
-      </w:r>
-      <w:r>
-        <w:rPr>
-          <w:lang w:val="ar_AE" w:bidi="ar_AE"/>
-        </w:rPr>
-      </w:r>
-    </w:p>
-    <w:p>
-      <w:pPr>
-        <w:bidi/>
-      </w:pPr>
-      <w:r>
-        <w:rPr>
+          <w:rtl/>
+          <w:cs/>
+          <w:lang w:val="ar_AE" w:bidi="ar_AE"/>
+        </w:rPr>
+      </w:r>
+      <w:r>
+        <w:rPr>
+          <w:rtl/>
+          <w:cs/>
+          <w:lang w:val="ar_AE" w:bidi="ar_AE"/>
+        </w:rPr>
+      </w:r>
+    </w:p>
+    <w:p>
+      <w:pPr>
+        <w:bidi/>
+      </w:pPr>
+      <w:r>
+        <w:rPr>
+          <w:rtl/>
+          <w:cs/>
           <w:lang w:val="ar_AE" w:bidi="ar_AE"/>
         </w:rPr>
       </w:r>
@@ -5414,48 +6742,62 @@
       </w:pPr>
       <w:r>
         <w:rPr>
+          <w:rtl/>
+          <w:cs/>
           <w:lang w:val="ar_AE" w:bidi="ar_AE"/>
         </w:rPr>
         <w:t>مراثي إرميا 4: 15</w:t>
       </w:r>
       <w:r>
         <w:rPr>
-          <w:lang w:val="ar_AE" w:bidi="ar_AE"/>
-        </w:rPr>
-      </w:r>
-    </w:p>
-    <w:p>
-      <w:pPr>
-        <w:bidi/>
-      </w:pPr>
-      <w:r>
-        <w:rPr>
-          <w:lang w:val="ar_AE" w:bidi="ar_AE"/>
-        </w:rPr>
-      </w:r>
-      <w:r>
-        <w:rPr>
+          <w:rtl/>
+          <w:cs/>
+          <w:lang w:val="ar_AE" w:bidi="ar_AE"/>
+        </w:rPr>
+      </w:r>
+    </w:p>
+    <w:p>
+      <w:pPr>
+        <w:bidi/>
+      </w:pPr>
+      <w:r>
+        <w:rPr>
+          <w:rtl/>
+          <w:cs/>
+          <w:lang w:val="ar_AE" w:bidi="ar_AE"/>
+        </w:rPr>
+      </w:r>
+      <w:r>
+        <w:rPr>
+          <w:rtl/>
+          <w:cs/>
           <w:lang w:val="ar_AE" w:bidi="ar_AE"/>
         </w:rPr>
         <w:t>يبدو أن هؤلاء القادة قد فروا من أورشليم كلاجئين إلى مناطق أخرى.</w:t>
       </w:r>
       <w:r>
         <w:rPr>
-          <w:lang w:val="ar_AE" w:bidi="ar_AE"/>
-        </w:rPr>
-      </w:r>
-      <w:r>
-        <w:rPr>
-          <w:lang w:val="ar_AE" w:bidi="ar_AE"/>
-        </w:rPr>
-      </w:r>
-    </w:p>
-    <w:p>
-      <w:pPr>
-        <w:bidi/>
-      </w:pPr>
-      <w:r>
-        <w:rPr>
+          <w:rtl/>
+          <w:cs/>
+          <w:lang w:val="ar_AE" w:bidi="ar_AE"/>
+        </w:rPr>
+      </w:r>
+      <w:r>
+        <w:rPr>
+          <w:rtl/>
+          <w:cs/>
+          <w:lang w:val="ar_AE" w:bidi="ar_AE"/>
+        </w:rPr>
+      </w:r>
+    </w:p>
+    <w:p>
+      <w:pPr>
+        <w:bidi/>
+      </w:pPr>
+      <w:r>
+        <w:rPr>
+          <w:rtl/>
+          <w:cs/>
           <w:lang w:val="ar_AE" w:bidi="ar_AE"/>
         </w:rPr>
       </w:r>
@@ -5467,27 +6809,35 @@
       </w:pPr>
       <w:r>
         <w:rPr>
+          <w:rtl/>
+          <w:cs/>
           <w:lang w:val="ar_AE" w:bidi="ar_AE"/>
         </w:rPr>
         <w:t>مراثي إرميا 4: 20</w:t>
       </w:r>
       <w:r>
         <w:rPr>
-          <w:lang w:val="ar_AE" w:bidi="ar_AE"/>
-        </w:rPr>
-      </w:r>
-    </w:p>
-    <w:p>
-      <w:pPr>
-        <w:bidi/>
-      </w:pPr>
-      <w:r>
-        <w:rPr>
-          <w:lang w:val="ar_AE" w:bidi="ar_AE"/>
-        </w:rPr>
-      </w:r>
-      <w:r>
-        <w:rPr>
+          <w:rtl/>
+          <w:cs/>
+          <w:lang w:val="ar_AE" w:bidi="ar_AE"/>
+        </w:rPr>
+      </w:r>
+    </w:p>
+    <w:p>
+      <w:pPr>
+        <w:bidi/>
+      </w:pPr>
+      <w:r>
+        <w:rPr>
+          <w:rtl/>
+          <w:cs/>
+          <w:lang w:val="ar_AE" w:bidi="ar_AE"/>
+        </w:rPr>
+      </w:r>
+      <w:r>
+        <w:rPr>
+          <w:rtl/>
+          <w:cs/>
           <w:lang w:val="ar_AE" w:bidi="ar_AE"/>
         </w:rPr>
         <w:t>مَسِيحُ الرَّبِّ . . . أُخِذَ فِي حُفَرِهِمِ: إشارة إلى صدقيا، الذي حاول الهرب لكن نبوخذناصّر أمسك به وعامله بقسوة (</w:t>
@@ -5495,6 +6845,8 @@
       <w:hyperlink r:id="rId129">
         <w:r>
           <w:rPr>
+            <w:rtl/>
+            <w:cs/>
             <w:lang w:val="ar_AE" w:bidi="ar_AE"/>
           </w:rPr>
           <w:rPr>
@@ -5506,6 +6858,8 @@
       </w:hyperlink>
       <w:r>
         <w:rPr>
+          <w:rtl/>
+          <w:cs/>
           <w:lang w:val="ar_AE" w:bidi="ar_AE"/>
         </w:rPr>
         <w:t xml:space="preserve">؛ </w:t>
@@ -5513,6 +6867,8 @@
       <w:hyperlink r:id="rId130">
         <w:r>
           <w:rPr>
+            <w:rtl/>
+            <w:cs/>
             <w:lang w:val="ar_AE" w:bidi="ar_AE"/>
           </w:rPr>
           <w:rPr>
@@ -5524,6 +6880,8 @@
       </w:hyperlink>
       <w:r>
         <w:rPr>
+          <w:rtl/>
+          <w:cs/>
           <w:lang w:val="ar_AE" w:bidi="ar_AE"/>
         </w:rPr>
         <w:t xml:space="preserve">؛ </w:t>
@@ -5531,6 +6889,8 @@
       <w:hyperlink r:id="rId131">
         <w:r>
           <w:rPr>
+            <w:rtl/>
+            <w:cs/>
             <w:lang w:val="ar_AE" w:bidi="ar_AE"/>
           </w:rPr>
           <w:rPr>
@@ -5542,27 +6902,35 @@
       </w:hyperlink>
       <w:r>
         <w:rPr>
+          <w:rtl/>
+          <w:cs/>
           <w:lang w:val="ar_AE" w:bidi="ar_AE"/>
         </w:rPr>
         <w:t>).</w:t>
       </w:r>
       <w:r>
         <w:rPr>
-          <w:lang w:val="ar_AE" w:bidi="ar_AE"/>
-        </w:rPr>
-      </w:r>
-      <w:r>
-        <w:rPr>
-          <w:lang w:val="ar_AE" w:bidi="ar_AE"/>
-        </w:rPr>
-      </w:r>
-    </w:p>
-    <w:p>
-      <w:pPr>
-        <w:bidi/>
-      </w:pPr>
-      <w:r>
-        <w:rPr>
+          <w:rtl/>
+          <w:cs/>
+          <w:lang w:val="ar_AE" w:bidi="ar_AE"/>
+        </w:rPr>
+      </w:r>
+      <w:r>
+        <w:rPr>
+          <w:rtl/>
+          <w:cs/>
+          <w:lang w:val="ar_AE" w:bidi="ar_AE"/>
+        </w:rPr>
+      </w:r>
+    </w:p>
+    <w:p>
+      <w:pPr>
+        <w:bidi/>
+      </w:pPr>
+      <w:r>
+        <w:rPr>
+          <w:rtl/>
+          <w:cs/>
           <w:lang w:val="ar_AE" w:bidi="ar_AE"/>
         </w:rPr>
       </w:r>
@@ -5574,27 +6942,35 @@
       </w:pPr>
       <w:r>
         <w:rPr>
+          <w:rtl/>
+          <w:cs/>
           <w:lang w:val="ar_AE" w:bidi="ar_AE"/>
         </w:rPr>
         <w:t>مراثي إرميا 4: 21</w:t>
       </w:r>
       <w:r>
         <w:rPr>
-          <w:lang w:val="ar_AE" w:bidi="ar_AE"/>
-        </w:rPr>
-      </w:r>
-    </w:p>
-    <w:p>
-      <w:pPr>
-        <w:bidi/>
-      </w:pPr>
-      <w:r>
-        <w:rPr>
-          <w:lang w:val="ar_AE" w:bidi="ar_AE"/>
-        </w:rPr>
-      </w:r>
-      <w:r>
-        <w:rPr>
+          <w:rtl/>
+          <w:cs/>
+          <w:lang w:val="ar_AE" w:bidi="ar_AE"/>
+        </w:rPr>
+      </w:r>
+    </w:p>
+    <w:p>
+      <w:pPr>
+        <w:bidi/>
+      </w:pPr>
+      <w:r>
+        <w:rPr>
+          <w:rtl/>
+          <w:cs/>
+          <w:lang w:val="ar_AE" w:bidi="ar_AE"/>
+        </w:rPr>
+      </w:r>
+      <w:r>
+        <w:rPr>
+          <w:rtl/>
+          <w:cs/>
           <w:lang w:val="ar_AE" w:bidi="ar_AE"/>
         </w:rPr>
         <w:t>كانت عَوْص منطقة شرق الأردن وتمتد جنوبًا إلى أدوم. وكانت موطن أيوب (</w:t>
@@ -5602,6 +6978,8 @@
       <w:hyperlink r:id="rId132">
         <w:r>
           <w:rPr>
+            <w:rtl/>
+            <w:cs/>
             <w:lang w:val="ar_AE" w:bidi="ar_AE"/>
           </w:rPr>
           <w:rPr>
@@ -5613,27 +6991,35 @@
       </w:hyperlink>
       <w:r>
         <w:rPr>
+          <w:rtl/>
+          <w:cs/>
           <w:lang w:val="ar_AE" w:bidi="ar_AE"/>
         </w:rPr>
         <w:t>).</w:t>
       </w:r>
       <w:r>
         <w:rPr>
-          <w:lang w:val="ar_AE" w:bidi="ar_AE"/>
-        </w:rPr>
-      </w:r>
-      <w:r>
-        <w:rPr>
-          <w:lang w:val="ar_AE" w:bidi="ar_AE"/>
-        </w:rPr>
-      </w:r>
-    </w:p>
-    <w:p>
-      <w:pPr>
-        <w:bidi/>
-      </w:pPr>
-      <w:r>
-        <w:rPr>
+          <w:rtl/>
+          <w:cs/>
+          <w:lang w:val="ar_AE" w:bidi="ar_AE"/>
+        </w:rPr>
+      </w:r>
+      <w:r>
+        <w:rPr>
+          <w:rtl/>
+          <w:cs/>
+          <w:lang w:val="ar_AE" w:bidi="ar_AE"/>
+        </w:rPr>
+      </w:r>
+    </w:p>
+    <w:p>
+      <w:pPr>
+        <w:bidi/>
+      </w:pPr>
+      <w:r>
+        <w:rPr>
+          <w:rtl/>
+          <w:cs/>
           <w:lang w:val="ar_AE" w:bidi="ar_AE"/>
         </w:rPr>
       </w:r>
@@ -5645,27 +7031,35 @@
       </w:pPr>
       <w:r>
         <w:rPr>
+          <w:rtl/>
+          <w:cs/>
           <w:lang w:val="ar_AE" w:bidi="ar_AE"/>
         </w:rPr>
         <w:t>مراثي إرميا 4: 21–22</w:t>
       </w:r>
       <w:r>
         <w:rPr>
-          <w:lang w:val="ar_AE" w:bidi="ar_AE"/>
-        </w:rPr>
-      </w:r>
-    </w:p>
-    <w:p>
-      <w:pPr>
-        <w:bidi/>
-      </w:pPr>
-      <w:r>
-        <w:rPr>
-          <w:lang w:val="ar_AE" w:bidi="ar_AE"/>
-        </w:rPr>
-      </w:r>
-      <w:r>
-        <w:rPr>
+          <w:rtl/>
+          <w:cs/>
+          <w:lang w:val="ar_AE" w:bidi="ar_AE"/>
+        </w:rPr>
+      </w:r>
+    </w:p>
+    <w:p>
+      <w:pPr>
+        <w:bidi/>
+      </w:pPr>
+      <w:r>
+        <w:rPr>
+          <w:rtl/>
+          <w:cs/>
+          <w:lang w:val="ar_AE" w:bidi="ar_AE"/>
+        </w:rPr>
+      </w:r>
+      <w:r>
+        <w:rPr>
+          <w:rtl/>
+          <w:cs/>
           <w:lang w:val="ar_AE" w:bidi="ar_AE"/>
         </w:rPr>
         <w:t xml:space="preserve">كان شعب أدوم يشعرون بالأمان ويشمتون في مصيبة أورشليم، لكنهم أيضًا سينالون العقاب على خطاياهم (انظر </w:t>
@@ -5673,6 +7067,8 @@
       <w:hyperlink r:id="rId133">
         <w:r>
           <w:rPr>
+            <w:rtl/>
+            <w:cs/>
             <w:lang w:val="ar_AE" w:bidi="ar_AE"/>
           </w:rPr>
           <w:rPr>
@@ -5684,6 +7080,8 @@
       </w:hyperlink>
       <w:r>
         <w:rPr>
+          <w:rtl/>
+          <w:cs/>
           <w:lang w:val="ar_AE" w:bidi="ar_AE"/>
         </w:rPr>
         <w:t xml:space="preserve">؛ </w:t>
@@ -5691,6 +7089,8 @@
       <w:hyperlink r:id="rId134">
         <w:r>
           <w:rPr>
+            <w:rtl/>
+            <w:cs/>
             <w:lang w:val="ar_AE" w:bidi="ar_AE"/>
           </w:rPr>
           <w:rPr>
@@ -5702,27 +7102,35 @@
       </w:hyperlink>
       <w:r>
         <w:rPr>
+          <w:rtl/>
+          <w:cs/>
           <w:lang w:val="ar_AE" w:bidi="ar_AE"/>
         </w:rPr>
         <w:t>).</w:t>
       </w:r>
       <w:r>
         <w:rPr>
-          <w:lang w:val="ar_AE" w:bidi="ar_AE"/>
-        </w:rPr>
-      </w:r>
-      <w:r>
-        <w:rPr>
-          <w:lang w:val="ar_AE" w:bidi="ar_AE"/>
-        </w:rPr>
-      </w:r>
-    </w:p>
-    <w:p>
-      <w:pPr>
-        <w:bidi/>
-      </w:pPr>
-      <w:r>
-        <w:rPr>
+          <w:rtl/>
+          <w:cs/>
+          <w:lang w:val="ar_AE" w:bidi="ar_AE"/>
+        </w:rPr>
+      </w:r>
+      <w:r>
+        <w:rPr>
+          <w:rtl/>
+          <w:cs/>
+          <w:lang w:val="ar_AE" w:bidi="ar_AE"/>
+        </w:rPr>
+      </w:r>
+    </w:p>
+    <w:p>
+      <w:pPr>
+        <w:bidi/>
+      </w:pPr>
+      <w:r>
+        <w:rPr>
+          <w:rtl/>
+          <w:cs/>
           <w:lang w:val="ar_AE" w:bidi="ar_AE"/>
         </w:rPr>
       </w:r>
@@ -5734,27 +7142,35 @@
       </w:pPr>
       <w:r>
         <w:rPr>
+          <w:rtl/>
+          <w:cs/>
           <w:lang w:val="ar_AE" w:bidi="ar_AE"/>
         </w:rPr>
         <w:t>مراثي إرميا 4: 22</w:t>
       </w:r>
       <w:r>
         <w:rPr>
-          <w:lang w:val="ar_AE" w:bidi="ar_AE"/>
-        </w:rPr>
-      </w:r>
-    </w:p>
-    <w:p>
-      <w:pPr>
-        <w:bidi/>
-      </w:pPr>
-      <w:r>
-        <w:rPr>
-          <w:lang w:val="ar_AE" w:bidi="ar_AE"/>
-        </w:rPr>
-      </w:r>
-      <w:r>
-        <w:rPr>
+          <w:rtl/>
+          <w:cs/>
+          <w:lang w:val="ar_AE" w:bidi="ar_AE"/>
+        </w:rPr>
+      </w:r>
+    </w:p>
+    <w:p>
+      <w:pPr>
+        <w:bidi/>
+      </w:pPr>
+      <w:r>
+        <w:rPr>
+          <w:rtl/>
+          <w:cs/>
+          <w:lang w:val="ar_AE" w:bidi="ar_AE"/>
+        </w:rPr>
+      </w:r>
+      <w:r>
+        <w:rPr>
+          <w:rtl/>
+          <w:cs/>
           <w:lang w:val="ar_AE" w:bidi="ar_AE"/>
         </w:rPr>
         <w:t>حدثت العودة الأولى من السبي في عام 538 قبل الميلاد، بعد أن هزم كورش الفارسي بابل (</w:t>
@@ -5762,6 +7178,8 @@
       <w:hyperlink r:id="rId135">
         <w:r>
           <w:rPr>
+            <w:rtl/>
+            <w:cs/>
             <w:lang w:val="ar_AE" w:bidi="ar_AE"/>
           </w:rPr>
           <w:rPr>
@@ -5773,6 +7191,8 @@
       </w:hyperlink>
       <w:r>
         <w:rPr>
+          <w:rtl/>
+          <w:cs/>
           <w:lang w:val="ar_AE" w:bidi="ar_AE"/>
         </w:rPr>
         <w:t xml:space="preserve">؛ </w:t>
@@ -5780,6 +7200,8 @@
       <w:hyperlink r:id="rId136">
         <w:r>
           <w:rPr>
+            <w:rtl/>
+            <w:cs/>
             <w:lang w:val="ar_AE" w:bidi="ar_AE"/>
           </w:rPr>
           <w:rPr>
@@ -5791,27 +7213,35 @@
       </w:hyperlink>
       <w:r>
         <w:rPr>
+          <w:rtl/>
+          <w:cs/>
           <w:lang w:val="ar_AE" w:bidi="ar_AE"/>
         </w:rPr>
         <w:t>).</w:t>
       </w:r>
       <w:r>
         <w:rPr>
-          <w:lang w:val="ar_AE" w:bidi="ar_AE"/>
-        </w:rPr>
-      </w:r>
-      <w:r>
-        <w:rPr>
-          <w:lang w:val="ar_AE" w:bidi="ar_AE"/>
-        </w:rPr>
-      </w:r>
-    </w:p>
-    <w:p>
-      <w:pPr>
-        <w:bidi/>
-      </w:pPr>
-      <w:r>
-        <w:rPr>
+          <w:rtl/>
+          <w:cs/>
+          <w:lang w:val="ar_AE" w:bidi="ar_AE"/>
+        </w:rPr>
+      </w:r>
+      <w:r>
+        <w:rPr>
+          <w:rtl/>
+          <w:cs/>
+          <w:lang w:val="ar_AE" w:bidi="ar_AE"/>
+        </w:rPr>
+      </w:r>
+    </w:p>
+    <w:p>
+      <w:pPr>
+        <w:bidi/>
+      </w:pPr>
+      <w:r>
+        <w:rPr>
+          <w:rtl/>
+          <w:cs/>
           <w:lang w:val="ar_AE" w:bidi="ar_AE"/>
         </w:rPr>
       </w:r>
@@ -5823,27 +7253,35 @@
       </w:pPr>
       <w:r>
         <w:rPr>
+          <w:rtl/>
+          <w:cs/>
           <w:lang w:val="ar_AE" w:bidi="ar_AE"/>
         </w:rPr>
         <w:t>مراثي إرميا 5: 1–22</w:t>
       </w:r>
       <w:r>
         <w:rPr>
-          <w:lang w:val="ar_AE" w:bidi="ar_AE"/>
-        </w:rPr>
-      </w:r>
-    </w:p>
-    <w:p>
-      <w:pPr>
-        <w:bidi/>
-      </w:pPr>
-      <w:r>
-        <w:rPr>
-          <w:lang w:val="ar_AE" w:bidi="ar_AE"/>
-        </w:rPr>
-      </w:r>
-      <w:r>
-        <w:rPr>
+          <w:rtl/>
+          <w:cs/>
+          <w:lang w:val="ar_AE" w:bidi="ar_AE"/>
+        </w:rPr>
+      </w:r>
+    </w:p>
+    <w:p>
+      <w:pPr>
+        <w:bidi/>
+      </w:pPr>
+      <w:r>
+        <w:rPr>
+          <w:rtl/>
+          <w:cs/>
+          <w:lang w:val="ar_AE" w:bidi="ar_AE"/>
+        </w:rPr>
+      </w:r>
+      <w:r>
+        <w:rPr>
+          <w:rtl/>
+          <w:cs/>
           <w:lang w:val="ar_AE" w:bidi="ar_AE"/>
         </w:rPr>
         <w:t xml:space="preserve">هذا الأصحاح هو صلاة صادقة من القلب من أجل الاسترداد (قارن </w:t>
@@ -5851,6 +7289,8 @@
       <w:hyperlink r:id="rId137">
         <w:r>
           <w:rPr>
+            <w:rtl/>
+            <w:cs/>
             <w:lang w:val="ar_AE" w:bidi="ar_AE"/>
           </w:rPr>
           <w:rPr>
@@ -5862,27 +7302,35 @@
       </w:hyperlink>
       <w:r>
         <w:rPr>
+          <w:rtl/>
+          <w:cs/>
           <w:lang w:val="ar_AE" w:bidi="ar_AE"/>
         </w:rPr>
         <w:t>).</w:t>
       </w:r>
       <w:r>
         <w:rPr>
-          <w:lang w:val="ar_AE" w:bidi="ar_AE"/>
-        </w:rPr>
-      </w:r>
-      <w:r>
-        <w:rPr>
-          <w:lang w:val="ar_AE" w:bidi="ar_AE"/>
-        </w:rPr>
-      </w:r>
-    </w:p>
-    <w:p>
-      <w:pPr>
-        <w:bidi/>
-      </w:pPr>
-      <w:r>
-        <w:rPr>
+          <w:rtl/>
+          <w:cs/>
+          <w:lang w:val="ar_AE" w:bidi="ar_AE"/>
+        </w:rPr>
+      </w:r>
+      <w:r>
+        <w:rPr>
+          <w:rtl/>
+          <w:cs/>
+          <w:lang w:val="ar_AE" w:bidi="ar_AE"/>
+        </w:rPr>
+      </w:r>
+    </w:p>
+    <w:p>
+      <w:pPr>
+        <w:bidi/>
+      </w:pPr>
+      <w:r>
+        <w:rPr>
+          <w:rtl/>
+          <w:cs/>
           <w:lang w:val="ar_AE" w:bidi="ar_AE"/>
         </w:rPr>
       </w:r>
@@ -5894,27 +7342,35 @@
       </w:pPr>
       <w:r>
         <w:rPr>
+          <w:rtl/>
+          <w:cs/>
           <w:lang w:val="ar_AE" w:bidi="ar_AE"/>
         </w:rPr>
         <w:t>مراثي إرميا 5: 10</w:t>
       </w:r>
       <w:r>
         <w:rPr>
-          <w:lang w:val="ar_AE" w:bidi="ar_AE"/>
-        </w:rPr>
-      </w:r>
-    </w:p>
-    <w:p>
-      <w:pPr>
-        <w:bidi/>
-      </w:pPr>
-      <w:r>
-        <w:rPr>
-          <w:lang w:val="ar_AE" w:bidi="ar_AE"/>
-        </w:rPr>
-      </w:r>
-      <w:r>
-        <w:rPr>
+          <w:rtl/>
+          <w:cs/>
+          <w:lang w:val="ar_AE" w:bidi="ar_AE"/>
+        </w:rPr>
+      </w:r>
+    </w:p>
+    <w:p>
+      <w:pPr>
+        <w:bidi/>
+      </w:pPr>
+      <w:r>
+        <w:rPr>
+          <w:rtl/>
+          <w:cs/>
+          <w:lang w:val="ar_AE" w:bidi="ar_AE"/>
+        </w:rPr>
+      </w:r>
+      <w:r>
+        <w:rPr>
+          <w:rtl/>
+          <w:cs/>
           <w:lang w:val="ar_AE" w:bidi="ar_AE"/>
         </w:rPr>
         <w:t>كانت هناك مجاعة في المدينة وقت الحصار (</w:t>
@@ -5922,6 +7378,8 @@
       <w:hyperlink r:id="rId138">
         <w:r>
           <w:rPr>
+            <w:rtl/>
+            <w:cs/>
             <w:lang w:val="ar_AE" w:bidi="ar_AE"/>
           </w:rPr>
           <w:rPr>
@@ -5933,6 +7391,8 @@
       </w:hyperlink>
       <w:r>
         <w:rPr>
+          <w:rtl/>
+          <w:cs/>
           <w:lang w:val="ar_AE" w:bidi="ar_AE"/>
         </w:rPr>
         <w:t xml:space="preserve">؛ </w:t>
@@ -5940,6 +7400,8 @@
       <w:hyperlink r:id="rId43">
         <w:r>
           <w:rPr>
+            <w:rtl/>
+            <w:cs/>
             <w:lang w:val="ar_AE" w:bidi="ar_AE"/>
           </w:rPr>
           <w:rPr>
@@ -5951,6 +7413,8 @@
       </w:hyperlink>
       <w:r>
         <w:rPr>
+          <w:rtl/>
+          <w:cs/>
           <w:lang w:val="ar_AE" w:bidi="ar_AE"/>
         </w:rPr>
         <w:t xml:space="preserve">؛ </w:t>
@@ -5958,6 +7422,8 @@
       <w:hyperlink r:id="rId139">
         <w:r>
           <w:rPr>
+            <w:rtl/>
+            <w:cs/>
             <w:lang w:val="ar_AE" w:bidi="ar_AE"/>
           </w:rPr>
           <w:rPr>
@@ -5969,6 +7435,8 @@
       </w:hyperlink>
       <w:r>
         <w:rPr>
+          <w:rtl/>
+          <w:cs/>
           <w:lang w:val="ar_AE" w:bidi="ar_AE"/>
         </w:rPr>
         <w:t xml:space="preserve">؛ </w:t>
@@ -5976,6 +7444,8 @@
       <w:hyperlink r:id="rId140">
         <w:r>
           <w:rPr>
+            <w:rtl/>
+            <w:cs/>
             <w:lang w:val="ar_AE" w:bidi="ar_AE"/>
           </w:rPr>
           <w:rPr>
@@ -5987,27 +7457,35 @@
       </w:hyperlink>
       <w:r>
         <w:rPr>
+          <w:rtl/>
+          <w:cs/>
           <w:lang w:val="ar_AE" w:bidi="ar_AE"/>
         </w:rPr>
         <w:t>).</w:t>
       </w:r>
       <w:r>
         <w:rPr>
-          <w:lang w:val="ar_AE" w:bidi="ar_AE"/>
-        </w:rPr>
-      </w:r>
-      <w:r>
-        <w:rPr>
-          <w:lang w:val="ar_AE" w:bidi="ar_AE"/>
-        </w:rPr>
-      </w:r>
-    </w:p>
-    <w:p>
-      <w:pPr>
-        <w:bidi/>
-      </w:pPr>
-      <w:r>
-        <w:rPr>
+          <w:rtl/>
+          <w:cs/>
+          <w:lang w:val="ar_AE" w:bidi="ar_AE"/>
+        </w:rPr>
+      </w:r>
+      <w:r>
+        <w:rPr>
+          <w:rtl/>
+          <w:cs/>
+          <w:lang w:val="ar_AE" w:bidi="ar_AE"/>
+        </w:rPr>
+      </w:r>
+    </w:p>
+    <w:p>
+      <w:pPr>
+        <w:bidi/>
+      </w:pPr>
+      <w:r>
+        <w:rPr>
+          <w:rtl/>
+          <w:cs/>
           <w:lang w:val="ar_AE" w:bidi="ar_AE"/>
         </w:rPr>
       </w:r>
@@ -6019,27 +7497,35 @@
       </w:pPr>
       <w:r>
         <w:rPr>
+          <w:rtl/>
+          <w:cs/>
           <w:lang w:val="ar_AE" w:bidi="ar_AE"/>
         </w:rPr>
         <w:t>مراثي إرميا 5: 12–17</w:t>
       </w:r>
       <w:r>
         <w:rPr>
-          <w:lang w:val="ar_AE" w:bidi="ar_AE"/>
-        </w:rPr>
-      </w:r>
-    </w:p>
-    <w:p>
-      <w:pPr>
-        <w:bidi/>
-      </w:pPr>
-      <w:r>
-        <w:rPr>
-          <w:lang w:val="ar_AE" w:bidi="ar_AE"/>
-        </w:rPr>
-      </w:r>
-      <w:r>
-        <w:rPr>
+          <w:rtl/>
+          <w:cs/>
+          <w:lang w:val="ar_AE" w:bidi="ar_AE"/>
+        </w:rPr>
+      </w:r>
+    </w:p>
+    <w:p>
+      <w:pPr>
+        <w:bidi/>
+      </w:pPr>
+      <w:r>
+        <w:rPr>
+          <w:rtl/>
+          <w:cs/>
+          <w:lang w:val="ar_AE" w:bidi="ar_AE"/>
+        </w:rPr>
+      </w:r>
+      <w:r>
+        <w:rPr>
+          <w:rtl/>
+          <w:cs/>
           <w:lang w:val="ar_AE" w:bidi="ar_AE"/>
         </w:rPr>
         <w:t xml:space="preserve">وقعت هذه الأمور الرهيبة لأن الشعب قد أخطأ (انظر </w:t>
@@ -6047,6 +7533,8 @@
       <w:hyperlink r:id="rId141">
         <w:r>
           <w:rPr>
+            <w:rtl/>
+            <w:cs/>
             <w:lang w:val="ar_AE" w:bidi="ar_AE"/>
           </w:rPr>
           <w:rPr>
@@ -6058,6 +7546,8 @@
       </w:hyperlink>
       <w:r>
         <w:rPr>
+          <w:rtl/>
+          <w:cs/>
           <w:lang w:val="ar_AE" w:bidi="ar_AE"/>
         </w:rPr>
         <w:t xml:space="preserve">؛ </w:t>
@@ -6065,6 +7555,8 @@
       <w:hyperlink r:id="rId142">
         <w:r>
           <w:rPr>
+            <w:rtl/>
+            <w:cs/>
             <w:lang w:val="ar_AE" w:bidi="ar_AE"/>
           </w:rPr>
           <w:rPr>
@@ -6076,6 +7568,8 @@
       </w:hyperlink>
       <w:r>
         <w:rPr>
+          <w:rtl/>
+          <w:cs/>
           <w:lang w:val="ar_AE" w:bidi="ar_AE"/>
         </w:rPr>
         <w:t xml:space="preserve">؛ </w:t>
@@ -6083,6 +7577,8 @@
       <w:hyperlink r:id="rId143">
         <w:r>
           <w:rPr>
+            <w:rtl/>
+            <w:cs/>
             <w:lang w:val="ar_AE" w:bidi="ar_AE"/>
           </w:rPr>
           <w:rPr>
@@ -6094,6 +7590,8 @@
       </w:hyperlink>
       <w:r>
         <w:rPr>
+          <w:rtl/>
+          <w:cs/>
           <w:lang w:val="ar_AE" w:bidi="ar_AE"/>
         </w:rPr>
         <w:t xml:space="preserve">؛ </w:t>
@@ -6101,6 +7599,8 @@
       <w:hyperlink r:id="rId144">
         <w:r>
           <w:rPr>
+            <w:rtl/>
+            <w:cs/>
             <w:lang w:val="ar_AE" w:bidi="ar_AE"/>
           </w:rPr>
           <w:rPr>
@@ -6112,6 +7612,8 @@
       </w:hyperlink>
       <w:r>
         <w:rPr>
+          <w:rtl/>
+          <w:cs/>
           <w:lang w:val="ar_AE" w:bidi="ar_AE"/>
         </w:rPr>
         <w:t xml:space="preserve">؛ </w:t>
@@ -6119,6 +7621,8 @@
       <w:hyperlink r:id="rId145">
         <w:r>
           <w:rPr>
+            <w:rtl/>
+            <w:cs/>
             <w:lang w:val="ar_AE" w:bidi="ar_AE"/>
           </w:rPr>
           <w:rPr>
@@ -6130,27 +7634,35 @@
       </w:hyperlink>
       <w:r>
         <w:rPr>
+          <w:rtl/>
+          <w:cs/>
           <w:lang w:val="ar_AE" w:bidi="ar_AE"/>
         </w:rPr>
         <w:t>).</w:t>
       </w:r>
       <w:r>
         <w:rPr>
-          <w:lang w:val="ar_AE" w:bidi="ar_AE"/>
-        </w:rPr>
-      </w:r>
-      <w:r>
-        <w:rPr>
-          <w:lang w:val="ar_AE" w:bidi="ar_AE"/>
-        </w:rPr>
-      </w:r>
-    </w:p>
-    <w:p>
-      <w:pPr>
-        <w:bidi/>
-      </w:pPr>
-      <w:r>
-        <w:rPr>
+          <w:rtl/>
+          <w:cs/>
+          <w:lang w:val="ar_AE" w:bidi="ar_AE"/>
+        </w:rPr>
+      </w:r>
+      <w:r>
+        <w:rPr>
+          <w:rtl/>
+          <w:cs/>
+          <w:lang w:val="ar_AE" w:bidi="ar_AE"/>
+        </w:rPr>
+      </w:r>
+    </w:p>
+    <w:p>
+      <w:pPr>
+        <w:bidi/>
+      </w:pPr>
+      <w:r>
+        <w:rPr>
+          <w:rtl/>
+          <w:cs/>
           <w:lang w:val="ar_AE" w:bidi="ar_AE"/>
         </w:rPr>
       </w:r>
@@ -6162,27 +7674,35 @@
       </w:pPr>
       <w:r>
         <w:rPr>
+          <w:rtl/>
+          <w:cs/>
           <w:lang w:val="ar_AE" w:bidi="ar_AE"/>
         </w:rPr>
         <w:t>مراثي إرميا 5: 18</w:t>
       </w:r>
       <w:r>
         <w:rPr>
-          <w:lang w:val="ar_AE" w:bidi="ar_AE"/>
-        </w:rPr>
-      </w:r>
-    </w:p>
-    <w:p>
-      <w:pPr>
-        <w:bidi/>
-      </w:pPr>
-      <w:r>
-        <w:rPr>
-          <w:lang w:val="ar_AE" w:bidi="ar_AE"/>
-        </w:rPr>
-      </w:r>
-      <w:r>
-        <w:rPr>
+          <w:rtl/>
+          <w:cs/>
+          <w:lang w:val="ar_AE" w:bidi="ar_AE"/>
+        </w:rPr>
+      </w:r>
+    </w:p>
+    <w:p>
+      <w:pPr>
+        <w:bidi/>
+      </w:pPr>
+      <w:r>
+        <w:rPr>
+          <w:rtl/>
+          <w:cs/>
+          <w:lang w:val="ar_AE" w:bidi="ar_AE"/>
+        </w:rPr>
+      </w:r>
+      <w:r>
+        <w:rPr>
+          <w:rtl/>
+          <w:cs/>
           <w:lang w:val="ar_AE" w:bidi="ar_AE"/>
         </w:rPr>
         <w:t xml:space="preserve">الثَّعَالِبُ مَاشِيَةٌ فِيهِ: قارن </w:t>
@@ -6190,6 +7710,8 @@
       <w:hyperlink r:id="rId146">
         <w:r>
           <w:rPr>
+            <w:rtl/>
+            <w:cs/>
             <w:lang w:val="ar_AE" w:bidi="ar_AE"/>
           </w:rPr>
           <w:rPr>
@@ -6201,6 +7723,8 @@
       </w:hyperlink>
       <w:r>
         <w:rPr>
+          <w:rtl/>
+          <w:cs/>
           <w:lang w:val="ar_AE" w:bidi="ar_AE"/>
         </w:rPr>
         <w:t xml:space="preserve">؛ </w:t>
@@ -6208,6 +7732,8 @@
       <w:hyperlink r:id="rId147">
         <w:r>
           <w:rPr>
+            <w:rtl/>
+            <w:cs/>
             <w:lang w:val="ar_AE" w:bidi="ar_AE"/>
           </w:rPr>
           <w:rPr>
@@ -6219,6 +7745,8 @@
       </w:hyperlink>
       <w:r>
         <w:rPr>
+          <w:rtl/>
+          <w:cs/>
           <w:lang w:val="ar_AE" w:bidi="ar_AE"/>
         </w:rPr>
         <w:t xml:space="preserve">؛ </w:t>
@@ -6226,6 +7754,8 @@
       <w:hyperlink r:id="rId148">
         <w:r>
           <w:rPr>
+            <w:rtl/>
+            <w:cs/>
             <w:lang w:val="ar_AE" w:bidi="ar_AE"/>
           </w:rPr>
           <w:rPr>
@@ -6237,6 +7767,8 @@
       </w:hyperlink>
       <w:r>
         <w:rPr>
+          <w:rtl/>
+          <w:cs/>
           <w:lang w:val="ar_AE" w:bidi="ar_AE"/>
         </w:rPr>
         <w:t xml:space="preserve">؛ </w:t>
@@ -6244,6 +7776,8 @@
       <w:hyperlink r:id="rId149">
         <w:r>
           <w:rPr>
+            <w:rtl/>
+            <w:cs/>
             <w:lang w:val="ar_AE" w:bidi="ar_AE"/>
           </w:rPr>
           <w:rPr>
@@ -6255,6 +7789,8 @@
       </w:hyperlink>
       <w:r>
         <w:rPr>
+          <w:rtl/>
+          <w:cs/>
           <w:lang w:val="ar_AE" w:bidi="ar_AE"/>
         </w:rPr>
         <w:t xml:space="preserve">؛ </w:t>
@@ -6262,6 +7798,8 @@
       <w:hyperlink r:id="rId150">
         <w:r>
           <w:rPr>
+            <w:rtl/>
+            <w:cs/>
             <w:lang w:val="ar_AE" w:bidi="ar_AE"/>
           </w:rPr>
           <w:rPr>
@@ -6273,27 +7811,35 @@
       </w:hyperlink>
       <w:r>
         <w:rPr>
+          <w:rtl/>
+          <w:cs/>
           <w:lang w:val="ar_AE" w:bidi="ar_AE"/>
         </w:rPr>
         <w:t>.</w:t>
       </w:r>
       <w:r>
         <w:rPr>
-          <w:lang w:val="ar_AE" w:bidi="ar_AE"/>
-        </w:rPr>
-      </w:r>
-      <w:r>
-        <w:rPr>
-          <w:lang w:val="ar_AE" w:bidi="ar_AE"/>
-        </w:rPr>
-      </w:r>
-    </w:p>
-    <w:p>
-      <w:pPr>
-        <w:bidi/>
-      </w:pPr>
-      <w:r>
-        <w:rPr>
+          <w:rtl/>
+          <w:cs/>
+          <w:lang w:val="ar_AE" w:bidi="ar_AE"/>
+        </w:rPr>
+      </w:r>
+      <w:r>
+        <w:rPr>
+          <w:rtl/>
+          <w:cs/>
+          <w:lang w:val="ar_AE" w:bidi="ar_AE"/>
+        </w:rPr>
+      </w:r>
+    </w:p>
+    <w:p>
+      <w:pPr>
+        <w:bidi/>
+      </w:pPr>
+      <w:r>
+        <w:rPr>
+          <w:rtl/>
+          <w:cs/>
           <w:lang w:val="ar_AE" w:bidi="ar_AE"/>
         </w:rPr>
       </w:r>
@@ -6305,27 +7851,35 @@
       </w:pPr>
       <w:r>
         <w:rPr>
+          <w:rtl/>
+          <w:cs/>
           <w:lang w:val="ar_AE" w:bidi="ar_AE"/>
         </w:rPr>
         <w:t>مراثي إرميا 5: 22</w:t>
       </w:r>
       <w:r>
         <w:rPr>
-          <w:lang w:val="ar_AE" w:bidi="ar_AE"/>
-        </w:rPr>
-      </w:r>
-    </w:p>
-    <w:p>
-      <w:pPr>
-        <w:bidi/>
-      </w:pPr>
-      <w:r>
-        <w:rPr>
-          <w:lang w:val="ar_AE" w:bidi="ar_AE"/>
-        </w:rPr>
-      </w:r>
-      <w:r>
-        <w:rPr>
+          <w:rtl/>
+          <w:cs/>
+          <w:lang w:val="ar_AE" w:bidi="ar_AE"/>
+        </w:rPr>
+      </w:r>
+    </w:p>
+    <w:p>
+      <w:pPr>
+        <w:bidi/>
+      </w:pPr>
+      <w:r>
+        <w:rPr>
+          <w:rtl/>
+          <w:cs/>
+          <w:lang w:val="ar_AE" w:bidi="ar_AE"/>
+        </w:rPr>
+      </w:r>
+      <w:r>
+        <w:rPr>
+          <w:rtl/>
+          <w:cs/>
           <w:lang w:val="ar_AE" w:bidi="ar_AE"/>
         </w:rPr>
         <w:t>هَلْ كُلَّ الرَّفْضِ رَفَضْتَنَا؟ لقد أثارت مأساة السبي التساؤل حول ما إذا كان الله سيغفر الخطية ويرد شعبه. وقد أجاب الله بوضوح من خلال الأنبياء (</w:t>
@@ -6333,6 +7887,8 @@
       <w:hyperlink r:id="rId151">
         <w:r>
           <w:rPr>
+            <w:rtl/>
+            <w:cs/>
             <w:lang w:val="ar_AE" w:bidi="ar_AE"/>
           </w:rPr>
           <w:rPr>
@@ -6344,6 +7900,8 @@
       </w:hyperlink>
       <w:r>
         <w:rPr>
+          <w:rtl/>
+          <w:cs/>
           <w:lang w:val="ar_AE" w:bidi="ar_AE"/>
         </w:rPr>
         <w:t xml:space="preserve">؛ </w:t>
@@ -6351,6 +7909,8 @@
       <w:hyperlink r:id="rId152">
         <w:r>
           <w:rPr>
+            <w:rtl/>
+            <w:cs/>
             <w:lang w:val="ar_AE" w:bidi="ar_AE"/>
           </w:rPr>
           <w:rPr>
@@ -6362,6 +7922,8 @@
       </w:hyperlink>
       <w:r>
         <w:rPr>
+          <w:rtl/>
+          <w:cs/>
           <w:lang w:val="ar_AE" w:bidi="ar_AE"/>
         </w:rPr>
         <w:t>) ومن خلال إرسال المسيح (</w:t>
@@ -6369,6 +7931,8 @@
       <w:hyperlink r:id="rId153">
         <w:r>
           <w:rPr>
+            <w:rtl/>
+            <w:cs/>
             <w:lang w:val="ar_AE" w:bidi="ar_AE"/>
           </w:rPr>
           <w:rPr>
@@ -6380,6 +7944,8 @@
       </w:hyperlink>
       <w:r>
         <w:rPr>
+          <w:rtl/>
+          <w:cs/>
           <w:lang w:val="ar_AE" w:bidi="ar_AE"/>
         </w:rPr>
         <w:t xml:space="preserve">؛ </w:t>
@@ -6387,6 +7953,8 @@
       <w:hyperlink r:id="rId154">
         <w:r>
           <w:rPr>
+            <w:rtl/>
+            <w:cs/>
             <w:lang w:val="ar_AE" w:bidi="ar_AE"/>
           </w:rPr>
           <w:rPr>
@@ -6398,6 +7966,8 @@
       </w:hyperlink>
       <w:r>
         <w:rPr>
+          <w:rtl/>
+          <w:cs/>
           <w:lang w:val="ar_AE" w:bidi="ar_AE"/>
         </w:rPr>
         <w:t xml:space="preserve">؛ </w:t>
@@ -6405,6 +7975,8 @@
       <w:hyperlink r:id="rId155">
         <w:r>
           <w:rPr>
+            <w:rtl/>
+            <w:cs/>
             <w:lang w:val="ar_AE" w:bidi="ar_AE"/>
           </w:rPr>
           <w:rPr>
@@ -6416,17 +7988,23 @@
       </w:hyperlink>
       <w:r>
         <w:rPr>
+          <w:rtl/>
+          <w:cs/>
           <w:lang w:val="ar_AE" w:bidi="ar_AE"/>
         </w:rPr>
         <w:t>).</w:t>
       </w:r>
       <w:r>
         <w:rPr>
-          <w:lang w:val="ar_AE" w:bidi="ar_AE"/>
-        </w:rPr>
-      </w:r>
-      <w:r>
-        <w:rPr>
+          <w:rtl/>
+          <w:cs/>
+          <w:lang w:val="ar_AE" w:bidi="ar_AE"/>
+        </w:rPr>
+      </w:r>
+      <w:r>
+        <w:rPr>
+          <w:rtl/>
+          <w:cs/>
           <w:lang w:val="ar_AE" w:bidi="ar_AE"/>
         </w:rPr>
       </w:r>

--- a/arb/docx/25.content.docx
+++ b/arb/docx/25.content.docx
@@ -376,20 +376,14 @@
         </w:rPr>
         <w:t>المحبون هم آلهة الخصوبة، البعل والسواري، اللذين كانا يعبدهما معظم سكان يهوذا. بينما أصحابها هم حلفاءها العسكريين، ولا سيما مصر، التي لم تكن ندًا لبابل (</w:t>
       </w:r>
-      <w:hyperlink r:id="rId13">
-        <w:r>
-          <w:rPr>
-            <w:rtl/>
-            <w:cs/>
-            <w:lang w:val="ar_AE" w:bidi="ar_AE"/>
-          </w:rPr>
-          <w:rPr>
-            <w:color w:val="0000EE"/>
-            <w:u w:val="single"/>
-          </w:rPr>
-          <w:t>إرميا 37:5–11</w:t>
-        </w:r>
-      </w:hyperlink>
+      <w:r>
+        <w:rPr>
+          <w:rtl/>
+          <w:cs/>
+          <w:lang w:val="ar_AE" w:bidi="ar_AE"/>
+        </w:rPr>
+        <w:t>إرميا 37:5–11</w:t>
+      </w:r>
       <w:r>
         <w:rPr>
           <w:rtl/>
@@ -489,20 +483,14 @@
         </w:rPr>
         <w:t xml:space="preserve">تُمثل المرأة في </w:t>
       </w:r>
-      <w:hyperlink r:id="rId14">
-        <w:r>
-          <w:rPr>
-            <w:rtl/>
-            <w:cs/>
-            <w:lang w:val="ar_AE" w:bidi="ar_AE"/>
-          </w:rPr>
-          <w:rPr>
-            <w:color w:val="0000EE"/>
-            <w:u w:val="single"/>
-          </w:rPr>
-          <w:t>1:1</w:t>
-        </w:r>
-      </w:hyperlink>
+      <w:r>
+        <w:rPr>
+          <w:rtl/>
+          <w:cs/>
+          <w:lang w:val="ar_AE" w:bidi="ar_AE"/>
+        </w:rPr>
+        <w:t>1:1</w:t>
+      </w:r>
       <w:r>
         <w:rPr>
           <w:rtl/>
@@ -511,20 +499,14 @@
         </w:rPr>
         <w:t xml:space="preserve"> أمة يهوذا. • قَد سُبِيَتْ: حدث ذلك أربع مرات: 605 قبل الميلاد (</w:t>
       </w:r>
-      <w:hyperlink r:id="rId15">
-        <w:r>
-          <w:rPr>
-            <w:rtl/>
-            <w:cs/>
-            <w:lang w:val="ar_AE" w:bidi="ar_AE"/>
-          </w:rPr>
-          <w:rPr>
-            <w:color w:val="0000EE"/>
-            <w:u w:val="single"/>
-          </w:rPr>
-          <w:t>دانيآل 1:3–4</w:t>
-        </w:r>
-      </w:hyperlink>
+      <w:r>
+        <w:rPr>
+          <w:rtl/>
+          <w:cs/>
+          <w:lang w:val="ar_AE" w:bidi="ar_AE"/>
+        </w:rPr>
+        <w:t>دانيآل 1:3–4</w:t>
+      </w:r>
       <w:r>
         <w:rPr>
           <w:rtl/>
@@ -533,20 +515,14 @@
         </w:rPr>
         <w:t>)؛ 597 قبل الميلاد (</w:t>
       </w:r>
-      <w:hyperlink r:id="rId16">
-        <w:r>
-          <w:rPr>
-            <w:rtl/>
-            <w:cs/>
-            <w:lang w:val="ar_AE" w:bidi="ar_AE"/>
-          </w:rPr>
-          <w:rPr>
-            <w:color w:val="0000EE"/>
-            <w:u w:val="single"/>
-          </w:rPr>
-          <w:t>2 ملوك 24:12–16؛</w:t>
-        </w:r>
-      </w:hyperlink>
+      <w:r>
+        <w:rPr>
+          <w:rtl/>
+          <w:cs/>
+          <w:lang w:val="ar_AE" w:bidi="ar_AE"/>
+        </w:rPr>
+        <w:t>2 ملوك 24:12–16؛</w:t>
+      </w:r>
       <w:r>
         <w:rPr>
           <w:rtl/>
@@ -555,20 +531,14 @@
         </w:rPr>
         <w:t xml:space="preserve"> </w:t>
       </w:r>
-      <w:hyperlink r:id="rId17">
-        <w:r>
-          <w:rPr>
-            <w:rtl/>
-            <w:cs/>
-            <w:lang w:val="ar_AE" w:bidi="ar_AE"/>
-          </w:rPr>
-          <w:rPr>
-            <w:color w:val="0000EE"/>
-            <w:u w:val="single"/>
-          </w:rPr>
-          <w:t>إرميا 52:28</w:t>
-        </w:r>
-      </w:hyperlink>
+      <w:r>
+        <w:rPr>
+          <w:rtl/>
+          <w:cs/>
+          <w:lang w:val="ar_AE" w:bidi="ar_AE"/>
+        </w:rPr>
+        <w:t>إرميا 52:28</w:t>
+      </w:r>
       <w:r>
         <w:rPr>
           <w:rtl/>
@@ -577,20 +547,14 @@
         </w:rPr>
         <w:t xml:space="preserve">؛ </w:t>
       </w:r>
-      <w:hyperlink r:id="rId18">
-        <w:r>
-          <w:rPr>
-            <w:rtl/>
-            <w:cs/>
-            <w:lang w:val="ar_AE" w:bidi="ar_AE"/>
-          </w:rPr>
-          <w:rPr>
-            <w:color w:val="0000EE"/>
-            <w:u w:val="single"/>
-          </w:rPr>
-          <w:t>حزقيال 1:2–3</w:t>
-        </w:r>
-      </w:hyperlink>
+      <w:r>
+        <w:rPr>
+          <w:rtl/>
+          <w:cs/>
+          <w:lang w:val="ar_AE" w:bidi="ar_AE"/>
+        </w:rPr>
+        <w:t>حزقيال 1:2–3</w:t>
+      </w:r>
       <w:r>
         <w:rPr>
           <w:rtl/>
@@ -599,20 +563,14 @@
         </w:rPr>
         <w:t>)؛ 586 قبل الميلاد (</w:t>
       </w:r>
-      <w:hyperlink r:id="rId19">
-        <w:r>
-          <w:rPr>
-            <w:rtl/>
-            <w:cs/>
-            <w:lang w:val="ar_AE" w:bidi="ar_AE"/>
-          </w:rPr>
-          <w:rPr>
-            <w:color w:val="0000EE"/>
-            <w:u w:val="single"/>
-          </w:rPr>
-          <w:t>2 ملوك 25:5–7</w:t>
-        </w:r>
-      </w:hyperlink>
+      <w:r>
+        <w:rPr>
+          <w:rtl/>
+          <w:cs/>
+          <w:lang w:val="ar_AE" w:bidi="ar_AE"/>
+        </w:rPr>
+        <w:t>2 ملوك 25:5–7</w:t>
+      </w:r>
       <w:r>
         <w:rPr>
           <w:rtl/>
@@ -621,20 +579,14 @@
         </w:rPr>
         <w:t xml:space="preserve">، </w:t>
       </w:r>
-      <w:hyperlink r:id="rId20">
-        <w:r>
-          <w:rPr>
-            <w:rtl/>
-            <w:cs/>
-            <w:lang w:val="ar_AE" w:bidi="ar_AE"/>
-          </w:rPr>
-          <w:rPr>
-            <w:color w:val="0000EE"/>
-            <w:u w:val="single"/>
-          </w:rPr>
-          <w:t>18–21</w:t>
-        </w:r>
-      </w:hyperlink>
+      <w:r>
+        <w:rPr>
+          <w:rtl/>
+          <w:cs/>
+          <w:lang w:val="ar_AE" w:bidi="ar_AE"/>
+        </w:rPr>
+        <w:t>18–21</w:t>
+      </w:r>
       <w:r>
         <w:rPr>
           <w:rtl/>
@@ -643,20 +595,14 @@
         </w:rPr>
         <w:t xml:space="preserve">؛ </w:t>
       </w:r>
-      <w:hyperlink r:id="rId21">
-        <w:r>
-          <w:rPr>
-            <w:rtl/>
-            <w:cs/>
-            <w:lang w:val="ar_AE" w:bidi="ar_AE"/>
-          </w:rPr>
-          <w:rPr>
-            <w:color w:val="0000EE"/>
-            <w:u w:val="single"/>
-          </w:rPr>
-          <w:t>إرميا 39:5–10</w:t>
-        </w:r>
-      </w:hyperlink>
+      <w:r>
+        <w:rPr>
+          <w:rtl/>
+          <w:cs/>
+          <w:lang w:val="ar_AE" w:bidi="ar_AE"/>
+        </w:rPr>
+        <w:t>إرميا 39:5–10</w:t>
+      </w:r>
       <w:r>
         <w:rPr>
           <w:rtl/>
@@ -665,20 +611,14 @@
         </w:rPr>
         <w:t xml:space="preserve">؛ </w:t>
       </w:r>
-      <w:hyperlink r:id="rId22">
-        <w:r>
-          <w:rPr>
-            <w:rtl/>
-            <w:cs/>
-            <w:lang w:val="ar_AE" w:bidi="ar_AE"/>
-          </w:rPr>
-          <w:rPr>
-            <w:color w:val="0000EE"/>
-            <w:u w:val="single"/>
-          </w:rPr>
-          <w:t>52:29</w:t>
-        </w:r>
-      </w:hyperlink>
+      <w:r>
+        <w:rPr>
+          <w:rtl/>
+          <w:cs/>
+          <w:lang w:val="ar_AE" w:bidi="ar_AE"/>
+        </w:rPr>
+        <w:t>52:29</w:t>
+      </w:r>
       <w:r>
         <w:rPr>
           <w:rtl/>
@@ -687,20 +627,14 @@
         </w:rPr>
         <w:t>)؛ و581 قبل الميلاد (</w:t>
       </w:r>
-      <w:hyperlink r:id="rId23">
-        <w:r>
-          <w:rPr>
-            <w:rtl/>
-            <w:cs/>
-            <w:lang w:val="ar_AE" w:bidi="ar_AE"/>
-          </w:rPr>
-          <w:rPr>
-            <w:color w:val="0000EE"/>
-            <w:u w:val="single"/>
-          </w:rPr>
-          <w:t>إرميا 52:30</w:t>
-        </w:r>
-      </w:hyperlink>
+      <w:r>
+        <w:rPr>
+          <w:rtl/>
+          <w:cs/>
+          <w:lang w:val="ar_AE" w:bidi="ar_AE"/>
+        </w:rPr>
+        <w:t>إرميا 52:30</w:t>
+      </w:r>
       <w:r>
         <w:rPr>
           <w:rtl/>
@@ -793,20 +727,14 @@
         </w:rPr>
         <w:t xml:space="preserve">): في المزامير والأسفار النبوية، تشير صهيون إلى مدينة أورشليم. وفي سفر المراثي، يُستخدم اسم صهيون كاسم شعري للمدينة، حتى في حالتها المدمرة. ويتحدث </w:t>
       </w:r>
-      <w:hyperlink r:id="rId24">
-        <w:r>
-          <w:rPr>
-            <w:rtl/>
-            <w:cs/>
-            <w:lang w:val="ar_AE" w:bidi="ar_AE"/>
-          </w:rPr>
-          <w:rPr>
-            <w:color w:val="0000EE"/>
-            <w:u w:val="single"/>
-          </w:rPr>
-          <w:t>عبرانيين 12:22–24</w:t>
-        </w:r>
-      </w:hyperlink>
+      <w:r>
+        <w:rPr>
+          <w:rtl/>
+          <w:cs/>
+          <w:lang w:val="ar_AE" w:bidi="ar_AE"/>
+        </w:rPr>
+        <w:t>عبرانيين 12:22–24</w:t>
+      </w:r>
       <w:r>
         <w:rPr>
           <w:rtl/>
@@ -815,20 +743,14 @@
         </w:rPr>
         <w:t xml:space="preserve"> عن صهيون السماوية (انظر أيضًا </w:t>
       </w:r>
-      <w:hyperlink r:id="rId25">
-        <w:r>
-          <w:rPr>
-            <w:rtl/>
-            <w:cs/>
-            <w:lang w:val="ar_AE" w:bidi="ar_AE"/>
-          </w:rPr>
-          <w:rPr>
-            <w:color w:val="0000EE"/>
-            <w:u w:val="single"/>
-          </w:rPr>
-          <w:t>رؤيا 14:1–5</w:t>
-        </w:r>
-      </w:hyperlink>
+      <w:r>
+        <w:rPr>
+          <w:rtl/>
+          <w:cs/>
+          <w:lang w:val="ar_AE" w:bidi="ar_AE"/>
+        </w:rPr>
+        <w:t>رؤيا 14:1–5</w:t>
+      </w:r>
       <w:r>
         <w:rPr>
           <w:rtl/>
@@ -904,20 +826,14 @@
         </w:rPr>
         <w:t xml:space="preserve">لأَجْلِ كَثْرَةِ ذُنُوبِهَا: تم توضيح خطايا يهوذا قبل الغزو البابلي في </w:t>
       </w:r>
-      <w:hyperlink r:id="rId26">
-        <w:r>
-          <w:rPr>
-            <w:rtl/>
-            <w:cs/>
-            <w:lang w:val="ar_AE" w:bidi="ar_AE"/>
-          </w:rPr>
-          <w:rPr>
-            <w:color w:val="0000EE"/>
-            <w:u w:val="single"/>
-          </w:rPr>
-          <w:t>2 ملوك 21:1–9</w:t>
-        </w:r>
-      </w:hyperlink>
+      <w:r>
+        <w:rPr>
+          <w:rtl/>
+          <w:cs/>
+          <w:lang w:val="ar_AE" w:bidi="ar_AE"/>
+        </w:rPr>
+        <w:t>2 ملوك 21:1–9</w:t>
+      </w:r>
       <w:r>
         <w:rPr>
           <w:rtl/>
@@ -926,20 +842,14 @@
         </w:rPr>
         <w:t xml:space="preserve">، </w:t>
       </w:r>
-      <w:hyperlink r:id="rId27">
-        <w:r>
-          <w:rPr>
-            <w:rtl/>
-            <w:cs/>
-            <w:lang w:val="ar_AE" w:bidi="ar_AE"/>
-          </w:rPr>
-          <w:rPr>
-            <w:color w:val="0000EE"/>
-            <w:u w:val="single"/>
-          </w:rPr>
-          <w:t>16</w:t>
-        </w:r>
-      </w:hyperlink>
+      <w:r>
+        <w:rPr>
+          <w:rtl/>
+          <w:cs/>
+          <w:lang w:val="ar_AE" w:bidi="ar_AE"/>
+        </w:rPr>
+        <w:t>16</w:t>
+      </w:r>
       <w:r>
         <w:rPr>
           <w:rtl/>
@@ -948,20 +858,14 @@
         </w:rPr>
         <w:t xml:space="preserve">؛ </w:t>
       </w:r>
-      <w:hyperlink r:id="rId28">
-        <w:r>
-          <w:rPr>
-            <w:rtl/>
-            <w:cs/>
-            <w:lang w:val="ar_AE" w:bidi="ar_AE"/>
-          </w:rPr>
-          <w:rPr>
-            <w:color w:val="0000EE"/>
-            <w:u w:val="single"/>
-          </w:rPr>
-          <w:t>24:3–4</w:t>
-        </w:r>
-      </w:hyperlink>
+      <w:r>
+        <w:rPr>
+          <w:rtl/>
+          <w:cs/>
+          <w:lang w:val="ar_AE" w:bidi="ar_AE"/>
+        </w:rPr>
+        <w:t>24:3–4</w:t>
+      </w:r>
       <w:r>
         <w:rPr>
           <w:rtl/>
@@ -970,20 +874,14 @@
         </w:rPr>
         <w:t xml:space="preserve"> (انظر </w:t>
       </w:r>
-      <w:hyperlink r:id="rId29">
-        <w:r>
-          <w:rPr>
-            <w:rtl/>
-            <w:cs/>
-            <w:lang w:val="ar_AE" w:bidi="ar_AE"/>
-          </w:rPr>
-          <w:rPr>
-            <w:color w:val="0000EE"/>
-            <w:u w:val="single"/>
-          </w:rPr>
-          <w:t>2 أخبار الأيام 33:1–10</w:t>
-        </w:r>
-      </w:hyperlink>
+      <w:r>
+        <w:rPr>
+          <w:rtl/>
+          <w:cs/>
+          <w:lang w:val="ar_AE" w:bidi="ar_AE"/>
+        </w:rPr>
+        <w:t>2 أخبار الأيام 33:1–10</w:t>
+      </w:r>
       <w:r>
         <w:rPr>
           <w:rtl/>
@@ -992,20 +890,14 @@
         </w:rPr>
         <w:t xml:space="preserve">، </w:t>
       </w:r>
-      <w:hyperlink r:id="rId30">
-        <w:r>
-          <w:rPr>
-            <w:rtl/>
-            <w:cs/>
-            <w:lang w:val="ar_AE" w:bidi="ar_AE"/>
-          </w:rPr>
-          <w:rPr>
-            <w:color w:val="0000EE"/>
-            <w:u w:val="single"/>
-          </w:rPr>
-          <w:t>22–23</w:t>
-        </w:r>
-      </w:hyperlink>
+      <w:r>
+        <w:rPr>
+          <w:rtl/>
+          <w:cs/>
+          <w:lang w:val="ar_AE" w:bidi="ar_AE"/>
+        </w:rPr>
+        <w:t>22–23</w:t>
+      </w:r>
       <w:r>
         <w:rPr>
           <w:rtl/>
@@ -1014,20 +906,14 @@
         </w:rPr>
         <w:t xml:space="preserve"> و</w:t>
       </w:r>
-      <w:hyperlink r:id="rId31">
-        <w:r>
-          <w:rPr>
-            <w:rtl/>
-            <w:cs/>
-            <w:lang w:val="ar_AE" w:bidi="ar_AE"/>
-          </w:rPr>
-          <w:rPr>
-            <w:color w:val="0000EE"/>
-            <w:u w:val="single"/>
-          </w:rPr>
-          <w:t>2 أخبار الأيام 36:11–16</w:t>
-        </w:r>
-      </w:hyperlink>
+      <w:r>
+        <w:rPr>
+          <w:rtl/>
+          <w:cs/>
+          <w:lang w:val="ar_AE" w:bidi="ar_AE"/>
+        </w:rPr>
+        <w:t>2 أخبار الأيام 36:11–16</w:t>
+      </w:r>
       <w:r>
         <w:rPr>
           <w:rtl/>
@@ -1036,20 +922,14 @@
         </w:rPr>
         <w:t xml:space="preserve">). وبالمثل، توجد قائمة بخطايا إسرائيل قبل تدمير أشور في </w:t>
       </w:r>
-      <w:hyperlink r:id="rId32">
-        <w:r>
-          <w:rPr>
-            <w:rtl/>
-            <w:cs/>
-            <w:lang w:val="ar_AE" w:bidi="ar_AE"/>
-          </w:rPr>
-          <w:rPr>
-            <w:color w:val="0000EE"/>
-            <w:u w:val="single"/>
-          </w:rPr>
-          <w:t>2 ملوك 17:14–23</w:t>
-        </w:r>
-      </w:hyperlink>
+      <w:r>
+        <w:rPr>
+          <w:rtl/>
+          <w:cs/>
+          <w:lang w:val="ar_AE" w:bidi="ar_AE"/>
+        </w:rPr>
+        <w:t>2 ملوك 17:14–23</w:t>
+      </w:r>
       <w:r>
         <w:rPr>
           <w:rtl/>
@@ -1125,20 +1005,14 @@
         </w:rPr>
         <w:t xml:space="preserve">ضَحِكُوا عَلَى هَلاَكِهَا: انظر أيضًا إلى </w:t>
       </w:r>
-      <w:hyperlink r:id="rId33">
-        <w:r>
-          <w:rPr>
-            <w:rtl/>
-            <w:cs/>
-            <w:lang w:val="ar_AE" w:bidi="ar_AE"/>
-          </w:rPr>
-          <w:rPr>
-            <w:color w:val="0000EE"/>
-            <w:u w:val="single"/>
-          </w:rPr>
-          <w:t>إرميا 24:9</w:t>
-        </w:r>
-      </w:hyperlink>
+      <w:r>
+        <w:rPr>
+          <w:rtl/>
+          <w:cs/>
+          <w:lang w:val="ar_AE" w:bidi="ar_AE"/>
+        </w:rPr>
+        <w:t>إرميا 24:9</w:t>
+      </w:r>
       <w:r>
         <w:rPr>
           <w:rtl/>
@@ -1147,20 +1021,14 @@
         </w:rPr>
         <w:t xml:space="preserve">؛ </w:t>
       </w:r>
-      <w:hyperlink r:id="rId34">
-        <w:r>
-          <w:rPr>
-            <w:rtl/>
-            <w:cs/>
-            <w:lang w:val="ar_AE" w:bidi="ar_AE"/>
-          </w:rPr>
-          <w:rPr>
-            <w:color w:val="0000EE"/>
-            <w:u w:val="single"/>
-          </w:rPr>
-          <w:t>حزقيال 22:5</w:t>
-        </w:r>
-      </w:hyperlink>
+      <w:r>
+        <w:rPr>
+          <w:rtl/>
+          <w:cs/>
+          <w:lang w:val="ar_AE" w:bidi="ar_AE"/>
+        </w:rPr>
+        <w:t>حزقيال 22:5</w:t>
+      </w:r>
       <w:r>
         <w:rPr>
           <w:rtl/>
@@ -1169,20 +1037,14 @@
         </w:rPr>
         <w:t xml:space="preserve">؛ </w:t>
       </w:r>
-      <w:hyperlink r:id="rId35">
-        <w:r>
-          <w:rPr>
-            <w:rtl/>
-            <w:cs/>
-            <w:lang w:val="ar_AE" w:bidi="ar_AE"/>
-          </w:rPr>
-          <w:rPr>
-            <w:color w:val="0000EE"/>
-            <w:u w:val="single"/>
-          </w:rPr>
-          <w:t>36:4</w:t>
-        </w:r>
-      </w:hyperlink>
+      <w:r>
+        <w:rPr>
+          <w:rtl/>
+          <w:cs/>
+          <w:lang w:val="ar_AE" w:bidi="ar_AE"/>
+        </w:rPr>
+        <w:t>36:4</w:t>
+      </w:r>
       <w:r>
         <w:rPr>
           <w:rtl/>
@@ -1325,20 +1187,14 @@
         </w:rPr>
         <w:t xml:space="preserve">للاطّلاع على روايات تاريخية حول هذه الأحداث، انظر </w:t>
       </w:r>
-      <w:hyperlink r:id="rId36">
-        <w:r>
-          <w:rPr>
-            <w:rtl/>
-            <w:cs/>
-            <w:lang w:val="ar_AE" w:bidi="ar_AE"/>
-          </w:rPr>
-          <w:rPr>
-            <w:color w:val="0000EE"/>
-            <w:u w:val="single"/>
-          </w:rPr>
-          <w:t>2 ملوك 25:8–17</w:t>
-        </w:r>
-      </w:hyperlink>
+      <w:r>
+        <w:rPr>
+          <w:rtl/>
+          <w:cs/>
+          <w:lang w:val="ar_AE" w:bidi="ar_AE"/>
+        </w:rPr>
+        <w:t>2 ملوك 25:8–17</w:t>
+      </w:r>
       <w:r>
         <w:rPr>
           <w:rtl/>
@@ -1347,20 +1203,14 @@
         </w:rPr>
         <w:t xml:space="preserve">؛ </w:t>
       </w:r>
-      <w:hyperlink r:id="rId37">
-        <w:r>
-          <w:rPr>
-            <w:rtl/>
-            <w:cs/>
-            <w:lang w:val="ar_AE" w:bidi="ar_AE"/>
-          </w:rPr>
-          <w:rPr>
-            <w:color w:val="0000EE"/>
-            <w:u w:val="single"/>
-          </w:rPr>
-          <w:t>2 أخبار الأيام 36:13–21</w:t>
-        </w:r>
-      </w:hyperlink>
+      <w:r>
+        <w:rPr>
+          <w:rtl/>
+          <w:cs/>
+          <w:lang w:val="ar_AE" w:bidi="ar_AE"/>
+        </w:rPr>
+        <w:t>2 أخبار الأيام 36:13–21</w:t>
+      </w:r>
       <w:r>
         <w:rPr>
           <w:rtl/>
@@ -1369,20 +1219,14 @@
         </w:rPr>
         <w:t xml:space="preserve">؛ </w:t>
       </w:r>
-      <w:hyperlink r:id="rId38">
-        <w:r>
-          <w:rPr>
-            <w:rtl/>
-            <w:cs/>
-            <w:lang w:val="ar_AE" w:bidi="ar_AE"/>
-          </w:rPr>
-          <w:rPr>
-            <w:color w:val="0000EE"/>
-            <w:u w:val="single"/>
-          </w:rPr>
-          <w:t>إرميا 52:4–30</w:t>
-        </w:r>
-      </w:hyperlink>
+      <w:r>
+        <w:rPr>
+          <w:rtl/>
+          <w:cs/>
+          <w:lang w:val="ar_AE" w:bidi="ar_AE"/>
+        </w:rPr>
+        <w:t>إرميا 52:4–30</w:t>
+      </w:r>
       <w:r>
         <w:rPr>
           <w:rtl/>
@@ -1592,20 +1436,14 @@
         </w:rPr>
         <w:t xml:space="preserve">مدينته المحبوبة: لقد منح الله عناية خاصة لأورشليم، مثل الأب الذي يحمي ابنته. لكن خطاياها كانت مستمرة، وعقابها كان رهيبًا. • مثل العنب المدوس في معصرة العنب (دَاسَ السَّيِّدُ … مِعْصَرَةً): تُستخدم هذه العملية الشائعة لاستخراج العصير من العنب بشكل واضح في </w:t>
       </w:r>
-      <w:hyperlink r:id="rId39">
-        <w:r>
-          <w:rPr>
-            <w:rtl/>
-            <w:cs/>
-            <w:lang w:val="ar_AE" w:bidi="ar_AE"/>
-          </w:rPr>
-          <w:rPr>
-            <w:color w:val="0000EE"/>
-            <w:u w:val="single"/>
-          </w:rPr>
-          <w:t>إشعياء 63:3</w:t>
-        </w:r>
-      </w:hyperlink>
+      <w:r>
+        <w:rPr>
+          <w:rtl/>
+          <w:cs/>
+          <w:lang w:val="ar_AE" w:bidi="ar_AE"/>
+        </w:rPr>
+        <w:t>إشعياء 63:3</w:t>
+      </w:r>
       <w:r>
         <w:rPr>
           <w:rtl/>
@@ -1614,20 +1452,14 @@
         </w:rPr>
         <w:t xml:space="preserve"> لإظهار أهوال العقاب. في </w:t>
       </w:r>
-      <w:hyperlink r:id="rId40">
-        <w:r>
-          <w:rPr>
-            <w:rtl/>
-            <w:cs/>
-            <w:lang w:val="ar_AE" w:bidi="ar_AE"/>
-          </w:rPr>
-          <w:rPr>
-            <w:color w:val="0000EE"/>
-            <w:u w:val="single"/>
-          </w:rPr>
-          <w:t>رؤيا 14:18–20</w:t>
-        </w:r>
-      </w:hyperlink>
+      <w:r>
+        <w:rPr>
+          <w:rtl/>
+          <w:cs/>
+          <w:lang w:val="ar_AE" w:bidi="ar_AE"/>
+        </w:rPr>
+        <w:t>رؤيا 14:18–20</w:t>
+      </w:r>
       <w:r>
         <w:rPr>
           <w:rtl/>
@@ -1636,20 +1468,14 @@
         </w:rPr>
         <w:t xml:space="preserve">؛ </w:t>
       </w:r>
-      <w:hyperlink r:id="rId41">
-        <w:r>
-          <w:rPr>
-            <w:rtl/>
-            <w:cs/>
-            <w:lang w:val="ar_AE" w:bidi="ar_AE"/>
-          </w:rPr>
-          <w:rPr>
-            <w:color w:val="0000EE"/>
-            <w:u w:val="single"/>
-          </w:rPr>
-          <w:t>19:15</w:t>
-        </w:r>
-      </w:hyperlink>
+      <w:r>
+        <w:rPr>
+          <w:rtl/>
+          <w:cs/>
+          <w:lang w:val="ar_AE" w:bidi="ar_AE"/>
+        </w:rPr>
+        <w:t>19:15</w:t>
+      </w:r>
       <w:r>
         <w:rPr>
           <w:rtl/>
@@ -1725,20 +1551,14 @@
         </w:rPr>
         <w:t>نَادَيْتُ مُحِبِّيَّ: كان لدى مصر اهتمام كبير بيهوذا لأن يهوذا كانت تتحكم في الطريق الجيد الوحيد المؤدي إلى الشمال. ومع ذلك، أدارت مصر ظهرها ليهوذا عندما هاجمت بابل أورشليم (</w:t>
       </w:r>
-      <w:hyperlink r:id="rId13">
-        <w:r>
-          <w:rPr>
-            <w:rtl/>
-            <w:cs/>
-            <w:lang w:val="ar_AE" w:bidi="ar_AE"/>
-          </w:rPr>
-          <w:rPr>
-            <w:color w:val="0000EE"/>
-            <w:u w:val="single"/>
-          </w:rPr>
-          <w:t>إرميا 37:5–11</w:t>
-        </w:r>
-      </w:hyperlink>
+      <w:r>
+        <w:rPr>
+          <w:rtl/>
+          <w:cs/>
+          <w:lang w:val="ar_AE" w:bidi="ar_AE"/>
+        </w:rPr>
+        <w:t>إرميا 37:5–11</w:t>
+      </w:r>
       <w:r>
         <w:rPr>
           <w:rtl/>
@@ -1747,20 +1567,14 @@
         </w:rPr>
         <w:t>). • عندما كان هطول الأمطار شحيحًا في الخريف والربيع في فلسطين، كان الصيف بلا مطر يُتلف المحاصيل ويُسبب نقصًا في الغذاء. كما نفدت الإمدادات الغذائية تحت الحصار الطويل للمدينة (يناير 588 - يوليو 586 قبل الميلاد)، ومات الكثير من الناس جوعًا (</w:t>
       </w:r>
-      <w:hyperlink r:id="rId42">
-        <w:r>
-          <w:rPr>
-            <w:rtl/>
-            <w:cs/>
-            <w:lang w:val="ar_AE" w:bidi="ar_AE"/>
-          </w:rPr>
-          <w:rPr>
-            <w:color w:val="0000EE"/>
-            <w:u w:val="single"/>
-          </w:rPr>
-          <w:t>2 ملوك 25:2–3</w:t>
-        </w:r>
-      </w:hyperlink>
+      <w:r>
+        <w:rPr>
+          <w:rtl/>
+          <w:cs/>
+          <w:lang w:val="ar_AE" w:bidi="ar_AE"/>
+        </w:rPr>
+        <w:t>2 ملوك 25:2–3</w:t>
+      </w:r>
       <w:r>
         <w:rPr>
           <w:rtl/>
@@ -1769,20 +1583,14 @@
         </w:rPr>
         <w:t xml:space="preserve">؛ قارن </w:t>
       </w:r>
-      <w:hyperlink r:id="rId43">
-        <w:r>
-          <w:rPr>
-            <w:rtl/>
-            <w:cs/>
-            <w:lang w:val="ar_AE" w:bidi="ar_AE"/>
-          </w:rPr>
-          <w:rPr>
-            <w:color w:val="0000EE"/>
-            <w:u w:val="single"/>
-          </w:rPr>
-          <w:t>إرميا 37:21</w:t>
-        </w:r>
-      </w:hyperlink>
+      <w:r>
+        <w:rPr>
+          <w:rtl/>
+          <w:cs/>
+          <w:lang w:val="ar_AE" w:bidi="ar_AE"/>
+        </w:rPr>
+        <w:t>إرميا 37:21</w:t>
+      </w:r>
       <w:r>
         <w:rPr>
           <w:rtl/>
@@ -1870,20 +1678,14 @@
         </w:rPr>
         <w:t>تمرد قادة وشعب يهوذا (</w:t>
       </w:r>
-      <w:hyperlink r:id="rId44">
-        <w:r>
-          <w:rPr>
-            <w:rtl/>
-            <w:cs/>
-            <w:lang w:val="ar_AE" w:bidi="ar_AE"/>
-          </w:rPr>
-          <w:rPr>
-            <w:color w:val="0000EE"/>
-            <w:u w:val="single"/>
-          </w:rPr>
-          <w:t>إرميا 2:17</w:t>
-        </w:r>
-      </w:hyperlink>
+      <w:r>
+        <w:rPr>
+          <w:rtl/>
+          <w:cs/>
+          <w:lang w:val="ar_AE" w:bidi="ar_AE"/>
+        </w:rPr>
+        <w:t>إرميا 2:17</w:t>
+      </w:r>
       <w:r>
         <w:rPr>
           <w:rtl/>
@@ -1892,20 +1694,14 @@
         </w:rPr>
         <w:t xml:space="preserve">؛ </w:t>
       </w:r>
-      <w:hyperlink r:id="rId45">
-        <w:r>
-          <w:rPr>
-            <w:rtl/>
-            <w:cs/>
-            <w:lang w:val="ar_AE" w:bidi="ar_AE"/>
-          </w:rPr>
-          <w:rPr>
-            <w:color w:val="0000EE"/>
-            <w:u w:val="single"/>
-          </w:rPr>
-          <w:t>5:6</w:t>
-        </w:r>
-      </w:hyperlink>
+      <w:r>
+        <w:rPr>
+          <w:rtl/>
+          <w:cs/>
+          <w:lang w:val="ar_AE" w:bidi="ar_AE"/>
+        </w:rPr>
+        <w:t>5:6</w:t>
+      </w:r>
       <w:r>
         <w:rPr>
           <w:rtl/>
@@ -1914,20 +1710,14 @@
         </w:rPr>
         <w:t xml:space="preserve">، </w:t>
       </w:r>
-      <w:hyperlink r:id="rId46">
-        <w:r>
-          <w:rPr>
-            <w:rtl/>
-            <w:cs/>
-            <w:lang w:val="ar_AE" w:bidi="ar_AE"/>
-          </w:rPr>
-          <w:rPr>
-            <w:color w:val="0000EE"/>
-            <w:u w:val="single"/>
-          </w:rPr>
-          <w:t>23</w:t>
-        </w:r>
-      </w:hyperlink>
+      <w:r>
+        <w:rPr>
+          <w:rtl/>
+          <w:cs/>
+          <w:lang w:val="ar_AE" w:bidi="ar_AE"/>
+        </w:rPr>
+        <w:t>23</w:t>
+      </w:r>
       <w:r>
         <w:rPr>
           <w:rtl/>
@@ -1936,20 +1726,14 @@
         </w:rPr>
         <w:t>) برفضهم للإله الواحد الحقيقي ووصاياه، ومقاومتهم للغزاة الذين أرسلهم الله (</w:t>
       </w:r>
-      <w:hyperlink r:id="rId47">
-        <w:r>
-          <w:rPr>
-            <w:rtl/>
-            <w:cs/>
-            <w:lang w:val="ar_AE" w:bidi="ar_AE"/>
-          </w:rPr>
-          <w:rPr>
-            <w:color w:val="0000EE"/>
-            <w:u w:val="single"/>
-          </w:rPr>
-          <w:t>2 ملوك 24:1</w:t>
-        </w:r>
-      </w:hyperlink>
+      <w:r>
+        <w:rPr>
+          <w:rtl/>
+          <w:cs/>
+          <w:lang w:val="ar_AE" w:bidi="ar_AE"/>
+        </w:rPr>
+        <w:t>2 ملوك 24:1</w:t>
+      </w:r>
       <w:r>
         <w:rPr>
           <w:rtl/>
@@ -1958,20 +1742,14 @@
         </w:rPr>
         <w:t xml:space="preserve">، </w:t>
       </w:r>
-      <w:hyperlink r:id="rId48">
-        <w:r>
-          <w:rPr>
-            <w:rtl/>
-            <w:cs/>
-            <w:lang w:val="ar_AE" w:bidi="ar_AE"/>
-          </w:rPr>
-          <w:rPr>
-            <w:color w:val="0000EE"/>
-            <w:u w:val="single"/>
-          </w:rPr>
-          <w:t>20</w:t>
-        </w:r>
-      </w:hyperlink>
+      <w:r>
+        <w:rPr>
+          <w:rtl/>
+          <w:cs/>
+          <w:lang w:val="ar_AE" w:bidi="ar_AE"/>
+        </w:rPr>
+        <w:t>20</w:t>
+      </w:r>
       <w:r>
         <w:rPr>
           <w:rtl/>
@@ -1980,20 +1758,14 @@
         </w:rPr>
         <w:t xml:space="preserve">؛ </w:t>
       </w:r>
-      <w:hyperlink r:id="rId49">
-        <w:r>
-          <w:rPr>
-            <w:rtl/>
-            <w:cs/>
-            <w:lang w:val="ar_AE" w:bidi="ar_AE"/>
-          </w:rPr>
-          <w:rPr>
-            <w:color w:val="0000EE"/>
-            <w:u w:val="single"/>
-          </w:rPr>
-          <w:t>2 أخبار الأيام 36:13</w:t>
-        </w:r>
-      </w:hyperlink>
+      <w:r>
+        <w:rPr>
+          <w:rtl/>
+          <w:cs/>
+          <w:lang w:val="ar_AE" w:bidi="ar_AE"/>
+        </w:rPr>
+        <w:t>2 أخبار الأيام 36:13</w:t>
+      </w:r>
       <w:r>
         <w:rPr>
           <w:rtl/>
@@ -2069,20 +1841,14 @@
         </w:rPr>
         <w:t xml:space="preserve">تَأْتِي بِالْيَوْمِ الَّذِي نَادَيْتَ بِهِ: كانت روح الشاعر مشبعة بالإيمان بأن الله سيقيم يومًا يتم فيه الحكم على الجميع—الظالمين والضحايا—بعدلٍ (انظر </w:t>
       </w:r>
-      <w:hyperlink r:id="rId50">
-        <w:r>
-          <w:rPr>
-            <w:rtl/>
-            <w:cs/>
-            <w:lang w:val="ar_AE" w:bidi="ar_AE"/>
-          </w:rPr>
-          <w:rPr>
-            <w:color w:val="0000EE"/>
-            <w:u w:val="single"/>
-          </w:rPr>
-          <w:t>إشعياء 13:6</w:t>
-        </w:r>
-      </w:hyperlink>
+      <w:r>
+        <w:rPr>
+          <w:rtl/>
+          <w:cs/>
+          <w:lang w:val="ar_AE" w:bidi="ar_AE"/>
+        </w:rPr>
+        <w:t>إشعياء 13:6</w:t>
+      </w:r>
       <w:r>
         <w:rPr>
           <w:rtl/>
@@ -2091,20 +1857,14 @@
         </w:rPr>
         <w:t xml:space="preserve">، </w:t>
       </w:r>
-      <w:hyperlink r:id="rId51">
-        <w:r>
-          <w:rPr>
-            <w:rtl/>
-            <w:cs/>
-            <w:lang w:val="ar_AE" w:bidi="ar_AE"/>
-          </w:rPr>
-          <w:rPr>
-            <w:color w:val="0000EE"/>
-            <w:u w:val="single"/>
-          </w:rPr>
-          <w:t>9</w:t>
-        </w:r>
-      </w:hyperlink>
+      <w:r>
+        <w:rPr>
+          <w:rtl/>
+          <w:cs/>
+          <w:lang w:val="ar_AE" w:bidi="ar_AE"/>
+        </w:rPr>
+        <w:t>9</w:t>
+      </w:r>
       <w:r>
         <w:rPr>
           <w:rtl/>
@@ -2113,20 +1873,14 @@
         </w:rPr>
         <w:t xml:space="preserve">؛ </w:t>
       </w:r>
-      <w:hyperlink r:id="rId52">
-        <w:r>
-          <w:rPr>
-            <w:rtl/>
-            <w:cs/>
-            <w:lang w:val="ar_AE" w:bidi="ar_AE"/>
-          </w:rPr>
-          <w:rPr>
-            <w:color w:val="0000EE"/>
-            <w:u w:val="single"/>
-          </w:rPr>
-          <w:t>إرميا 46:10–12</w:t>
-        </w:r>
-      </w:hyperlink>
+      <w:r>
+        <w:rPr>
+          <w:rtl/>
+          <w:cs/>
+          <w:lang w:val="ar_AE" w:bidi="ar_AE"/>
+        </w:rPr>
+        <w:t>إرميا 46:10–12</w:t>
+      </w:r>
       <w:r>
         <w:rPr>
           <w:rtl/>
@@ -2135,20 +1889,14 @@
         </w:rPr>
         <w:t xml:space="preserve">، </w:t>
       </w:r>
-      <w:hyperlink r:id="rId53">
-        <w:r>
-          <w:rPr>
-            <w:rtl/>
-            <w:cs/>
-            <w:lang w:val="ar_AE" w:bidi="ar_AE"/>
-          </w:rPr>
-          <w:rPr>
-            <w:color w:val="0000EE"/>
-            <w:u w:val="single"/>
-          </w:rPr>
-          <w:t>27–28</w:t>
-        </w:r>
-      </w:hyperlink>
+      <w:r>
+        <w:rPr>
+          <w:rtl/>
+          <w:cs/>
+          <w:lang w:val="ar_AE" w:bidi="ar_AE"/>
+        </w:rPr>
+        <w:t>27–28</w:t>
+      </w:r>
       <w:r>
         <w:rPr>
           <w:rtl/>
@@ -2157,20 +1905,14 @@
         </w:rPr>
         <w:t xml:space="preserve">؛ </w:t>
       </w:r>
-      <w:hyperlink r:id="rId54">
-        <w:r>
-          <w:rPr>
-            <w:rtl/>
-            <w:cs/>
-            <w:lang w:val="ar_AE" w:bidi="ar_AE"/>
-          </w:rPr>
-          <w:rPr>
-            <w:color w:val="0000EE"/>
-            <w:u w:val="single"/>
-          </w:rPr>
-          <w:t>عاموس 5:18–20</w:t>
-        </w:r>
-      </w:hyperlink>
+      <w:r>
+        <w:rPr>
+          <w:rtl/>
+          <w:cs/>
+          <w:lang w:val="ar_AE" w:bidi="ar_AE"/>
+        </w:rPr>
+        <w:t>عاموس 5:18–20</w:t>
+      </w:r>
       <w:r>
         <w:rPr>
           <w:rtl/>
@@ -2179,20 +1921,14 @@
         </w:rPr>
         <w:t xml:space="preserve">؛ </w:t>
       </w:r>
-      <w:hyperlink r:id="rId55">
-        <w:r>
-          <w:rPr>
-            <w:rtl/>
-            <w:cs/>
-            <w:lang w:val="ar_AE" w:bidi="ar_AE"/>
-          </w:rPr>
-          <w:rPr>
-            <w:color w:val="0000EE"/>
-            <w:u w:val="single"/>
-          </w:rPr>
-          <w:t>عوبديا 1:15</w:t>
-        </w:r>
-      </w:hyperlink>
+      <w:r>
+        <w:rPr>
+          <w:rtl/>
+          <w:cs/>
+          <w:lang w:val="ar_AE" w:bidi="ar_AE"/>
+        </w:rPr>
+        <w:t>عوبديا 1:15</w:t>
+      </w:r>
       <w:r>
         <w:rPr>
           <w:rtl/>
@@ -2201,20 +1937,14 @@
         </w:rPr>
         <w:t xml:space="preserve">؛ </w:t>
       </w:r>
-      <w:hyperlink r:id="rId56">
-        <w:r>
-          <w:rPr>
-            <w:rtl/>
-            <w:cs/>
-            <w:lang w:val="ar_AE" w:bidi="ar_AE"/>
-          </w:rPr>
-          <w:rPr>
-            <w:color w:val="0000EE"/>
-            <w:u w:val="single"/>
-          </w:rPr>
-          <w:t>1 تسالونيكي 5:2–3</w:t>
-        </w:r>
-      </w:hyperlink>
+      <w:r>
+        <w:rPr>
+          <w:rtl/>
+          <w:cs/>
+          <w:lang w:val="ar_AE" w:bidi="ar_AE"/>
+        </w:rPr>
+        <w:t>1 تسالونيكي 5:2–3</w:t>
+      </w:r>
       <w:r>
         <w:rPr>
           <w:rtl/>
@@ -2223,20 +1953,14 @@
         </w:rPr>
         <w:t xml:space="preserve">؛ </w:t>
       </w:r>
-      <w:hyperlink r:id="rId57">
-        <w:r>
-          <w:rPr>
-            <w:rtl/>
-            <w:cs/>
-            <w:lang w:val="ar_AE" w:bidi="ar_AE"/>
-          </w:rPr>
-          <w:rPr>
-            <w:color w:val="0000EE"/>
-            <w:u w:val="single"/>
-          </w:rPr>
-          <w:t>2 تسالونيكي 2:2</w:t>
-        </w:r>
-      </w:hyperlink>
+      <w:r>
+        <w:rPr>
+          <w:rtl/>
+          <w:cs/>
+          <w:lang w:val="ar_AE" w:bidi="ar_AE"/>
+        </w:rPr>
+        <w:t>2 تسالونيكي 2:2</w:t>
+      </w:r>
       <w:r>
         <w:rPr>
           <w:rtl/>
@@ -2329,20 +2053,14 @@
         </w:rPr>
         <w:t xml:space="preserve">): قارن </w:t>
       </w:r>
-      <w:hyperlink r:id="rId58">
-        <w:r>
-          <w:rPr>
-            <w:rtl/>
-            <w:cs/>
-            <w:lang w:val="ar_AE" w:bidi="ar_AE"/>
-          </w:rPr>
-          <w:rPr>
-            <w:color w:val="0000EE"/>
-            <w:u w:val="single"/>
-          </w:rPr>
-          <w:t>1 أخبار 28:2</w:t>
-        </w:r>
-      </w:hyperlink>
+      <w:r>
+        <w:rPr>
+          <w:rtl/>
+          <w:cs/>
+          <w:lang w:val="ar_AE" w:bidi="ar_AE"/>
+        </w:rPr>
+        <w:t>1 أخبار 28:2</w:t>
+      </w:r>
       <w:r>
         <w:rPr>
           <w:rtl/>
@@ -2351,20 +2069,14 @@
         </w:rPr>
         <w:t xml:space="preserve">؛ </w:t>
       </w:r>
-      <w:hyperlink r:id="rId59">
-        <w:r>
-          <w:rPr>
-            <w:rtl/>
-            <w:cs/>
-            <w:lang w:val="ar_AE" w:bidi="ar_AE"/>
-          </w:rPr>
-          <w:rPr>
-            <w:color w:val="0000EE"/>
-            <w:u w:val="single"/>
-          </w:rPr>
-          <w:t>مزامير 99:5</w:t>
-        </w:r>
-      </w:hyperlink>
+      <w:r>
+        <w:rPr>
+          <w:rtl/>
+          <w:cs/>
+          <w:lang w:val="ar_AE" w:bidi="ar_AE"/>
+        </w:rPr>
+        <w:t>مزامير 99:5</w:t>
+      </w:r>
       <w:r>
         <w:rPr>
           <w:rtl/>
@@ -2373,20 +2085,14 @@
         </w:rPr>
         <w:t xml:space="preserve">؛ </w:t>
       </w:r>
-      <w:hyperlink r:id="rId60">
-        <w:r>
-          <w:rPr>
-            <w:rtl/>
-            <w:cs/>
-            <w:lang w:val="ar_AE" w:bidi="ar_AE"/>
-          </w:rPr>
-          <w:rPr>
-            <w:color w:val="0000EE"/>
-            <w:u w:val="single"/>
-          </w:rPr>
-          <w:t>132:7</w:t>
-        </w:r>
-      </w:hyperlink>
+      <w:r>
+        <w:rPr>
+          <w:rtl/>
+          <w:cs/>
+          <w:lang w:val="ar_AE" w:bidi="ar_AE"/>
+        </w:rPr>
+        <w:t>132:7</w:t>
+      </w:r>
       <w:r>
         <w:rPr>
           <w:rtl/>
@@ -2541,20 +2247,14 @@
         </w:rPr>
         <w:t xml:space="preserve">يثني قوسه (مَدَّ قَوْسَهُ): في الماضي، كان الرب محاربًا جبارًا يدافع عن إسرائيل (انظر </w:t>
       </w:r>
-      <w:hyperlink r:id="rId61">
-        <w:r>
-          <w:rPr>
-            <w:rtl/>
-            <w:cs/>
-            <w:lang w:val="ar_AE" w:bidi="ar_AE"/>
-          </w:rPr>
-          <w:rPr>
-            <w:color w:val="0000EE"/>
-            <w:u w:val="single"/>
-          </w:rPr>
-          <w:t>خروج 14:13–15:21</w:t>
-        </w:r>
-      </w:hyperlink>
+      <w:r>
+        <w:rPr>
+          <w:rtl/>
+          <w:cs/>
+          <w:lang w:val="ar_AE" w:bidi="ar_AE"/>
+        </w:rPr>
+        <w:t>خروج 14:13–15:21</w:t>
+      </w:r>
       <w:r>
         <w:rPr>
           <w:rtl/>
@@ -2563,20 +2263,14 @@
         </w:rPr>
         <w:t xml:space="preserve">؛ </w:t>
       </w:r>
-      <w:hyperlink r:id="rId62">
-        <w:r>
-          <w:rPr>
-            <w:rtl/>
-            <w:cs/>
-            <w:lang w:val="ar_AE" w:bidi="ar_AE"/>
-          </w:rPr>
-          <w:rPr>
-            <w:color w:val="0000EE"/>
-            <w:u w:val="single"/>
-          </w:rPr>
-          <w:t>يشوع 23:9–11</w:t>
-        </w:r>
-      </w:hyperlink>
+      <w:r>
+        <w:rPr>
+          <w:rtl/>
+          <w:cs/>
+          <w:lang w:val="ar_AE" w:bidi="ar_AE"/>
+        </w:rPr>
+        <w:t>يشوع 23:9–11</w:t>
+      </w:r>
       <w:r>
         <w:rPr>
           <w:rtl/>
@@ -2585,20 +2279,14 @@
         </w:rPr>
         <w:t xml:space="preserve">؛ </w:t>
       </w:r>
-      <w:hyperlink r:id="rId63">
-        <w:r>
-          <w:rPr>
-            <w:rtl/>
-            <w:cs/>
-            <w:lang w:val="ar_AE" w:bidi="ar_AE"/>
-          </w:rPr>
-          <w:rPr>
-            <w:color w:val="0000EE"/>
-            <w:u w:val="single"/>
-          </w:rPr>
-          <w:t>قضاة 7</w:t>
-        </w:r>
-      </w:hyperlink>
+      <w:r>
+        <w:rPr>
+          <w:rtl/>
+          <w:cs/>
+          <w:lang w:val="ar_AE" w:bidi="ar_AE"/>
+        </w:rPr>
+        <w:t>قضاة 7</w:t>
+      </w:r>
       <w:r>
         <w:rPr>
           <w:rtl/>
@@ -2607,20 +2295,14 @@
         </w:rPr>
         <w:t xml:space="preserve">؛ </w:t>
       </w:r>
-      <w:hyperlink r:id="rId64">
-        <w:r>
-          <w:rPr>
-            <w:rtl/>
-            <w:cs/>
-            <w:lang w:val="ar_AE" w:bidi="ar_AE"/>
-          </w:rPr>
-          <w:rPr>
-            <w:color w:val="0000EE"/>
-            <w:u w:val="single"/>
-          </w:rPr>
-          <w:t>2 ملوك 19:32–35</w:t>
-        </w:r>
-      </w:hyperlink>
+      <w:r>
+        <w:rPr>
+          <w:rtl/>
+          <w:cs/>
+          <w:lang w:val="ar_AE" w:bidi="ar_AE"/>
+        </w:rPr>
+        <w:t>2 ملوك 19:32–35</w:t>
+      </w:r>
       <w:r>
         <w:rPr>
           <w:rtl/>
@@ -2629,20 +2311,14 @@
         </w:rPr>
         <w:t xml:space="preserve">)؛ أما الآن فقد شن حربًا ضد أورشليم (انظر </w:t>
       </w:r>
-      <w:hyperlink r:id="rId65">
-        <w:r>
-          <w:rPr>
-            <w:rtl/>
-            <w:cs/>
-            <w:lang w:val="ar_AE" w:bidi="ar_AE"/>
-          </w:rPr>
-          <w:rPr>
-            <w:color w:val="0000EE"/>
-            <w:u w:val="single"/>
-          </w:rPr>
-          <w:t>إشعياء 63:10</w:t>
-        </w:r>
-      </w:hyperlink>
+      <w:r>
+        <w:rPr>
+          <w:rtl/>
+          <w:cs/>
+          <w:lang w:val="ar_AE" w:bidi="ar_AE"/>
+        </w:rPr>
+        <w:t>إشعياء 63:10</w:t>
+      </w:r>
       <w:r>
         <w:rPr>
           <w:rtl/>
@@ -2651,20 +2327,14 @@
         </w:rPr>
         <w:t xml:space="preserve">؛ </w:t>
       </w:r>
-      <w:hyperlink r:id="rId66">
-        <w:r>
-          <w:rPr>
-            <w:rtl/>
-            <w:cs/>
-            <w:lang w:val="ar_AE" w:bidi="ar_AE"/>
-          </w:rPr>
-          <w:rPr>
-            <w:color w:val="0000EE"/>
-            <w:u w:val="single"/>
-          </w:rPr>
-          <w:t>حزقيال 24:25</w:t>
-        </w:r>
-      </w:hyperlink>
+      <w:r>
+        <w:rPr>
+          <w:rtl/>
+          <w:cs/>
+          <w:lang w:val="ar_AE" w:bidi="ar_AE"/>
+        </w:rPr>
+        <w:t>حزقيال 24:25</w:t>
+      </w:r>
       <w:r>
         <w:rPr>
           <w:rtl/>
@@ -2740,20 +2410,14 @@
         </w:rPr>
         <w:t>كانت مظلة الجنة (البستان) هيكلًا مؤقتًا يُقيمه الحصادون لتوفير الظل. لقد وعد الله بالعناية بهيكله إلى الأبد (</w:t>
       </w:r>
-      <w:hyperlink r:id="rId67">
-        <w:r>
-          <w:rPr>
-            <w:rtl/>
-            <w:cs/>
-            <w:lang w:val="ar_AE" w:bidi="ar_AE"/>
-          </w:rPr>
-          <w:rPr>
-            <w:color w:val="0000EE"/>
-            <w:u w:val="single"/>
-          </w:rPr>
-          <w:t>1 ملوك 9:3</w:t>
-        </w:r>
-      </w:hyperlink>
+      <w:r>
+        <w:rPr>
+          <w:rtl/>
+          <w:cs/>
+          <w:lang w:val="ar_AE" w:bidi="ar_AE"/>
+        </w:rPr>
+        <w:t>1 ملوك 9:3</w:t>
+      </w:r>
       <w:r>
         <w:rPr>
           <w:rtl/>
@@ -2829,20 +2493,14 @@
         </w:rPr>
         <w:t xml:space="preserve">تم تدمير الهيكل لأن الخطايا التي ارتكبها الكهنة والشعب داخل أسواره دنست قداسته (انظر </w:t>
       </w:r>
-      <w:hyperlink r:id="rId68">
-        <w:r>
-          <w:rPr>
-            <w:rtl/>
-            <w:cs/>
-            <w:lang w:val="ar_AE" w:bidi="ar_AE"/>
-          </w:rPr>
-          <w:rPr>
-            <w:color w:val="0000EE"/>
-            <w:u w:val="single"/>
-          </w:rPr>
-          <w:t>إرميا 7:3–15</w:t>
-        </w:r>
-      </w:hyperlink>
+      <w:r>
+        <w:rPr>
+          <w:rtl/>
+          <w:cs/>
+          <w:lang w:val="ar_AE" w:bidi="ar_AE"/>
+        </w:rPr>
+        <w:t>إرميا 7:3–15</w:t>
+      </w:r>
       <w:r>
         <w:rPr>
           <w:rtl/>
@@ -2851,20 +2509,14 @@
         </w:rPr>
         <w:t xml:space="preserve">؛ </w:t>
       </w:r>
-      <w:hyperlink r:id="rId69">
-        <w:r>
-          <w:rPr>
-            <w:rtl/>
-            <w:cs/>
-            <w:lang w:val="ar_AE" w:bidi="ar_AE"/>
-          </w:rPr>
-          <w:rPr>
-            <w:color w:val="0000EE"/>
-            <w:u w:val="single"/>
-          </w:rPr>
-          <w:t>26:3–6</w:t>
-        </w:r>
-      </w:hyperlink>
+      <w:r>
+        <w:rPr>
+          <w:rtl/>
+          <w:cs/>
+          <w:lang w:val="ar_AE" w:bidi="ar_AE"/>
+        </w:rPr>
+        <w:t>26:3–6</w:t>
+      </w:r>
       <w:r>
         <w:rPr>
           <w:rtl/>
@@ -2873,20 +2525,14 @@
         </w:rPr>
         <w:t xml:space="preserve">، </w:t>
       </w:r>
-      <w:hyperlink r:id="rId70">
-        <w:r>
-          <w:rPr>
-            <w:rtl/>
-            <w:cs/>
-            <w:lang w:val="ar_AE" w:bidi="ar_AE"/>
-          </w:rPr>
-          <w:rPr>
-            <w:color w:val="0000EE"/>
-            <w:u w:val="single"/>
-          </w:rPr>
-          <w:t>12–13</w:t>
-        </w:r>
-      </w:hyperlink>
+      <w:r>
+        <w:rPr>
+          <w:rtl/>
+          <w:cs/>
+          <w:lang w:val="ar_AE" w:bidi="ar_AE"/>
+        </w:rPr>
+        <w:t>12–13</w:t>
+      </w:r>
       <w:r>
         <w:rPr>
           <w:rtl/>
@@ -2895,20 +2541,14 @@
         </w:rPr>
         <w:t xml:space="preserve">؛ </w:t>
       </w:r>
-      <w:hyperlink r:id="rId71">
-        <w:r>
-          <w:rPr>
-            <w:rtl/>
-            <w:cs/>
-            <w:lang w:val="ar_AE" w:bidi="ar_AE"/>
-          </w:rPr>
-          <w:rPr>
-            <w:color w:val="0000EE"/>
-            <w:u w:val="single"/>
-          </w:rPr>
-          <w:t>حزقيال 24:21</w:t>
-        </w:r>
-      </w:hyperlink>
+      <w:r>
+        <w:rPr>
+          <w:rtl/>
+          <w:cs/>
+          <w:lang w:val="ar_AE" w:bidi="ar_AE"/>
+        </w:rPr>
+        <w:t>حزقيال 24:21</w:t>
+      </w:r>
       <w:r>
         <w:rPr>
           <w:rtl/>
@@ -3051,20 +2691,14 @@
         </w:rPr>
         <w:t>لاَ يَجِدُونَ رُؤْيَا: كان دانيآل وحزقيال نبيين للرب، وقد كانت لديهم رؤى خلال إقامتهم بين المسبيين بعيدًا عن أرض يهوذا (</w:t>
       </w:r>
-      <w:hyperlink r:id="rId72">
-        <w:r>
-          <w:rPr>
-            <w:rtl/>
-            <w:cs/>
-            <w:lang w:val="ar_AE" w:bidi="ar_AE"/>
-          </w:rPr>
-          <w:rPr>
-            <w:color w:val="0000EE"/>
-            <w:u w:val="single"/>
-          </w:rPr>
-          <w:t>حزقيال 1:1</w:t>
-        </w:r>
-      </w:hyperlink>
+      <w:r>
+        <w:rPr>
+          <w:rtl/>
+          <w:cs/>
+          <w:lang w:val="ar_AE" w:bidi="ar_AE"/>
+        </w:rPr>
+        <w:t>حزقيال 1:1</w:t>
+      </w:r>
       <w:r>
         <w:rPr>
           <w:rtl/>
@@ -3073,20 +2707,14 @@
         </w:rPr>
         <w:t xml:space="preserve">؛ </w:t>
       </w:r>
-      <w:hyperlink r:id="rId73">
-        <w:r>
-          <w:rPr>
-            <w:rtl/>
-            <w:cs/>
-            <w:lang w:val="ar_AE" w:bidi="ar_AE"/>
-          </w:rPr>
-          <w:rPr>
-            <w:color w:val="0000EE"/>
-            <w:u w:val="single"/>
-          </w:rPr>
-          <w:t>دانيآل 7:1</w:t>
-        </w:r>
-      </w:hyperlink>
+      <w:r>
+        <w:rPr>
+          <w:rtl/>
+          <w:cs/>
+          <w:lang w:val="ar_AE" w:bidi="ar_AE"/>
+        </w:rPr>
+        <w:t>دانيآل 7:1</w:t>
+      </w:r>
       <w:r>
         <w:rPr>
           <w:rtl/>
@@ -3246,20 +2874,14 @@
         </w:rPr>
         <w:t>مَنْ يَشْفِيكِ؟ كان المعالجون والأنبياء المشهورون جميعهم كاذبين ومحتالين (</w:t>
       </w:r>
-      <w:hyperlink r:id="rId74">
-        <w:r>
-          <w:rPr>
-            <w:rtl/>
-            <w:cs/>
-            <w:lang w:val="ar_AE" w:bidi="ar_AE"/>
-          </w:rPr>
-          <w:rPr>
-            <w:color w:val="0000EE"/>
-            <w:u w:val="single"/>
-          </w:rPr>
-          <w:t>إرميا 6:13–14</w:t>
-        </w:r>
-      </w:hyperlink>
+      <w:r>
+        <w:rPr>
+          <w:rtl/>
+          <w:cs/>
+          <w:lang w:val="ar_AE" w:bidi="ar_AE"/>
+        </w:rPr>
+        <w:t>إرميا 6:13–14</w:t>
+      </w:r>
       <w:r>
         <w:rPr>
           <w:rtl/>
@@ -3402,20 +3024,14 @@
         </w:rPr>
         <w:t>تَمَّمَ قَوْلَهُ الَّذِي أَوْعَدَ بِهِ مُنْذُ أَيَّامِ الْقِدَمِ: كانت وعود الله بالبركة دائمًا مشروطة بطاعة إسرائيل للشريعة (</w:t>
       </w:r>
-      <w:hyperlink r:id="rId75">
-        <w:r>
-          <w:rPr>
-            <w:rtl/>
-            <w:cs/>
-            <w:lang w:val="ar_AE" w:bidi="ar_AE"/>
-          </w:rPr>
-          <w:rPr>
-            <w:color w:val="0000EE"/>
-            <w:u w:val="single"/>
-          </w:rPr>
-          <w:t>تثنية 8</w:t>
-        </w:r>
-      </w:hyperlink>
+      <w:r>
+        <w:rPr>
+          <w:rtl/>
+          <w:cs/>
+          <w:lang w:val="ar_AE" w:bidi="ar_AE"/>
+        </w:rPr>
+        <w:t>تثنية 8</w:t>
+      </w:r>
       <w:r>
         <w:rPr>
           <w:rtl/>
@@ -3424,20 +3040,14 @@
         </w:rPr>
         <w:t>). وكان هناك وعد بهلاكهم إذا عصوا (</w:t>
       </w:r>
-      <w:hyperlink r:id="rId76">
-        <w:r>
-          <w:rPr>
-            <w:rtl/>
-            <w:cs/>
-            <w:lang w:val="ar_AE" w:bidi="ar_AE"/>
-          </w:rPr>
-          <w:rPr>
-            <w:color w:val="0000EE"/>
-            <w:u w:val="single"/>
-          </w:rPr>
-          <w:t>لاويين 26</w:t>
-        </w:r>
-      </w:hyperlink>
+      <w:r>
+        <w:rPr>
+          <w:rtl/>
+          <w:cs/>
+          <w:lang w:val="ar_AE" w:bidi="ar_AE"/>
+        </w:rPr>
+        <w:t>لاويين 26</w:t>
+      </w:r>
       <w:r>
         <w:rPr>
           <w:rtl/>
@@ -3580,20 +3190,14 @@
         </w:rPr>
         <w:t>كان إرميا قد تنبأ بأن نفس حادثة أكل لحوم البشر الذي وقعت في أثناء حصار السامرة (</w:t>
       </w:r>
-      <w:hyperlink r:id="rId77">
-        <w:r>
-          <w:rPr>
-            <w:rtl/>
-            <w:cs/>
-            <w:lang w:val="ar_AE" w:bidi="ar_AE"/>
-          </w:rPr>
-          <w:rPr>
-            <w:color w:val="0000EE"/>
-            <w:u w:val="single"/>
-          </w:rPr>
-          <w:t>2 ملوك 6:28–29</w:t>
-        </w:r>
-      </w:hyperlink>
+      <w:r>
+        <w:rPr>
+          <w:rtl/>
+          <w:cs/>
+          <w:lang w:val="ar_AE" w:bidi="ar_AE"/>
+        </w:rPr>
+        <w:t>2 ملوك 6:28–29</w:t>
+      </w:r>
       <w:r>
         <w:rPr>
           <w:rtl/>
@@ -3602,20 +3206,14 @@
         </w:rPr>
         <w:t>) ستحدث في أورشليم (</w:t>
       </w:r>
-      <w:hyperlink r:id="rId78">
-        <w:r>
-          <w:rPr>
-            <w:rtl/>
-            <w:cs/>
-            <w:lang w:val="ar_AE" w:bidi="ar_AE"/>
-          </w:rPr>
-          <w:rPr>
-            <w:color w:val="0000EE"/>
-            <w:u w:val="single"/>
-          </w:rPr>
-          <w:t>إرميا 19:9</w:t>
-        </w:r>
-      </w:hyperlink>
+      <w:r>
+        <w:rPr>
+          <w:rtl/>
+          <w:cs/>
+          <w:lang w:val="ar_AE" w:bidi="ar_AE"/>
+        </w:rPr>
+        <w:t>إرميا 19:9</w:t>
+      </w:r>
       <w:r>
         <w:rPr>
           <w:rtl/>
@@ -3624,20 +3222,14 @@
         </w:rPr>
         <w:t xml:space="preserve">؛ انظر أيضًا </w:t>
       </w:r>
-      <w:hyperlink r:id="rId79">
-        <w:r>
-          <w:rPr>
-            <w:rtl/>
-            <w:cs/>
-            <w:lang w:val="ar_AE" w:bidi="ar_AE"/>
-          </w:rPr>
-          <w:rPr>
-            <w:color w:val="0000EE"/>
-            <w:u w:val="single"/>
-          </w:rPr>
-          <w:t>مراثي 4:10</w:t>
-        </w:r>
-      </w:hyperlink>
+      <w:r>
+        <w:rPr>
+          <w:rtl/>
+          <w:cs/>
+          <w:lang w:val="ar_AE" w:bidi="ar_AE"/>
+        </w:rPr>
+        <w:t>مراثي 4:10</w:t>
+      </w:r>
       <w:r>
         <w:rPr>
           <w:rtl/>
@@ -3646,20 +3238,14 @@
         </w:rPr>
         <w:t xml:space="preserve">؛ </w:t>
       </w:r>
-      <w:hyperlink r:id="rId80">
-        <w:r>
-          <w:rPr>
-            <w:rtl/>
-            <w:cs/>
-            <w:lang w:val="ar_AE" w:bidi="ar_AE"/>
-          </w:rPr>
-          <w:rPr>
-            <w:color w:val="0000EE"/>
-            <w:u w:val="single"/>
-          </w:rPr>
-          <w:t>حزقيال 5:10</w:t>
-        </w:r>
-      </w:hyperlink>
+      <w:r>
+        <w:rPr>
+          <w:rtl/>
+          <w:cs/>
+          <w:lang w:val="ar_AE" w:bidi="ar_AE"/>
+        </w:rPr>
+        <w:t>حزقيال 5:10</w:t>
+      </w:r>
       <w:r>
         <w:rPr>
           <w:rtl/>
@@ -3668,20 +3254,14 @@
         </w:rPr>
         <w:t xml:space="preserve">؛ قارن </w:t>
       </w:r>
-      <w:hyperlink r:id="rId81">
-        <w:r>
-          <w:rPr>
-            <w:rtl/>
-            <w:cs/>
-            <w:lang w:val="ar_AE" w:bidi="ar_AE"/>
-          </w:rPr>
-          <w:rPr>
-            <w:color w:val="0000EE"/>
-            <w:u w:val="single"/>
-          </w:rPr>
-          <w:t>تثنية 28:53–57</w:t>
-        </w:r>
-      </w:hyperlink>
+      <w:r>
+        <w:rPr>
+          <w:rtl/>
+          <w:cs/>
+          <w:lang w:val="ar_AE" w:bidi="ar_AE"/>
+        </w:rPr>
+        <w:t>تثنية 28:53–57</w:t>
+      </w:r>
       <w:r>
         <w:rPr>
           <w:rtl/>
@@ -3757,20 +3337,14 @@
         </w:rPr>
         <w:t>قَدْ دَعَوْتَ كَمَا فِي يَوْمِ مَوْسِمٍ: يشبه الشاعر تدمير أورشليم بدعوة إلى وليمة حيث ستتغذى الحرب والمجاعة والحيوانات البرية والمرض على الأشرار في أورشليم (</w:t>
       </w:r>
-      <w:hyperlink r:id="rId82">
-        <w:r>
-          <w:rPr>
-            <w:rtl/>
-            <w:cs/>
-            <w:lang w:val="ar_AE" w:bidi="ar_AE"/>
-          </w:rPr>
-          <w:rPr>
-            <w:color w:val="0000EE"/>
-            <w:u w:val="single"/>
-          </w:rPr>
-          <w:t>تثنية 28:15–68</w:t>
-        </w:r>
-      </w:hyperlink>
+      <w:r>
+        <w:rPr>
+          <w:rtl/>
+          <w:cs/>
+          <w:lang w:val="ar_AE" w:bidi="ar_AE"/>
+        </w:rPr>
+        <w:t>تثنية 28:15–68</w:t>
+      </w:r>
       <w:r>
         <w:rPr>
           <w:rtl/>
@@ -3779,20 +3353,14 @@
         </w:rPr>
         <w:t xml:space="preserve">؛ قارن </w:t>
       </w:r>
-      <w:hyperlink r:id="rId83">
-        <w:r>
-          <w:rPr>
-            <w:rtl/>
-            <w:cs/>
-            <w:lang w:val="ar_AE" w:bidi="ar_AE"/>
-          </w:rPr>
-          <w:rPr>
-            <w:color w:val="0000EE"/>
-            <w:u w:val="single"/>
-          </w:rPr>
-          <w:t>رؤيا 19:17–21</w:t>
-        </w:r>
-      </w:hyperlink>
+      <w:r>
+        <w:rPr>
+          <w:rtl/>
+          <w:cs/>
+          <w:lang w:val="ar_AE" w:bidi="ar_AE"/>
+        </w:rPr>
+        <w:t>رؤيا 19:17–21</w:t>
+      </w:r>
       <w:r>
         <w:rPr>
           <w:rtl/>
@@ -3935,20 +3503,14 @@
         </w:rPr>
         <w:t>في هذا الأصحاح، يرثي الكاتب ما حدث (</w:t>
       </w:r>
-      <w:hyperlink r:id="rId84">
-        <w:r>
-          <w:rPr>
-            <w:rtl/>
-            <w:cs/>
-            <w:lang w:val="ar_AE" w:bidi="ar_AE"/>
-          </w:rPr>
-          <w:rPr>
-            <w:color w:val="0000EE"/>
-            <w:u w:val="single"/>
-          </w:rPr>
-          <w:t>3:1–20</w:t>
-        </w:r>
-      </w:hyperlink>
+      <w:r>
+        <w:rPr>
+          <w:rtl/>
+          <w:cs/>
+          <w:lang w:val="ar_AE" w:bidi="ar_AE"/>
+        </w:rPr>
+        <w:t>3:1–20</w:t>
+      </w:r>
       <w:r>
         <w:rPr>
           <w:rtl/>
@@ -3957,20 +3519,14 @@
         </w:rPr>
         <w:t xml:space="preserve">، </w:t>
       </w:r>
-      <w:hyperlink r:id="rId85">
-        <w:r>
-          <w:rPr>
-            <w:rtl/>
-            <w:cs/>
-            <w:lang w:val="ar_AE" w:bidi="ar_AE"/>
-          </w:rPr>
-          <w:rPr>
-            <w:color w:val="0000EE"/>
-            <w:u w:val="single"/>
-          </w:rPr>
-          <w:t>48–54</w:t>
-        </w:r>
-      </w:hyperlink>
+      <w:r>
+        <w:rPr>
+          <w:rtl/>
+          <w:cs/>
+          <w:lang w:val="ar_AE" w:bidi="ar_AE"/>
+        </w:rPr>
+        <w:t>48–54</w:t>
+      </w:r>
       <w:r>
         <w:rPr>
           <w:rtl/>
@@ -3979,20 +3535,14 @@
         </w:rPr>
         <w:t>)، ويتذكر محبة الرب الأمينة (</w:t>
       </w:r>
-      <w:hyperlink r:id="rId86">
-        <w:r>
-          <w:rPr>
-            <w:rtl/>
-            <w:cs/>
-            <w:lang w:val="ar_AE" w:bidi="ar_AE"/>
-          </w:rPr>
-          <w:rPr>
-            <w:color w:val="0000EE"/>
-            <w:u w:val="single"/>
-          </w:rPr>
-          <w:t>3:21–25</w:t>
-        </w:r>
-      </w:hyperlink>
+      <w:r>
+        <w:rPr>
+          <w:rtl/>
+          <w:cs/>
+          <w:lang w:val="ar_AE" w:bidi="ar_AE"/>
+        </w:rPr>
+        <w:t>3:21–25</w:t>
+      </w:r>
       <w:r>
         <w:rPr>
           <w:rtl/>
@@ -4001,20 +3551,14 @@
         </w:rPr>
         <w:t>)، ويصف كيف يجب أن يستجيب شعب الله (</w:t>
       </w:r>
-      <w:hyperlink r:id="rId87">
-        <w:r>
-          <w:rPr>
-            <w:rtl/>
-            <w:cs/>
-            <w:lang w:val="ar_AE" w:bidi="ar_AE"/>
-          </w:rPr>
-          <w:rPr>
-            <w:color w:val="0000EE"/>
-            <w:u w:val="single"/>
-          </w:rPr>
-          <w:t>3:26–47</w:t>
-        </w:r>
-      </w:hyperlink>
+      <w:r>
+        <w:rPr>
+          <w:rtl/>
+          <w:cs/>
+          <w:lang w:val="ar_AE" w:bidi="ar_AE"/>
+        </w:rPr>
+        <w:t>3:26–47</w:t>
+      </w:r>
       <w:r>
         <w:rPr>
           <w:rtl/>
@@ -4023,20 +3567,14 @@
         </w:rPr>
         <w:t>)، وكيف يدعو الرب في الصلاة (</w:t>
       </w:r>
-      <w:hyperlink r:id="rId88">
-        <w:r>
-          <w:rPr>
-            <w:rtl/>
-            <w:cs/>
-            <w:lang w:val="ar_AE" w:bidi="ar_AE"/>
-          </w:rPr>
-          <w:rPr>
-            <w:color w:val="0000EE"/>
-            <w:u w:val="single"/>
-          </w:rPr>
-          <w:t>3:55–66</w:t>
-        </w:r>
-      </w:hyperlink>
+      <w:r>
+        <w:rPr>
+          <w:rtl/>
+          <w:cs/>
+          <w:lang w:val="ar_AE" w:bidi="ar_AE"/>
+        </w:rPr>
+        <w:t>3:55–66</w:t>
+      </w:r>
       <w:r>
         <w:rPr>
           <w:rtl/>
@@ -4112,20 +3650,14 @@
         </w:rPr>
         <w:t>يفهم البعض هذه الآيات على أنها إشارة شعرية إلى حبس إرميا في جب موحل قبل خراب أورشليم (</w:t>
       </w:r>
-      <w:hyperlink r:id="rId89">
-        <w:r>
-          <w:rPr>
-            <w:rtl/>
-            <w:cs/>
-            <w:lang w:val="ar_AE" w:bidi="ar_AE"/>
-          </w:rPr>
-          <w:rPr>
-            <w:color w:val="0000EE"/>
-            <w:u w:val="single"/>
-          </w:rPr>
-          <w:t>إرميا 38:6–13</w:t>
-        </w:r>
-      </w:hyperlink>
+      <w:r>
+        <w:rPr>
+          <w:rtl/>
+          <w:cs/>
+          <w:lang w:val="ar_AE" w:bidi="ar_AE"/>
+        </w:rPr>
+        <w:t>إرميا 38:6–13</w:t>
+      </w:r>
       <w:r>
         <w:rPr>
           <w:rtl/>
@@ -4201,20 +3733,14 @@
         </w:rPr>
         <w:t>سَيَّجَ طُرُقِي بِحِجَارَةٍ مَنْحُوتَةٍ. قَلَبَ سُبُلِي: تسبب الخطية الارتباك وتفصل الشخص أو المجتمع عن مستقبل سعيد. يعرف الأبرياء المستقبل كطريق مستقيم يسهل اتباعه (</w:t>
       </w:r>
-      <w:hyperlink r:id="rId90">
-        <w:r>
-          <w:rPr>
-            <w:rtl/>
-            <w:cs/>
-            <w:lang w:val="ar_AE" w:bidi="ar_AE"/>
-          </w:rPr>
-          <w:rPr>
-            <w:color w:val="0000EE"/>
-            <w:u w:val="single"/>
-          </w:rPr>
-          <w:t>أمثال 21:8</w:t>
-        </w:r>
-      </w:hyperlink>
+      <w:r>
+        <w:rPr>
+          <w:rtl/>
+          <w:cs/>
+          <w:lang w:val="ar_AE" w:bidi="ar_AE"/>
+        </w:rPr>
+        <w:t>أمثال 21:8</w:t>
+      </w:r>
       <w:r>
         <w:rPr>
           <w:rtl/>
@@ -4223,20 +3749,14 @@
         </w:rPr>
         <w:t>). وقد تصور إشعياء أعمال الله كموكب على طريق مستقيم يعده الذين يعبدونه (</w:t>
       </w:r>
-      <w:hyperlink r:id="rId91">
-        <w:r>
-          <w:rPr>
-            <w:rtl/>
-            <w:cs/>
-            <w:lang w:val="ar_AE" w:bidi="ar_AE"/>
-          </w:rPr>
-          <w:rPr>
-            <w:color w:val="0000EE"/>
-            <w:u w:val="single"/>
-          </w:rPr>
-          <w:t>إشعياء 40:3</w:t>
-        </w:r>
-      </w:hyperlink>
+      <w:r>
+        <w:rPr>
+          <w:rtl/>
+          <w:cs/>
+          <w:lang w:val="ar_AE" w:bidi="ar_AE"/>
+        </w:rPr>
+        <w:t>إشعياء 40:3</w:t>
+      </w:r>
       <w:r>
         <w:rPr>
           <w:rtl/>
@@ -4312,20 +3832,14 @@
         </w:rPr>
         <w:t xml:space="preserve">قارن مع </w:t>
       </w:r>
-      <w:hyperlink r:id="rId92">
-        <w:r>
-          <w:rPr>
-            <w:rtl/>
-            <w:cs/>
-            <w:lang w:val="ar_AE" w:bidi="ar_AE"/>
-          </w:rPr>
-          <w:rPr>
-            <w:color w:val="0000EE"/>
-            <w:u w:val="single"/>
-          </w:rPr>
-          <w:t>أيوب 6:4</w:t>
-        </w:r>
-      </w:hyperlink>
+      <w:r>
+        <w:rPr>
+          <w:rtl/>
+          <w:cs/>
+          <w:lang w:val="ar_AE" w:bidi="ar_AE"/>
+        </w:rPr>
+        <w:t>أيوب 6:4</w:t>
+      </w:r>
       <w:r>
         <w:rPr>
           <w:rtl/>
@@ -4418,20 +3932,14 @@
         </w:rPr>
         <w:t>): الأفسنتين هو نبات ذو طعم مُرّ، وهنا يرمز إلى الشدة العاطفية للألم الداخلي (</w:t>
       </w:r>
-      <w:hyperlink r:id="rId93">
-        <w:r>
-          <w:rPr>
-            <w:rtl/>
-            <w:cs/>
-            <w:lang w:val="ar_AE" w:bidi="ar_AE"/>
-          </w:rPr>
-          <w:rPr>
-            <w:color w:val="0000EE"/>
-            <w:u w:val="single"/>
-          </w:rPr>
-          <w:t>أمثال 5:4</w:t>
-        </w:r>
-      </w:hyperlink>
+      <w:r>
+        <w:rPr>
+          <w:rtl/>
+          <w:cs/>
+          <w:lang w:val="ar_AE" w:bidi="ar_AE"/>
+        </w:rPr>
+        <w:t>أمثال 5:4</w:t>
+      </w:r>
       <w:r>
         <w:rPr>
           <w:rtl/>
@@ -4440,20 +3948,14 @@
         </w:rPr>
         <w:t xml:space="preserve">؛ </w:t>
       </w:r>
-      <w:hyperlink r:id="rId94">
-        <w:r>
-          <w:rPr>
-            <w:rtl/>
-            <w:cs/>
-            <w:lang w:val="ar_AE" w:bidi="ar_AE"/>
-          </w:rPr>
-          <w:rPr>
-            <w:color w:val="0000EE"/>
-            <w:u w:val="single"/>
-          </w:rPr>
-          <w:t>رؤيا 8:11</w:t>
-        </w:r>
-      </w:hyperlink>
+      <w:r>
+        <w:rPr>
+          <w:rtl/>
+          <w:cs/>
+          <w:lang w:val="ar_AE" w:bidi="ar_AE"/>
+        </w:rPr>
+        <w:t>رؤيا 8:11</w:t>
+      </w:r>
       <w:r>
         <w:rPr>
           <w:rtl/>
@@ -4462,20 +3964,14 @@
         </w:rPr>
         <w:t>). والعلقم هو نبات سام يسبب ألمًا جسديًا شديدًا إذا تم تناوله، ويعد رمزًا قويًا للمشاعر المجهدة للغاية (</w:t>
       </w:r>
-      <w:hyperlink r:id="rId95">
-        <w:r>
-          <w:rPr>
-            <w:rtl/>
-            <w:cs/>
-            <w:lang w:val="ar_AE" w:bidi="ar_AE"/>
-          </w:rPr>
-          <w:rPr>
-            <w:color w:val="0000EE"/>
-            <w:u w:val="single"/>
-          </w:rPr>
-          <w:t>تثنية 29:18</w:t>
-        </w:r>
-      </w:hyperlink>
+      <w:r>
+        <w:rPr>
+          <w:rtl/>
+          <w:cs/>
+          <w:lang w:val="ar_AE" w:bidi="ar_AE"/>
+        </w:rPr>
+        <w:t>تثنية 29:18</w:t>
+      </w:r>
       <w:r>
         <w:rPr>
           <w:rtl/>
@@ -4484,20 +3980,14 @@
         </w:rPr>
         <w:t xml:space="preserve">؛ </w:t>
       </w:r>
-      <w:hyperlink r:id="rId96">
-        <w:r>
-          <w:rPr>
-            <w:rtl/>
-            <w:cs/>
-            <w:lang w:val="ar_AE" w:bidi="ar_AE"/>
-          </w:rPr>
-          <w:rPr>
-            <w:color w:val="0000EE"/>
-            <w:u w:val="single"/>
-          </w:rPr>
-          <w:t>مزمور 69:21</w:t>
-        </w:r>
-      </w:hyperlink>
+      <w:r>
+        <w:rPr>
+          <w:rtl/>
+          <w:cs/>
+          <w:lang w:val="ar_AE" w:bidi="ar_AE"/>
+        </w:rPr>
+        <w:t>مزمور 69:21</w:t>
+      </w:r>
       <w:r>
         <w:rPr>
           <w:rtl/>
@@ -4573,20 +4063,14 @@
         </w:rPr>
         <w:t>محبة الرب الصادقة هي الأساس لتعافي الشاعر من الاكتئاب العميق. كما هو الحال مع إرميا في الجب (</w:t>
       </w:r>
-      <w:hyperlink r:id="rId89">
-        <w:r>
-          <w:rPr>
-            <w:rtl/>
-            <w:cs/>
-            <w:lang w:val="ar_AE" w:bidi="ar_AE"/>
-          </w:rPr>
-          <w:rPr>
-            <w:color w:val="0000EE"/>
-            <w:u w:val="single"/>
-          </w:rPr>
-          <w:t>إرميا 38:6–13</w:t>
-        </w:r>
-      </w:hyperlink>
+      <w:r>
+        <w:rPr>
+          <w:rtl/>
+          <w:cs/>
+          <w:lang w:val="ar_AE" w:bidi="ar_AE"/>
+        </w:rPr>
+        <w:t>إرميا 38:6–13</w:t>
+      </w:r>
       <w:r>
         <w:rPr>
           <w:rtl/>
@@ -4595,20 +4079,14 @@
         </w:rPr>
         <w:t>) ويونان في بطن الحوت (</w:t>
       </w:r>
-      <w:hyperlink r:id="rId97">
-        <w:r>
-          <w:rPr>
-            <w:rtl/>
-            <w:cs/>
-            <w:lang w:val="ar_AE" w:bidi="ar_AE"/>
-          </w:rPr>
-          <w:rPr>
-            <w:color w:val="0000EE"/>
-            <w:u w:val="single"/>
-          </w:rPr>
-          <w:t>يونان 2:2–10</w:t>
-        </w:r>
-      </w:hyperlink>
+      <w:r>
+        <w:rPr>
+          <w:rtl/>
+          <w:cs/>
+          <w:lang w:val="ar_AE" w:bidi="ar_AE"/>
+        </w:rPr>
+        <w:t>يونان 2:2–10</w:t>
+      </w:r>
       <w:r>
         <w:rPr>
           <w:rtl/>
@@ -4818,20 +4296,14 @@
         </w:rPr>
         <w:t>نَصِيبِي هُوَ الرَّبُّ: كانت أرض كنعان تُعدّ ميراث إسرائيل منذ زمن موسى (</w:t>
       </w:r>
-      <w:hyperlink r:id="rId98">
-        <w:r>
-          <w:rPr>
-            <w:rtl/>
-            <w:cs/>
-            <w:lang w:val="ar_AE" w:bidi="ar_AE"/>
-          </w:rPr>
-          <w:rPr>
-            <w:color w:val="0000EE"/>
-            <w:u w:val="single"/>
-          </w:rPr>
-          <w:t>خروج 15:17</w:t>
-        </w:r>
-      </w:hyperlink>
+      <w:r>
+        <w:rPr>
+          <w:rtl/>
+          <w:cs/>
+          <w:lang w:val="ar_AE" w:bidi="ar_AE"/>
+        </w:rPr>
+        <w:t>خروج 15:17</w:t>
+      </w:r>
       <w:r>
         <w:rPr>
           <w:rtl/>
@@ -4840,20 +4312,14 @@
         </w:rPr>
         <w:t xml:space="preserve">؛ </w:t>
       </w:r>
-      <w:hyperlink r:id="rId99">
-        <w:r>
-          <w:rPr>
-            <w:rtl/>
-            <w:cs/>
-            <w:lang w:val="ar_AE" w:bidi="ar_AE"/>
-          </w:rPr>
-          <w:rPr>
-            <w:color w:val="0000EE"/>
-            <w:u w:val="single"/>
-          </w:rPr>
-          <w:t>يشوع 21:19</w:t>
-        </w:r>
-      </w:hyperlink>
+      <w:r>
+        <w:rPr>
+          <w:rtl/>
+          <w:cs/>
+          <w:lang w:val="ar_AE" w:bidi="ar_AE"/>
+        </w:rPr>
+        <w:t>يشوع 21:19</w:t>
+      </w:r>
       <w:r>
         <w:rPr>
           <w:rtl/>
@@ -4862,20 +4328,14 @@
         </w:rPr>
         <w:t xml:space="preserve">؛ </w:t>
       </w:r>
-      <w:hyperlink r:id="rId100">
-        <w:r>
-          <w:rPr>
-            <w:rtl/>
-            <w:cs/>
-            <w:lang w:val="ar_AE" w:bidi="ar_AE"/>
-          </w:rPr>
-          <w:rPr>
-            <w:color w:val="0000EE"/>
-            <w:u w:val="single"/>
-          </w:rPr>
-          <w:t>1 أخبار 28:8</w:t>
-        </w:r>
-      </w:hyperlink>
+      <w:r>
+        <w:rPr>
+          <w:rtl/>
+          <w:cs/>
+          <w:lang w:val="ar_AE" w:bidi="ar_AE"/>
+        </w:rPr>
+        <w:t>1 أخبار 28:8</w:t>
+      </w:r>
       <w:r>
         <w:rPr>
           <w:rtl/>
@@ -4884,20 +4344,14 @@
         </w:rPr>
         <w:t xml:space="preserve">؛ </w:t>
       </w:r>
-      <w:hyperlink r:id="rId101">
-        <w:r>
-          <w:rPr>
-            <w:rtl/>
-            <w:cs/>
-            <w:lang w:val="ar_AE" w:bidi="ar_AE"/>
-          </w:rPr>
-          <w:rPr>
-            <w:color w:val="0000EE"/>
-            <w:u w:val="single"/>
-          </w:rPr>
-          <w:t>مزمور 47:4</w:t>
-        </w:r>
-      </w:hyperlink>
+      <w:r>
+        <w:rPr>
+          <w:rtl/>
+          <w:cs/>
+          <w:lang w:val="ar_AE" w:bidi="ar_AE"/>
+        </w:rPr>
+        <w:t>مزمور 47:4</w:t>
+      </w:r>
       <w:r>
         <w:rPr>
           <w:rtl/>
@@ -4906,20 +4360,14 @@
         </w:rPr>
         <w:t xml:space="preserve">)، ولكن الميراث الحقيقي لشعب الله هو الله ذاته (انظر </w:t>
       </w:r>
-      <w:hyperlink r:id="rId102">
-        <w:r>
-          <w:rPr>
-            <w:rtl/>
-            <w:cs/>
-            <w:lang w:val="ar_AE" w:bidi="ar_AE"/>
-          </w:rPr>
-          <w:rPr>
-            <w:color w:val="0000EE"/>
-            <w:u w:val="single"/>
-          </w:rPr>
-          <w:t>مزمور 16:5–6</w:t>
-        </w:r>
-      </w:hyperlink>
+      <w:r>
+        <w:rPr>
+          <w:rtl/>
+          <w:cs/>
+          <w:lang w:val="ar_AE" w:bidi="ar_AE"/>
+        </w:rPr>
+        <w:t>مزمور 16:5–6</w:t>
+      </w:r>
       <w:r>
         <w:rPr>
           <w:rtl/>
@@ -4928,20 +4376,14 @@
         </w:rPr>
         <w:t xml:space="preserve">؛ </w:t>
       </w:r>
-      <w:hyperlink r:id="rId103">
-        <w:r>
-          <w:rPr>
-            <w:rtl/>
-            <w:cs/>
-            <w:lang w:val="ar_AE" w:bidi="ar_AE"/>
-          </w:rPr>
-          <w:rPr>
-            <w:color w:val="0000EE"/>
-            <w:u w:val="single"/>
-          </w:rPr>
-          <w:t>أفسس 1:11</w:t>
-        </w:r>
-      </w:hyperlink>
+      <w:r>
+        <w:rPr>
+          <w:rtl/>
+          <w:cs/>
+          <w:lang w:val="ar_AE" w:bidi="ar_AE"/>
+        </w:rPr>
+        <w:t>أفسس 1:11</w:t>
+      </w:r>
       <w:r>
         <w:rPr>
           <w:rtl/>
@@ -4950,20 +4392,14 @@
         </w:rPr>
         <w:t xml:space="preserve">؛ </w:t>
       </w:r>
-      <w:hyperlink r:id="rId104">
-        <w:r>
-          <w:rPr>
-            <w:rtl/>
-            <w:cs/>
-            <w:lang w:val="ar_AE" w:bidi="ar_AE"/>
-          </w:rPr>
-          <w:rPr>
-            <w:color w:val="0000EE"/>
-            <w:u w:val="single"/>
-          </w:rPr>
-          <w:t>عبرانيين 9:15</w:t>
-        </w:r>
-      </w:hyperlink>
+      <w:r>
+        <w:rPr>
+          <w:rtl/>
+          <w:cs/>
+          <w:lang w:val="ar_AE" w:bidi="ar_AE"/>
+        </w:rPr>
+        <w:t>عبرانيين 9:15</w:t>
+      </w:r>
       <w:r>
         <w:rPr>
           <w:rtl/>
@@ -4972,20 +4408,14 @@
         </w:rPr>
         <w:t xml:space="preserve">؛ </w:t>
       </w:r>
-      <w:hyperlink r:id="rId105">
-        <w:r>
-          <w:rPr>
-            <w:rtl/>
-            <w:cs/>
-            <w:lang w:val="ar_AE" w:bidi="ar_AE"/>
-          </w:rPr>
-          <w:rPr>
-            <w:color w:val="0000EE"/>
-            <w:u w:val="single"/>
-          </w:rPr>
-          <w:t>1 بطرس 1:3–4</w:t>
-        </w:r>
-      </w:hyperlink>
+      <w:r>
+        <w:rPr>
+          <w:rtl/>
+          <w:cs/>
+          <w:lang w:val="ar_AE" w:bidi="ar_AE"/>
+        </w:rPr>
+        <w:t>1 بطرس 1:3–4</w:t>
+      </w:r>
       <w:r>
         <w:rPr>
           <w:rtl/>
@@ -5195,20 +4625,14 @@
         </w:rPr>
         <w:t>في الشرق الأدنى القديم، كان الاستلقاء على الوجه في التراب يعبر عن الخضوع (</w:t>
       </w:r>
-      <w:hyperlink r:id="rId106">
-        <w:r>
-          <w:rPr>
-            <w:rtl/>
-            <w:cs/>
-            <w:lang w:val="ar_AE" w:bidi="ar_AE"/>
-          </w:rPr>
-          <w:rPr>
-            <w:color w:val="0000EE"/>
-            <w:u w:val="single"/>
-          </w:rPr>
-          <w:t>تكوين 17:1–3</w:t>
-        </w:r>
-      </w:hyperlink>
+      <w:r>
+        <w:rPr>
+          <w:rtl/>
+          <w:cs/>
+          <w:lang w:val="ar_AE" w:bidi="ar_AE"/>
+        </w:rPr>
+        <w:t>تكوين 17:1–3</w:t>
+      </w:r>
       <w:r>
         <w:rPr>
           <w:rtl/>
@@ -5217,20 +4641,14 @@
         </w:rPr>
         <w:t xml:space="preserve">؛ </w:t>
       </w:r>
-      <w:hyperlink r:id="rId107">
-        <w:r>
-          <w:rPr>
-            <w:rtl/>
-            <w:cs/>
-            <w:lang w:val="ar_AE" w:bidi="ar_AE"/>
-          </w:rPr>
-          <w:rPr>
-            <w:color w:val="0000EE"/>
-            <w:u w:val="single"/>
-          </w:rPr>
-          <w:t>لاويين 9:24</w:t>
-        </w:r>
-      </w:hyperlink>
+      <w:r>
+        <w:rPr>
+          <w:rtl/>
+          <w:cs/>
+          <w:lang w:val="ar_AE" w:bidi="ar_AE"/>
+        </w:rPr>
+        <w:t>لاويين 9:24</w:t>
+      </w:r>
       <w:r>
         <w:rPr>
           <w:rtl/>
@@ -5239,20 +4657,14 @@
         </w:rPr>
         <w:t xml:space="preserve">؛ </w:t>
       </w:r>
-      <w:hyperlink r:id="rId108">
-        <w:r>
-          <w:rPr>
-            <w:rtl/>
-            <w:cs/>
-            <w:lang w:val="ar_AE" w:bidi="ar_AE"/>
-          </w:rPr>
-          <w:rPr>
-            <w:color w:val="0000EE"/>
-            <w:u w:val="single"/>
-          </w:rPr>
-          <w:t>يشوع 7:6</w:t>
-        </w:r>
-      </w:hyperlink>
+      <w:r>
+        <w:rPr>
+          <w:rtl/>
+          <w:cs/>
+          <w:lang w:val="ar_AE" w:bidi="ar_AE"/>
+        </w:rPr>
+        <w:t>يشوع 7:6</w:t>
+      </w:r>
       <w:r>
         <w:rPr>
           <w:rtl/>
@@ -5261,20 +4673,14 @@
         </w:rPr>
         <w:t xml:space="preserve">؛ </w:t>
       </w:r>
-      <w:hyperlink r:id="rId109">
-        <w:r>
-          <w:rPr>
-            <w:rtl/>
-            <w:cs/>
-            <w:lang w:val="ar_AE" w:bidi="ar_AE"/>
-          </w:rPr>
-          <w:rPr>
-            <w:color w:val="0000EE"/>
-            <w:u w:val="single"/>
-          </w:rPr>
-          <w:t>1 صموئيل 5:4</w:t>
-        </w:r>
-      </w:hyperlink>
+      <w:r>
+        <w:rPr>
+          <w:rtl/>
+          <w:cs/>
+          <w:lang w:val="ar_AE" w:bidi="ar_AE"/>
+        </w:rPr>
+        <w:t>1 صموئيل 5:4</w:t>
+      </w:r>
       <w:r>
         <w:rPr>
           <w:rtl/>
@@ -5283,20 +4689,14 @@
         </w:rPr>
         <w:t xml:space="preserve">؛ </w:t>
       </w:r>
-      <w:hyperlink r:id="rId110">
-        <w:r>
-          <w:rPr>
-            <w:rtl/>
-            <w:cs/>
-            <w:lang w:val="ar_AE" w:bidi="ar_AE"/>
-          </w:rPr>
-          <w:rPr>
-            <w:color w:val="0000EE"/>
-            <w:u w:val="single"/>
-          </w:rPr>
-          <w:t>1 ملوك 18:39</w:t>
-        </w:r>
-      </w:hyperlink>
+      <w:r>
+        <w:rPr>
+          <w:rtl/>
+          <w:cs/>
+          <w:lang w:val="ar_AE" w:bidi="ar_AE"/>
+        </w:rPr>
+        <w:t>1 ملوك 18:39</w:t>
+      </w:r>
       <w:r>
         <w:rPr>
           <w:rtl/>
@@ -5305,20 +4705,14 @@
         </w:rPr>
         <w:t xml:space="preserve">؛ </w:t>
       </w:r>
-      <w:hyperlink r:id="rId111">
-        <w:r>
-          <w:rPr>
-            <w:rtl/>
-            <w:cs/>
-            <w:lang w:val="ar_AE" w:bidi="ar_AE"/>
-          </w:rPr>
-          <w:rPr>
-            <w:color w:val="0000EE"/>
-            <w:u w:val="single"/>
-          </w:rPr>
-          <w:t>1 أخبار الأيام 21:16</w:t>
-        </w:r>
-      </w:hyperlink>
+      <w:r>
+        <w:rPr>
+          <w:rtl/>
+          <w:cs/>
+          <w:lang w:val="ar_AE" w:bidi="ar_AE"/>
+        </w:rPr>
+        <w:t>1 أخبار الأيام 21:16</w:t>
+      </w:r>
       <w:r>
         <w:rPr>
           <w:rtl/>
@@ -5327,20 +4721,14 @@
         </w:rPr>
         <w:t xml:space="preserve">؛ </w:t>
       </w:r>
-      <w:hyperlink r:id="rId112">
-        <w:r>
-          <w:rPr>
-            <w:rtl/>
-            <w:cs/>
-            <w:lang w:val="ar_AE" w:bidi="ar_AE"/>
-          </w:rPr>
-          <w:rPr>
-            <w:color w:val="0000EE"/>
-            <w:u w:val="single"/>
-          </w:rPr>
-          <w:t>متى 17:5–6</w:t>
-        </w:r>
-      </w:hyperlink>
+      <w:r>
+        <w:rPr>
+          <w:rtl/>
+          <w:cs/>
+          <w:lang w:val="ar_AE" w:bidi="ar_AE"/>
+        </w:rPr>
+        <w:t>متى 17:5–6</w:t>
+      </w:r>
       <w:r>
         <w:rPr>
           <w:rtl/>
@@ -5349,20 +4737,14 @@
         </w:rPr>
         <w:t>). • إن تحويل الخد الآخر يُعبر أيضًا عن الخضوع. ومن الواضح أن يسوع كان يفكر في هذه الآية عندما علَّم تلاميذه الخضوع للاضطهاد (</w:t>
       </w:r>
-      <w:hyperlink r:id="rId113">
-        <w:r>
-          <w:rPr>
-            <w:rtl/>
-            <w:cs/>
-            <w:lang w:val="ar_AE" w:bidi="ar_AE"/>
-          </w:rPr>
-          <w:rPr>
-            <w:color w:val="0000EE"/>
-            <w:u w:val="single"/>
-          </w:rPr>
-          <w:t>متى 5:39</w:t>
-        </w:r>
-      </w:hyperlink>
+      <w:r>
+        <w:rPr>
+          <w:rtl/>
+          <w:cs/>
+          <w:lang w:val="ar_AE" w:bidi="ar_AE"/>
+        </w:rPr>
+        <w:t>متى 5:39</w:t>
+      </w:r>
       <w:r>
         <w:rPr>
           <w:rtl/>
@@ -5450,20 +4832,14 @@
         </w:rPr>
         <w:t xml:space="preserve">قارن </w:t>
       </w:r>
-      <w:hyperlink r:id="rId114">
-        <w:r>
-          <w:rPr>
-            <w:rtl/>
-            <w:cs/>
-            <w:lang w:val="ar_AE" w:bidi="ar_AE"/>
-          </w:rPr>
-          <w:rPr>
-            <w:color w:val="0000EE"/>
-            <w:u w:val="single"/>
-          </w:rPr>
-          <w:t>مزمور 103:8–11</w:t>
-        </w:r>
-      </w:hyperlink>
+      <w:r>
+        <w:rPr>
+          <w:rtl/>
+          <w:cs/>
+          <w:lang w:val="ar_AE" w:bidi="ar_AE"/>
+        </w:rPr>
+        <w:t>مزمور 103:8–11</w:t>
+      </w:r>
       <w:r>
         <w:rPr>
           <w:rtl/>
@@ -5539,20 +4915,14 @@
         </w:rPr>
         <w:t xml:space="preserve">كان شعب يهوذا يقومون بمثل هذه الأفعال قبل تدمير أورشليم (انظر </w:t>
       </w:r>
-      <w:hyperlink r:id="rId115">
-        <w:r>
-          <w:rPr>
-            <w:rtl/>
-            <w:cs/>
-            <w:lang w:val="ar_AE" w:bidi="ar_AE"/>
-          </w:rPr>
-          <w:rPr>
-            <w:color w:val="0000EE"/>
-            <w:u w:val="single"/>
-          </w:rPr>
-          <w:t>إرميا 5:26–31</w:t>
-        </w:r>
-      </w:hyperlink>
+      <w:r>
+        <w:rPr>
+          <w:rtl/>
+          <w:cs/>
+          <w:lang w:val="ar_AE" w:bidi="ar_AE"/>
+        </w:rPr>
+        <w:t>إرميا 5:26–31</w:t>
+      </w:r>
       <w:r>
         <w:rPr>
           <w:rtl/>
@@ -5561,20 +4931,14 @@
         </w:rPr>
         <w:t xml:space="preserve">؛ </w:t>
       </w:r>
-      <w:hyperlink r:id="rId116">
-        <w:r>
-          <w:rPr>
-            <w:rtl/>
-            <w:cs/>
-            <w:lang w:val="ar_AE" w:bidi="ar_AE"/>
-          </w:rPr>
-          <w:rPr>
-            <w:color w:val="0000EE"/>
-            <w:u w:val="single"/>
-          </w:rPr>
-          <w:t>21:11–14</w:t>
-        </w:r>
-      </w:hyperlink>
+      <w:r>
+        <w:rPr>
+          <w:rtl/>
+          <w:cs/>
+          <w:lang w:val="ar_AE" w:bidi="ar_AE"/>
+        </w:rPr>
+        <w:t>21:11–14</w:t>
+      </w:r>
       <w:r>
         <w:rPr>
           <w:rtl/>
@@ -5583,20 +4947,14 @@
         </w:rPr>
         <w:t xml:space="preserve">؛ </w:t>
       </w:r>
-      <w:hyperlink r:id="rId117">
-        <w:r>
-          <w:rPr>
-            <w:rtl/>
-            <w:cs/>
-            <w:lang w:val="ar_AE" w:bidi="ar_AE"/>
-          </w:rPr>
-          <w:rPr>
-            <w:color w:val="0000EE"/>
-            <w:u w:val="single"/>
-          </w:rPr>
-          <w:t>23:10–14</w:t>
-        </w:r>
-      </w:hyperlink>
+      <w:r>
+        <w:rPr>
+          <w:rtl/>
+          <w:cs/>
+          <w:lang w:val="ar_AE" w:bidi="ar_AE"/>
+        </w:rPr>
+        <w:t>23:10–14</w:t>
+      </w:r>
       <w:r>
         <w:rPr>
           <w:rtl/>
@@ -5605,20 +4963,14 @@
         </w:rPr>
         <w:t xml:space="preserve">؛ </w:t>
       </w:r>
-      <w:hyperlink r:id="rId118">
-        <w:r>
-          <w:rPr>
-            <w:rtl/>
-            <w:cs/>
-            <w:lang w:val="ar_AE" w:bidi="ar_AE"/>
-          </w:rPr>
-          <w:rPr>
-            <w:color w:val="0000EE"/>
-            <w:u w:val="single"/>
-          </w:rPr>
-          <w:t>ميخا 3</w:t>
-        </w:r>
-      </w:hyperlink>
+      <w:r>
+        <w:rPr>
+          <w:rtl/>
+          <w:cs/>
+          <w:lang w:val="ar_AE" w:bidi="ar_AE"/>
+        </w:rPr>
+        <w:t>ميخا 3</w:t>
+      </w:r>
       <w:r>
         <w:rPr>
           <w:rtl/>
@@ -5694,20 +5046,14 @@
         </w:rPr>
         <w:t>تنجم بعض الكوارث عن أسباب طبيعية (</w:t>
       </w:r>
-      <w:hyperlink r:id="rId119">
-        <w:r>
-          <w:rPr>
-            <w:rtl/>
-            <w:cs/>
-            <w:lang w:val="ar_AE" w:bidi="ar_AE"/>
-          </w:rPr>
-          <w:rPr>
-            <w:color w:val="0000EE"/>
-            <w:u w:val="single"/>
-          </w:rPr>
-          <w:t>لوقا 13:1–5</w:t>
-        </w:r>
-      </w:hyperlink>
+      <w:r>
+        <w:rPr>
+          <w:rtl/>
+          <w:cs/>
+          <w:lang w:val="ar_AE" w:bidi="ar_AE"/>
+        </w:rPr>
+        <w:t>لوقا 13:1–5</w:t>
+      </w:r>
       <w:r>
         <w:rPr>
           <w:rtl/>
@@ -5716,20 +5062,14 @@
         </w:rPr>
         <w:t>)، كما تحدث الأمور السيئة (الشرور) لكل من الصالحين والأشرار (</w:t>
       </w:r>
-      <w:hyperlink r:id="rId120">
-        <w:r>
-          <w:rPr>
-            <w:rtl/>
-            <w:cs/>
-            <w:lang w:val="ar_AE" w:bidi="ar_AE"/>
-          </w:rPr>
-          <w:rPr>
-            <w:color w:val="0000EE"/>
-            <w:u w:val="single"/>
-          </w:rPr>
-          <w:t>متى 5:45</w:t>
-        </w:r>
-      </w:hyperlink>
+      <w:r>
+        <w:rPr>
+          <w:rtl/>
+          <w:cs/>
+          <w:lang w:val="ar_AE" w:bidi="ar_AE"/>
+        </w:rPr>
+        <w:t>متى 5:45</w:t>
+      </w:r>
       <w:r>
         <w:rPr>
           <w:rtl/>
@@ -5738,20 +5078,14 @@
         </w:rPr>
         <w:t>)؛ ومهما حدث، ينبغي لنا أن نشكر (</w:t>
       </w:r>
-      <w:hyperlink r:id="rId121">
-        <w:r>
-          <w:rPr>
-            <w:rtl/>
-            <w:cs/>
-            <w:lang w:val="ar_AE" w:bidi="ar_AE"/>
-          </w:rPr>
-          <w:rPr>
-            <w:color w:val="0000EE"/>
-            <w:u w:val="single"/>
-          </w:rPr>
-          <w:t>1 تسالونيكي 5:18</w:t>
-        </w:r>
-      </w:hyperlink>
+      <w:r>
+        <w:rPr>
+          <w:rtl/>
+          <w:cs/>
+          <w:lang w:val="ar_AE" w:bidi="ar_AE"/>
+        </w:rPr>
+        <w:t>1 تسالونيكي 5:18</w:t>
+      </w:r>
       <w:r>
         <w:rPr>
           <w:rtl/>
@@ -5827,20 +5161,14 @@
         </w:rPr>
         <w:t>التوبة هي المفتاح لنوال الخلاص (</w:t>
       </w:r>
-      <w:hyperlink r:id="rId122">
-        <w:r>
-          <w:rPr>
-            <w:rtl/>
-            <w:cs/>
-            <w:lang w:val="ar_AE" w:bidi="ar_AE"/>
-          </w:rPr>
-          <w:rPr>
-            <w:color w:val="0000EE"/>
-            <w:u w:val="single"/>
-          </w:rPr>
-          <w:t>إشعياء 1:27</w:t>
-        </w:r>
-      </w:hyperlink>
+      <w:r>
+        <w:rPr>
+          <w:rtl/>
+          <w:cs/>
+          <w:lang w:val="ar_AE" w:bidi="ar_AE"/>
+        </w:rPr>
+        <w:t>إشعياء 1:27</w:t>
+      </w:r>
       <w:r>
         <w:rPr>
           <w:rtl/>
@@ -5849,20 +5177,14 @@
         </w:rPr>
         <w:t xml:space="preserve">؛ </w:t>
       </w:r>
-      <w:hyperlink r:id="rId123">
-        <w:r>
-          <w:rPr>
-            <w:rtl/>
-            <w:cs/>
-            <w:lang w:val="ar_AE" w:bidi="ar_AE"/>
-          </w:rPr>
-          <w:rPr>
-            <w:color w:val="0000EE"/>
-            <w:u w:val="single"/>
-          </w:rPr>
-          <w:t>إرميا 3:22</w:t>
-        </w:r>
-      </w:hyperlink>
+      <w:r>
+        <w:rPr>
+          <w:rtl/>
+          <w:cs/>
+          <w:lang w:val="ar_AE" w:bidi="ar_AE"/>
+        </w:rPr>
+        <w:t>إرميا 3:22</w:t>
+      </w:r>
       <w:r>
         <w:rPr>
           <w:rtl/>
@@ -5871,20 +5193,14 @@
         </w:rPr>
         <w:t xml:space="preserve">؛ </w:t>
       </w:r>
-      <w:hyperlink r:id="rId124">
-        <w:r>
-          <w:rPr>
-            <w:rtl/>
-            <w:cs/>
-            <w:lang w:val="ar_AE" w:bidi="ar_AE"/>
-          </w:rPr>
-          <w:rPr>
-            <w:color w:val="0000EE"/>
-            <w:u w:val="single"/>
-          </w:rPr>
-          <w:t>حزقيال 3:21</w:t>
-        </w:r>
-      </w:hyperlink>
+      <w:r>
+        <w:rPr>
+          <w:rtl/>
+          <w:cs/>
+          <w:lang w:val="ar_AE" w:bidi="ar_AE"/>
+        </w:rPr>
+        <w:t>حزقيال 3:21</w:t>
+      </w:r>
       <w:r>
         <w:rPr>
           <w:rtl/>
@@ -6027,20 +5343,14 @@
         </w:rPr>
         <w:t>قد يُشير هذا المقطع إلى اختبار إرميا في الجب (</w:t>
       </w:r>
-      <w:hyperlink r:id="rId125">
-        <w:r>
-          <w:rPr>
-            <w:rtl/>
-            <w:cs/>
-            <w:lang w:val="ar_AE" w:bidi="ar_AE"/>
-          </w:rPr>
-          <w:rPr>
-            <w:color w:val="0000EE"/>
-            <w:u w:val="single"/>
-          </w:rPr>
-          <w:t>إرميا 37:11–15</w:t>
-        </w:r>
-      </w:hyperlink>
+      <w:r>
+        <w:rPr>
+          <w:rtl/>
+          <w:cs/>
+          <w:lang w:val="ar_AE" w:bidi="ar_AE"/>
+        </w:rPr>
+        <w:t>إرميا 37:11–15</w:t>
+      </w:r>
       <w:r>
         <w:rPr>
           <w:rtl/>
@@ -6049,20 +5359,14 @@
         </w:rPr>
         <w:t xml:space="preserve">؛ </w:t>
       </w:r>
-      <w:hyperlink r:id="rId126">
-        <w:r>
-          <w:rPr>
-            <w:rtl/>
-            <w:cs/>
-            <w:lang w:val="ar_AE" w:bidi="ar_AE"/>
-          </w:rPr>
-          <w:rPr>
-            <w:color w:val="0000EE"/>
-            <w:u w:val="single"/>
-          </w:rPr>
-          <w:t>38:1–13</w:t>
-        </w:r>
-      </w:hyperlink>
+      <w:r>
+        <w:rPr>
+          <w:rtl/>
+          <w:cs/>
+          <w:lang w:val="ar_AE" w:bidi="ar_AE"/>
+        </w:rPr>
+        <w:t>38:1–13</w:t>
+      </w:r>
       <w:r>
         <w:rPr>
           <w:rtl/>
@@ -6355,20 +5659,14 @@
         </w:rPr>
         <w:t xml:space="preserve">كَالنَّعَامِ: انظر أيضًا </w:t>
       </w:r>
-      <w:hyperlink r:id="rId127">
-        <w:r>
-          <w:rPr>
-            <w:rtl/>
-            <w:cs/>
-            <w:lang w:val="ar_AE" w:bidi="ar_AE"/>
-          </w:rPr>
-          <w:rPr>
-            <w:color w:val="0000EE"/>
-            <w:u w:val="single"/>
-          </w:rPr>
-          <w:t>أيوب 39:13–16</w:t>
-        </w:r>
-      </w:hyperlink>
+      <w:r>
+        <w:rPr>
+          <w:rtl/>
+          <w:cs/>
+          <w:lang w:val="ar_AE" w:bidi="ar_AE"/>
+        </w:rPr>
+        <w:t>أيوب 39:13–16</w:t>
+      </w:r>
       <w:r>
         <w:rPr>
           <w:rtl/>
@@ -6686,20 +5984,14 @@
         </w:rPr>
         <w:t>لَمْ تُصَدِّقْ مُلُوكُ الأَرْضِ … يَدْخُلاَنِ أَبْوَابَ أُورُشَلِيمَ: بما أن الله قد أنقذ أورشليم من سنحاريب الآشوري قبل أكثر من قرن (</w:t>
       </w:r>
-      <w:hyperlink r:id="rId128">
-        <w:r>
-          <w:rPr>
-            <w:rtl/>
-            <w:cs/>
-            <w:lang w:val="ar_AE" w:bidi="ar_AE"/>
-          </w:rPr>
-          <w:rPr>
-            <w:color w:val="0000EE"/>
-            <w:u w:val="single"/>
-          </w:rPr>
-          <w:t>2 ملوك 19:36–37</w:t>
-        </w:r>
-      </w:hyperlink>
+      <w:r>
+        <w:rPr>
+          <w:rtl/>
+          <w:cs/>
+          <w:lang w:val="ar_AE" w:bidi="ar_AE"/>
+        </w:rPr>
+        <w:t>2 ملوك 19:36–37</w:t>
+      </w:r>
       <w:r>
         <w:rPr>
           <w:rtl/>
@@ -6842,20 +6134,14 @@
         </w:rPr>
         <w:t>مَسِيحُ الرَّبِّ . . . أُخِذَ فِي حُفَرِهِمِ: إشارة إلى صدقيا، الذي حاول الهرب لكن نبوخذناصّر أمسك به وعامله بقسوة (</w:t>
       </w:r>
-      <w:hyperlink r:id="rId129">
-        <w:r>
-          <w:rPr>
-            <w:rtl/>
-            <w:cs/>
-            <w:lang w:val="ar_AE" w:bidi="ar_AE"/>
-          </w:rPr>
-          <w:rPr>
-            <w:color w:val="0000EE"/>
-            <w:u w:val="single"/>
-          </w:rPr>
-          <w:t>ملوك الثاني 25:4–7</w:t>
-        </w:r>
-      </w:hyperlink>
+      <w:r>
+        <w:rPr>
+          <w:rtl/>
+          <w:cs/>
+          <w:lang w:val="ar_AE" w:bidi="ar_AE"/>
+        </w:rPr>
+        <w:t>ملوك الثاني 25:4–7</w:t>
+      </w:r>
       <w:r>
         <w:rPr>
           <w:rtl/>
@@ -6864,20 +6150,14 @@
         </w:rPr>
         <w:t xml:space="preserve">؛ </w:t>
       </w:r>
-      <w:hyperlink r:id="rId130">
-        <w:r>
-          <w:rPr>
-            <w:rtl/>
-            <w:cs/>
-            <w:lang w:val="ar_AE" w:bidi="ar_AE"/>
-          </w:rPr>
-          <w:rPr>
-            <w:color w:val="0000EE"/>
-            <w:u w:val="single"/>
-          </w:rPr>
-          <w:t>إرميا 39:4–7</w:t>
-        </w:r>
-      </w:hyperlink>
+      <w:r>
+        <w:rPr>
+          <w:rtl/>
+          <w:cs/>
+          <w:lang w:val="ar_AE" w:bidi="ar_AE"/>
+        </w:rPr>
+        <w:t>إرميا 39:4–7</w:t>
+      </w:r>
       <w:r>
         <w:rPr>
           <w:rtl/>
@@ -6886,20 +6166,14 @@
         </w:rPr>
         <w:t xml:space="preserve">؛ </w:t>
       </w:r>
-      <w:hyperlink r:id="rId131">
-        <w:r>
-          <w:rPr>
-            <w:rtl/>
-            <w:cs/>
-            <w:lang w:val="ar_AE" w:bidi="ar_AE"/>
-          </w:rPr>
-          <w:rPr>
-            <w:color w:val="0000EE"/>
-            <w:u w:val="single"/>
-          </w:rPr>
-          <w:t>52:9–11</w:t>
-        </w:r>
-      </w:hyperlink>
+      <w:r>
+        <w:rPr>
+          <w:rtl/>
+          <w:cs/>
+          <w:lang w:val="ar_AE" w:bidi="ar_AE"/>
+        </w:rPr>
+        <w:t>52:9–11</w:t>
+      </w:r>
       <w:r>
         <w:rPr>
           <w:rtl/>
@@ -6975,20 +6249,14 @@
         </w:rPr>
         <w:t>كانت عَوْص منطقة شرق الأردن وتمتد جنوبًا إلى أدوم. وكانت موطن أيوب (</w:t>
       </w:r>
-      <w:hyperlink r:id="rId132">
-        <w:r>
-          <w:rPr>
-            <w:rtl/>
-            <w:cs/>
-            <w:lang w:val="ar_AE" w:bidi="ar_AE"/>
-          </w:rPr>
-          <w:rPr>
-            <w:color w:val="0000EE"/>
-            <w:u w:val="single"/>
-          </w:rPr>
-          <w:t>أيوب 1:1</w:t>
-        </w:r>
-      </w:hyperlink>
+      <w:r>
+        <w:rPr>
+          <w:rtl/>
+          <w:cs/>
+          <w:lang w:val="ar_AE" w:bidi="ar_AE"/>
+        </w:rPr>
+        <w:t>أيوب 1:1</w:t>
+      </w:r>
       <w:r>
         <w:rPr>
           <w:rtl/>
@@ -7064,20 +6332,14 @@
         </w:rPr>
         <w:t xml:space="preserve">كان شعب أدوم يشعرون بالأمان ويشمتون في مصيبة أورشليم، لكنهم أيضًا سينالون العقاب على خطاياهم (انظر </w:t>
       </w:r>
-      <w:hyperlink r:id="rId133">
-        <w:r>
-          <w:rPr>
-            <w:rtl/>
-            <w:cs/>
-            <w:lang w:val="ar_AE" w:bidi="ar_AE"/>
-          </w:rPr>
-          <w:rPr>
-            <w:color w:val="0000EE"/>
-            <w:u w:val="single"/>
-          </w:rPr>
-          <w:t>عوبديا 1</w:t>
-        </w:r>
-      </w:hyperlink>
+      <w:r>
+        <w:rPr>
+          <w:rtl/>
+          <w:cs/>
+          <w:lang w:val="ar_AE" w:bidi="ar_AE"/>
+        </w:rPr>
+        <w:t>عوبديا 1</w:t>
+      </w:r>
       <w:r>
         <w:rPr>
           <w:rtl/>
@@ -7086,20 +6348,14 @@
         </w:rPr>
         <w:t xml:space="preserve">؛ </w:t>
       </w:r>
-      <w:hyperlink r:id="rId134">
-        <w:r>
-          <w:rPr>
-            <w:rtl/>
-            <w:cs/>
-            <w:lang w:val="ar_AE" w:bidi="ar_AE"/>
-          </w:rPr>
-          <w:rPr>
-            <w:color w:val="0000EE"/>
-            <w:u w:val="single"/>
-          </w:rPr>
-          <w:t>إرميا 49:7–22</w:t>
-        </w:r>
-      </w:hyperlink>
+      <w:r>
+        <w:rPr>
+          <w:rtl/>
+          <w:cs/>
+          <w:lang w:val="ar_AE" w:bidi="ar_AE"/>
+        </w:rPr>
+        <w:t>إرميا 49:7–22</w:t>
+      </w:r>
       <w:r>
         <w:rPr>
           <w:rtl/>
@@ -7175,20 +6431,14 @@
         </w:rPr>
         <w:t>حدثت العودة الأولى من السبي في عام 538 قبل الميلاد، بعد أن هزم كورش الفارسي بابل (</w:t>
       </w:r>
-      <w:hyperlink r:id="rId135">
-        <w:r>
-          <w:rPr>
-            <w:rtl/>
-            <w:cs/>
-            <w:lang w:val="ar_AE" w:bidi="ar_AE"/>
-          </w:rPr>
-          <w:rPr>
-            <w:color w:val="0000EE"/>
-            <w:u w:val="single"/>
-          </w:rPr>
-          <w:t>2 أخبار 36:22–23</w:t>
-        </w:r>
-      </w:hyperlink>
+      <w:r>
+        <w:rPr>
+          <w:rtl/>
+          <w:cs/>
+          <w:lang w:val="ar_AE" w:bidi="ar_AE"/>
+        </w:rPr>
+        <w:t>2 أخبار 36:22–23</w:t>
+      </w:r>
       <w:r>
         <w:rPr>
           <w:rtl/>
@@ -7197,20 +6447,14 @@
         </w:rPr>
         <w:t xml:space="preserve">؛ </w:t>
       </w:r>
-      <w:hyperlink r:id="rId136">
-        <w:r>
-          <w:rPr>
-            <w:rtl/>
-            <w:cs/>
-            <w:lang w:val="ar_AE" w:bidi="ar_AE"/>
-          </w:rPr>
-          <w:rPr>
-            <w:color w:val="0000EE"/>
-            <w:u w:val="single"/>
-          </w:rPr>
-          <w:t>عزرا 1:1–4</w:t>
-        </w:r>
-      </w:hyperlink>
+      <w:r>
+        <w:rPr>
+          <w:rtl/>
+          <w:cs/>
+          <w:lang w:val="ar_AE" w:bidi="ar_AE"/>
+        </w:rPr>
+        <w:t>عزرا 1:1–4</w:t>
+      </w:r>
       <w:r>
         <w:rPr>
           <w:rtl/>
@@ -7286,20 +6530,14 @@
         </w:rPr>
         <w:t xml:space="preserve">هذا الأصحاح هو صلاة صادقة من القلب من أجل الاسترداد (قارن </w:t>
       </w:r>
-      <w:hyperlink r:id="rId137">
-        <w:r>
-          <w:rPr>
-            <w:rtl/>
-            <w:cs/>
-            <w:lang w:val="ar_AE" w:bidi="ar_AE"/>
-          </w:rPr>
-          <w:rPr>
-            <w:color w:val="0000EE"/>
-            <w:u w:val="single"/>
-          </w:rPr>
-          <w:t>دانيآل 4:9–19</w:t>
-        </w:r>
-      </w:hyperlink>
+      <w:r>
+        <w:rPr>
+          <w:rtl/>
+          <w:cs/>
+          <w:lang w:val="ar_AE" w:bidi="ar_AE"/>
+        </w:rPr>
+        <w:t>دانيآل 4:9–19</w:t>
+      </w:r>
       <w:r>
         <w:rPr>
           <w:rtl/>
@@ -7375,20 +6613,14 @@
         </w:rPr>
         <w:t>كانت هناك مجاعة في المدينة وقت الحصار (</w:t>
       </w:r>
-      <w:hyperlink r:id="rId138">
-        <w:r>
-          <w:rPr>
-            <w:rtl/>
-            <w:cs/>
-            <w:lang w:val="ar_AE" w:bidi="ar_AE"/>
-          </w:rPr>
-          <w:rPr>
-            <w:color w:val="0000EE"/>
-            <w:u w:val="single"/>
-          </w:rPr>
-          <w:t>2 ملوك 25:3</w:t>
-        </w:r>
-      </w:hyperlink>
+      <w:r>
+        <w:rPr>
+          <w:rtl/>
+          <w:cs/>
+          <w:lang w:val="ar_AE" w:bidi="ar_AE"/>
+        </w:rPr>
+        <w:t>2 ملوك 25:3</w:t>
+      </w:r>
       <w:r>
         <w:rPr>
           <w:rtl/>
@@ -7397,20 +6629,14 @@
         </w:rPr>
         <w:t xml:space="preserve">؛ </w:t>
       </w:r>
-      <w:hyperlink r:id="rId43">
-        <w:r>
-          <w:rPr>
-            <w:rtl/>
-            <w:cs/>
-            <w:lang w:val="ar_AE" w:bidi="ar_AE"/>
-          </w:rPr>
-          <w:rPr>
-            <w:color w:val="0000EE"/>
-            <w:u w:val="single"/>
-          </w:rPr>
-          <w:t>إرميا 37:21</w:t>
-        </w:r>
-      </w:hyperlink>
+      <w:r>
+        <w:rPr>
+          <w:rtl/>
+          <w:cs/>
+          <w:lang w:val="ar_AE" w:bidi="ar_AE"/>
+        </w:rPr>
+        <w:t>إرميا 37:21</w:t>
+      </w:r>
       <w:r>
         <w:rPr>
           <w:rtl/>
@@ -7419,20 +6645,14 @@
         </w:rPr>
         <w:t xml:space="preserve">؛ </w:t>
       </w:r>
-      <w:hyperlink r:id="rId139">
-        <w:r>
-          <w:rPr>
-            <w:rtl/>
-            <w:cs/>
-            <w:lang w:val="ar_AE" w:bidi="ar_AE"/>
-          </w:rPr>
-          <w:rPr>
-            <w:color w:val="0000EE"/>
-            <w:u w:val="single"/>
-          </w:rPr>
-          <w:t>38:9</w:t>
-        </w:r>
-      </w:hyperlink>
+      <w:r>
+        <w:rPr>
+          <w:rtl/>
+          <w:cs/>
+          <w:lang w:val="ar_AE" w:bidi="ar_AE"/>
+        </w:rPr>
+        <w:t>38:9</w:t>
+      </w:r>
       <w:r>
         <w:rPr>
           <w:rtl/>
@@ -7441,20 +6661,14 @@
         </w:rPr>
         <w:t xml:space="preserve">؛ </w:t>
       </w:r>
-      <w:hyperlink r:id="rId140">
-        <w:r>
-          <w:rPr>
-            <w:rtl/>
-            <w:cs/>
-            <w:lang w:val="ar_AE" w:bidi="ar_AE"/>
-          </w:rPr>
-          <w:rPr>
-            <w:color w:val="0000EE"/>
-            <w:u w:val="single"/>
-          </w:rPr>
-          <w:t>52:6</w:t>
-        </w:r>
-      </w:hyperlink>
+      <w:r>
+        <w:rPr>
+          <w:rtl/>
+          <w:cs/>
+          <w:lang w:val="ar_AE" w:bidi="ar_AE"/>
+        </w:rPr>
+        <w:t>52:6</w:t>
+      </w:r>
       <w:r>
         <w:rPr>
           <w:rtl/>
@@ -7530,20 +6744,14 @@
         </w:rPr>
         <w:t xml:space="preserve">وقعت هذه الأمور الرهيبة لأن الشعب قد أخطأ (انظر </w:t>
       </w:r>
-      <w:hyperlink r:id="rId141">
-        <w:r>
-          <w:rPr>
-            <w:rtl/>
-            <w:cs/>
-            <w:lang w:val="ar_AE" w:bidi="ar_AE"/>
-          </w:rPr>
-          <w:rPr>
-            <w:color w:val="0000EE"/>
-            <w:u w:val="single"/>
-          </w:rPr>
-          <w:t>إشعياء 24:7–12</w:t>
-        </w:r>
-      </w:hyperlink>
+      <w:r>
+        <w:rPr>
+          <w:rtl/>
+          <w:cs/>
+          <w:lang w:val="ar_AE" w:bidi="ar_AE"/>
+        </w:rPr>
+        <w:t>إشعياء 24:7–12</w:t>
+      </w:r>
       <w:r>
         <w:rPr>
           <w:rtl/>
@@ -7552,20 +6760,14 @@
         </w:rPr>
         <w:t xml:space="preserve">؛ </w:t>
       </w:r>
-      <w:hyperlink r:id="rId142">
-        <w:r>
-          <w:rPr>
-            <w:rtl/>
-            <w:cs/>
-            <w:lang w:val="ar_AE" w:bidi="ar_AE"/>
-          </w:rPr>
-          <w:rPr>
-            <w:color w:val="0000EE"/>
-            <w:u w:val="single"/>
-          </w:rPr>
-          <w:t>إرميا 7:24</w:t>
-        </w:r>
-      </w:hyperlink>
+      <w:r>
+        <w:rPr>
+          <w:rtl/>
+          <w:cs/>
+          <w:lang w:val="ar_AE" w:bidi="ar_AE"/>
+        </w:rPr>
+        <w:t>إرميا 7:24</w:t>
+      </w:r>
       <w:r>
         <w:rPr>
           <w:rtl/>
@@ -7574,20 +6776,14 @@
         </w:rPr>
         <w:t xml:space="preserve">؛ </w:t>
       </w:r>
-      <w:hyperlink r:id="rId143">
-        <w:r>
-          <w:rPr>
-            <w:rtl/>
-            <w:cs/>
-            <w:lang w:val="ar_AE" w:bidi="ar_AE"/>
-          </w:rPr>
-          <w:rPr>
-            <w:color w:val="0000EE"/>
-            <w:u w:val="single"/>
-          </w:rPr>
-          <w:t>13:18</w:t>
-        </w:r>
-      </w:hyperlink>
+      <w:r>
+        <w:rPr>
+          <w:rtl/>
+          <w:cs/>
+          <w:lang w:val="ar_AE" w:bidi="ar_AE"/>
+        </w:rPr>
+        <w:t>13:18</w:t>
+      </w:r>
       <w:r>
         <w:rPr>
           <w:rtl/>
@@ -7596,20 +6792,14 @@
         </w:rPr>
         <w:t xml:space="preserve">؛ </w:t>
       </w:r>
-      <w:hyperlink r:id="rId144">
-        <w:r>
-          <w:rPr>
-            <w:rtl/>
-            <w:cs/>
-            <w:lang w:val="ar_AE" w:bidi="ar_AE"/>
-          </w:rPr>
-          <w:rPr>
-            <w:color w:val="0000EE"/>
-            <w:u w:val="single"/>
-          </w:rPr>
-          <w:t>25:10–11</w:t>
-        </w:r>
-      </w:hyperlink>
+      <w:r>
+        <w:rPr>
+          <w:rtl/>
+          <w:cs/>
+          <w:lang w:val="ar_AE" w:bidi="ar_AE"/>
+        </w:rPr>
+        <w:t>25:10–11</w:t>
+      </w:r>
       <w:r>
         <w:rPr>
           <w:rtl/>
@@ -7618,20 +6808,14 @@
         </w:rPr>
         <w:t xml:space="preserve">؛ </w:t>
       </w:r>
-      <w:hyperlink r:id="rId145">
-        <w:r>
-          <w:rPr>
-            <w:rtl/>
-            <w:cs/>
-            <w:lang w:val="ar_AE" w:bidi="ar_AE"/>
-          </w:rPr>
-          <w:rPr>
-            <w:color w:val="0000EE"/>
-            <w:u w:val="single"/>
-          </w:rPr>
-          <w:t>عاموس 8:10</w:t>
-        </w:r>
-      </w:hyperlink>
+      <w:r>
+        <w:rPr>
+          <w:rtl/>
+          <w:cs/>
+          <w:lang w:val="ar_AE" w:bidi="ar_AE"/>
+        </w:rPr>
+        <w:t>عاموس 8:10</w:t>
+      </w:r>
       <w:r>
         <w:rPr>
           <w:rtl/>
@@ -7707,20 +6891,14 @@
         </w:rPr>
         <w:t xml:space="preserve">الثَّعَالِبُ مَاشِيَةٌ فِيهِ: قارن </w:t>
       </w:r>
-      <w:hyperlink r:id="rId146">
-        <w:r>
-          <w:rPr>
-            <w:rtl/>
-            <w:cs/>
-            <w:lang w:val="ar_AE" w:bidi="ar_AE"/>
-          </w:rPr>
-          <w:rPr>
-            <w:color w:val="0000EE"/>
-            <w:u w:val="single"/>
-          </w:rPr>
-          <w:t>إشعياء 13:22</w:t>
-        </w:r>
-      </w:hyperlink>
+      <w:r>
+        <w:rPr>
+          <w:rtl/>
+          <w:cs/>
+          <w:lang w:val="ar_AE" w:bidi="ar_AE"/>
+        </w:rPr>
+        <w:t>إشعياء 13:22</w:t>
+      </w:r>
       <w:r>
         <w:rPr>
           <w:rtl/>
@@ -7729,20 +6907,14 @@
         </w:rPr>
         <w:t xml:space="preserve">؛ </w:t>
       </w:r>
-      <w:hyperlink r:id="rId147">
-        <w:r>
-          <w:rPr>
-            <w:rtl/>
-            <w:cs/>
-            <w:lang w:val="ar_AE" w:bidi="ar_AE"/>
-          </w:rPr>
-          <w:rPr>
-            <w:color w:val="0000EE"/>
-            <w:u w:val="single"/>
-          </w:rPr>
-          <w:t>34:13</w:t>
-        </w:r>
-      </w:hyperlink>
+      <w:r>
+        <w:rPr>
+          <w:rtl/>
+          <w:cs/>
+          <w:lang w:val="ar_AE" w:bidi="ar_AE"/>
+        </w:rPr>
+        <w:t>34:13</w:t>
+      </w:r>
       <w:r>
         <w:rPr>
           <w:rtl/>
@@ -7751,20 +6923,14 @@
         </w:rPr>
         <w:t xml:space="preserve">؛ </w:t>
       </w:r>
-      <w:hyperlink r:id="rId148">
-        <w:r>
-          <w:rPr>
-            <w:rtl/>
-            <w:cs/>
-            <w:lang w:val="ar_AE" w:bidi="ar_AE"/>
-          </w:rPr>
-          <w:rPr>
-            <w:color w:val="0000EE"/>
-            <w:u w:val="single"/>
-          </w:rPr>
-          <w:t>إرميا 9:11</w:t>
-        </w:r>
-      </w:hyperlink>
+      <w:r>
+        <w:rPr>
+          <w:rtl/>
+          <w:cs/>
+          <w:lang w:val="ar_AE" w:bidi="ar_AE"/>
+        </w:rPr>
+        <w:t>إرميا 9:11</w:t>
+      </w:r>
       <w:r>
         <w:rPr>
           <w:rtl/>
@@ -7773,20 +6939,14 @@
         </w:rPr>
         <w:t xml:space="preserve">؛ </w:t>
       </w:r>
-      <w:hyperlink r:id="rId149">
-        <w:r>
-          <w:rPr>
-            <w:rtl/>
-            <w:cs/>
-            <w:lang w:val="ar_AE" w:bidi="ar_AE"/>
-          </w:rPr>
-          <w:rPr>
-            <w:color w:val="0000EE"/>
-            <w:u w:val="single"/>
-          </w:rPr>
-          <w:t>10:22</w:t>
-        </w:r>
-      </w:hyperlink>
+      <w:r>
+        <w:rPr>
+          <w:rtl/>
+          <w:cs/>
+          <w:lang w:val="ar_AE" w:bidi="ar_AE"/>
+        </w:rPr>
+        <w:t>10:22</w:t>
+      </w:r>
       <w:r>
         <w:rPr>
           <w:rtl/>
@@ -7795,20 +6955,14 @@
         </w:rPr>
         <w:t xml:space="preserve">؛ </w:t>
       </w:r>
-      <w:hyperlink r:id="rId150">
-        <w:r>
-          <w:rPr>
-            <w:rtl/>
-            <w:cs/>
-            <w:lang w:val="ar_AE" w:bidi="ar_AE"/>
-          </w:rPr>
-          <w:rPr>
-            <w:color w:val="0000EE"/>
-            <w:u w:val="single"/>
-          </w:rPr>
-          <w:t>ملاخي 1:3</w:t>
-        </w:r>
-      </w:hyperlink>
+      <w:r>
+        <w:rPr>
+          <w:rtl/>
+          <w:cs/>
+          <w:lang w:val="ar_AE" w:bidi="ar_AE"/>
+        </w:rPr>
+        <w:t>ملاخي 1:3</w:t>
+      </w:r>
       <w:r>
         <w:rPr>
           <w:rtl/>
@@ -7884,20 +7038,14 @@
         </w:rPr>
         <w:t>هَلْ كُلَّ الرَّفْضِ رَفَضْتَنَا؟ لقد أثارت مأساة السبي التساؤل حول ما إذا كان الله سيغفر الخطية ويرد شعبه. وقد أجاب الله بوضوح من خلال الأنبياء (</w:t>
       </w:r>
-      <w:hyperlink r:id="rId151">
-        <w:r>
-          <w:rPr>
-            <w:rtl/>
-            <w:cs/>
-            <w:lang w:val="ar_AE" w:bidi="ar_AE"/>
-          </w:rPr>
-          <w:rPr>
-            <w:color w:val="0000EE"/>
-            <w:u w:val="single"/>
-          </w:rPr>
-          <w:t>إشعياء 40:27–31</w:t>
-        </w:r>
-      </w:hyperlink>
+      <w:r>
+        <w:rPr>
+          <w:rtl/>
+          <w:cs/>
+          <w:lang w:val="ar_AE" w:bidi="ar_AE"/>
+        </w:rPr>
+        <w:t>إشعياء 40:27–31</w:t>
+      </w:r>
       <w:r>
         <w:rPr>
           <w:rtl/>
@@ -7906,20 +7054,14 @@
         </w:rPr>
         <w:t xml:space="preserve">؛ </w:t>
       </w:r>
-      <w:hyperlink r:id="rId152">
-        <w:r>
-          <w:rPr>
-            <w:rtl/>
-            <w:cs/>
-            <w:lang w:val="ar_AE" w:bidi="ar_AE"/>
-          </w:rPr>
-          <w:rPr>
-            <w:color w:val="0000EE"/>
-            <w:u w:val="single"/>
-          </w:rPr>
-          <w:t>41:8–20</w:t>
-        </w:r>
-      </w:hyperlink>
+      <w:r>
+        <w:rPr>
+          <w:rtl/>
+          <w:cs/>
+          <w:lang w:val="ar_AE" w:bidi="ar_AE"/>
+        </w:rPr>
+        <w:t>41:8–20</w:t>
+      </w:r>
       <w:r>
         <w:rPr>
           <w:rtl/>
@@ -7928,20 +7070,14 @@
         </w:rPr>
         <w:t>) ومن خلال إرسال المسيح (</w:t>
       </w:r>
-      <w:hyperlink r:id="rId153">
-        <w:r>
-          <w:rPr>
-            <w:rtl/>
-            <w:cs/>
-            <w:lang w:val="ar_AE" w:bidi="ar_AE"/>
-          </w:rPr>
-          <w:rPr>
-            <w:color w:val="0000EE"/>
-            <w:u w:val="single"/>
-          </w:rPr>
-          <w:t>متى 9:2–6</w:t>
-        </w:r>
-      </w:hyperlink>
+      <w:r>
+        <w:rPr>
+          <w:rtl/>
+          <w:cs/>
+          <w:lang w:val="ar_AE" w:bidi="ar_AE"/>
+        </w:rPr>
+        <w:t>متى 9:2–6</w:t>
+      </w:r>
       <w:r>
         <w:rPr>
           <w:rtl/>
@@ -7950,20 +7086,14 @@
         </w:rPr>
         <w:t xml:space="preserve">؛ </w:t>
       </w:r>
-      <w:hyperlink r:id="rId154">
-        <w:r>
-          <w:rPr>
-            <w:rtl/>
-            <w:cs/>
-            <w:lang w:val="ar_AE" w:bidi="ar_AE"/>
-          </w:rPr>
-          <w:rPr>
-            <w:color w:val="0000EE"/>
-            <w:u w:val="single"/>
-          </w:rPr>
-          <w:t>26:28</w:t>
-        </w:r>
-      </w:hyperlink>
+      <w:r>
+        <w:rPr>
+          <w:rtl/>
+          <w:cs/>
+          <w:lang w:val="ar_AE" w:bidi="ar_AE"/>
+        </w:rPr>
+        <w:t>26:28</w:t>
+      </w:r>
       <w:r>
         <w:rPr>
           <w:rtl/>
@@ -7972,20 +7102,14 @@
         </w:rPr>
         <w:t xml:space="preserve">؛ </w:t>
       </w:r>
-      <w:hyperlink r:id="rId155">
-        <w:r>
-          <w:rPr>
-            <w:rtl/>
-            <w:cs/>
-            <w:lang w:val="ar_AE" w:bidi="ar_AE"/>
-          </w:rPr>
-          <w:rPr>
-            <w:color w:val="0000EE"/>
-            <w:u w:val="single"/>
-          </w:rPr>
-          <w:t>لوقا 24:47</w:t>
-        </w:r>
-      </w:hyperlink>
+      <w:r>
+        <w:rPr>
+          <w:rtl/>
+          <w:cs/>
+          <w:lang w:val="ar_AE" w:bidi="ar_AE"/>
+        </w:rPr>
+        <w:t>لوقا 24:47</w:t>
+      </w:r>
       <w:r>
         <w:rPr>
           <w:rtl/>
